--- a/backend/tests/artifacts/templates/batch_record_filled_figures.docx
+++ b/backend/tests/artifacts/templates/batch_record_filled_figures.docx
@@ -1219,6 +1219,11 @@
         <w:t>Signature / Date</w:t>
       </w:r>
     </w:p>
+    <w:p>
+      <w:r>
+        <w:t/>
+      </w:r>
+    </w:p>
     <w:sectPr>
       <w:headerReference w:type="default" r:id="rId9"/>
       <w:footerReference w:type="default" r:id="rId10"/>

--- a/backend/tests/artifacts/templates/batch_record_filled_figures.docx
+++ b/backend/tests/artifacts/templates/batch_record_filled_figures.docx
@@ -3,277 +3,233 @@
 <w:document xmlns:wpc="http://schemas.microsoft.com/office/word/2010/wordprocessingCanvas" xmlns:mo="http://schemas.microsoft.com/office/mac/office/2008/main" xmlns:mc="http://schemas.openxmlformats.org/markup-compatibility/2006" xmlns:mv="urn:schemas-microsoft-com:mac:vml" xmlns:o="urn:schemas-microsoft-com:office:office" xmlns:r="http://schemas.openxmlformats.org/officeDocument/2006/relationships" xmlns:m="http://schemas.openxmlformats.org/officeDocument/2006/math" xmlns:v="urn:schemas-microsoft-com:vml" xmlns:wp14="http://schemas.microsoft.com/office/word/2010/wordprocessingDrawing" xmlns:wp="http://schemas.openxmlformats.org/drawingml/2006/wordprocessingDrawing" xmlns:w10="urn:schemas-microsoft-com:office:word" xmlns:w="http://schemas.openxmlformats.org/wordprocessingml/2006/main" xmlns:w14="http://schemas.microsoft.com/office/word/2010/wordml" xmlns:wpg="http://schemas.microsoft.com/office/word/2010/wordprocessingGroup" xmlns:wpi="http://schemas.microsoft.com/office/word/2010/wordprocessingInk" xmlns:wne="http://schemas.microsoft.com/office/word/2006/wordml" xmlns:wps="http://schemas.microsoft.com/office/word/2010/wordprocessingShape" mc:Ignorable="w14 wp14">
   <w:body>
     <w:p>
-      <w:pPr>
-        <w:spacing w:after="240"/>
-      </w:pPr>
       <w:r>
         <w:rPr>
           <w:b/>
-          <w:color w:val="334155"/>
-          <w:sz w:val="20"/>
+          <w:sz w:val="36"/>
         </w:rPr>
-        <w:t xml:space="preserve">Date: </w:t>
+        <w:t xml:space="preserve">Multi-Role Buffer Protocol — Batch Record</w:t>
+      </w:r>
+    </w:p>
+    <w:p>
+      <w:r>
+        <w:rPr>
+          <w:b w:val="0"/>
+          <w:sz w:val="22"/>
+        </w:rPr>
+        <w:t xml:space="preserve"/>
+      </w:r>
+    </w:p>
+    <w:p>
+      <w:r>
+        <w:rPr>
+          <w:b w:val="0"/>
+          <w:sz w:val="22"/>
+        </w:rPr>
+        <w:t xml:space="preserve"/>
+      </w:r>
+    </w:p>
+    <w:p>
+      <w:r>
+        <w:rPr>
+          <w:b w:val="0"/>
+          <w:sz w:val="22"/>
+        </w:rPr>
+        <w:t xml:space="preserve">Run: Run-2026-003 (With Figures)  |  Status: ACTIVE</w:t>
+      </w:r>
+    </w:p>
+    <w:p>
+      <w:r>
+        <w:rPr>
+          <w:b w:val="0"/>
+          <w:sz w:val="22"/>
+        </w:rPr>
+        <w:t xml:space="preserve">Started:   |  Completed: </w:t>
+      </w:r>
+    </w:p>
+    <w:p>
+      <w:r>
+        <w:rPr>
+          <w:b w:val="0"/>
+          <w:sz w:val="22"/>
+        </w:rPr>
+        <w:t xml:space="preserve">Project:   |  Organization: </w:t>
+      </w:r>
+    </w:p>
+    <w:p>
+      <w:r>
+        <w:rPr>
+          <w:b w:val="0"/>
+          <w:sz w:val="22"/>
+        </w:rPr>
+        <w:t xml:space="preserve">SOP Reference:  v2 (effective )</w:t>
+      </w:r>
+    </w:p>
+    <w:p>
+      <w:r>
+        <w:rPr>
+          <w:b/>
+          <w:sz w:val="28"/>
+        </w:rPr>
+        <w:t>Procedure Execution</w:t>
+      </w:r>
+    </w:p>
+    <w:p>
+      <w:r>
+        <w:rPr>
+          <w:b w:val="0"/>
+          <w:sz w:val="22"/>
+        </w:rPr>
+        <w:t xml:space="preserve"/>
       </w:r>
       <w:r>
         <w:rPr>
-          <w:color w:val="787878"/>
-          <w:sz w:val="20"/>
+          <w:sz w:val="177800"/>
+          <w:szCs w:val="177800"/>
+          <w:b/>
         </w:rPr>
-        <w:t>_______________</w:t>
-        <w:tab/>
-        <w:tab/>
+        <w:t xml:space="preserve">Media Prep</w:t>
       </w:r>
       <w:r>
-        <w:rPr>
-          <w:b/>
-          <w:color w:val="334155"/>
-          <w:sz w:val="20"/>
-        </w:rPr>
-        <w:t xml:space="preserve">Lot/Batch #: </w:t>
-      </w:r>
-      <w:r>
-        <w:rPr>
-          <w:color w:val="787878"/>
-          <w:sz w:val="20"/>
-        </w:rPr>
-        <w:t>_______________</w:t>
-      </w:r>
-    </w:p>
-    <w:p>
-      <w:pPr>
-        <w:spacing w:after="120" w:before="0"/>
-      </w:pPr>
-      <w:r>
-        <w:rPr>
-          <w:b/>
-          <w:color w:val="0F172A"/>
-          <w:sz w:val="28"/>
-        </w:rPr>
-        <w:t xml:space="preserve">Media Prep</w:t>
+        <w:t xml:space="preserve"/>
       </w:r>
     </w:p>
     <w:tbl>
       <w:tblPr>
-        <w:tblStyle w:val="TableGrid"/>
+        <w:tblStyle w:val="LightGrid-Accent1"/>
         <w:tblW w:type="auto" w:w="0"/>
         <w:tblLook w:firstColumn="1" w:firstRow="1" w:lastColumn="0" w:lastRow="0" w:noHBand="0" w:noVBand="1" w:val="04A0"/>
-        <w:tblCellMar>
-          <w:top w:w="56" w:type="dxa"/>
-          <w:bottom w:w="56" w:type="dxa"/>
-          <w:start w:w="56" w:type="dxa"/>
-          <w:end w:w="56" w:type="dxa"/>
-        </w:tblCellMar>
-        <w:tblLayout w:type="fixed"/>
       </w:tblPr>
       <w:tblGrid>
-        <w:gridCol w:w="504"/>
-        <w:gridCol w:w="2016"/>
-        <w:gridCol w:w="4032"/>
-        <w:gridCol w:w="2016"/>
-        <w:gridCol w:w="1512"/>
+        <w:gridCol w:w="1108"/>
+        <w:gridCol w:w="1108"/>
+        <w:gridCol w:w="1108"/>
+        <w:gridCol w:w="1108"/>
+        <w:gridCol w:w="1108"/>
+        <w:gridCol w:w="1108"/>
+        <w:gridCol w:w="1108"/>
+        <w:gridCol w:w="1108"/>
+        <w:gridCol w:w="1108"/>
       </w:tblGrid>
       <w:tr>
-        <w:trPr>
-          <w:trHeight w:val="454" w:hRule="atLeast"/>
-        </w:trPr>
         <w:tc>
           <w:tcPr>
-            <w:tcW w:type="dxa" w:w="504"/>
-            <w:shd w:val="clear" w:color="auto" w:fill="1E293B"/>
+            <w:tcW w:type="dxa" w:w="1108"/>
           </w:tcPr>
           <w:p>
-            <w:pPr>
-              <w:spacing w:before="0" w:after="0"/>
-              <w:jc w:val="center"/>
-            </w:pPr>
-            <w:r/>
             <w:r>
-              <w:rPr>
-                <w:b/>
-                <w:color w:val="FFFFFF"/>
-                <w:sz w:val="16"/>
-              </w:rPr>
-              <w:t>#</w:t>
-            </w:r>
-          </w:p>
-        </w:tc>
-        <w:tc>
-          <w:tcPr>
-            <w:tcW w:type="dxa" w:w="2016"/>
-            <w:shd w:val="clear" w:color="auto" w:fill="1E293B"/>
-          </w:tcPr>
-          <w:p>
-            <w:pPr>
-              <w:spacing w:before="0" w:after="0"/>
-              <w:jc w:val="center"/>
-            </w:pPr>
-            <w:r/>
-            <w:r>
-              <w:rPr>
-                <w:b/>
-                <w:color w:val="FFFFFF"/>
-                <w:sz w:val="16"/>
-              </w:rPr>
               <w:t>Step</w:t>
             </w:r>
           </w:p>
         </w:tc>
         <w:tc>
           <w:tcPr>
-            <w:tcW w:type="dxa" w:w="4032"/>
-            <w:shd w:val="clear" w:color="auto" w:fill="1E293B"/>
+            <w:tcW w:type="dxa" w:w="1108"/>
           </w:tcPr>
           <w:p>
-            <w:pPr>
-              <w:spacing w:before="0" w:after="0"/>
-              <w:jc w:val="center"/>
-            </w:pPr>
-            <w:r/>
             <w:r>
-              <w:rPr>
-                <w:b/>
-                <w:color w:val="FFFFFF"/>
-                <w:sz w:val="16"/>
-              </w:rPr>
               <w:t>Description</w:t>
             </w:r>
           </w:p>
         </w:tc>
         <w:tc>
           <w:tcPr>
-            <w:tcW w:type="dxa" w:w="2016"/>
-            <w:shd w:val="clear" w:color="auto" w:fill="1E293B"/>
+            <w:tcW w:type="dxa" w:w="1108"/>
           </w:tcPr>
           <w:p>
-            <w:pPr>
-              <w:spacing w:before="0" w:after="0"/>
-              <w:jc w:val="center"/>
-            </w:pPr>
-            <w:r/>
             <w:r>
-              <w:rPr>
-                <w:b/>
-                <w:color w:val="FFFFFF"/>
-                <w:sz w:val="16"/>
-              </w:rPr>
-              <w:t>Value / Result</w:t>
+              <w:t>Value</w:t>
             </w:r>
           </w:p>
         </w:tc>
         <w:tc>
           <w:tcPr>
-            <w:tcW w:type="dxa" w:w="1512"/>
-            <w:shd w:val="clear" w:color="auto" w:fill="1E293B"/>
+            <w:tcW w:type="dxa" w:w="1108"/>
           </w:tcPr>
           <w:p>
-            <w:pPr>
-              <w:spacing w:before="0" w:after="0"/>
-              <w:jc w:val="center"/>
-            </w:pPr>
-            <w:r/>
             <w:r>
-              <w:rPr>
-                <w:b/>
-                <w:color w:val="FFFFFF"/>
-                <w:sz w:val="16"/>
-              </w:rPr>
-              <w:t>Initials</w:t>
+              <w:t>Operator</w:t>
+            </w:r>
+          </w:p>
+        </w:tc>
+        <w:tc>
+          <w:tcPr>
+            <w:tcW w:type="dxa" w:w="1108"/>
+          </w:tcPr>
+          <w:p>
+            <w:r>
+              <w:t>Reviewer</w:t>
+            </w:r>
+          </w:p>
+        </w:tc>
+        <w:tc>
+          <w:tcPr>
+            <w:tcW w:type="dxa" w:w="1108"/>
+          </w:tcPr>
+          <w:p>
+            <w:r>
+              <w:t>Scheduled</w:t>
+            </w:r>
+          </w:p>
+        </w:tc>
+        <w:tc>
+          <w:tcPr>
+            <w:tcW w:type="dxa" w:w="1108"/>
+          </w:tcPr>
+          <w:p>
+            <w:r>
+              <w:t>Actual Start</w:t>
+            </w:r>
+          </w:p>
+        </w:tc>
+        <w:tc>
+          <w:tcPr>
+            <w:tcW w:type="dxa" w:w="1108"/>
+          </w:tcPr>
+          <w:p>
+            <w:r>
+              <w:t>Actual End</w:t>
+            </w:r>
+          </w:p>
+        </w:tc>
+        <w:tc>
+          <w:tcPr>
+            <w:tcW w:type="dxa" w:w="1108"/>
+          </w:tcPr>
+          <w:p>
+            <w:r>
+              <w:t>Notes</w:t>
             </w:r>
           </w:p>
         </w:tc>
       </w:tr>
       <w:tr>
-        <w:trPr>
-          <w:trHeight w:val="680" w:hRule="atLeast"/>
-        </w:trPr>
         <w:tc>
           <w:tcPr>
-            <w:tcW w:type="dxa" w:w="504"/>
+            <w:tcW w:type="dxa" w:w="1108"/>
           </w:tcPr>
           <w:p>
-            <w:pPr>
-              <w:spacing w:before="0" w:after="0"/>
-            </w:pPr>
-            <w:r/>
             <w:r>
-              <w:rPr>
-                <w:color w:val="334155"/>
-                <w:sz w:val="16"/>
-              </w:rPr>
-              <w:t xml:space="preserve">1</w:t>
-            </w:r>
-          </w:p>
-        </w:tc>
-        <w:tc>
-          <w:tcPr>
-            <w:tcW w:type="dxa" w:w="2016"/>
-          </w:tcPr>
-          <w:p>
-            <w:pPr>
-              <w:spacing w:before="0" w:after="0"/>
-            </w:pPr>
-            <w:r/>
-            <w:r>
-              <w:rPr>
-                <w:color w:val="334155"/>
-                <w:sz w:val="16"/>
-              </w:rPr>
               <w:t xml:space="preserve">Weigh Reagents</w:t>
             </w:r>
           </w:p>
         </w:tc>
         <w:tc>
           <w:tcPr>
-            <w:tcW w:type="dxa" w:w="4032"/>
+            <w:tcW w:type="dxa" w:w="1108"/>
           </w:tcPr>
           <w:p>
-            <w:pPr>
-              <w:spacing w:before="0" w:after="80"/>
-            </w:pPr>
-            <w:r/>
             <w:r>
-              <w:rPr>
-                <w:color w:val="334155"/>
-                <w:sz w:val="16"/>
-              </w:rPr>
               <w:t xml:space="preserve">Weigh NaCl and KCl. NaCl: 8, and KCl: 0.2.</w:t>
-            </w:r>
-          </w:p>
-          <w:p>
-            <w:pPr>
-              <w:spacing w:before="40" w:after="0"/>
-            </w:pPr>
-            <w:r>
-              <w:rPr>
-                <w:i/>
-                <w:color w:val="969BA5"/>
-                <w:sz w:val="14"/>
-              </w:rPr>
-              <w:t xml:space="preserve">Notes: </w:t>
-            </w:r>
-            <w:r>
-              <w:rPr>
-                <w:color w:val="334155"/>
-                <w:sz w:val="14"/>
-              </w:rPr>
-              <w:t xml:space="preserve">See Figure 1</w:t>
             </w:r>
           </w:p>
         </w:tc>
         <w:tc>
           <w:tcPr>
-            <w:tcW w:type="dxa" w:w="2016"/>
+            <w:tcW w:type="dxa" w:w="1108"/>
           </w:tcPr>
           <w:p>
-            <w:pPr>
-              <w:spacing w:before="0" w:after="0"/>
-            </w:pPr>
-            <w:r/>
             <w:r>
-              <w:rPr>
-                <w:color w:val="334155"/>
-                <w:sz w:val="16"/>
-              </w:rPr>
               <w:t xml:space="preserve"/>
             </w:r>
             <w:r>
@@ -296,9 +252,6 @@
             </w:r>
           </w:p>
           <w:p>
-            <w:pPr>
-              <w:spacing w:before="0" w:after="0"/>
-            </w:pPr>
             <w:r>
               <w:t xml:space="preserve"/>
             </w:r>
@@ -324,115 +277,92 @@
         </w:tc>
         <w:tc>
           <w:tcPr>
-            <w:tcW w:type="dxa" w:w="1512"/>
+            <w:tcW w:type="dxa" w:w="1108"/>
           </w:tcPr>
           <w:p>
-            <w:pPr>
-              <w:spacing w:before="0" w:after="0"/>
-            </w:pPr>
-            <w:r/>
             <w:r>
-              <w:rPr>
-                <w:color w:val="334155"/>
-                <w:sz w:val="16"/>
-              </w:rPr>
               <w:t xml:space="preserve">D.S.C.</w:t>
+            </w:r>
+          </w:p>
+        </w:tc>
+        <w:tc>
+          <w:tcPr>
+            <w:tcW w:type="dxa" w:w="1108"/>
+          </w:tcPr>
+          <w:p>
+            <w:r>
+              <w:t xml:space="preserve"/>
+            </w:r>
+          </w:p>
+        </w:tc>
+        <w:tc>
+          <w:tcPr>
+            <w:tcW w:type="dxa" w:w="1108"/>
+          </w:tcPr>
+          <w:p>
+            <w:r>
+              <w:t xml:space="preserve"/>
+            </w:r>
+          </w:p>
+        </w:tc>
+        <w:tc>
+          <w:tcPr>
+            <w:tcW w:type="dxa" w:w="1108"/>
+          </w:tcPr>
+          <w:p>
+            <w:r>
+              <w:t xml:space="preserve"/>
+            </w:r>
+          </w:p>
+        </w:tc>
+        <w:tc>
+          <w:tcPr>
+            <w:tcW w:type="dxa" w:w="1108"/>
+          </w:tcPr>
+          <w:p>
+            <w:r>
+              <w:t xml:space="preserve"/>
+            </w:r>
+          </w:p>
+        </w:tc>
+        <w:tc>
+          <w:tcPr>
+            <w:tcW w:type="dxa" w:w="1108"/>
+          </w:tcPr>
+          <w:p>
+            <w:r>
+              <w:t xml:space="preserve"/>
             </w:r>
           </w:p>
         </w:tc>
       </w:tr>
       <w:tr>
-        <w:trPr>
-          <w:trHeight w:val="680" w:hRule="atLeast"/>
-        </w:trPr>
         <w:tc>
           <w:tcPr>
-            <w:tcW w:type="dxa" w:w="504"/>
+            <w:tcW w:type="dxa" w:w="1108"/>
           </w:tcPr>
           <w:p>
-            <w:pPr>
-              <w:spacing w:before="0" w:after="0"/>
-            </w:pPr>
-            <w:r/>
             <w:r>
-              <w:rPr>
-                <w:color w:val="334155"/>
-                <w:sz w:val="16"/>
-              </w:rPr>
-              <w:t xml:space="preserve">2</w:t>
-            </w:r>
-          </w:p>
-        </w:tc>
-        <w:tc>
-          <w:tcPr>
-            <w:tcW w:type="dxa" w:w="2016"/>
-          </w:tcPr>
-          <w:p>
-            <w:pPr>
-              <w:spacing w:before="0" w:after="0"/>
-            </w:pPr>
-            <w:r/>
-            <w:r>
-              <w:rPr>
-                <w:color w:val="334155"/>
-                <w:sz w:val="16"/>
-              </w:rPr>
               <w:t xml:space="preserve">Dissolve</w:t>
             </w:r>
           </w:p>
         </w:tc>
         <w:tc>
           <w:tcPr>
-            <w:tcW w:type="dxa" w:w="4032"/>
+            <w:tcW w:type="dxa" w:w="1108"/>
           </w:tcPr>
           <w:p>
-            <w:pPr>
-              <w:spacing w:before="0" w:after="80"/>
-            </w:pPr>
-            <w:r/>
             <w:r>
-              <w:rPr>
-                <w:color w:val="334155"/>
-                <w:sz w:val="16"/>
-              </w:rPr>
               <w:t xml:space="preserve">Add to 1000 mL water and stir.</w:t>
-            </w:r>
-          </w:p>
-          <w:p>
-            <w:pPr>
-              <w:spacing w:before="40" w:after="0"/>
-            </w:pPr>
-            <w:r>
-              <w:rPr>
-                <w:i/>
-                <w:color w:val="969BA5"/>
-                <w:sz w:val="14"/>
-              </w:rPr>
-              <w:t xml:space="preserve">Notes: </w:t>
-            </w:r>
-            <w:r>
-              <w:rPr>
-                <w:color w:val="334155"/>
-                <w:sz w:val="14"/>
-              </w:rPr>
-              <w:t xml:space="preserve">See Figure 2</w:t>
             </w:r>
           </w:p>
         </w:tc>
         <w:tc>
           <w:tcPr>
-            <w:tcW w:type="dxa" w:w="2016"/>
+            <w:tcW w:type="dxa" w:w="1108"/>
           </w:tcPr>
           <w:p>
-            <w:pPr>
-              <w:spacing w:before="0" w:after="0"/>
-            </w:pPr>
-            <w:r/>
             <w:r>
-              <w:rPr>
-                <w:color w:val="334155"/>
-                <w:sz w:val="16"/>
-              </w:rPr>
               <w:t xml:space="preserve"/>
             </w:r>
             <w:r>
@@ -449,259 +379,235 @@
         </w:tc>
         <w:tc>
           <w:tcPr>
-            <w:tcW w:type="dxa" w:w="1512"/>
+            <w:tcW w:type="dxa" w:w="1108"/>
           </w:tcPr>
           <w:p>
-            <w:pPr>
-              <w:spacing w:before="0" w:after="0"/>
-            </w:pPr>
-            <w:r/>
             <w:r>
-              <w:rPr>
-                <w:color w:val="334155"/>
-                <w:sz w:val="16"/>
-              </w:rPr>
               <w:t xml:space="preserve">D.S.C.</w:t>
+            </w:r>
+          </w:p>
+        </w:tc>
+        <w:tc>
+          <w:tcPr>
+            <w:tcW w:type="dxa" w:w="1108"/>
+          </w:tcPr>
+          <w:p>
+            <w:r>
+              <w:t xml:space="preserve"/>
+            </w:r>
+          </w:p>
+        </w:tc>
+        <w:tc>
+          <w:tcPr>
+            <w:tcW w:type="dxa" w:w="1108"/>
+          </w:tcPr>
+          <w:p>
+            <w:r>
+              <w:t xml:space="preserve"/>
+            </w:r>
+          </w:p>
+        </w:tc>
+        <w:tc>
+          <w:tcPr>
+            <w:tcW w:type="dxa" w:w="1108"/>
+          </w:tcPr>
+          <w:p>
+            <w:r>
+              <w:t xml:space="preserve"/>
+            </w:r>
+          </w:p>
+        </w:tc>
+        <w:tc>
+          <w:tcPr>
+            <w:tcW w:type="dxa" w:w="1108"/>
+          </w:tcPr>
+          <w:p>
+            <w:r>
+              <w:t xml:space="preserve"/>
+            </w:r>
+          </w:p>
+        </w:tc>
+        <w:tc>
+          <w:tcPr>
+            <w:tcW w:type="dxa" w:w="1108"/>
+          </w:tcPr>
+          <w:p>
+            <w:r>
+              <w:t xml:space="preserve"/>
             </w:r>
           </w:p>
         </w:tc>
       </w:tr>
     </w:tbl>
     <w:p>
-      <w:pPr>
-        <w:spacing w:after="120" w:before="0"/>
-      </w:pPr>
       <w:r>
         <w:rPr>
+          <w:b w:val="0"/>
+          <w:sz w:val="22"/>
+        </w:rPr>
+        <w:t xml:space="preserve"/>
+      </w:r>
+      <w:r>
+        <w:t xml:space="preserve"/>
+      </w:r>
+    </w:p>
+    <w:p>
+      <w:r>
+        <w:br w:type="page"/>
+      </w:r>
+    </w:p>
+    <w:p>
+      <w:r>
+        <w:t xml:space="preserve"/>
+      </w:r>
+      <w:r>
+        <w:rPr>
+          <w:sz w:val="177800"/>
+          <w:szCs w:val="177800"/>
           <w:b/>
-          <w:color w:val="0F172A"/>
-          <w:sz w:val="28"/>
         </w:rPr>
         <w:t xml:space="preserve">QC</w:t>
+      </w:r>
+      <w:r>
+        <w:t xml:space="preserve"/>
       </w:r>
     </w:p>
     <w:tbl>
       <w:tblPr>
-        <w:tblStyle w:val="TableGrid"/>
+        <w:tblStyle w:val="LightGrid-Accent1"/>
         <w:tblW w:type="auto" w:w="0"/>
         <w:tblLook w:firstColumn="1" w:firstRow="1" w:lastColumn="0" w:lastRow="0" w:noHBand="0" w:noVBand="1" w:val="04A0"/>
-        <w:tblCellMar>
-          <w:top w:w="56" w:type="dxa"/>
-          <w:bottom w:w="56" w:type="dxa"/>
-          <w:start w:w="56" w:type="dxa"/>
-          <w:end w:w="56" w:type="dxa"/>
-        </w:tblCellMar>
-        <w:tblLayout w:type="fixed"/>
       </w:tblPr>
       <w:tblGrid>
-        <w:gridCol w:w="504"/>
-        <w:gridCol w:w="2016"/>
-        <w:gridCol w:w="4032"/>
-        <w:gridCol w:w="2016"/>
-        <w:gridCol w:w="1512"/>
+        <w:gridCol w:w="1108"/>
+        <w:gridCol w:w="1108"/>
+        <w:gridCol w:w="1108"/>
+        <w:gridCol w:w="1108"/>
+        <w:gridCol w:w="1108"/>
+        <w:gridCol w:w="1108"/>
+        <w:gridCol w:w="1108"/>
+        <w:gridCol w:w="1108"/>
+        <w:gridCol w:w="1108"/>
       </w:tblGrid>
       <w:tr>
-        <w:trPr>
-          <w:trHeight w:val="454" w:hRule="atLeast"/>
-        </w:trPr>
         <w:tc>
           <w:tcPr>
-            <w:tcW w:type="dxa" w:w="504"/>
-            <w:shd w:val="clear" w:color="auto" w:fill="1E293B"/>
+            <w:tcW w:type="dxa" w:w="1108"/>
           </w:tcPr>
           <w:p>
-            <w:pPr>
-              <w:spacing w:before="0" w:after="0"/>
-              <w:jc w:val="center"/>
-            </w:pPr>
-            <w:r/>
             <w:r>
-              <w:rPr>
-                <w:b/>
-                <w:color w:val="FFFFFF"/>
-                <w:sz w:val="16"/>
-              </w:rPr>
-              <w:t>#</w:t>
-            </w:r>
-          </w:p>
-        </w:tc>
-        <w:tc>
-          <w:tcPr>
-            <w:tcW w:type="dxa" w:w="2016"/>
-            <w:shd w:val="clear" w:color="auto" w:fill="1E293B"/>
-          </w:tcPr>
-          <w:p>
-            <w:pPr>
-              <w:spacing w:before="0" w:after="0"/>
-              <w:jc w:val="center"/>
-            </w:pPr>
-            <w:r/>
-            <w:r>
-              <w:rPr>
-                <w:b/>
-                <w:color w:val="FFFFFF"/>
-                <w:sz w:val="16"/>
-              </w:rPr>
               <w:t>Step</w:t>
             </w:r>
           </w:p>
         </w:tc>
         <w:tc>
           <w:tcPr>
-            <w:tcW w:type="dxa" w:w="4032"/>
-            <w:shd w:val="clear" w:color="auto" w:fill="1E293B"/>
+            <w:tcW w:type="dxa" w:w="1108"/>
           </w:tcPr>
           <w:p>
-            <w:pPr>
-              <w:spacing w:before="0" w:after="0"/>
-              <w:jc w:val="center"/>
-            </w:pPr>
-            <w:r/>
             <w:r>
-              <w:rPr>
-                <w:b/>
-                <w:color w:val="FFFFFF"/>
-                <w:sz w:val="16"/>
-              </w:rPr>
               <w:t>Description</w:t>
             </w:r>
           </w:p>
         </w:tc>
         <w:tc>
           <w:tcPr>
-            <w:tcW w:type="dxa" w:w="2016"/>
-            <w:shd w:val="clear" w:color="auto" w:fill="1E293B"/>
+            <w:tcW w:type="dxa" w:w="1108"/>
           </w:tcPr>
           <w:p>
-            <w:pPr>
-              <w:spacing w:before="0" w:after="0"/>
-              <w:jc w:val="center"/>
-            </w:pPr>
-            <w:r/>
             <w:r>
-              <w:rPr>
-                <w:b/>
-                <w:color w:val="FFFFFF"/>
-                <w:sz w:val="16"/>
-              </w:rPr>
-              <w:t>Value / Result</w:t>
+              <w:t>Value</w:t>
             </w:r>
           </w:p>
         </w:tc>
         <w:tc>
           <w:tcPr>
-            <w:tcW w:type="dxa" w:w="1512"/>
-            <w:shd w:val="clear" w:color="auto" w:fill="1E293B"/>
+            <w:tcW w:type="dxa" w:w="1108"/>
           </w:tcPr>
           <w:p>
-            <w:pPr>
-              <w:spacing w:before="0" w:after="0"/>
-              <w:jc w:val="center"/>
-            </w:pPr>
-            <w:r/>
             <w:r>
-              <w:rPr>
-                <w:b/>
-                <w:color w:val="FFFFFF"/>
-                <w:sz w:val="16"/>
-              </w:rPr>
-              <w:t>Initials</w:t>
+              <w:t>Operator</w:t>
+            </w:r>
+          </w:p>
+        </w:tc>
+        <w:tc>
+          <w:tcPr>
+            <w:tcW w:type="dxa" w:w="1108"/>
+          </w:tcPr>
+          <w:p>
+            <w:r>
+              <w:t>Reviewer</w:t>
+            </w:r>
+          </w:p>
+        </w:tc>
+        <w:tc>
+          <w:tcPr>
+            <w:tcW w:type="dxa" w:w="1108"/>
+          </w:tcPr>
+          <w:p>
+            <w:r>
+              <w:t>Scheduled</w:t>
+            </w:r>
+          </w:p>
+        </w:tc>
+        <w:tc>
+          <w:tcPr>
+            <w:tcW w:type="dxa" w:w="1108"/>
+          </w:tcPr>
+          <w:p>
+            <w:r>
+              <w:t>Actual Start</w:t>
+            </w:r>
+          </w:p>
+        </w:tc>
+        <w:tc>
+          <w:tcPr>
+            <w:tcW w:type="dxa" w:w="1108"/>
+          </w:tcPr>
+          <w:p>
+            <w:r>
+              <w:t>Actual End</w:t>
+            </w:r>
+          </w:p>
+        </w:tc>
+        <w:tc>
+          <w:tcPr>
+            <w:tcW w:type="dxa" w:w="1108"/>
+          </w:tcPr>
+          <w:p>
+            <w:r>
+              <w:t>Notes</w:t>
             </w:r>
           </w:p>
         </w:tc>
       </w:tr>
       <w:tr>
-        <w:trPr>
-          <w:trHeight w:val="680" w:hRule="atLeast"/>
-        </w:trPr>
         <w:tc>
           <w:tcPr>
-            <w:tcW w:type="dxa" w:w="504"/>
+            <w:tcW w:type="dxa" w:w="1108"/>
           </w:tcPr>
           <w:p>
-            <w:pPr>
-              <w:spacing w:before="0" w:after="0"/>
-            </w:pPr>
-            <w:r/>
             <w:r>
-              <w:rPr>
-                <w:color w:val="334155"/>
-                <w:sz w:val="16"/>
-              </w:rPr>
-              <w:t xml:space="preserve">1</w:t>
-            </w:r>
-          </w:p>
-        </w:tc>
-        <w:tc>
-          <w:tcPr>
-            <w:tcW w:type="dxa" w:w="2016"/>
-          </w:tcPr>
-          <w:p>
-            <w:pPr>
-              <w:spacing w:before="0" w:after="0"/>
-            </w:pPr>
-            <w:r/>
-            <w:r>
-              <w:rPr>
-                <w:color w:val="334155"/>
-                <w:sz w:val="16"/>
-              </w:rPr>
               <w:t xml:space="preserve">Measure pH</w:t>
             </w:r>
           </w:p>
         </w:tc>
         <w:tc>
           <w:tcPr>
-            <w:tcW w:type="dxa" w:w="4032"/>
+            <w:tcW w:type="dxa" w:w="1108"/>
           </w:tcPr>
           <w:p>
-            <w:pPr>
-              <w:spacing w:before="0" w:after="80"/>
-            </w:pPr>
-            <w:r/>
             <w:r>
-              <w:rPr>
-                <w:color w:val="334155"/>
-                <w:sz w:val="16"/>
-              </w:rPr>
               <w:t xml:space="preserve">Measure and adjust pH. Target pH: 7.4.</w:t>
-            </w:r>
-          </w:p>
-          <w:p>
-            <w:pPr>
-              <w:spacing w:before="40" w:after="0"/>
-            </w:pPr>
-            <w:r>
-              <w:rPr>
-                <w:i/>
-                <w:color w:val="969BA5"/>
-                <w:sz w:val="14"/>
-              </w:rPr>
-              <w:t xml:space="preserve">Notes: </w:t>
-            </w:r>
-            <w:r>
-              <w:rPr>
-                <w:color w:val="334155"/>
-                <w:sz w:val="14"/>
-              </w:rPr>
-              <w:t xml:space="preserve">See Figure 3</w:t>
             </w:r>
           </w:p>
         </w:tc>
         <w:tc>
           <w:tcPr>
-            <w:tcW w:type="dxa" w:w="2016"/>
+            <w:tcW w:type="dxa" w:w="1108"/>
           </w:tcPr>
           <w:p>
-            <w:pPr>
-              <w:spacing w:before="0" w:after="0"/>
-            </w:pPr>
-            <w:r/>
             <w:r>
-              <w:rPr>
-                <w:color w:val="334155"/>
-                <w:sz w:val="16"/>
-              </w:rPr>
               <w:t xml:space="preserve"/>
             </w:r>
             <w:r>
@@ -718,170 +624,201 @@
         </w:tc>
         <w:tc>
           <w:tcPr>
-            <w:tcW w:type="dxa" w:w="1512"/>
+            <w:tcW w:type="dxa" w:w="1108"/>
           </w:tcPr>
           <w:p>
-            <w:pPr>
-              <w:spacing w:before="0" w:after="0"/>
-            </w:pPr>
-            <w:r/>
             <w:r>
-              <w:rPr>
-                <w:color w:val="334155"/>
-                <w:sz w:val="16"/>
-              </w:rPr>
               <w:t xml:space="preserve">J.W.</w:t>
+            </w:r>
+          </w:p>
+        </w:tc>
+        <w:tc>
+          <w:tcPr>
+            <w:tcW w:type="dxa" w:w="1108"/>
+          </w:tcPr>
+          <w:p>
+            <w:r>
+              <w:t xml:space="preserve"/>
+            </w:r>
+          </w:p>
+        </w:tc>
+        <w:tc>
+          <w:tcPr>
+            <w:tcW w:type="dxa" w:w="1108"/>
+          </w:tcPr>
+          <w:p>
+            <w:r>
+              <w:t xml:space="preserve"/>
+            </w:r>
+          </w:p>
+        </w:tc>
+        <w:tc>
+          <w:tcPr>
+            <w:tcW w:type="dxa" w:w="1108"/>
+          </w:tcPr>
+          <w:p>
+            <w:r>
+              <w:t xml:space="preserve"/>
+            </w:r>
+          </w:p>
+        </w:tc>
+        <w:tc>
+          <w:tcPr>
+            <w:tcW w:type="dxa" w:w="1108"/>
+          </w:tcPr>
+          <w:p>
+            <w:r>
+              <w:t xml:space="preserve"/>
+            </w:r>
+          </w:p>
+        </w:tc>
+        <w:tc>
+          <w:tcPr>
+            <w:tcW w:type="dxa" w:w="1108"/>
+          </w:tcPr>
+          <w:p>
+            <w:r>
+              <w:t xml:space="preserve"/>
             </w:r>
           </w:p>
         </w:tc>
       </w:tr>
     </w:tbl>
     <w:p>
-      <w:pPr>
-        <w:spacing w:after="0" w:before="0"/>
-      </w:pPr>
       <w:r>
         <w:rPr>
-          <w:color w:val="334155"/>
-          <w:sz w:val="2"/>
+          <w:b/>
+          <w:sz w:val="28"/>
         </w:rPr>
-        <w:t xml:space="preserve"/>
+        <w:t>Deviations</w:t>
       </w:r>
+    </w:p>
+    <w:tbl>
+      <w:tblPr>
+        <w:tblStyle w:val="LightGrid-Accent1"/>
+        <w:tblW w:type="auto" w:w="0"/>
+        <w:tblLook w:firstColumn="1" w:firstRow="1" w:lastColumn="0" w:lastRow="0" w:noHBand="0" w:noVBand="1" w:val="04A0"/>
+      </w:tblPr>
+      <w:tblGrid>
+        <w:gridCol w:w="3324"/>
+        <w:gridCol w:w="3324"/>
+        <w:gridCol w:w="3324"/>
+      </w:tblGrid>
+      <w:tr>
+        <w:tc>
+          <w:tcPr>
+            <w:tcW w:type="dxa" w:w="3324"/>
+          </w:tcPr>
+          <w:p>
+            <w:r>
+              <w:t>When</w:t>
+            </w:r>
+          </w:p>
+        </w:tc>
+        <w:tc>
+          <w:tcPr>
+            <w:tcW w:type="dxa" w:w="3324"/>
+          </w:tcPr>
+          <w:p>
+            <w:r>
+              <w:t>Author</w:t>
+            </w:r>
+          </w:p>
+        </w:tc>
+        <w:tc>
+          <w:tcPr>
+            <w:tcW w:type="dxa" w:w="3324"/>
+          </w:tcPr>
+          <w:p>
+            <w:r>
+              <w:t>Note</w:t>
+            </w:r>
+          </w:p>
+        </w:tc>
+      </w:tr>
+      <w:tr>
+        <w:tc>
+          <w:tcPr>
+            <w:tcW w:type="dxa" w:w="3324"/>
+          </w:tcPr>
+          <w:p>
+            <w:r>
+              <w:t xml:space="preserve">2026-04-01T11:20:00Z</w:t>
+            </w:r>
+          </w:p>
+        </w:tc>
+        <w:tc>
+          <w:tcPr>
+            <w:tcW w:type="dxa" w:w="3324"/>
+          </w:tcPr>
+          <w:p>
+            <w:r>
+              <w:t xml:space="preserve">Dr. Sarah Chen</w:t>
+            </w:r>
+          </w:p>
+        </w:tc>
+        <w:tc>
+          <w:tcPr>
+            <w:tcW w:type="dxa" w:w="3324"/>
+          </w:tcPr>
+          <w:p>
+            <w:r>
+              <w:t xml:space="preserve">ANOMALY: Cell viability below threshold at 85%.</w:t>
+            </w:r>
+          </w:p>
+        </w:tc>
+      </w:tr>
+    </w:tbl>
+    <w:p>
       <w:r>
-        <w:t xml:space="preserve"/>
+        <w:rPr>
+          <w:b/>
+          <w:sz w:val="28"/>
+        </w:rPr>
+        <w:t>Notes</w:t>
       </w:r>
     </w:p>
     <w:p>
       <w:r>
-        <w:br w:type="page"/>
-      </w:r>
-    </w:p>
-    <w:p>
-      <w:pPr>
-        <w:spacing w:after="0" w:before="0"/>
-      </w:pPr>
-      <w:r>
-        <w:t xml:space="preserve"/>
-      </w:r>
-      <w:r>
-        <w:t xml:space="preserve"/>
-      </w:r>
-    </w:p>
-    <w:p>
-      <w:pPr>
-        <w:spacing w:after="160" w:before="0"/>
-      </w:pPr>
-      <w:r>
         <w:rPr>
-          <w:b/>
-          <w:color w:val="0F172A"/>
+          <w:b w:val="0"/>
           <w:sz w:val="22"/>
         </w:rPr>
-        <w:t>Notes &amp; Observations</w:t>
-      </w:r>
-    </w:p>
-    <w:p>
-      <w:pPr>
-        <w:spacing w:after="40" w:before="0"/>
-      </w:pPr>
-      <w:r>
-        <w:rPr>
-          <w:b/>
-          <w:color w:val="64748B"/>
-          <w:sz w:val="18"/>
-        </w:rPr>
-        <w:t xml:space="preserve">Dr. Sarah Chen  |  2026-04-01 10:35:00  |  ACTIVE</w:t>
-      </w:r>
-    </w:p>
-    <w:p>
-      <w:pPr>
-        <w:spacing w:after="160" w:before="0"/>
-      </w:pPr>
-      <w:r>
-        <w:rPr>
-          <w:color w:val="334155"/>
-          <w:sz w:val="20"/>
-        </w:rPr>
-        <w:t xml:space="preserve">Observed slight turbidity after buffer prep.</w:t>
-      </w:r>
-    </w:p>
-    <w:p>
-      <w:pPr>
-        <w:spacing w:after="40" w:before="0"/>
-      </w:pPr>
-      <w:r>
-        <w:rPr>
-          <w:b/>
-          <w:color w:val="64748B"/>
-          <w:sz w:val="18"/>
-        </w:rPr>
-        <w:t xml:space="preserve">Dr. Sarah Chen  |  2026-04-01 11:20:00  |  ACTIVE</w:t>
-      </w:r>
-    </w:p>
-    <w:p>
-      <w:pPr>
-        <w:spacing w:after="160" w:before="0"/>
-      </w:pPr>
-      <w:r>
-        <w:rPr>
-          <w:color w:val="334155"/>
-          <w:sz w:val="20"/>
-        </w:rPr>
-        <w:t xml:space="preserve">[ANOMALY] ANOMALY: Cell viability below threshold at 85%.</w:t>
-      </w:r>
-    </w:p>
-    <w:p>
-      <w:pPr>
-        <w:spacing w:after="0" w:before="0"/>
-      </w:pPr>
-      <w:r>
-        <w:rPr>
-          <w:color w:val="334155"/>
-          <w:sz w:val="2"/>
-        </w:rPr>
-        <w:t xml:space="preserve"/>
-      </w:r>
-      <w:r>
-        <w:t xml:space="preserve"/>
+        <w:t xml:space="preserve">[2026-04-01 10:35:00] Dr. Sarah Chen: Observed slight turbidity after buffer prep.</w:t>
       </w:r>
     </w:p>
     <w:p>
       <w:r>
-        <w:br w:type="page"/>
+        <w:rPr>
+          <w:b w:val="0"/>
+          <w:sz w:val="22"/>
+        </w:rPr>
+        <w:t xml:space="preserve">[2026-04-01 11:20:00] Dr. Sarah Chen: [ANOMALY] ANOMALY: Cell viability below threshold at 85%.</w:t>
       </w:r>
     </w:p>
     <w:p>
-      <w:pPr>
-        <w:spacing w:after="0" w:before="0"/>
-      </w:pPr>
-      <w:r>
-        <w:t xml:space="preserve"/>
-      </w:r>
-      <w:r>
-        <w:t xml:space="preserve"/>
-      </w:r>
-    </w:p>
-    <w:p>
-      <w:pPr>
-        <w:spacing w:after="160" w:before="0"/>
-      </w:pPr>
       <w:r>
         <w:rPr>
           <w:b/>
-          <w:color w:val="0F172A"/>
           <w:sz w:val="28"/>
         </w:rPr>
         <w:t>Figures</w:t>
       </w:r>
     </w:p>
     <w:p>
-      <w:pPr>
-        <w:spacing w:after="80" w:before="0"/>
-      </w:pPr>
       <w:r>
         <w:rPr>
-          <w:color w:val="334155"/>
-          <w:sz w:val="20"/>
+          <w:b w:val="0"/>
+          <w:sz w:val="22"/>
+        </w:rPr>
+        <w:t xml:space="preserve">Figure 1: test_figure_1.png</w:t>
+      </w:r>
+    </w:p>
+    <w:p>
+      <w:r>
+        <w:rPr>
+          <w:b w:val="0"/>
+          <w:sz w:val="22"/>
         </w:rPr>
         <w:t xml:space="preserve"/>
       </w:r>
@@ -898,6 +835,61 @@
                 <pic:pic>
                   <pic:nvPicPr>
                     <pic:cNvPr id="0" name="test_figure_1.png"/>
+                    <pic:cNvPicPr/>
+                  </pic:nvPicPr>
+                  <pic:blipFill>
+                    <a:blip r:embed="rId10"/>
+                    <a:stretch>
+                      <a:fillRect/>
+                    </a:stretch>
+                  </pic:blipFill>
+                  <pic:spPr>
+                    <a:xfrm>
+                      <a:off x="0" y="0"/>
+                      <a:ext cx="5400000" cy="4050000"/>
+                    </a:xfrm>
+                    <a:prstGeom prst="rect"/>
+                  </pic:spPr>
+                </pic:pic>
+              </a:graphicData>
+            </a:graphic>
+          </wp:inline>
+        </w:drawing>
+      </w:r>
+      <w:r>
+        <w:t xml:space="preserve"/>
+      </w:r>
+    </w:p>
+    <w:p>
+      <w:r>
+        <w:rPr>
+          <w:b w:val="0"/>
+          <w:sz w:val="22"/>
+        </w:rPr>
+        <w:t xml:space="preserve">Figure 2: test_figure_2.png</w:t>
+      </w:r>
+    </w:p>
+    <w:p>
+      <w:r>
+        <w:rPr>
+          <w:b w:val="0"/>
+          <w:sz w:val="22"/>
+        </w:rPr>
+        <w:t xml:space="preserve"/>
+      </w:r>
+      <w:r>
+        <w:drawing>
+          <wp:inline xmlns:a="http://schemas.openxmlformats.org/drawingml/2006/main" xmlns:pic="http://schemas.openxmlformats.org/drawingml/2006/picture">
+            <wp:extent cx="5400000" cy="4050000"/>
+            <wp:docPr id="1002" name="Picture 1"/>
+            <wp:cNvGraphicFramePr>
+              <a:graphicFrameLocks noChangeAspect="1"/>
+            </wp:cNvGraphicFramePr>
+            <a:graphic>
+              <a:graphicData uri="http://schemas.openxmlformats.org/drawingml/2006/picture">
+                <pic:pic>
+                  <pic:nvPicPr>
+                    <pic:cNvPr id="0" name="test_figure_2.png"/>
                     <pic:cNvPicPr/>
                   </pic:nvPicPr>
                   <pic:blipFill>
@@ -924,27 +916,19 @@
       </w:r>
     </w:p>
     <w:p>
-      <w:pPr>
-        <w:spacing w:after="240" w:before="0"/>
-        <w:jc w:val="center"/>
-      </w:pPr>
       <w:r>
         <w:rPr>
-          <w:i/>
-          <w:color w:val="64748B"/>
-          <w:sz w:val="18"/>
+          <w:b w:val="0"/>
+          <w:sz w:val="22"/>
         </w:rPr>
-        <w:t xml:space="preserve">Figure 1: test_figure_1.png</w:t>
+        <w:t xml:space="preserve">Figure 3: test_figure_3.png</w:t>
       </w:r>
     </w:p>
     <w:p>
-      <w:pPr>
-        <w:spacing w:after="80" w:before="0"/>
-      </w:pPr>
       <w:r>
         <w:rPr>
-          <w:color w:val="334155"/>
-          <w:sz w:val="20"/>
+          <w:b w:val="0"/>
+          <w:sz w:val="22"/>
         </w:rPr>
         <w:t xml:space="preserve"/>
       </w:r>
@@ -952,7 +936,7 @@
         <w:drawing>
           <wp:inline xmlns:a="http://schemas.openxmlformats.org/drawingml/2006/main" xmlns:pic="http://schemas.openxmlformats.org/drawingml/2006/picture">
             <wp:extent cx="5400000" cy="4050000"/>
-            <wp:docPr id="1002" name="Picture 1"/>
+            <wp:docPr id="1003" name="Picture 1"/>
             <wp:cNvGraphicFramePr>
               <a:graphicFrameLocks noChangeAspect="1"/>
             </wp:cNvGraphicFramePr>
@@ -960,7 +944,7 @@
               <a:graphicData uri="http://schemas.openxmlformats.org/drawingml/2006/picture">
                 <pic:pic>
                   <pic:nvPicPr>
-                    <pic:cNvPr id="0" name="test_figure_2.png"/>
+                    <pic:cNvPr id="0" name="test_figure_3.png"/>
                     <pic:cNvPicPr/>
                   </pic:nvPicPr>
                   <pic:blipFill>
@@ -987,248 +971,27 @@
       </w:r>
     </w:p>
     <w:p>
-      <w:pPr>
-        <w:spacing w:after="240" w:before="0"/>
-        <w:jc w:val="center"/>
-      </w:pPr>
       <w:r>
         <w:rPr>
-          <w:i/>
-          <w:color w:val="64748B"/>
-          <w:sz w:val="18"/>
+          <w:b/>
+          <w:sz w:val="28"/>
         </w:rPr>
-        <w:t xml:space="preserve">Figure 2: test_figure_2.png</w:t>
-      </w:r>
-    </w:p>
-    <w:p>
-      <w:pPr>
-        <w:spacing w:after="80" w:before="0"/>
-      </w:pPr>
-      <w:r>
-        <w:rPr>
-          <w:color w:val="334155"/>
-          <w:sz w:val="20"/>
-        </w:rPr>
-        <w:t xml:space="preserve"/>
-      </w:r>
-      <w:r>
-        <w:drawing>
-          <wp:inline xmlns:a="http://schemas.openxmlformats.org/drawingml/2006/main" xmlns:pic="http://schemas.openxmlformats.org/drawingml/2006/picture">
-            <wp:extent cx="5400000" cy="4050000"/>
-            <wp:docPr id="1003" name="Picture 1"/>
-            <wp:cNvGraphicFramePr>
-              <a:graphicFrameLocks noChangeAspect="1"/>
-            </wp:cNvGraphicFramePr>
-            <a:graphic>
-              <a:graphicData uri="http://schemas.openxmlformats.org/drawingml/2006/picture">
-                <pic:pic>
-                  <pic:nvPicPr>
-                    <pic:cNvPr id="0" name="test_figure_3.png"/>
-                    <pic:cNvPicPr/>
-                  </pic:nvPicPr>
-                  <pic:blipFill>
-                    <a:blip r:embed="rId13"/>
-                    <a:stretch>
-                      <a:fillRect/>
-                    </a:stretch>
-                  </pic:blipFill>
-                  <pic:spPr>
-                    <a:xfrm>
-                      <a:off x="0" y="0"/>
-                      <a:ext cx="5400000" cy="4050000"/>
-                    </a:xfrm>
-                    <a:prstGeom prst="rect"/>
-                  </pic:spPr>
-                </pic:pic>
-              </a:graphicData>
-            </a:graphic>
-          </wp:inline>
-        </w:drawing>
-      </w:r>
-      <w:r>
-        <w:t xml:space="preserve"/>
-      </w:r>
-    </w:p>
-    <w:p>
-      <w:pPr>
-        <w:spacing w:after="240" w:before="0"/>
-        <w:jc w:val="center"/>
-      </w:pPr>
-      <w:r>
-        <w:rPr>
-          <w:i/>
-          <w:color w:val="64748B"/>
-          <w:sz w:val="18"/>
-        </w:rPr>
-        <w:t xml:space="preserve">Figure 3: test_figure_3.png</w:t>
-      </w:r>
-    </w:p>
-    <w:p>
-      <w:pPr>
-        <w:spacing w:after="0" w:before="0"/>
-      </w:pPr>
-      <w:r>
-        <w:rPr>
-          <w:color w:val="334155"/>
-          <w:sz w:val="2"/>
-        </w:rPr>
-        <w:t xml:space="preserve"/>
-      </w:r>
-      <w:r>
-        <w:t xml:space="preserve"/>
+        <w:t>Approval</w:t>
       </w:r>
     </w:p>
     <w:p>
       <w:r>
-        <w:br w:type="page"/>
-      </w:r>
-    </w:p>
-    <w:p>
-      <w:pPr>
-        <w:spacing w:after="0" w:before="0"/>
-      </w:pPr>
-      <w:r>
-        <w:t xml:space="preserve"/>
-      </w:r>
-      <w:r>
-        <w:t xml:space="preserve"/>
-      </w:r>
-    </w:p>
-    <w:p>
-      <w:pPr>
-        <w:spacing w:after="160" w:before="0"/>
-      </w:pPr>
-      <w:r>
         <w:rPr>
-          <w:b/>
-          <w:color w:val="0F172A"/>
+          <w:b w:val="0"/>
           <w:sz w:val="22"/>
         </w:rPr>
-        <w:t>Role Sign-Off</w:t>
-      </w:r>
-    </w:p>
-    <w:p>
-      <w:pPr>
-        <w:spacing w:after="240" w:before="0"/>
-      </w:pPr>
-      <w:r>
-        <w:rPr>
-          <w:b/>
-          <w:color w:val="334155"/>
-          <w:sz w:val="18"/>
-        </w:rPr>
         <w:t xml:space="preserve"/>
-      </w:r>
-      <w:r>
-        <w:rPr>
-          <w:sz w:val="177800"/>
-          <w:szCs w:val="177800"/>
-          <w:b/>
-        </w:rPr>
-        <w:t xml:space="preserve">Media Prep</w:t>
-      </w:r>
-      <w:r>
-        <w:t xml:space="preserve"/>
-      </w:r>
-    </w:p>
-    <w:p>
-      <w:pPr>
-        <w:spacing w:after="40"/>
-      </w:pPr>
-      <w:r>
-        <w:rPr>
-          <w:color w:val="787878"/>
-          <w:sz w:val="18"/>
-        </w:rPr>
-        <w:t>____________________________</w:t>
-      </w:r>
-    </w:p>
-    <w:p>
-      <w:pPr>
-        <w:spacing w:after="240"/>
-      </w:pPr>
-      <w:r>
-        <w:rPr>
-          <w:color w:val="787878"/>
-          <w:sz w:val="14"/>
-        </w:rPr>
-        <w:t>Signature / Date</w:t>
-      </w:r>
-    </w:p>
-    <w:p>
-      <w:pPr>
-        <w:spacing w:after="240" w:before="0"/>
-      </w:pPr>
-      <w:r>
-        <w:rPr>
-          <w:b/>
-          <w:color w:val="334155"/>
-          <w:sz w:val="18"/>
-        </w:rPr>
-        <w:t xml:space="preserve"/>
-      </w:r>
-      <w:r>
-        <w:t xml:space="preserve"/>
-      </w:r>
-    </w:p>
-    <w:p>
-      <w:r>
-        <w:br w:type="page"/>
-      </w:r>
-    </w:p>
-    <w:p>
-      <w:pPr>
-        <w:spacing w:after="240" w:before="0"/>
-      </w:pPr>
-      <w:r>
-        <w:t xml:space="preserve"/>
-      </w:r>
-      <w:r>
-        <w:rPr>
-          <w:sz w:val="177800"/>
-          <w:szCs w:val="177800"/>
-          <w:b/>
-        </w:rPr>
-        <w:t xml:space="preserve">QC</w:t>
-      </w:r>
-      <w:r>
-        <w:t xml:space="preserve"/>
-      </w:r>
-    </w:p>
-    <w:p>
-      <w:pPr>
-        <w:spacing w:after="40"/>
-      </w:pPr>
-      <w:r>
-        <w:rPr>
-          <w:color w:val="787878"/>
-          <w:sz w:val="18"/>
-        </w:rPr>
-        <w:t>____________________________</w:t>
-      </w:r>
-    </w:p>
-    <w:p>
-      <w:pPr>
-        <w:spacing w:after="240"/>
-      </w:pPr>
-      <w:r>
-        <w:rPr>
-          <w:color w:val="787878"/>
-          <w:sz w:val="14"/>
-        </w:rPr>
-        <w:t>Signature / Date</w:t>
-      </w:r>
-    </w:p>
-    <w:p>
-      <w:r>
-        <w:t/>
       </w:r>
     </w:p>
     <w:sectPr>
       <w:headerReference w:type="default" r:id="rId9"/>
-      <w:footerReference w:type="default" r:id="rId10"/>
       <w:pgSz w:w="12240" w:h="15840"/>
-      <w:pgMar w:top="1440" w:right="1080" w:bottom="1440" w:left="1080" w:header="720" w:footer="720" w:gutter="0"/>
+      <w:pgMar w:top="1134" w:right="1134" w:bottom="1134" w:left="1134" w:header="720" w:footer="720" w:gutter="0"/>
       <w:cols w:space="720"/>
       <w:docGrid w:linePitch="360"/>
     </w:sectPr>
@@ -1236,63 +999,14 @@
 </w:document>
 </file>
 
-<file path=word/footer1.xml><?xml version="1.0" encoding="utf-8"?>
-<w:ftr xmlns:m="http://schemas.openxmlformats.org/officeDocument/2006/math" xmlns:mc="http://schemas.openxmlformats.org/markup-compatibility/2006" xmlns:mo="http://schemas.microsoft.com/office/mac/office/2008/main" xmlns:mv="urn:schemas-microsoft-com:mac:vml" xmlns:o="urn:schemas-microsoft-com:office:office" xmlns:r="http://schemas.openxmlformats.org/officeDocument/2006/relationships" xmlns:v="urn:schemas-microsoft-com:vml" xmlns:w10="urn:schemas-microsoft-com:office:word" xmlns:w14="http://schemas.microsoft.com/office/word/2010/wordml" xmlns:w="http://schemas.openxmlformats.org/wordprocessingml/2006/main" xmlns:wne="http://schemas.microsoft.com/office/word/2006/wordml" xmlns:wp14="http://schemas.microsoft.com/office/word/2010/wordprocessingDrawing" xmlns:wp="http://schemas.openxmlformats.org/drawingml/2006/wordprocessingDrawing" xmlns:wpc="http://schemas.microsoft.com/office/word/2010/wordprocessingCanvas" xmlns:wpg="http://schemas.microsoft.com/office/word/2010/wordprocessingGroup" xmlns:wpi="http://schemas.microsoft.com/office/word/2010/wordprocessingInk" xmlns:wps="http://schemas.microsoft.com/office/word/2010/wordprocessingShape" mc:Ignorable="w14 wp14">
-  <w:p>
-    <w:pPr>
-      <w:pStyle w:val="Footer"/>
-      <w:jc w:val="center"/>
-    </w:pPr>
-    <w:r>
-      <w:rPr>
-        <w:color w:val="969696"/>
-        <w:sz w:val="16"/>
-      </w:rPr>
-      <w:t xml:space="preserve">Page </w:t>
-      <w:fldChar w:fldCharType="begin"/>
-      <w:instrText> PAGE </w:instrText>
-      <w:fldChar w:fldCharType="end"/>
-    </w:r>
-    <w:r>
-      <w:rPr>
-        <w:color w:val="969696"/>
-        <w:sz w:val="16"/>
-      </w:rPr>
-      <w:t xml:space="preserve"> / </w:t>
-      <w:fldChar w:fldCharType="begin"/>
-      <w:instrText> NUMPAGES </w:instrText>
-      <w:fldChar w:fldCharType="end"/>
-    </w:r>
-  </w:p>
-</w:ftr>
-</file>
-
 <file path=word/header1.xml><?xml version="1.0" encoding="utf-8"?>
 <w:hdr xmlns:m="http://schemas.openxmlformats.org/officeDocument/2006/math" xmlns:mc="http://schemas.openxmlformats.org/markup-compatibility/2006" xmlns:mo="http://schemas.microsoft.com/office/mac/office/2008/main" xmlns:mv="urn:schemas-microsoft-com:mac:vml" xmlns:o="urn:schemas-microsoft-com:office:office" xmlns:r="http://schemas.openxmlformats.org/officeDocument/2006/relationships" xmlns:v="urn:schemas-microsoft-com:vml" xmlns:w10="urn:schemas-microsoft-com:office:word" xmlns:w14="http://schemas.microsoft.com/office/word/2010/wordml" xmlns:w="http://schemas.openxmlformats.org/wordprocessingml/2006/main" xmlns:wne="http://schemas.microsoft.com/office/word/2006/wordml" xmlns:wp14="http://schemas.microsoft.com/office/word/2010/wordprocessingDrawing" xmlns:wp="http://schemas.openxmlformats.org/drawingml/2006/wordprocessingDrawing" xmlns:wpc="http://schemas.microsoft.com/office/word/2010/wordprocessingCanvas" xmlns:wpg="http://schemas.microsoft.com/office/word/2010/wordprocessingGroup" xmlns:wpi="http://schemas.microsoft.com/office/word/2010/wordprocessingInk" xmlns:wps="http://schemas.microsoft.com/office/word/2010/wordprocessingShape" mc:Ignorable="w14 wp14">
   <w:p>
     <w:pPr>
       <w:pStyle w:val="Header"/>
-      <w:tabs>
-        <w:tab w:pos="10080" w:val="right"/>
-      </w:tabs>
-      <w:jc w:val="left"/>
     </w:pPr>
     <w:r>
-      <w:rPr>
-        <w:i/>
-        <w:color w:val="787878"/>
-        <w:sz w:val="18"/>
-      </w:rPr>
-      <w:t xml:space="preserve">BATCH RECORD: Multi-Role Buffer Protocol</w:t>
-      <w:tab/>
-    </w:r>
-    <w:r>
-      <w:rPr>
-        <w:i/>
-        <w:color w:val="787878"/>
-        <w:sz w:val="18"/>
-      </w:rPr>
-      <w:t xml:space="preserve">v2  |  April 1, 2026</w:t>
+      <w:t xml:space="preserve">        Run: Run-2026-003 (With Figures)    </w:t>
     </w:r>
   </w:p>
 </w:hdr>

--- a/backend/tests/artifacts/templates/batch_record_filled_figures.docx
+++ b/backend/tests/artifacts/templates/batch_record_filled_figures.docx
@@ -4,115 +4,846 @@
   <w:body>
     <w:p>
       <w:pPr>
-        <w:spacing w:after="240"/>
-      </w:pPr>
-      <w:r>
-        <w:rPr>
-          <w:b/>
-          <w:color w:val="334155"/>
-          <w:sz w:val="20"/>
-        </w:rPr>
-        <w:t xml:space="preserve">Date: </w:t>
-      </w:r>
-      <w:r>
-        <w:rPr>
-          <w:color w:val="787878"/>
-          <w:sz w:val="20"/>
-        </w:rPr>
-        <w:t>_______________</w:t>
-        <w:tab/>
-        <w:tab/>
-      </w:r>
-      <w:r>
-        <w:rPr>
-          <w:b/>
-          <w:color w:val="334155"/>
-          <w:sz w:val="20"/>
-        </w:rPr>
-        <w:t xml:space="preserve">Lot/Batch #: </w:t>
-      </w:r>
-      <w:r>
-        <w:rPr>
-          <w:color w:val="787878"/>
-          <w:sz w:val="20"/>
-        </w:rPr>
-        <w:t>_______________</w:t>
-      </w:r>
-    </w:p>
-    <w:p>
-      <w:pPr>
-        <w:spacing w:after="120" w:before="0"/>
+        <w:jc w:val="center"/>
       </w:pPr>
       <w:r>
         <w:rPr>
           <w:b/>
           <w:color w:val="0F172A"/>
+          <w:sz w:val="36"/>
+        </w:rPr>
+        <w:t xml:space="preserve">Multi-Role Buffer Protocol</w:t>
+      </w:r>
+    </w:p>
+    <w:p>
+      <w:pPr>
+        <w:jc w:val="center"/>
+      </w:pPr>
+      <w:r>
+        <w:rPr>
+          <w:i/>
+          <w:color w:val="475569"/>
+          <w:sz w:val="22"/>
+        </w:rPr>
+        <w:t>Toxicology Study Material Manufacturing Record</w:t>
+      </w:r>
+    </w:p>
+    <w:p>
+      <w:pPr>
+        <w:jc w:val="center"/>
+      </w:pPr>
+      <w:r>
+        <w:rPr>
+          <w:color w:val="64748B"/>
+          <w:sz w:val="18"/>
+        </w:rPr>
+        <w:t>Informal Designation: "GLP Level Batch Record"</w:t>
+      </w:r>
+    </w:p>
+    <w:p>
+      <w:r>
+        <w:rPr>
+          <w:b w:val="0"/>
+          <w:i w:val="0"/>
+          <w:color w:val="334155"/>
+          <w:sz w:val="20"/>
+        </w:rPr>
+        <w:t>Purpose: To document the manufacturing process for non-clinical test articles intended for use in Good Laboratory Practice (GLP) studies. This record provides a complete history of material production, including all raw materials, equipment, process steps, and deviations.</w:t>
+      </w:r>
+    </w:p>
+    <w:p>
+      <w:r>
+        <w:rPr>
+          <w:b w:val="0"/>
+          <w:i w:val="0"/>
+          <w:color w:val="475569"/>
+          <w:sz w:val="18"/>
+        </w:rPr>
+        <w:t xml:space="preserve">Run: Run-2026-003 (With Figures)    Status: ACTIVE    Started:     Completed: </w:t>
+      </w:r>
+    </w:p>
+    <w:p>
+      <w:r>
+        <w:rPr>
+          <w:b w:val="0"/>
+          <w:i w:val="0"/>
+          <w:color w:val="475569"/>
+          <w:sz w:val="18"/>
+        </w:rPr>
+        <w:t xml:space="preserve">Project:     Organization:     Protocol Version: v2    Generated: April 1, 2026</w:t>
+      </w:r>
+    </w:p>
+    <w:p>
+      <w:pPr>
+        <w:spacing w:before="240" w:after="80"/>
+      </w:pPr>
+      <w:r>
+        <w:rPr>
+          <w:b/>
+          <w:color w:val="1F2937"/>
           <w:sz w:val="28"/>
         </w:rPr>
-        <w:t xml:space="preserve">Media Prep</w:t>
+        <w:t>1. General Information</w:t>
       </w:r>
     </w:p>
     <w:tbl>
       <w:tblPr>
-        <w:tblStyle w:val="TableGrid"/>
         <w:tblW w:type="auto" w:w="0"/>
+        <w:tblLayout w:type="autofit"/>
         <w:tblLook w:firstColumn="1" w:firstRow="1" w:lastColumn="0" w:lastRow="0" w:noHBand="0" w:noVBand="1" w:val="04A0"/>
-        <w:tblCellMar>
-          <w:top w:w="56" w:type="dxa"/>
-          <w:bottom w:w="56" w:type="dxa"/>
-          <w:start w:w="56" w:type="dxa"/>
-          <w:end w:w="56" w:type="dxa"/>
-        </w:tblCellMar>
-        <w:tblLayout w:type="fixed"/>
       </w:tblPr>
       <w:tblGrid>
-        <w:gridCol w:w="504"/>
-        <w:gridCol w:w="2016"/>
-        <w:gridCol w:w="4032"/>
-        <w:gridCol w:w="2016"/>
-        <w:gridCol w:w="1512"/>
+        <w:gridCol w:w="5040"/>
+        <w:gridCol w:w="5040"/>
       </w:tblGrid>
       <w:tr>
-        <w:trPr>
-          <w:trHeight w:val="454" w:hRule="atLeast"/>
-        </w:trPr>
         <w:tc>
           <w:tcPr>
-            <w:tcW w:type="dxa" w:w="504"/>
-            <w:shd w:val="clear" w:color="auto" w:fill="1E293B"/>
+            <w:tcW w:type="dxa" w:w="3600"/>
+            <w:shd w:val="clear" w:color="auto" w:fill="1F2937"/>
+            <w:tcBorders>
+              <w:top w:val="single" w:sz="4" w:color="BFBFBF"/>
+              <w:left w:val="single" w:sz="4" w:color="BFBFBF"/>
+              <w:bottom w:val="single" w:sz="4" w:color="BFBFBF"/>
+              <w:right w:val="single" w:sz="4" w:color="BFBFBF"/>
+            </w:tcBorders>
+            <w:vAlign w:val="center"/>
           </w:tcPr>
           <w:p>
-            <w:pPr>
-              <w:spacing w:before="0" w:after="0"/>
-              <w:jc w:val="center"/>
-            </w:pPr>
             <w:r/>
             <w:r>
               <w:rPr>
                 <w:b/>
                 <w:color w:val="FFFFFF"/>
-                <w:sz w:val="16"/>
+                <w:sz w:val="20"/>
               </w:rPr>
-              <w:t>#</w:t>
+              <w:t>Product Name / Candidate</w:t>
+            </w:r>
+          </w:p>
+        </w:tc>
+        <w:tc>
+          <w:tcPr>
+            <w:tcW w:type="dxa" w:w="5040"/>
+            <w:tcBorders>
+              <w:top w:val="single" w:sz="4" w:color="BFBFBF"/>
+              <w:left w:val="single" w:sz="4" w:color="BFBFBF"/>
+              <w:bottom w:val="single" w:sz="4" w:color="BFBFBF"/>
+              <w:right w:val="single" w:sz="4" w:color="BFBFBF"/>
+            </w:tcBorders>
+            <w:vAlign w:val="center"/>
+          </w:tcPr>
+          <w:p>
+            <w:r/>
+            <w:r>
+              <w:rPr>
+                <w:b w:val="0"/>
+                <w:sz w:val="20"/>
+              </w:rPr>
+              <w:t xml:space="preserve">Multi-Role Buffer Protocol</w:t>
+            </w:r>
+          </w:p>
+        </w:tc>
+      </w:tr>
+      <w:tr>
+        <w:tc>
+          <w:tcPr>
+            <w:tcW w:type="dxa" w:w="3600"/>
+            <w:shd w:val="clear" w:color="auto" w:fill="1F2937"/>
+            <w:tcBorders>
+              <w:top w:val="single" w:sz="4" w:color="BFBFBF"/>
+              <w:left w:val="single" w:sz="4" w:color="BFBFBF"/>
+              <w:bottom w:val="single" w:sz="4" w:color="BFBFBF"/>
+              <w:right w:val="single" w:sz="4" w:color="BFBFBF"/>
+            </w:tcBorders>
+            <w:vAlign w:val="center"/>
+          </w:tcPr>
+          <w:p>
+            <w:r/>
+            <w:r>
+              <w:rPr>
+                <w:b/>
+                <w:color w:val="FFFFFF"/>
+                <w:sz w:val="20"/>
+              </w:rPr>
+              <w:t>Batch / Lot Number</w:t>
+            </w:r>
+          </w:p>
+        </w:tc>
+        <w:tc>
+          <w:tcPr>
+            <w:tcW w:type="dxa" w:w="5040"/>
+            <w:tcBorders>
+              <w:top w:val="single" w:sz="4" w:color="BFBFBF"/>
+              <w:left w:val="single" w:sz="4" w:color="BFBFBF"/>
+              <w:bottom w:val="single" w:sz="4" w:color="BFBFBF"/>
+              <w:right w:val="single" w:sz="4" w:color="BFBFBF"/>
+            </w:tcBorders>
+            <w:vAlign w:val="center"/>
+          </w:tcPr>
+          <w:p>
+            <w:r/>
+            <w:r>
+              <w:rPr>
+                <w:b w:val="0"/>
+                <w:sz w:val="20"/>
+              </w:rPr>
+              <w:t xml:space="preserve">Run-2026-003 (With Figures)</w:t>
+            </w:r>
+          </w:p>
+        </w:tc>
+      </w:tr>
+      <w:tr>
+        <w:tc>
+          <w:tcPr>
+            <w:tcW w:type="dxa" w:w="3600"/>
+            <w:shd w:val="clear" w:color="auto" w:fill="1F2937"/>
+            <w:tcBorders>
+              <w:top w:val="single" w:sz="4" w:color="BFBFBF"/>
+              <w:left w:val="single" w:sz="4" w:color="BFBFBF"/>
+              <w:bottom w:val="single" w:sz="4" w:color="BFBFBF"/>
+              <w:right w:val="single" w:sz="4" w:color="BFBFBF"/>
+            </w:tcBorders>
+            <w:vAlign w:val="center"/>
+          </w:tcPr>
+          <w:p>
+            <w:r/>
+            <w:r>
+              <w:rPr>
+                <w:b/>
+                <w:color w:val="FFFFFF"/>
+                <w:sz w:val="20"/>
+              </w:rPr>
+              <w:t>Target Yield / Scale</w:t>
+            </w:r>
+          </w:p>
+        </w:tc>
+        <w:tc>
+          <w:tcPr>
+            <w:tcW w:type="dxa" w:w="5040"/>
+            <w:tcBorders>
+              <w:top w:val="single" w:sz="4" w:color="BFBFBF"/>
+              <w:left w:val="single" w:sz="4" w:color="BFBFBF"/>
+              <w:bottom w:val="single" w:sz="4" w:color="BFBFBF"/>
+              <w:right w:val="single" w:sz="4" w:color="BFBFBF"/>
+            </w:tcBorders>
+            <w:vAlign w:val="center"/>
+          </w:tcPr>
+          <w:p>
+            <w:r/>
+            <w:r>
+              <w:rPr>
+                <w:b w:val="0"/>
+                <w:sz w:val="20"/>
+              </w:rPr>
+            </w:r>
+          </w:p>
+        </w:tc>
+      </w:tr>
+      <w:tr>
+        <w:tc>
+          <w:tcPr>
+            <w:tcW w:type="dxa" w:w="3600"/>
+            <w:shd w:val="clear" w:color="auto" w:fill="1F2937"/>
+            <w:tcBorders>
+              <w:top w:val="single" w:sz="4" w:color="BFBFBF"/>
+              <w:left w:val="single" w:sz="4" w:color="BFBFBF"/>
+              <w:bottom w:val="single" w:sz="4" w:color="BFBFBF"/>
+              <w:right w:val="single" w:sz="4" w:color="BFBFBF"/>
+            </w:tcBorders>
+            <w:vAlign w:val="center"/>
+          </w:tcPr>
+          <w:p>
+            <w:r/>
+            <w:r>
+              <w:rPr>
+                <w:b/>
+                <w:color w:val="FFFFFF"/>
+                <w:sz w:val="20"/>
+              </w:rPr>
+              <w:t>Process SOP / Protocol Reference</w:t>
+            </w:r>
+          </w:p>
+        </w:tc>
+        <w:tc>
+          <w:tcPr>
+            <w:tcW w:type="dxa" w:w="5040"/>
+            <w:tcBorders>
+              <w:top w:val="single" w:sz="4" w:color="BFBFBF"/>
+              <w:left w:val="single" w:sz="4" w:color="BFBFBF"/>
+              <w:bottom w:val="single" w:sz="4" w:color="BFBFBF"/>
+              <w:right w:val="single" w:sz="4" w:color="BFBFBF"/>
+            </w:tcBorders>
+            <w:vAlign w:val="center"/>
+          </w:tcPr>
+          <w:p>
+            <w:r/>
+            <w:r>
+              <w:rPr>
+                <w:b w:val="0"/>
+                <w:sz w:val="20"/>
+              </w:rPr>
+              <w:t xml:space="preserve">Multi-Role Buffer Protocol (v2)</w:t>
+            </w:r>
+          </w:p>
+        </w:tc>
+      </w:tr>
+    </w:tbl>
+    <w:p>
+      <w:pPr>
+        <w:spacing w:before="240" w:after="80"/>
+      </w:pPr>
+      <w:r>
+        <w:rPr>
+          <w:b/>
+          <w:color w:val="1F2937"/>
+          <w:sz w:val="28"/>
+        </w:rPr>
+        <w:t>2. Bill of Materials (BOM)</w:t>
+      </w:r>
+    </w:p>
+    <w:p>
+      <w:r>
+        <w:rPr>
+          <w:b w:val="0"/>
+          <w:i/>
+          <w:color w:val="64748B"/>
+          <w:sz w:val="18"/>
+        </w:rPr>
+        <w:t>Record all raw materials, media, and buffers utilized in this run. If material data is captured by the system, rows are populated automatically; otherwise complete manually.</w:t>
+      </w:r>
+    </w:p>
+    <w:tbl>
+      <w:tblPr>
+        <w:tblW w:type="auto" w:w="0"/>
+        <w:tblLook w:firstColumn="1" w:firstRow="1" w:lastColumn="0" w:lastRow="0" w:noHBand="0" w:noVBand="1" w:val="04A0"/>
+      </w:tblPr>
+      <w:tblGrid>
+        <w:gridCol w:w="2016"/>
+        <w:gridCol w:w="2016"/>
+        <w:gridCol w:w="2016"/>
+        <w:gridCol w:w="2016"/>
+        <w:gridCol w:w="2016"/>
+      </w:tblGrid>
+      <w:tr>
+        <w:tc>
+          <w:tcPr>
+            <w:tcW w:type="dxa" w:w="2016"/>
+            <w:shd w:val="clear" w:color="auto" w:fill="1F2937"/>
+            <w:tcBorders>
+              <w:top w:val="single" w:sz="4" w:color="BFBFBF"/>
+              <w:left w:val="single" w:sz="4" w:color="BFBFBF"/>
+              <w:bottom w:val="single" w:sz="4" w:color="BFBFBF"/>
+              <w:right w:val="single" w:sz="4" w:color="BFBFBF"/>
+            </w:tcBorders>
+            <w:vAlign w:val="center"/>
+          </w:tcPr>
+          <w:p>
+            <w:r/>
+            <w:r>
+              <w:rPr>
+                <w:b/>
+                <w:color w:val="FFFFFF"/>
+                <w:sz w:val="20"/>
+              </w:rPr>
+              <w:t>Material Description</w:t>
             </w:r>
           </w:p>
         </w:tc>
         <w:tc>
           <w:tcPr>
             <w:tcW w:type="dxa" w:w="2016"/>
-            <w:shd w:val="clear" w:color="auto" w:fill="1E293B"/>
+            <w:shd w:val="clear" w:color="auto" w:fill="1F2937"/>
+            <w:tcBorders>
+              <w:top w:val="single" w:sz="4" w:color="BFBFBF"/>
+              <w:left w:val="single" w:sz="4" w:color="BFBFBF"/>
+              <w:bottom w:val="single" w:sz="4" w:color="BFBFBF"/>
+              <w:right w:val="single" w:sz="4" w:color="BFBFBF"/>
+            </w:tcBorders>
+            <w:vAlign w:val="center"/>
           </w:tcPr>
           <w:p>
-            <w:pPr>
-              <w:spacing w:before="0" w:after="0"/>
-              <w:jc w:val="center"/>
-            </w:pPr>
             <w:r/>
             <w:r>
               <w:rPr>
                 <w:b/>
                 <w:color w:val="FFFFFF"/>
-                <w:sz w:val="16"/>
+                <w:sz w:val="20"/>
+              </w:rPr>
+              <w:t>Part / Lot Number</w:t>
+            </w:r>
+          </w:p>
+        </w:tc>
+        <w:tc>
+          <w:tcPr>
+            <w:tcW w:type="dxa" w:w="2016"/>
+            <w:shd w:val="clear" w:color="auto" w:fill="1F2937"/>
+            <w:tcBorders>
+              <w:top w:val="single" w:sz="4" w:color="BFBFBF"/>
+              <w:left w:val="single" w:sz="4" w:color="BFBFBF"/>
+              <w:bottom w:val="single" w:sz="4" w:color="BFBFBF"/>
+              <w:right w:val="single" w:sz="4" w:color="BFBFBF"/>
+            </w:tcBorders>
+            <w:vAlign w:val="center"/>
+          </w:tcPr>
+          <w:p>
+            <w:r/>
+            <w:r>
+              <w:rPr>
+                <w:b/>
+                <w:color w:val="FFFFFF"/>
+                <w:sz w:val="20"/>
+              </w:rPr>
+              <w:t>Required Quantity</w:t>
+            </w:r>
+          </w:p>
+        </w:tc>
+        <w:tc>
+          <w:tcPr>
+            <w:tcW w:type="dxa" w:w="2016"/>
+            <w:shd w:val="clear" w:color="auto" w:fill="1F2937"/>
+            <w:tcBorders>
+              <w:top w:val="single" w:sz="4" w:color="BFBFBF"/>
+              <w:left w:val="single" w:sz="4" w:color="BFBFBF"/>
+              <w:bottom w:val="single" w:sz="4" w:color="BFBFBF"/>
+              <w:right w:val="single" w:sz="4" w:color="BFBFBF"/>
+            </w:tcBorders>
+            <w:vAlign w:val="center"/>
+          </w:tcPr>
+          <w:p>
+            <w:r/>
+            <w:r>
+              <w:rPr>
+                <w:b/>
+                <w:color w:val="FFFFFF"/>
+                <w:sz w:val="20"/>
+              </w:rPr>
+              <w:t>Actual Quantity Added</w:t>
+            </w:r>
+          </w:p>
+        </w:tc>
+        <w:tc>
+          <w:tcPr>
+            <w:tcW w:type="dxa" w:w="2016"/>
+            <w:shd w:val="clear" w:color="auto" w:fill="1F2937"/>
+            <w:tcBorders>
+              <w:top w:val="single" w:sz="4" w:color="BFBFBF"/>
+              <w:left w:val="single" w:sz="4" w:color="BFBFBF"/>
+              <w:bottom w:val="single" w:sz="4" w:color="BFBFBF"/>
+              <w:right w:val="single" w:sz="4" w:color="BFBFBF"/>
+            </w:tcBorders>
+            <w:vAlign w:val="center"/>
+          </w:tcPr>
+          <w:p>
+            <w:r/>
+            <w:r>
+              <w:rPr>
+                <w:b/>
+                <w:color w:val="FFFFFF"/>
+                <w:sz w:val="20"/>
+              </w:rPr>
+              <w:t>Operator Initials &amp; Date</w:t>
+            </w:r>
+          </w:p>
+        </w:tc>
+      </w:tr>
+      <w:tr>
+        <w:tc>
+          <w:tcPr>
+            <w:tcW w:type="dxa" w:w="2016"/>
+            <w:tcBorders>
+              <w:top w:val="single" w:sz="4" w:color="BFBFBF"/>
+              <w:left w:val="single" w:sz="4" w:color="BFBFBF"/>
+              <w:bottom w:val="single" w:sz="4" w:color="BFBFBF"/>
+              <w:right w:val="single" w:sz="4" w:color="BFBFBF"/>
+            </w:tcBorders>
+            <w:vAlign w:val="center"/>
+          </w:tcPr>
+          <w:p>
+            <w:r/>
+            <w:r>
+              <w:rPr>
+                <w:b w:val="0"/>
+                <w:sz w:val="20"/>
+              </w:rPr>
+            </w:r>
+          </w:p>
+        </w:tc>
+        <w:tc>
+          <w:tcPr>
+            <w:tcW w:type="dxa" w:w="2016"/>
+            <w:tcBorders>
+              <w:top w:val="single" w:sz="4" w:color="BFBFBF"/>
+              <w:left w:val="single" w:sz="4" w:color="BFBFBF"/>
+              <w:bottom w:val="single" w:sz="4" w:color="BFBFBF"/>
+              <w:right w:val="single" w:sz="4" w:color="BFBFBF"/>
+            </w:tcBorders>
+            <w:vAlign w:val="center"/>
+          </w:tcPr>
+          <w:p>
+            <w:r/>
+            <w:r>
+              <w:rPr>
+                <w:b w:val="0"/>
+                <w:sz w:val="20"/>
+              </w:rPr>
+            </w:r>
+          </w:p>
+        </w:tc>
+        <w:tc>
+          <w:tcPr>
+            <w:tcW w:type="dxa" w:w="2016"/>
+            <w:tcBorders>
+              <w:top w:val="single" w:sz="4" w:color="BFBFBF"/>
+              <w:left w:val="single" w:sz="4" w:color="BFBFBF"/>
+              <w:bottom w:val="single" w:sz="4" w:color="BFBFBF"/>
+              <w:right w:val="single" w:sz="4" w:color="BFBFBF"/>
+            </w:tcBorders>
+            <w:vAlign w:val="center"/>
+          </w:tcPr>
+          <w:p>
+            <w:r/>
+            <w:r>
+              <w:rPr>
+                <w:b w:val="0"/>
+                <w:sz w:val="20"/>
+              </w:rPr>
+            </w:r>
+          </w:p>
+        </w:tc>
+        <w:tc>
+          <w:tcPr>
+            <w:tcW w:type="dxa" w:w="2016"/>
+            <w:tcBorders>
+              <w:top w:val="single" w:sz="4" w:color="BFBFBF"/>
+              <w:left w:val="single" w:sz="4" w:color="BFBFBF"/>
+              <w:bottom w:val="single" w:sz="4" w:color="BFBFBF"/>
+              <w:right w:val="single" w:sz="4" w:color="BFBFBF"/>
+            </w:tcBorders>
+            <w:vAlign w:val="center"/>
+          </w:tcPr>
+          <w:p>
+            <w:r/>
+            <w:r>
+              <w:rPr>
+                <w:b w:val="0"/>
+                <w:sz w:val="20"/>
+              </w:rPr>
+            </w:r>
+          </w:p>
+        </w:tc>
+        <w:tc>
+          <w:tcPr>
+            <w:tcW w:type="dxa" w:w="2016"/>
+            <w:tcBorders>
+              <w:top w:val="single" w:sz="4" w:color="BFBFBF"/>
+              <w:left w:val="single" w:sz="4" w:color="BFBFBF"/>
+              <w:bottom w:val="single" w:sz="4" w:color="BFBFBF"/>
+              <w:right w:val="single" w:sz="4" w:color="BFBFBF"/>
+            </w:tcBorders>
+            <w:vAlign w:val="center"/>
+          </w:tcPr>
+          <w:p>
+            <w:r/>
+            <w:r>
+              <w:rPr>
+                <w:b w:val="0"/>
+                <w:sz w:val="20"/>
+              </w:rPr>
+            </w:r>
+          </w:p>
+        </w:tc>
+      </w:tr>
+    </w:tbl>
+    <w:p>
+      <w:pPr>
+        <w:spacing w:before="240" w:after="80"/>
+      </w:pPr>
+      <w:r>
+        <w:rPr>
+          <w:b/>
+          <w:color w:val="1F2937"/>
+          <w:sz w:val="28"/>
+        </w:rPr>
+        <w:t>3. Equipment Log</w:t>
+      </w:r>
+    </w:p>
+    <w:p>
+      <w:r>
+        <w:rPr>
+          <w:b w:val="0"/>
+          <w:i/>
+          <w:color w:val="64748B"/>
+          <w:sz w:val="18"/>
+        </w:rPr>
+        <w:t>Record primary equipment used to ensure traceability in the event of equipment failure or contamination.</w:t>
+      </w:r>
+    </w:p>
+    <w:tbl>
+      <w:tblPr>
+        <w:tblW w:type="auto" w:w="0"/>
+        <w:tblLook w:firstColumn="1" w:firstRow="1" w:lastColumn="0" w:lastRow="0" w:noHBand="0" w:noVBand="1" w:val="04A0"/>
+      </w:tblPr>
+      <w:tblGrid>
+        <w:gridCol w:w="2520"/>
+        <w:gridCol w:w="2520"/>
+        <w:gridCol w:w="2520"/>
+        <w:gridCol w:w="2520"/>
+      </w:tblGrid>
+      <w:tr>
+        <w:tc>
+          <w:tcPr>
+            <w:tcW w:type="dxa" w:w="2520"/>
+            <w:shd w:val="clear" w:color="auto" w:fill="1F2937"/>
+            <w:tcBorders>
+              <w:top w:val="single" w:sz="4" w:color="BFBFBF"/>
+              <w:left w:val="single" w:sz="4" w:color="BFBFBF"/>
+              <w:bottom w:val="single" w:sz="4" w:color="BFBFBF"/>
+              <w:right w:val="single" w:sz="4" w:color="BFBFBF"/>
+            </w:tcBorders>
+            <w:vAlign w:val="center"/>
+          </w:tcPr>
+          <w:p>
+            <w:r/>
+            <w:r>
+              <w:rPr>
+                <w:b/>
+                <w:color w:val="FFFFFF"/>
+                <w:sz w:val="20"/>
+              </w:rPr>
+              <w:t>Equipment Name / Type</w:t>
+            </w:r>
+          </w:p>
+        </w:tc>
+        <w:tc>
+          <w:tcPr>
+            <w:tcW w:type="dxa" w:w="2520"/>
+            <w:shd w:val="clear" w:color="auto" w:fill="1F2937"/>
+            <w:tcBorders>
+              <w:top w:val="single" w:sz="4" w:color="BFBFBF"/>
+              <w:left w:val="single" w:sz="4" w:color="BFBFBF"/>
+              <w:bottom w:val="single" w:sz="4" w:color="BFBFBF"/>
+              <w:right w:val="single" w:sz="4" w:color="BFBFBF"/>
+            </w:tcBorders>
+            <w:vAlign w:val="center"/>
+          </w:tcPr>
+          <w:p>
+            <w:r/>
+            <w:r>
+              <w:rPr>
+                <w:b/>
+                <w:color w:val="FFFFFF"/>
+                <w:sz w:val="20"/>
+              </w:rPr>
+              <w:t>Equipment ID (Asset Tag)</w:t>
+            </w:r>
+          </w:p>
+        </w:tc>
+        <w:tc>
+          <w:tcPr>
+            <w:tcW w:type="dxa" w:w="2520"/>
+            <w:shd w:val="clear" w:color="auto" w:fill="1F2937"/>
+            <w:tcBorders>
+              <w:top w:val="single" w:sz="4" w:color="BFBFBF"/>
+              <w:left w:val="single" w:sz="4" w:color="BFBFBF"/>
+              <w:bottom w:val="single" w:sz="4" w:color="BFBFBF"/>
+              <w:right w:val="single" w:sz="4" w:color="BFBFBF"/>
+            </w:tcBorders>
+            <w:vAlign w:val="center"/>
+          </w:tcPr>
+          <w:p>
+            <w:r/>
+            <w:r>
+              <w:rPr>
+                <w:b/>
+                <w:color w:val="FFFFFF"/>
+                <w:sz w:val="20"/>
+              </w:rPr>
+              <w:t>Calibration Status (Valid Until)</w:t>
+            </w:r>
+          </w:p>
+        </w:tc>
+        <w:tc>
+          <w:tcPr>
+            <w:tcW w:type="dxa" w:w="2520"/>
+            <w:shd w:val="clear" w:color="auto" w:fill="1F2937"/>
+            <w:tcBorders>
+              <w:top w:val="single" w:sz="4" w:color="BFBFBF"/>
+              <w:left w:val="single" w:sz="4" w:color="BFBFBF"/>
+              <w:bottom w:val="single" w:sz="4" w:color="BFBFBF"/>
+              <w:right w:val="single" w:sz="4" w:color="BFBFBF"/>
+            </w:tcBorders>
+            <w:vAlign w:val="center"/>
+          </w:tcPr>
+          <w:p>
+            <w:r/>
+            <w:r>
+              <w:rPr>
+                <w:b/>
+                <w:color w:val="FFFFFF"/>
+                <w:sz w:val="20"/>
+              </w:rPr>
+              <w:t>Operator Initials &amp; Date</w:t>
+            </w:r>
+          </w:p>
+        </w:tc>
+      </w:tr>
+      <w:tr>
+        <w:tc>
+          <w:tcPr>
+            <w:tcW w:type="dxa" w:w="2520"/>
+            <w:tcBorders>
+              <w:top w:val="single" w:sz="4" w:color="BFBFBF"/>
+              <w:left w:val="single" w:sz="4" w:color="BFBFBF"/>
+              <w:bottom w:val="single" w:sz="4" w:color="BFBFBF"/>
+              <w:right w:val="single" w:sz="4" w:color="BFBFBF"/>
+            </w:tcBorders>
+            <w:vAlign w:val="center"/>
+          </w:tcPr>
+          <w:p>
+            <w:r/>
+            <w:r>
+              <w:rPr>
+                <w:b w:val="0"/>
+                <w:sz w:val="20"/>
+              </w:rPr>
+            </w:r>
+          </w:p>
+        </w:tc>
+        <w:tc>
+          <w:tcPr>
+            <w:tcW w:type="dxa" w:w="2520"/>
+            <w:tcBorders>
+              <w:top w:val="single" w:sz="4" w:color="BFBFBF"/>
+              <w:left w:val="single" w:sz="4" w:color="BFBFBF"/>
+              <w:bottom w:val="single" w:sz="4" w:color="BFBFBF"/>
+              <w:right w:val="single" w:sz="4" w:color="BFBFBF"/>
+            </w:tcBorders>
+            <w:vAlign w:val="center"/>
+          </w:tcPr>
+          <w:p>
+            <w:r/>
+            <w:r>
+              <w:rPr>
+                <w:b w:val="0"/>
+                <w:sz w:val="20"/>
+              </w:rPr>
+            </w:r>
+          </w:p>
+        </w:tc>
+        <w:tc>
+          <w:tcPr>
+            <w:tcW w:type="dxa" w:w="2520"/>
+            <w:tcBorders>
+              <w:top w:val="single" w:sz="4" w:color="BFBFBF"/>
+              <w:left w:val="single" w:sz="4" w:color="BFBFBF"/>
+              <w:bottom w:val="single" w:sz="4" w:color="BFBFBF"/>
+              <w:right w:val="single" w:sz="4" w:color="BFBFBF"/>
+            </w:tcBorders>
+            <w:vAlign w:val="center"/>
+          </w:tcPr>
+          <w:p>
+            <w:r/>
+            <w:r>
+              <w:rPr>
+                <w:b w:val="0"/>
+                <w:sz w:val="20"/>
+              </w:rPr>
+            </w:r>
+          </w:p>
+        </w:tc>
+        <w:tc>
+          <w:tcPr>
+            <w:tcW w:type="dxa" w:w="2520"/>
+            <w:tcBorders>
+              <w:top w:val="single" w:sz="4" w:color="BFBFBF"/>
+              <w:left w:val="single" w:sz="4" w:color="BFBFBF"/>
+              <w:bottom w:val="single" w:sz="4" w:color="BFBFBF"/>
+              <w:right w:val="single" w:sz="4" w:color="BFBFBF"/>
+            </w:tcBorders>
+            <w:vAlign w:val="center"/>
+          </w:tcPr>
+          <w:p>
+            <w:r/>
+            <w:r>
+              <w:rPr>
+                <w:b w:val="0"/>
+                <w:sz w:val="20"/>
+              </w:rPr>
+            </w:r>
+          </w:p>
+        </w:tc>
+      </w:tr>
+    </w:tbl>
+    <w:p>
+      <w:pPr>
+        <w:spacing w:before="240" w:after="80"/>
+      </w:pPr>
+      <w:r>
+        <w:rPr>
+          <w:b/>
+          <w:color w:val="1F2937"/>
+          <w:sz w:val="28"/>
+        </w:rPr>
+        <w:t>4. Execution: Unit Operations</w:t>
+      </w:r>
+    </w:p>
+    <w:p>
+      <w:r>
+        <w:rPr>
+          <w:b w:val="0"/>
+          <w:i/>
+          <w:color w:val="64748B"/>
+          <w:sz w:val="18"/>
+        </w:rPr>
+        <w:t>Execute process steps. Unlike GMP, second-person verification (Verifier) is not always strictly mandated for all steps in development/tox manufacturing — apply per your SOP.</w:t>
+      </w:r>
+    </w:p>
+    <w:p>
+      <w:pPr>
+        <w:spacing w:before="200" w:after="80"/>
+      </w:pPr>
+      <w:r>
+        <w:rPr>
+          <w:b/>
+          <w:color w:val="1F2937"/>
+          <w:sz w:val="24"/>
+        </w:rPr>
+        <w:t xml:space="preserve">4.1  Media Prep</w:t>
+      </w:r>
+    </w:p>
+    <w:tbl>
+      <w:tblPr>
+        <w:tblW w:type="auto" w:w="0"/>
+        <w:tblLook w:firstColumn="1" w:firstRow="1" w:lastColumn="0" w:lastRow="0" w:noHBand="0" w:noVBand="1" w:val="04A0"/>
+      </w:tblPr>
+      <w:tblGrid>
+        <w:gridCol w:w="1680"/>
+        <w:gridCol w:w="1680"/>
+        <w:gridCol w:w="1680"/>
+        <w:gridCol w:w="1680"/>
+        <w:gridCol w:w="1680"/>
+        <w:gridCol w:w="1680"/>
+      </w:tblGrid>
+      <w:tr>
+        <w:tc>
+          <w:tcPr>
+            <w:tcW w:type="dxa" w:w="1680"/>
+            <w:shd w:val="clear" w:color="auto" w:fill="1F2937"/>
+            <w:tcBorders>
+              <w:top w:val="single" w:sz="4" w:color="BFBFBF"/>
+              <w:left w:val="single" w:sz="4" w:color="BFBFBF"/>
+              <w:bottom w:val="single" w:sz="4" w:color="BFBFBF"/>
+              <w:right w:val="single" w:sz="4" w:color="BFBFBF"/>
+            </w:tcBorders>
+            <w:vAlign w:val="center"/>
+          </w:tcPr>
+          <w:p>
+            <w:r/>
+            <w:r>
+              <w:rPr>
+                <w:b/>
+                <w:color w:val="FFFFFF"/>
+                <w:sz w:val="20"/>
               </w:rPr>
               <w:t>Step</w:t>
             </w:r>
@@ -120,85 +851,146 @@
         </w:tc>
         <w:tc>
           <w:tcPr>
-            <w:tcW w:type="dxa" w:w="4032"/>
-            <w:shd w:val="clear" w:color="auto" w:fill="1E293B"/>
+            <w:tcW w:type="dxa" w:w="1680"/>
+            <w:shd w:val="clear" w:color="auto" w:fill="1F2937"/>
+            <w:tcBorders>
+              <w:top w:val="single" w:sz="4" w:color="BFBFBF"/>
+              <w:left w:val="single" w:sz="4" w:color="BFBFBF"/>
+              <w:bottom w:val="single" w:sz="4" w:color="BFBFBF"/>
+              <w:right w:val="single" w:sz="4" w:color="BFBFBF"/>
+            </w:tcBorders>
+            <w:vAlign w:val="center"/>
+          </w:tcPr>
+          <w:p>
+            <w:r/>
+            <w:r>
+              <w:rPr>
+                <w:b/>
+                <w:color w:val="FFFFFF"/>
+                <w:sz w:val="20"/>
+              </w:rPr>
+              <w:t>Instruction</w:t>
+            </w:r>
+          </w:p>
+        </w:tc>
+        <w:tc>
+          <w:tcPr>
+            <w:tcW w:type="dxa" w:w="1680"/>
+            <w:shd w:val="clear" w:color="auto" w:fill="1F2937"/>
+            <w:tcBorders>
+              <w:top w:val="single" w:sz="4" w:color="BFBFBF"/>
+              <w:left w:val="single" w:sz="4" w:color="BFBFBF"/>
+              <w:bottom w:val="single" w:sz="4" w:color="BFBFBF"/>
+              <w:right w:val="single" w:sz="4" w:color="BFBFBF"/>
+            </w:tcBorders>
+            <w:vAlign w:val="center"/>
+          </w:tcPr>
+          <w:p>
+            <w:r/>
+            <w:r>
+              <w:rPr>
+                <w:b/>
+                <w:color w:val="FFFFFF"/>
+                <w:sz w:val="20"/>
+              </w:rPr>
+              <w:t>Target Parameter</w:t>
+            </w:r>
+          </w:p>
+        </w:tc>
+        <w:tc>
+          <w:tcPr>
+            <w:tcW w:type="dxa" w:w="1680"/>
+            <w:shd w:val="clear" w:color="auto" w:fill="1F2937"/>
+            <w:tcBorders>
+              <w:top w:val="single" w:sz="4" w:color="BFBFBF"/>
+              <w:left w:val="single" w:sz="4" w:color="BFBFBF"/>
+              <w:bottom w:val="single" w:sz="4" w:color="BFBFBF"/>
+              <w:right w:val="single" w:sz="4" w:color="BFBFBF"/>
+            </w:tcBorders>
+            <w:vAlign w:val="center"/>
+          </w:tcPr>
+          <w:p>
+            <w:r/>
+            <w:r>
+              <w:rPr>
+                <w:b/>
+                <w:color w:val="FFFFFF"/>
+                <w:sz w:val="20"/>
+              </w:rPr>
+              <w:t>Actual Value</w:t>
+            </w:r>
+          </w:p>
+        </w:tc>
+        <w:tc>
+          <w:tcPr>
+            <w:tcW w:type="dxa" w:w="1680"/>
+            <w:shd w:val="clear" w:color="auto" w:fill="1F2937"/>
+            <w:tcBorders>
+              <w:top w:val="single" w:sz="4" w:color="BFBFBF"/>
+              <w:left w:val="single" w:sz="4" w:color="BFBFBF"/>
+              <w:bottom w:val="single" w:sz="4" w:color="BFBFBF"/>
+              <w:right w:val="single" w:sz="4" w:color="BFBFBF"/>
+            </w:tcBorders>
+            <w:vAlign w:val="center"/>
+          </w:tcPr>
+          <w:p>
+            <w:r/>
+            <w:r>
+              <w:rPr>
+                <w:b/>
+                <w:color w:val="FFFFFF"/>
+                <w:sz w:val="20"/>
+              </w:rPr>
+              <w:t>Operator</w:t>
+            </w:r>
+          </w:p>
+        </w:tc>
+        <w:tc>
+          <w:tcPr>
+            <w:tcW w:type="dxa" w:w="1680"/>
+            <w:shd w:val="clear" w:color="auto" w:fill="1F2937"/>
+            <w:tcBorders>
+              <w:top w:val="single" w:sz="4" w:color="BFBFBF"/>
+              <w:left w:val="single" w:sz="4" w:color="BFBFBF"/>
+              <w:bottom w:val="single" w:sz="4" w:color="BFBFBF"/>
+              <w:right w:val="single" w:sz="4" w:color="BFBFBF"/>
+            </w:tcBorders>
+            <w:vAlign w:val="center"/>
+          </w:tcPr>
+          <w:p>
+            <w:r/>
+            <w:r>
+              <w:rPr>
+                <w:b/>
+                <w:color w:val="FFFFFF"/>
+                <w:sz w:val="20"/>
+              </w:rPr>
+              <w:t>Verifier</w:t>
+            </w:r>
+          </w:p>
+        </w:tc>
+      </w:tr>
+      <w:tr>
+        <w:tc>
+          <w:tcPr>
+            <w:tcW w:type="dxa" w:w="1680"/>
+            <w:tcBorders>
+              <w:top w:val="single" w:sz="4" w:color="BFBFBF"/>
+              <w:left w:val="single" w:sz="4" w:color="BFBFBF"/>
+              <w:bottom w:val="single" w:sz="4" w:color="BFBFBF"/>
+              <w:right w:val="single" w:sz="4" w:color="BFBFBF"/>
+            </w:tcBorders>
+            <w:vAlign w:val="center"/>
           </w:tcPr>
           <w:p>
             <w:pPr>
-              <w:spacing w:before="0" w:after="0"/>
               <w:jc w:val="center"/>
             </w:pPr>
             <w:r/>
             <w:r>
               <w:rPr>
-                <w:b/>
-                <w:color w:val="FFFFFF"/>
-                <w:sz w:val="16"/>
-              </w:rPr>
-              <w:t>Description</w:t>
-            </w:r>
-          </w:p>
-        </w:tc>
-        <w:tc>
-          <w:tcPr>
-            <w:tcW w:type="dxa" w:w="2016"/>
-            <w:shd w:val="clear" w:color="auto" w:fill="1E293B"/>
-          </w:tcPr>
-          <w:p>
-            <w:pPr>
-              <w:spacing w:before="0" w:after="0"/>
-              <w:jc w:val="center"/>
-            </w:pPr>
-            <w:r/>
-            <w:r>
-              <w:rPr>
-                <w:b/>
-                <w:color w:val="FFFFFF"/>
-                <w:sz w:val="16"/>
-              </w:rPr>
-              <w:t>Value / Result</w:t>
-            </w:r>
-          </w:p>
-        </w:tc>
-        <w:tc>
-          <w:tcPr>
-            <w:tcW w:type="dxa" w:w="1512"/>
-            <w:shd w:val="clear" w:color="auto" w:fill="1E293B"/>
-          </w:tcPr>
-          <w:p>
-            <w:pPr>
-              <w:spacing w:before="0" w:after="0"/>
-              <w:jc w:val="center"/>
-            </w:pPr>
-            <w:r/>
-            <w:r>
-              <w:rPr>
-                <w:b/>
-                <w:color w:val="FFFFFF"/>
-                <w:sz w:val="16"/>
-              </w:rPr>
-              <w:t>Initials</w:t>
-            </w:r>
-          </w:p>
-        </w:tc>
-      </w:tr>
-      <w:tr>
-        <w:trPr>
-          <w:trHeight w:val="680" w:hRule="atLeast"/>
-        </w:trPr>
-        <w:tc>
-          <w:tcPr>
-            <w:tcW w:type="dxa" w:w="504"/>
-          </w:tcPr>
-          <w:p>
-            <w:pPr>
-              <w:spacing w:before="0" w:after="0"/>
-            </w:pPr>
-            <w:r/>
-            <w:r>
-              <w:rPr>
-                <w:color w:val="334155"/>
-                <w:sz w:val="16"/>
+                <w:b w:val="0"/>
+                <w:sz w:val="20"/>
               </w:rPr>
               <w:t xml:space="preserve">1</w:t>
             </w:r>
@@ -206,17 +998,21 @@
         </w:tc>
         <w:tc>
           <w:tcPr>
-            <w:tcW w:type="dxa" w:w="2016"/>
+            <w:tcW w:type="dxa" w:w="1680"/>
+            <w:tcBorders>
+              <w:top w:val="single" w:sz="4" w:color="BFBFBF"/>
+              <w:left w:val="single" w:sz="4" w:color="BFBFBF"/>
+              <w:bottom w:val="single" w:sz="4" w:color="BFBFBF"/>
+              <w:right w:val="single" w:sz="4" w:color="BFBFBF"/>
+            </w:tcBorders>
+            <w:vAlign w:val="center"/>
           </w:tcPr>
           <w:p>
-            <w:pPr>
-              <w:spacing w:before="0" w:after="0"/>
-            </w:pPr>
             <w:r/>
             <w:r>
               <w:rPr>
-                <w:color w:val="334155"/>
-                <w:sz w:val="16"/>
+                <w:b w:val="0"/>
+                <w:sz w:val="20"/>
               </w:rPr>
               <w:t xml:space="preserve">Weigh Reagents</w:t>
             </w:r>
@@ -224,55 +1020,41 @@
         </w:tc>
         <w:tc>
           <w:tcPr>
-            <w:tcW w:type="dxa" w:w="4032"/>
+            <w:tcW w:type="dxa" w:w="1680"/>
+            <w:tcBorders>
+              <w:top w:val="single" w:sz="4" w:color="BFBFBF"/>
+              <w:left w:val="single" w:sz="4" w:color="BFBFBF"/>
+              <w:bottom w:val="single" w:sz="4" w:color="BFBFBF"/>
+              <w:right w:val="single" w:sz="4" w:color="BFBFBF"/>
+            </w:tcBorders>
+            <w:vAlign w:val="center"/>
           </w:tcPr>
           <w:p>
-            <w:pPr>
-              <w:spacing w:before="0" w:after="80"/>
-            </w:pPr>
             <w:r/>
             <w:r>
               <w:rPr>
-                <w:color w:val="334155"/>
-                <w:sz w:val="16"/>
+                <w:b w:val="0"/>
+                <w:sz w:val="18"/>
               </w:rPr>
               <w:t xml:space="preserve">Weigh NaCl and KCl. NaCl: 8, and KCl: 0.2.</w:t>
-            </w:r>
-          </w:p>
-          <w:p>
-            <w:pPr>
-              <w:spacing w:before="40" w:after="0"/>
-            </w:pPr>
-            <w:r>
-              <w:rPr>
-                <w:i/>
-                <w:color w:val="969BA5"/>
-                <w:sz w:val="14"/>
-              </w:rPr>
-              <w:t xml:space="preserve">Notes: </w:t>
-            </w:r>
-            <w:r>
-              <w:rPr>
-                <w:color w:val="334155"/>
-                <w:sz w:val="14"/>
-              </w:rPr>
-              <w:t xml:space="preserve">See Figure 1</w:t>
             </w:r>
           </w:p>
         </w:tc>
         <w:tc>
           <w:tcPr>
-            <w:tcW w:type="dxa" w:w="2016"/>
+            <w:tcW w:type="dxa" w:w="1680"/>
+            <w:tcBorders>
+              <w:top w:val="single" w:sz="4" w:color="BFBFBF"/>
+              <w:left w:val="single" w:sz="4" w:color="BFBFBF"/>
+              <w:bottom w:val="single" w:sz="4" w:color="BFBFBF"/>
+              <w:right w:val="single" w:sz="4" w:color="BFBFBF"/>
+            </w:tcBorders>
           </w:tcPr>
           <w:p>
-            <w:pPr>
-              <w:spacing w:before="0" w:after="0"/>
-            </w:pPr>
             <w:r/>
             <w:r>
               <w:rPr>
-                <w:color w:val="334155"/>
-                <w:sz w:val="16"/>
+                <w:sz w:val="20"/>
               </w:rPr>
               <w:t xml:space="preserve"/>
             </w:r>
@@ -296,9 +1078,6 @@
             </w:r>
           </w:p>
           <w:p>
-            <w:pPr>
-              <w:spacing w:before="0" w:after="0"/>
-            </w:pPr>
             <w:r>
               <w:t xml:space="preserve"/>
             </w:r>
@@ -324,40 +1103,72 @@
         </w:tc>
         <w:tc>
           <w:tcPr>
-            <w:tcW w:type="dxa" w:w="1512"/>
+            <w:tcW w:type="dxa" w:w="1680"/>
+            <w:tcBorders>
+              <w:top w:val="single" w:sz="4" w:color="BFBFBF"/>
+              <w:left w:val="single" w:sz="4" w:color="BFBFBF"/>
+              <w:bottom w:val="single" w:sz="4" w:color="BFBFBF"/>
+              <w:right w:val="single" w:sz="4" w:color="BFBFBF"/>
+            </w:tcBorders>
+            <w:vAlign w:val="center"/>
           </w:tcPr>
           <w:p>
             <w:pPr>
-              <w:spacing w:before="0" w:after="0"/>
+              <w:jc w:val="center"/>
             </w:pPr>
             <w:r/>
             <w:r>
               <w:rPr>
-                <w:color w:val="334155"/>
-                <w:sz w:val="16"/>
+                <w:b w:val="0"/>
+                <w:sz w:val="20"/>
               </w:rPr>
               <w:t xml:space="preserve">D.S.C.</w:t>
             </w:r>
           </w:p>
         </w:tc>
+        <w:tc>
+          <w:tcPr>
+            <w:tcW w:type="dxa" w:w="1680"/>
+            <w:tcBorders>
+              <w:top w:val="single" w:sz="4" w:color="BFBFBF"/>
+              <w:left w:val="single" w:sz="4" w:color="BFBFBF"/>
+              <w:bottom w:val="single" w:sz="4" w:color="BFBFBF"/>
+              <w:right w:val="single" w:sz="4" w:color="BFBFBF"/>
+            </w:tcBorders>
+            <w:vAlign w:val="center"/>
+          </w:tcPr>
+          <w:p>
+            <w:r/>
+            <w:r>
+              <w:rPr>
+                <w:b w:val="0"/>
+                <w:sz w:val="20"/>
+              </w:rPr>
+            </w:r>
+          </w:p>
+        </w:tc>
       </w:tr>
       <w:tr>
-        <w:trPr>
-          <w:trHeight w:val="680" w:hRule="atLeast"/>
-        </w:trPr>
         <w:tc>
           <w:tcPr>
-            <w:tcW w:type="dxa" w:w="504"/>
+            <w:tcW w:type="dxa" w:w="1680"/>
+            <w:tcBorders>
+              <w:top w:val="single" w:sz="4" w:color="BFBFBF"/>
+              <w:left w:val="single" w:sz="4" w:color="BFBFBF"/>
+              <w:bottom w:val="single" w:sz="4" w:color="BFBFBF"/>
+              <w:right w:val="single" w:sz="4" w:color="BFBFBF"/>
+            </w:tcBorders>
+            <w:vAlign w:val="center"/>
           </w:tcPr>
           <w:p>
             <w:pPr>
-              <w:spacing w:before="0" w:after="0"/>
+              <w:jc w:val="center"/>
             </w:pPr>
             <w:r/>
             <w:r>
               <w:rPr>
-                <w:color w:val="334155"/>
-                <w:sz w:val="16"/>
+                <w:b w:val="0"/>
+                <w:sz w:val="20"/>
               </w:rPr>
               <w:t xml:space="preserve">2</w:t>
             </w:r>
@@ -365,17 +1176,21 @@
         </w:tc>
         <w:tc>
           <w:tcPr>
-            <w:tcW w:type="dxa" w:w="2016"/>
+            <w:tcW w:type="dxa" w:w="1680"/>
+            <w:tcBorders>
+              <w:top w:val="single" w:sz="4" w:color="BFBFBF"/>
+              <w:left w:val="single" w:sz="4" w:color="BFBFBF"/>
+              <w:bottom w:val="single" w:sz="4" w:color="BFBFBF"/>
+              <w:right w:val="single" w:sz="4" w:color="BFBFBF"/>
+            </w:tcBorders>
+            <w:vAlign w:val="center"/>
           </w:tcPr>
           <w:p>
-            <w:pPr>
-              <w:spacing w:before="0" w:after="0"/>
-            </w:pPr>
             <w:r/>
             <w:r>
               <w:rPr>
-                <w:color w:val="334155"/>
-                <w:sz w:val="16"/>
+                <w:b w:val="0"/>
+                <w:sz w:val="20"/>
               </w:rPr>
               <w:t xml:space="preserve">Dissolve</w:t>
             </w:r>
@@ -383,55 +1198,41 @@
         </w:tc>
         <w:tc>
           <w:tcPr>
-            <w:tcW w:type="dxa" w:w="4032"/>
+            <w:tcW w:type="dxa" w:w="1680"/>
+            <w:tcBorders>
+              <w:top w:val="single" w:sz="4" w:color="BFBFBF"/>
+              <w:left w:val="single" w:sz="4" w:color="BFBFBF"/>
+              <w:bottom w:val="single" w:sz="4" w:color="BFBFBF"/>
+              <w:right w:val="single" w:sz="4" w:color="BFBFBF"/>
+            </w:tcBorders>
+            <w:vAlign w:val="center"/>
           </w:tcPr>
           <w:p>
-            <w:pPr>
-              <w:spacing w:before="0" w:after="80"/>
-            </w:pPr>
             <w:r/>
             <w:r>
               <w:rPr>
-                <w:color w:val="334155"/>
-                <w:sz w:val="16"/>
+                <w:b w:val="0"/>
+                <w:sz w:val="18"/>
               </w:rPr>
               <w:t xml:space="preserve">Add to 1000 mL water and stir.</w:t>
-            </w:r>
-          </w:p>
-          <w:p>
-            <w:pPr>
-              <w:spacing w:before="40" w:after="0"/>
-            </w:pPr>
-            <w:r>
-              <w:rPr>
-                <w:i/>
-                <w:color w:val="969BA5"/>
-                <w:sz w:val="14"/>
-              </w:rPr>
-              <w:t xml:space="preserve">Notes: </w:t>
-            </w:r>
-            <w:r>
-              <w:rPr>
-                <w:color w:val="334155"/>
-                <w:sz w:val="14"/>
-              </w:rPr>
-              <w:t xml:space="preserve">See Figure 2</w:t>
             </w:r>
           </w:p>
         </w:tc>
         <w:tc>
           <w:tcPr>
-            <w:tcW w:type="dxa" w:w="2016"/>
+            <w:tcW w:type="dxa" w:w="1680"/>
+            <w:tcBorders>
+              <w:top w:val="single" w:sz="4" w:color="BFBFBF"/>
+              <w:left w:val="single" w:sz="4" w:color="BFBFBF"/>
+              <w:bottom w:val="single" w:sz="4" w:color="BFBFBF"/>
+              <w:right w:val="single" w:sz="4" w:color="BFBFBF"/>
+            </w:tcBorders>
           </w:tcPr>
           <w:p>
-            <w:pPr>
-              <w:spacing w:before="0" w:after="0"/>
-            </w:pPr>
             <w:r/>
             <w:r>
               <w:rPr>
-                <w:color w:val="334155"/>
-                <w:sz w:val="16"/>
+                <w:sz w:val="20"/>
               </w:rPr>
               <w:t xml:space="preserve"/>
             </w:r>
@@ -449,19 +1250,47 @@
         </w:tc>
         <w:tc>
           <w:tcPr>
-            <w:tcW w:type="dxa" w:w="1512"/>
+            <w:tcW w:type="dxa" w:w="1680"/>
+            <w:tcBorders>
+              <w:top w:val="single" w:sz="4" w:color="BFBFBF"/>
+              <w:left w:val="single" w:sz="4" w:color="BFBFBF"/>
+              <w:bottom w:val="single" w:sz="4" w:color="BFBFBF"/>
+              <w:right w:val="single" w:sz="4" w:color="BFBFBF"/>
+            </w:tcBorders>
+            <w:vAlign w:val="center"/>
           </w:tcPr>
           <w:p>
             <w:pPr>
-              <w:spacing w:before="0" w:after="0"/>
+              <w:jc w:val="center"/>
             </w:pPr>
             <w:r/>
             <w:r>
               <w:rPr>
-                <w:color w:val="334155"/>
-                <w:sz w:val="16"/>
+                <w:b w:val="0"/>
+                <w:sz w:val="20"/>
               </w:rPr>
               <w:t xml:space="preserve">D.S.C.</w:t>
+            </w:r>
+          </w:p>
+        </w:tc>
+        <w:tc>
+          <w:tcPr>
+            <w:tcW w:type="dxa" w:w="1680"/>
+            <w:tcBorders>
+              <w:top w:val="single" w:sz="4" w:color="BFBFBF"/>
+              <w:left w:val="single" w:sz="4" w:color="BFBFBF"/>
+              <w:bottom w:val="single" w:sz="4" w:color="BFBFBF"/>
+              <w:right w:val="single" w:sz="4" w:color="BFBFBF"/>
+            </w:tcBorders>
+            <w:vAlign w:val="center"/>
+          </w:tcPr>
+          <w:p>
+            <w:r/>
+            <w:r>
+              <w:rPr>
+                <w:b w:val="0"/>
+                <w:sz w:val="20"/>
+              </w:rPr>
             </w:r>
           </w:p>
         </w:tc>
@@ -469,78 +1298,50 @@
     </w:tbl>
     <w:p>
       <w:pPr>
-        <w:spacing w:after="120" w:before="0"/>
+        <w:spacing w:before="200" w:after="80"/>
       </w:pPr>
       <w:r>
         <w:rPr>
           <w:b/>
-          <w:color w:val="0F172A"/>
-          <w:sz w:val="28"/>
+          <w:color w:val="1F2937"/>
+          <w:sz w:val="24"/>
         </w:rPr>
-        <w:t xml:space="preserve">QC</w:t>
+        <w:t xml:space="preserve">4.2  QC</w:t>
       </w:r>
     </w:p>
     <w:tbl>
       <w:tblPr>
-        <w:tblStyle w:val="TableGrid"/>
         <w:tblW w:type="auto" w:w="0"/>
         <w:tblLook w:firstColumn="1" w:firstRow="1" w:lastColumn="0" w:lastRow="0" w:noHBand="0" w:noVBand="1" w:val="04A0"/>
-        <w:tblCellMar>
-          <w:top w:w="56" w:type="dxa"/>
-          <w:bottom w:w="56" w:type="dxa"/>
-          <w:start w:w="56" w:type="dxa"/>
-          <w:end w:w="56" w:type="dxa"/>
-        </w:tblCellMar>
-        <w:tblLayout w:type="fixed"/>
       </w:tblPr>
       <w:tblGrid>
-        <w:gridCol w:w="504"/>
-        <w:gridCol w:w="2016"/>
-        <w:gridCol w:w="4032"/>
-        <w:gridCol w:w="2016"/>
-        <w:gridCol w:w="1512"/>
+        <w:gridCol w:w="1680"/>
+        <w:gridCol w:w="1680"/>
+        <w:gridCol w:w="1680"/>
+        <w:gridCol w:w="1680"/>
+        <w:gridCol w:w="1680"/>
+        <w:gridCol w:w="1680"/>
       </w:tblGrid>
       <w:tr>
-        <w:trPr>
-          <w:trHeight w:val="454" w:hRule="atLeast"/>
-        </w:trPr>
         <w:tc>
           <w:tcPr>
-            <w:tcW w:type="dxa" w:w="504"/>
-            <w:shd w:val="clear" w:color="auto" w:fill="1E293B"/>
+            <w:tcW w:type="dxa" w:w="1680"/>
+            <w:shd w:val="clear" w:color="auto" w:fill="1F2937"/>
+            <w:tcBorders>
+              <w:top w:val="single" w:sz="4" w:color="BFBFBF"/>
+              <w:left w:val="single" w:sz="4" w:color="BFBFBF"/>
+              <w:bottom w:val="single" w:sz="4" w:color="BFBFBF"/>
+              <w:right w:val="single" w:sz="4" w:color="BFBFBF"/>
+            </w:tcBorders>
+            <w:vAlign w:val="center"/>
           </w:tcPr>
           <w:p>
-            <w:pPr>
-              <w:spacing w:before="0" w:after="0"/>
-              <w:jc w:val="center"/>
-            </w:pPr>
             <w:r/>
             <w:r>
               <w:rPr>
                 <w:b/>
                 <w:color w:val="FFFFFF"/>
-                <w:sz w:val="16"/>
-              </w:rPr>
-              <w:t>#</w:t>
-            </w:r>
-          </w:p>
-        </w:tc>
-        <w:tc>
-          <w:tcPr>
-            <w:tcW w:type="dxa" w:w="2016"/>
-            <w:shd w:val="clear" w:color="auto" w:fill="1E293B"/>
-          </w:tcPr>
-          <w:p>
-            <w:pPr>
-              <w:spacing w:before="0" w:after="0"/>
-              <w:jc w:val="center"/>
-            </w:pPr>
-            <w:r/>
-            <w:r>
-              <w:rPr>
-                <w:b/>
-                <w:color w:val="FFFFFF"/>
-                <w:sz w:val="16"/>
+                <w:sz w:val="20"/>
               </w:rPr>
               <w:t>Step</w:t>
             </w:r>
@@ -548,85 +1349,146 @@
         </w:tc>
         <w:tc>
           <w:tcPr>
-            <w:tcW w:type="dxa" w:w="4032"/>
-            <w:shd w:val="clear" w:color="auto" w:fill="1E293B"/>
+            <w:tcW w:type="dxa" w:w="1680"/>
+            <w:shd w:val="clear" w:color="auto" w:fill="1F2937"/>
+            <w:tcBorders>
+              <w:top w:val="single" w:sz="4" w:color="BFBFBF"/>
+              <w:left w:val="single" w:sz="4" w:color="BFBFBF"/>
+              <w:bottom w:val="single" w:sz="4" w:color="BFBFBF"/>
+              <w:right w:val="single" w:sz="4" w:color="BFBFBF"/>
+            </w:tcBorders>
+            <w:vAlign w:val="center"/>
+          </w:tcPr>
+          <w:p>
+            <w:r/>
+            <w:r>
+              <w:rPr>
+                <w:b/>
+                <w:color w:val="FFFFFF"/>
+                <w:sz w:val="20"/>
+              </w:rPr>
+              <w:t>Instruction</w:t>
+            </w:r>
+          </w:p>
+        </w:tc>
+        <w:tc>
+          <w:tcPr>
+            <w:tcW w:type="dxa" w:w="1680"/>
+            <w:shd w:val="clear" w:color="auto" w:fill="1F2937"/>
+            <w:tcBorders>
+              <w:top w:val="single" w:sz="4" w:color="BFBFBF"/>
+              <w:left w:val="single" w:sz="4" w:color="BFBFBF"/>
+              <w:bottom w:val="single" w:sz="4" w:color="BFBFBF"/>
+              <w:right w:val="single" w:sz="4" w:color="BFBFBF"/>
+            </w:tcBorders>
+            <w:vAlign w:val="center"/>
+          </w:tcPr>
+          <w:p>
+            <w:r/>
+            <w:r>
+              <w:rPr>
+                <w:b/>
+                <w:color w:val="FFFFFF"/>
+                <w:sz w:val="20"/>
+              </w:rPr>
+              <w:t>Target Parameter</w:t>
+            </w:r>
+          </w:p>
+        </w:tc>
+        <w:tc>
+          <w:tcPr>
+            <w:tcW w:type="dxa" w:w="1680"/>
+            <w:shd w:val="clear" w:color="auto" w:fill="1F2937"/>
+            <w:tcBorders>
+              <w:top w:val="single" w:sz="4" w:color="BFBFBF"/>
+              <w:left w:val="single" w:sz="4" w:color="BFBFBF"/>
+              <w:bottom w:val="single" w:sz="4" w:color="BFBFBF"/>
+              <w:right w:val="single" w:sz="4" w:color="BFBFBF"/>
+            </w:tcBorders>
+            <w:vAlign w:val="center"/>
+          </w:tcPr>
+          <w:p>
+            <w:r/>
+            <w:r>
+              <w:rPr>
+                <w:b/>
+                <w:color w:val="FFFFFF"/>
+                <w:sz w:val="20"/>
+              </w:rPr>
+              <w:t>Actual Value</w:t>
+            </w:r>
+          </w:p>
+        </w:tc>
+        <w:tc>
+          <w:tcPr>
+            <w:tcW w:type="dxa" w:w="1680"/>
+            <w:shd w:val="clear" w:color="auto" w:fill="1F2937"/>
+            <w:tcBorders>
+              <w:top w:val="single" w:sz="4" w:color="BFBFBF"/>
+              <w:left w:val="single" w:sz="4" w:color="BFBFBF"/>
+              <w:bottom w:val="single" w:sz="4" w:color="BFBFBF"/>
+              <w:right w:val="single" w:sz="4" w:color="BFBFBF"/>
+            </w:tcBorders>
+            <w:vAlign w:val="center"/>
+          </w:tcPr>
+          <w:p>
+            <w:r/>
+            <w:r>
+              <w:rPr>
+                <w:b/>
+                <w:color w:val="FFFFFF"/>
+                <w:sz w:val="20"/>
+              </w:rPr>
+              <w:t>Operator</w:t>
+            </w:r>
+          </w:p>
+        </w:tc>
+        <w:tc>
+          <w:tcPr>
+            <w:tcW w:type="dxa" w:w="1680"/>
+            <w:shd w:val="clear" w:color="auto" w:fill="1F2937"/>
+            <w:tcBorders>
+              <w:top w:val="single" w:sz="4" w:color="BFBFBF"/>
+              <w:left w:val="single" w:sz="4" w:color="BFBFBF"/>
+              <w:bottom w:val="single" w:sz="4" w:color="BFBFBF"/>
+              <w:right w:val="single" w:sz="4" w:color="BFBFBF"/>
+            </w:tcBorders>
+            <w:vAlign w:val="center"/>
+          </w:tcPr>
+          <w:p>
+            <w:r/>
+            <w:r>
+              <w:rPr>
+                <w:b/>
+                <w:color w:val="FFFFFF"/>
+                <w:sz w:val="20"/>
+              </w:rPr>
+              <w:t>Verifier</w:t>
+            </w:r>
+          </w:p>
+        </w:tc>
+      </w:tr>
+      <w:tr>
+        <w:tc>
+          <w:tcPr>
+            <w:tcW w:type="dxa" w:w="1680"/>
+            <w:tcBorders>
+              <w:top w:val="single" w:sz="4" w:color="BFBFBF"/>
+              <w:left w:val="single" w:sz="4" w:color="BFBFBF"/>
+              <w:bottom w:val="single" w:sz="4" w:color="BFBFBF"/>
+              <w:right w:val="single" w:sz="4" w:color="BFBFBF"/>
+            </w:tcBorders>
+            <w:vAlign w:val="center"/>
           </w:tcPr>
           <w:p>
             <w:pPr>
-              <w:spacing w:before="0" w:after="0"/>
               <w:jc w:val="center"/>
             </w:pPr>
             <w:r/>
             <w:r>
               <w:rPr>
-                <w:b/>
-                <w:color w:val="FFFFFF"/>
-                <w:sz w:val="16"/>
-              </w:rPr>
-              <w:t>Description</w:t>
-            </w:r>
-          </w:p>
-        </w:tc>
-        <w:tc>
-          <w:tcPr>
-            <w:tcW w:type="dxa" w:w="2016"/>
-            <w:shd w:val="clear" w:color="auto" w:fill="1E293B"/>
-          </w:tcPr>
-          <w:p>
-            <w:pPr>
-              <w:spacing w:before="0" w:after="0"/>
-              <w:jc w:val="center"/>
-            </w:pPr>
-            <w:r/>
-            <w:r>
-              <w:rPr>
-                <w:b/>
-                <w:color w:val="FFFFFF"/>
-                <w:sz w:val="16"/>
-              </w:rPr>
-              <w:t>Value / Result</w:t>
-            </w:r>
-          </w:p>
-        </w:tc>
-        <w:tc>
-          <w:tcPr>
-            <w:tcW w:type="dxa" w:w="1512"/>
-            <w:shd w:val="clear" w:color="auto" w:fill="1E293B"/>
-          </w:tcPr>
-          <w:p>
-            <w:pPr>
-              <w:spacing w:before="0" w:after="0"/>
-              <w:jc w:val="center"/>
-            </w:pPr>
-            <w:r/>
-            <w:r>
-              <w:rPr>
-                <w:b/>
-                <w:color w:val="FFFFFF"/>
-                <w:sz w:val="16"/>
-              </w:rPr>
-              <w:t>Initials</w:t>
-            </w:r>
-          </w:p>
-        </w:tc>
-      </w:tr>
-      <w:tr>
-        <w:trPr>
-          <w:trHeight w:val="680" w:hRule="atLeast"/>
-        </w:trPr>
-        <w:tc>
-          <w:tcPr>
-            <w:tcW w:type="dxa" w:w="504"/>
-          </w:tcPr>
-          <w:p>
-            <w:pPr>
-              <w:spacing w:before="0" w:after="0"/>
-            </w:pPr>
-            <w:r/>
-            <w:r>
-              <w:rPr>
-                <w:color w:val="334155"/>
-                <w:sz w:val="16"/>
+                <w:b w:val="0"/>
+                <w:sz w:val="20"/>
               </w:rPr>
               <w:t xml:space="preserve">1</w:t>
             </w:r>
@@ -634,17 +1496,21 @@
         </w:tc>
         <w:tc>
           <w:tcPr>
-            <w:tcW w:type="dxa" w:w="2016"/>
+            <w:tcW w:type="dxa" w:w="1680"/>
+            <w:tcBorders>
+              <w:top w:val="single" w:sz="4" w:color="BFBFBF"/>
+              <w:left w:val="single" w:sz="4" w:color="BFBFBF"/>
+              <w:bottom w:val="single" w:sz="4" w:color="BFBFBF"/>
+              <w:right w:val="single" w:sz="4" w:color="BFBFBF"/>
+            </w:tcBorders>
+            <w:vAlign w:val="center"/>
           </w:tcPr>
           <w:p>
-            <w:pPr>
-              <w:spacing w:before="0" w:after="0"/>
-            </w:pPr>
             <w:r/>
             <w:r>
               <w:rPr>
-                <w:color w:val="334155"/>
-                <w:sz w:val="16"/>
+                <w:b w:val="0"/>
+                <w:sz w:val="20"/>
               </w:rPr>
               <w:t xml:space="preserve">Measure pH</w:t>
             </w:r>
@@ -652,55 +1518,41 @@
         </w:tc>
         <w:tc>
           <w:tcPr>
-            <w:tcW w:type="dxa" w:w="4032"/>
+            <w:tcW w:type="dxa" w:w="1680"/>
+            <w:tcBorders>
+              <w:top w:val="single" w:sz="4" w:color="BFBFBF"/>
+              <w:left w:val="single" w:sz="4" w:color="BFBFBF"/>
+              <w:bottom w:val="single" w:sz="4" w:color="BFBFBF"/>
+              <w:right w:val="single" w:sz="4" w:color="BFBFBF"/>
+            </w:tcBorders>
+            <w:vAlign w:val="center"/>
           </w:tcPr>
           <w:p>
-            <w:pPr>
-              <w:spacing w:before="0" w:after="80"/>
-            </w:pPr>
             <w:r/>
             <w:r>
               <w:rPr>
-                <w:color w:val="334155"/>
-                <w:sz w:val="16"/>
+                <w:b w:val="0"/>
+                <w:sz w:val="18"/>
               </w:rPr>
               <w:t xml:space="preserve">Measure and adjust pH. Target pH: 7.4.</w:t>
-            </w:r>
-          </w:p>
-          <w:p>
-            <w:pPr>
-              <w:spacing w:before="40" w:after="0"/>
-            </w:pPr>
-            <w:r>
-              <w:rPr>
-                <w:i/>
-                <w:color w:val="969BA5"/>
-                <w:sz w:val="14"/>
-              </w:rPr>
-              <w:t xml:space="preserve">Notes: </w:t>
-            </w:r>
-            <w:r>
-              <w:rPr>
-                <w:color w:val="334155"/>
-                <w:sz w:val="14"/>
-              </w:rPr>
-              <w:t xml:space="preserve">See Figure 3</w:t>
             </w:r>
           </w:p>
         </w:tc>
         <w:tc>
           <w:tcPr>
-            <w:tcW w:type="dxa" w:w="2016"/>
+            <w:tcW w:type="dxa" w:w="1680"/>
+            <w:tcBorders>
+              <w:top w:val="single" w:sz="4" w:color="BFBFBF"/>
+              <w:left w:val="single" w:sz="4" w:color="BFBFBF"/>
+              <w:bottom w:val="single" w:sz="4" w:color="BFBFBF"/>
+              <w:right w:val="single" w:sz="4" w:color="BFBFBF"/>
+            </w:tcBorders>
           </w:tcPr>
           <w:p>
-            <w:pPr>
-              <w:spacing w:before="0" w:after="0"/>
-            </w:pPr>
             <w:r/>
             <w:r>
               <w:rPr>
-                <w:color w:val="334155"/>
-                <w:sz w:val="16"/>
+                <w:sz w:val="20"/>
               </w:rPr>
               <w:t xml:space="preserve"/>
             </w:r>
@@ -718,19 +1570,47 @@
         </w:tc>
         <w:tc>
           <w:tcPr>
-            <w:tcW w:type="dxa" w:w="1512"/>
+            <w:tcW w:type="dxa" w:w="1680"/>
+            <w:tcBorders>
+              <w:top w:val="single" w:sz="4" w:color="BFBFBF"/>
+              <w:left w:val="single" w:sz="4" w:color="BFBFBF"/>
+              <w:bottom w:val="single" w:sz="4" w:color="BFBFBF"/>
+              <w:right w:val="single" w:sz="4" w:color="BFBFBF"/>
+            </w:tcBorders>
+            <w:vAlign w:val="center"/>
           </w:tcPr>
           <w:p>
             <w:pPr>
-              <w:spacing w:before="0" w:after="0"/>
+              <w:jc w:val="center"/>
             </w:pPr>
             <w:r/>
             <w:r>
               <w:rPr>
-                <w:color w:val="334155"/>
-                <w:sz w:val="16"/>
+                <w:b w:val="0"/>
+                <w:sz w:val="20"/>
               </w:rPr>
               <w:t xml:space="preserve">J.W.</w:t>
+            </w:r>
+          </w:p>
+        </w:tc>
+        <w:tc>
+          <w:tcPr>
+            <w:tcW w:type="dxa" w:w="1680"/>
+            <w:tcBorders>
+              <w:top w:val="single" w:sz="4" w:color="BFBFBF"/>
+              <w:left w:val="single" w:sz="4" w:color="BFBFBF"/>
+              <w:bottom w:val="single" w:sz="4" w:color="BFBFBF"/>
+              <w:right w:val="single" w:sz="4" w:color="BFBFBF"/>
+            </w:tcBorders>
+            <w:vAlign w:val="center"/>
+          </w:tcPr>
+          <w:p>
+            <w:r/>
+            <w:r>
+              <w:rPr>
+                <w:b w:val="0"/>
+                <w:sz w:val="20"/>
+              </w:rPr>
             </w:r>
           </w:p>
         </w:tc>
@@ -738,12 +1618,820 @@
     </w:tbl>
     <w:p>
       <w:pPr>
-        <w:spacing w:after="0" w:before="0"/>
+        <w:spacing w:before="240" w:after="80"/>
       </w:pPr>
       <w:r>
         <w:rPr>
-          <w:color w:val="334155"/>
-          <w:sz w:val="2"/>
+          <w:b/>
+          <w:color w:val="1F2937"/>
+          <w:sz w:val="28"/>
+        </w:rPr>
+        <w:t>5. Deviations and Process Comments</w:t>
+      </w:r>
+    </w:p>
+    <w:p>
+      <w:r>
+        <w:rPr>
+          <w:b w:val="0"/>
+          <w:i/>
+          <w:color w:val="64748B"/>
+          <w:sz w:val="18"/>
+        </w:rPr>
+        <w:t>Log any deviations from the target parameters or standard operating procedures. In development/tox runs, deviations are expected; the key is rigorous documentation. Run notes are surfaced here.</w:t>
+      </w:r>
+    </w:p>
+    <w:tbl>
+      <w:tblPr>
+        <w:tblW w:type="auto" w:w="0"/>
+        <w:tblLook w:firstColumn="1" w:firstRow="1" w:lastColumn="0" w:lastRow="0" w:noHBand="0" w:noVBand="1" w:val="04A0"/>
+      </w:tblPr>
+      <w:tblGrid>
+        <w:gridCol w:w="2520"/>
+        <w:gridCol w:w="2520"/>
+        <w:gridCol w:w="2520"/>
+        <w:gridCol w:w="2520"/>
+      </w:tblGrid>
+      <w:tr>
+        <w:tc>
+          <w:tcPr>
+            <w:tcW w:type="dxa" w:w="2520"/>
+            <w:shd w:val="clear" w:color="auto" w:fill="1F2937"/>
+            <w:tcBorders>
+              <w:top w:val="single" w:sz="4" w:color="BFBFBF"/>
+              <w:left w:val="single" w:sz="4" w:color="BFBFBF"/>
+              <w:bottom w:val="single" w:sz="4" w:color="BFBFBF"/>
+              <w:right w:val="single" w:sz="4" w:color="BFBFBF"/>
+            </w:tcBorders>
+            <w:vAlign w:val="center"/>
+          </w:tcPr>
+          <w:p>
+            <w:r/>
+            <w:r>
+              <w:rPr>
+                <w:b/>
+                <w:color w:val="FFFFFF"/>
+                <w:sz w:val="20"/>
+              </w:rPr>
+              <w:t>Step / Status Ref.</w:t>
+            </w:r>
+          </w:p>
+        </w:tc>
+        <w:tc>
+          <w:tcPr>
+            <w:tcW w:type="dxa" w:w="2520"/>
+            <w:shd w:val="clear" w:color="auto" w:fill="1F2937"/>
+            <w:tcBorders>
+              <w:top w:val="single" w:sz="4" w:color="BFBFBF"/>
+              <w:left w:val="single" w:sz="4" w:color="BFBFBF"/>
+              <w:bottom w:val="single" w:sz="4" w:color="BFBFBF"/>
+              <w:right w:val="single" w:sz="4" w:color="BFBFBF"/>
+            </w:tcBorders>
+            <w:vAlign w:val="center"/>
+          </w:tcPr>
+          <w:p>
+            <w:r/>
+            <w:r>
+              <w:rPr>
+                <w:b/>
+                <w:color w:val="FFFFFF"/>
+                <w:sz w:val="20"/>
+              </w:rPr>
+              <w:t>Description of Deviation / Observation</w:t>
+            </w:r>
+          </w:p>
+        </w:tc>
+        <w:tc>
+          <w:tcPr>
+            <w:tcW w:type="dxa" w:w="2520"/>
+            <w:shd w:val="clear" w:color="auto" w:fill="1F2937"/>
+            <w:tcBorders>
+              <w:top w:val="single" w:sz="4" w:color="BFBFBF"/>
+              <w:left w:val="single" w:sz="4" w:color="BFBFBF"/>
+              <w:bottom w:val="single" w:sz="4" w:color="BFBFBF"/>
+              <w:right w:val="single" w:sz="4" w:color="BFBFBF"/>
+            </w:tcBorders>
+            <w:vAlign w:val="center"/>
+          </w:tcPr>
+          <w:p>
+            <w:r/>
+            <w:r>
+              <w:rPr>
+                <w:b/>
+                <w:color w:val="FFFFFF"/>
+                <w:sz w:val="20"/>
+              </w:rPr>
+              <w:t>Impact Assessment Required? (Y/N)</w:t>
+            </w:r>
+          </w:p>
+        </w:tc>
+        <w:tc>
+          <w:tcPr>
+            <w:tcW w:type="dxa" w:w="2520"/>
+            <w:shd w:val="clear" w:color="auto" w:fill="1F2937"/>
+            <w:tcBorders>
+              <w:top w:val="single" w:sz="4" w:color="BFBFBF"/>
+              <w:left w:val="single" w:sz="4" w:color="BFBFBF"/>
+              <w:bottom w:val="single" w:sz="4" w:color="BFBFBF"/>
+              <w:right w:val="single" w:sz="4" w:color="BFBFBF"/>
+            </w:tcBorders>
+            <w:vAlign w:val="center"/>
+          </w:tcPr>
+          <w:p>
+            <w:r/>
+            <w:r>
+              <w:rPr>
+                <w:b/>
+                <w:color w:val="FFFFFF"/>
+                <w:sz w:val="20"/>
+              </w:rPr>
+              <w:t>Lead Reviewer Sign-off</w:t>
+            </w:r>
+          </w:p>
+        </w:tc>
+      </w:tr>
+      <w:tr>
+        <w:tc>
+          <w:tcPr>
+            <w:tcW w:type="dxa" w:w="2520"/>
+            <w:tcBorders>
+              <w:top w:val="single" w:sz="4" w:color="BFBFBF"/>
+              <w:left w:val="single" w:sz="4" w:color="BFBFBF"/>
+              <w:bottom w:val="single" w:sz="4" w:color="BFBFBF"/>
+              <w:right w:val="single" w:sz="4" w:color="BFBFBF"/>
+            </w:tcBorders>
+            <w:vAlign w:val="center"/>
+          </w:tcPr>
+          <w:p>
+            <w:r/>
+            <w:r>
+              <w:rPr>
+                <w:b w:val="0"/>
+                <w:sz w:val="20"/>
+              </w:rPr>
+              <w:t xml:space="preserve">ACTIVE</w:t>
+            </w:r>
+          </w:p>
+        </w:tc>
+        <w:tc>
+          <w:tcPr>
+            <w:tcW w:type="dxa" w:w="2520"/>
+            <w:tcBorders>
+              <w:top w:val="single" w:sz="4" w:color="BFBFBF"/>
+              <w:left w:val="single" w:sz="4" w:color="BFBFBF"/>
+              <w:bottom w:val="single" w:sz="4" w:color="BFBFBF"/>
+              <w:right w:val="single" w:sz="4" w:color="BFBFBF"/>
+            </w:tcBorders>
+            <w:vAlign w:val="center"/>
+          </w:tcPr>
+          <w:p>
+            <w:r/>
+            <w:r>
+              <w:rPr>
+                <w:b w:val="0"/>
+                <w:sz w:val="20"/>
+              </w:rPr>
+              <w:t xml:space="preserve">Observed slight turbidity after buffer prep.</w:t>
+            </w:r>
+          </w:p>
+        </w:tc>
+        <w:tc>
+          <w:tcPr>
+            <w:tcW w:type="dxa" w:w="2520"/>
+            <w:tcBorders>
+              <w:top w:val="single" w:sz="4" w:color="BFBFBF"/>
+              <w:left w:val="single" w:sz="4" w:color="BFBFBF"/>
+              <w:bottom w:val="single" w:sz="4" w:color="BFBFBF"/>
+              <w:right w:val="single" w:sz="4" w:color="BFBFBF"/>
+            </w:tcBorders>
+            <w:vAlign w:val="center"/>
+          </w:tcPr>
+          <w:p>
+            <w:r/>
+            <w:r>
+              <w:rPr>
+                <w:b w:val="0"/>
+                <w:sz w:val="20"/>
+              </w:rPr>
+            </w:r>
+          </w:p>
+        </w:tc>
+        <w:tc>
+          <w:tcPr>
+            <w:tcW w:type="dxa" w:w="2520"/>
+            <w:tcBorders>
+              <w:top w:val="single" w:sz="4" w:color="BFBFBF"/>
+              <w:left w:val="single" w:sz="4" w:color="BFBFBF"/>
+              <w:bottom w:val="single" w:sz="4" w:color="BFBFBF"/>
+              <w:right w:val="single" w:sz="4" w:color="BFBFBF"/>
+            </w:tcBorders>
+            <w:vAlign w:val="center"/>
+          </w:tcPr>
+          <w:p>
+            <w:r/>
+            <w:r>
+              <w:rPr>
+                <w:b w:val="0"/>
+                <w:sz w:val="18"/>
+              </w:rPr>
+              <w:t xml:space="preserve">Dr. Sarah Chen</w:t>
+              <w:br/>
+              <w:t xml:space="preserve">2026-04-01 10:35:00</w:t>
+            </w:r>
+          </w:p>
+        </w:tc>
+      </w:tr>
+      <w:tr>
+        <w:tc>
+          <w:tcPr>
+            <w:tcW w:type="dxa" w:w="2520"/>
+            <w:tcBorders>
+              <w:top w:val="single" w:sz="4" w:color="BFBFBF"/>
+              <w:left w:val="single" w:sz="4" w:color="BFBFBF"/>
+              <w:bottom w:val="single" w:sz="4" w:color="BFBFBF"/>
+              <w:right w:val="single" w:sz="4" w:color="BFBFBF"/>
+            </w:tcBorders>
+            <w:vAlign w:val="center"/>
+          </w:tcPr>
+          <w:p>
+            <w:r/>
+            <w:r>
+              <w:rPr>
+                <w:b w:val="0"/>
+                <w:sz w:val="20"/>
+              </w:rPr>
+              <w:t xml:space="preserve">ACTIVE</w:t>
+            </w:r>
+          </w:p>
+        </w:tc>
+        <w:tc>
+          <w:tcPr>
+            <w:tcW w:type="dxa" w:w="2520"/>
+            <w:tcBorders>
+              <w:top w:val="single" w:sz="4" w:color="BFBFBF"/>
+              <w:left w:val="single" w:sz="4" w:color="BFBFBF"/>
+              <w:bottom w:val="single" w:sz="4" w:color="BFBFBF"/>
+              <w:right w:val="single" w:sz="4" w:color="BFBFBF"/>
+            </w:tcBorders>
+            <w:vAlign w:val="center"/>
+          </w:tcPr>
+          <w:p>
+            <w:r/>
+            <w:r>
+              <w:rPr>
+                <w:b w:val="0"/>
+                <w:sz w:val="20"/>
+              </w:rPr>
+              <w:t xml:space="preserve">[ANOMALY] ANOMALY: Cell viability below threshold at 85%.</w:t>
+            </w:r>
+          </w:p>
+        </w:tc>
+        <w:tc>
+          <w:tcPr>
+            <w:tcW w:type="dxa" w:w="2520"/>
+            <w:tcBorders>
+              <w:top w:val="single" w:sz="4" w:color="BFBFBF"/>
+              <w:left w:val="single" w:sz="4" w:color="BFBFBF"/>
+              <w:bottom w:val="single" w:sz="4" w:color="BFBFBF"/>
+              <w:right w:val="single" w:sz="4" w:color="BFBFBF"/>
+            </w:tcBorders>
+            <w:vAlign w:val="center"/>
+          </w:tcPr>
+          <w:p>
+            <w:r/>
+            <w:r>
+              <w:rPr>
+                <w:b w:val="0"/>
+                <w:sz w:val="20"/>
+              </w:rPr>
+            </w:r>
+          </w:p>
+        </w:tc>
+        <w:tc>
+          <w:tcPr>
+            <w:tcW w:type="dxa" w:w="2520"/>
+            <w:tcBorders>
+              <w:top w:val="single" w:sz="4" w:color="BFBFBF"/>
+              <w:left w:val="single" w:sz="4" w:color="BFBFBF"/>
+              <w:bottom w:val="single" w:sz="4" w:color="BFBFBF"/>
+              <w:right w:val="single" w:sz="4" w:color="BFBFBF"/>
+            </w:tcBorders>
+            <w:vAlign w:val="center"/>
+          </w:tcPr>
+          <w:p>
+            <w:r/>
+            <w:r>
+              <w:rPr>
+                <w:b w:val="0"/>
+                <w:sz w:val="18"/>
+              </w:rPr>
+              <w:t xml:space="preserve">Dr. Sarah Chen</w:t>
+              <w:br/>
+              <w:t xml:space="preserve">2026-04-01 11:20:00</w:t>
+            </w:r>
+          </w:p>
+        </w:tc>
+      </w:tr>
+      <w:tr>
+        <w:tc>
+          <w:tcPr>
+            <w:tcW w:type="dxa" w:w="2520"/>
+            <w:tcBorders>
+              <w:top w:val="single" w:sz="4" w:color="BFBFBF"/>
+              <w:left w:val="single" w:sz="4" w:color="BFBFBF"/>
+              <w:bottom w:val="single" w:sz="4" w:color="BFBFBF"/>
+              <w:right w:val="single" w:sz="4" w:color="BFBFBF"/>
+            </w:tcBorders>
+            <w:vAlign w:val="center"/>
+          </w:tcPr>
+          <w:p>
+            <w:r/>
+            <w:r>
+              <w:rPr>
+                <w:b w:val="0"/>
+                <w:sz w:val="20"/>
+              </w:rPr>
+            </w:r>
+          </w:p>
+        </w:tc>
+        <w:tc>
+          <w:tcPr>
+            <w:tcW w:type="dxa" w:w="2520"/>
+            <w:tcBorders>
+              <w:top w:val="single" w:sz="4" w:color="BFBFBF"/>
+              <w:left w:val="single" w:sz="4" w:color="BFBFBF"/>
+              <w:bottom w:val="single" w:sz="4" w:color="BFBFBF"/>
+              <w:right w:val="single" w:sz="4" w:color="BFBFBF"/>
+            </w:tcBorders>
+            <w:vAlign w:val="center"/>
+          </w:tcPr>
+          <w:p>
+            <w:r/>
+            <w:r>
+              <w:rPr>
+                <w:b w:val="0"/>
+                <w:sz w:val="20"/>
+              </w:rPr>
+            </w:r>
+          </w:p>
+        </w:tc>
+        <w:tc>
+          <w:tcPr>
+            <w:tcW w:type="dxa" w:w="2520"/>
+            <w:tcBorders>
+              <w:top w:val="single" w:sz="4" w:color="BFBFBF"/>
+              <w:left w:val="single" w:sz="4" w:color="BFBFBF"/>
+              <w:bottom w:val="single" w:sz="4" w:color="BFBFBF"/>
+              <w:right w:val="single" w:sz="4" w:color="BFBFBF"/>
+            </w:tcBorders>
+            <w:vAlign w:val="center"/>
+          </w:tcPr>
+          <w:p>
+            <w:r/>
+            <w:r>
+              <w:rPr>
+                <w:b w:val="0"/>
+                <w:sz w:val="20"/>
+              </w:rPr>
+            </w:r>
+          </w:p>
+        </w:tc>
+        <w:tc>
+          <w:tcPr>
+            <w:tcW w:type="dxa" w:w="2520"/>
+            <w:tcBorders>
+              <w:top w:val="single" w:sz="4" w:color="BFBFBF"/>
+              <w:left w:val="single" w:sz="4" w:color="BFBFBF"/>
+              <w:bottom w:val="single" w:sz="4" w:color="BFBFBF"/>
+              <w:right w:val="single" w:sz="4" w:color="BFBFBF"/>
+            </w:tcBorders>
+            <w:vAlign w:val="center"/>
+          </w:tcPr>
+          <w:p>
+            <w:r/>
+            <w:r>
+              <w:rPr>
+                <w:b w:val="0"/>
+                <w:sz w:val="20"/>
+              </w:rPr>
+            </w:r>
+          </w:p>
+        </w:tc>
+      </w:tr>
+    </w:tbl>
+    <w:p>
+      <w:pPr>
+        <w:spacing w:before="240" w:after="80"/>
+      </w:pPr>
+      <w:r>
+        <w:rPr>
+          <w:b/>
+          <w:color w:val="1F2937"/>
+          <w:sz w:val="28"/>
+        </w:rPr>
+        <w:t>6. Final Disposition &amp; Signatures</w:t>
+      </w:r>
+    </w:p>
+    <w:p>
+      <w:r>
+        <w:rPr>
+          <w:b w:val="0"/>
+          <w:i/>
+          <w:color w:val="64748B"/>
+          <w:sz w:val="18"/>
+        </w:rPr>
+        <w:t>By signing below, I certify that the material described herein was produced according to the specified process instructions and that all deviations have been reviewed and assessed for impact on the suitability of the material for its intended non-clinical use.</w:t>
+      </w:r>
+    </w:p>
+    <w:p>
+      <w:r>
+        <w:rPr>
+          <w:b/>
+          <w:i w:val="0"/>
+          <w:sz w:val="22"/>
+        </w:rPr>
+        <w:t>Wet-Ink Sign-Off</w:t>
+      </w:r>
+    </w:p>
+    <w:tbl>
+      <w:tblPr>
+        <w:tblW w:type="auto" w:w="0"/>
+        <w:tblLook w:firstColumn="1" w:firstRow="1" w:lastColumn="0" w:lastRow="0" w:noHBand="0" w:noVBand="1" w:val="04A0"/>
+      </w:tblPr>
+      <w:tblGrid>
+        <w:gridCol w:w="2520"/>
+        <w:gridCol w:w="2520"/>
+        <w:gridCol w:w="2520"/>
+        <w:gridCol w:w="2520"/>
+      </w:tblGrid>
+      <w:tr>
+        <w:tc>
+          <w:tcPr>
+            <w:tcW w:type="dxa" w:w="2520"/>
+            <w:shd w:val="clear" w:color="auto" w:fill="1F2937"/>
+            <w:tcBorders>
+              <w:top w:val="single" w:sz="4" w:color="BFBFBF"/>
+              <w:left w:val="single" w:sz="4" w:color="BFBFBF"/>
+              <w:bottom w:val="single" w:sz="4" w:color="BFBFBF"/>
+              <w:right w:val="single" w:sz="4" w:color="BFBFBF"/>
+            </w:tcBorders>
+            <w:vAlign w:val="center"/>
+          </w:tcPr>
+          <w:p>
+            <w:r/>
+            <w:r>
+              <w:rPr>
+                <w:b/>
+                <w:color w:val="FFFFFF"/>
+                <w:sz w:val="20"/>
+              </w:rPr>
+              <w:t>Role</w:t>
+            </w:r>
+          </w:p>
+        </w:tc>
+        <w:tc>
+          <w:tcPr>
+            <w:tcW w:type="dxa" w:w="2520"/>
+            <w:shd w:val="clear" w:color="auto" w:fill="1F2937"/>
+            <w:tcBorders>
+              <w:top w:val="single" w:sz="4" w:color="BFBFBF"/>
+              <w:left w:val="single" w:sz="4" w:color="BFBFBF"/>
+              <w:bottom w:val="single" w:sz="4" w:color="BFBFBF"/>
+              <w:right w:val="single" w:sz="4" w:color="BFBFBF"/>
+            </w:tcBorders>
+            <w:vAlign w:val="center"/>
+          </w:tcPr>
+          <w:p>
+            <w:r/>
+            <w:r>
+              <w:rPr>
+                <w:b/>
+                <w:color w:val="FFFFFF"/>
+                <w:sz w:val="20"/>
+              </w:rPr>
+              <w:t>Name (Print)</w:t>
+            </w:r>
+          </w:p>
+        </w:tc>
+        <w:tc>
+          <w:tcPr>
+            <w:tcW w:type="dxa" w:w="2520"/>
+            <w:shd w:val="clear" w:color="auto" w:fill="1F2937"/>
+            <w:tcBorders>
+              <w:top w:val="single" w:sz="4" w:color="BFBFBF"/>
+              <w:left w:val="single" w:sz="4" w:color="BFBFBF"/>
+              <w:bottom w:val="single" w:sz="4" w:color="BFBFBF"/>
+              <w:right w:val="single" w:sz="4" w:color="BFBFBF"/>
+            </w:tcBorders>
+            <w:vAlign w:val="center"/>
+          </w:tcPr>
+          <w:p>
+            <w:r/>
+            <w:r>
+              <w:rPr>
+                <w:b/>
+                <w:color w:val="FFFFFF"/>
+                <w:sz w:val="20"/>
+              </w:rPr>
+              <w:t>Signature</w:t>
+            </w:r>
+          </w:p>
+        </w:tc>
+        <w:tc>
+          <w:tcPr>
+            <w:tcW w:type="dxa" w:w="2520"/>
+            <w:shd w:val="clear" w:color="auto" w:fill="1F2937"/>
+            <w:tcBorders>
+              <w:top w:val="single" w:sz="4" w:color="BFBFBF"/>
+              <w:left w:val="single" w:sz="4" w:color="BFBFBF"/>
+              <w:bottom w:val="single" w:sz="4" w:color="BFBFBF"/>
+              <w:right w:val="single" w:sz="4" w:color="BFBFBF"/>
+            </w:tcBorders>
+            <w:vAlign w:val="center"/>
+          </w:tcPr>
+          <w:p>
+            <w:r/>
+            <w:r>
+              <w:rPr>
+                <w:b/>
+                <w:color w:val="FFFFFF"/>
+                <w:sz w:val="20"/>
+              </w:rPr>
+              <w:t>Date</w:t>
+            </w:r>
+          </w:p>
+        </w:tc>
+      </w:tr>
+      <w:tr>
+        <w:tc>
+          <w:tcPr>
+            <w:tcW w:type="dxa" w:w="2520"/>
+            <w:shd w:val="clear" w:color="auto" w:fill="F1F5F9"/>
+            <w:tcBorders>
+              <w:top w:val="single" w:sz="4" w:color="BFBFBF"/>
+              <w:left w:val="single" w:sz="4" w:color="BFBFBF"/>
+              <w:bottom w:val="single" w:sz="4" w:color="BFBFBF"/>
+              <w:right w:val="single" w:sz="4" w:color="BFBFBF"/>
+            </w:tcBorders>
+            <w:vAlign w:val="center"/>
+          </w:tcPr>
+          <w:p>
+            <w:r/>
+            <w:r>
+              <w:rPr>
+                <w:b/>
+                <w:sz w:val="20"/>
+              </w:rPr>
+              <w:t>Lead Operator / Engineer</w:t>
+            </w:r>
+          </w:p>
+        </w:tc>
+        <w:tc>
+          <w:tcPr>
+            <w:tcW w:type="dxa" w:w="2520"/>
+            <w:tcBorders>
+              <w:top w:val="single" w:sz="4" w:color="BFBFBF"/>
+              <w:left w:val="single" w:sz="4" w:color="BFBFBF"/>
+              <w:bottom w:val="single" w:sz="4" w:color="BFBFBF"/>
+              <w:right w:val="single" w:sz="4" w:color="BFBFBF"/>
+            </w:tcBorders>
+            <w:vAlign w:val="center"/>
+          </w:tcPr>
+          <w:p>
+            <w:r/>
+            <w:r>
+              <w:rPr>
+                <w:b w:val="0"/>
+                <w:sz w:val="20"/>
+              </w:rPr>
+            </w:r>
+          </w:p>
+        </w:tc>
+        <w:tc>
+          <w:tcPr>
+            <w:tcW w:type="dxa" w:w="2520"/>
+            <w:tcBorders>
+              <w:top w:val="single" w:sz="4" w:color="BFBFBF"/>
+              <w:left w:val="single" w:sz="4" w:color="BFBFBF"/>
+              <w:bottom w:val="single" w:sz="4" w:color="BFBFBF"/>
+              <w:right w:val="single" w:sz="4" w:color="BFBFBF"/>
+            </w:tcBorders>
+            <w:vAlign w:val="center"/>
+          </w:tcPr>
+          <w:p>
+            <w:r/>
+            <w:r>
+              <w:rPr>
+                <w:b w:val="0"/>
+                <w:sz w:val="20"/>
+              </w:rPr>
+            </w:r>
+          </w:p>
+        </w:tc>
+        <w:tc>
+          <w:tcPr>
+            <w:tcW w:type="dxa" w:w="2520"/>
+            <w:tcBorders>
+              <w:top w:val="single" w:sz="4" w:color="BFBFBF"/>
+              <w:left w:val="single" w:sz="4" w:color="BFBFBF"/>
+              <w:bottom w:val="single" w:sz="4" w:color="BFBFBF"/>
+              <w:right w:val="single" w:sz="4" w:color="BFBFBF"/>
+            </w:tcBorders>
+            <w:vAlign w:val="center"/>
+          </w:tcPr>
+          <w:p>
+            <w:r/>
+            <w:r>
+              <w:rPr>
+                <w:b w:val="0"/>
+                <w:sz w:val="20"/>
+              </w:rPr>
+            </w:r>
+          </w:p>
+        </w:tc>
+      </w:tr>
+      <w:tr>
+        <w:tc>
+          <w:tcPr>
+            <w:tcW w:type="dxa" w:w="2520"/>
+            <w:shd w:val="clear" w:color="auto" w:fill="F1F5F9"/>
+            <w:tcBorders>
+              <w:top w:val="single" w:sz="4" w:color="BFBFBF"/>
+              <w:left w:val="single" w:sz="4" w:color="BFBFBF"/>
+              <w:bottom w:val="single" w:sz="4" w:color="BFBFBF"/>
+              <w:right w:val="single" w:sz="4" w:color="BFBFBF"/>
+            </w:tcBorders>
+            <w:vAlign w:val="center"/>
+          </w:tcPr>
+          <w:p>
+            <w:r/>
+            <w:r>
+              <w:rPr>
+                <w:b/>
+                <w:sz w:val="20"/>
+              </w:rPr>
+              <w:t>Process Development Lead</w:t>
+            </w:r>
+          </w:p>
+        </w:tc>
+        <w:tc>
+          <w:tcPr>
+            <w:tcW w:type="dxa" w:w="2520"/>
+            <w:tcBorders>
+              <w:top w:val="single" w:sz="4" w:color="BFBFBF"/>
+              <w:left w:val="single" w:sz="4" w:color="BFBFBF"/>
+              <w:bottom w:val="single" w:sz="4" w:color="BFBFBF"/>
+              <w:right w:val="single" w:sz="4" w:color="BFBFBF"/>
+            </w:tcBorders>
+            <w:vAlign w:val="center"/>
+          </w:tcPr>
+          <w:p>
+            <w:r/>
+            <w:r>
+              <w:rPr>
+                <w:b w:val="0"/>
+                <w:sz w:val="20"/>
+              </w:rPr>
+            </w:r>
+          </w:p>
+        </w:tc>
+        <w:tc>
+          <w:tcPr>
+            <w:tcW w:type="dxa" w:w="2520"/>
+            <w:tcBorders>
+              <w:top w:val="single" w:sz="4" w:color="BFBFBF"/>
+              <w:left w:val="single" w:sz="4" w:color="BFBFBF"/>
+              <w:bottom w:val="single" w:sz="4" w:color="BFBFBF"/>
+              <w:right w:val="single" w:sz="4" w:color="BFBFBF"/>
+            </w:tcBorders>
+            <w:vAlign w:val="center"/>
+          </w:tcPr>
+          <w:p>
+            <w:r/>
+            <w:r>
+              <w:rPr>
+                <w:b w:val="0"/>
+                <w:sz w:val="20"/>
+              </w:rPr>
+            </w:r>
+          </w:p>
+        </w:tc>
+        <w:tc>
+          <w:tcPr>
+            <w:tcW w:type="dxa" w:w="2520"/>
+            <w:tcBorders>
+              <w:top w:val="single" w:sz="4" w:color="BFBFBF"/>
+              <w:left w:val="single" w:sz="4" w:color="BFBFBF"/>
+              <w:bottom w:val="single" w:sz="4" w:color="BFBFBF"/>
+              <w:right w:val="single" w:sz="4" w:color="BFBFBF"/>
+            </w:tcBorders>
+            <w:vAlign w:val="center"/>
+          </w:tcPr>
+          <w:p>
+            <w:r/>
+            <w:r>
+              <w:rPr>
+                <w:b w:val="0"/>
+                <w:sz w:val="20"/>
+              </w:rPr>
+            </w:r>
+          </w:p>
+        </w:tc>
+      </w:tr>
+      <w:tr>
+        <w:tc>
+          <w:tcPr>
+            <w:tcW w:type="dxa" w:w="2520"/>
+            <w:shd w:val="clear" w:color="auto" w:fill="F1F5F9"/>
+            <w:tcBorders>
+              <w:top w:val="single" w:sz="4" w:color="BFBFBF"/>
+              <w:left w:val="single" w:sz="4" w:color="BFBFBF"/>
+              <w:bottom w:val="single" w:sz="4" w:color="BFBFBF"/>
+              <w:right w:val="single" w:sz="4" w:color="BFBFBF"/>
+            </w:tcBorders>
+            <w:vAlign w:val="center"/>
+          </w:tcPr>
+          <w:p>
+            <w:r/>
+            <w:r>
+              <w:rPr>
+                <w:b/>
+                <w:sz w:val="20"/>
+              </w:rPr>
+              <w:t>Quality / Compliance (if applicable)</w:t>
+            </w:r>
+          </w:p>
+        </w:tc>
+        <w:tc>
+          <w:tcPr>
+            <w:tcW w:type="dxa" w:w="2520"/>
+            <w:tcBorders>
+              <w:top w:val="single" w:sz="4" w:color="BFBFBF"/>
+              <w:left w:val="single" w:sz="4" w:color="BFBFBF"/>
+              <w:bottom w:val="single" w:sz="4" w:color="BFBFBF"/>
+              <w:right w:val="single" w:sz="4" w:color="BFBFBF"/>
+            </w:tcBorders>
+            <w:vAlign w:val="center"/>
+          </w:tcPr>
+          <w:p>
+            <w:r/>
+            <w:r>
+              <w:rPr>
+                <w:b w:val="0"/>
+                <w:sz w:val="20"/>
+              </w:rPr>
+            </w:r>
+          </w:p>
+        </w:tc>
+        <w:tc>
+          <w:tcPr>
+            <w:tcW w:type="dxa" w:w="2520"/>
+            <w:tcBorders>
+              <w:top w:val="single" w:sz="4" w:color="BFBFBF"/>
+              <w:left w:val="single" w:sz="4" w:color="BFBFBF"/>
+              <w:bottom w:val="single" w:sz="4" w:color="BFBFBF"/>
+              <w:right w:val="single" w:sz="4" w:color="BFBFBF"/>
+            </w:tcBorders>
+            <w:vAlign w:val="center"/>
+          </w:tcPr>
+          <w:p>
+            <w:r/>
+            <w:r>
+              <w:rPr>
+                <w:b w:val="0"/>
+                <w:sz w:val="20"/>
+              </w:rPr>
+            </w:r>
+          </w:p>
+        </w:tc>
+        <w:tc>
+          <w:tcPr>
+            <w:tcW w:type="dxa" w:w="2520"/>
+            <w:tcBorders>
+              <w:top w:val="single" w:sz="4" w:color="BFBFBF"/>
+              <w:left w:val="single" w:sz="4" w:color="BFBFBF"/>
+              <w:bottom w:val="single" w:sz="4" w:color="BFBFBF"/>
+              <w:right w:val="single" w:sz="4" w:color="BFBFBF"/>
+            </w:tcBorders>
+            <w:vAlign w:val="center"/>
+          </w:tcPr>
+          <w:p>
+            <w:r/>
+            <w:r>
+              <w:rPr>
+                <w:b w:val="0"/>
+                <w:sz w:val="20"/>
+              </w:rPr>
+            </w:r>
+          </w:p>
+        </w:tc>
+      </w:tr>
+    </w:tbl>
+    <w:p>
+      <w:r>
+        <w:rPr>
+          <w:b w:val="0"/>
+          <w:i w:val="0"/>
+          <w:sz w:val="20"/>
         </w:rPr>
         <w:t xml:space="preserve"/>
       </w:r>
@@ -757,9 +2445,6 @@
       </w:r>
     </w:p>
     <w:p>
-      <w:pPr>
-        <w:spacing w:after="0" w:before="0"/>
-      </w:pPr>
       <w:r>
         <w:t xml:space="preserve"/>
       </w:r>
@@ -769,118 +2454,20 @@
     </w:p>
     <w:p>
       <w:pPr>
-        <w:spacing w:after="160" w:before="0"/>
+        <w:spacing w:before="240" w:after="80"/>
       </w:pPr>
       <w:r>
         <w:rPr>
           <w:b/>
-          <w:color w:val="0F172A"/>
-          <w:sz w:val="22"/>
+          <w:color w:val="1F2937"/>
+          <w:sz w:val="28"/>
         </w:rPr>
-        <w:t>Notes &amp; Observations</w:t>
-      </w:r>
-    </w:p>
-    <w:p>
-      <w:pPr>
-        <w:spacing w:after="40" w:before="0"/>
-      </w:pPr>
-      <w:r>
-        <w:rPr>
-          <w:b/>
-          <w:color w:val="64748B"/>
-          <w:sz w:val="18"/>
-        </w:rPr>
-        <w:t xml:space="preserve">Dr. Sarah Chen  |  2026-04-01 10:35:00  |  ACTIVE</w:t>
-      </w:r>
-    </w:p>
-    <w:p>
-      <w:pPr>
-        <w:spacing w:after="160" w:before="0"/>
-      </w:pPr>
-      <w:r>
-        <w:rPr>
-          <w:color w:val="334155"/>
-          <w:sz w:val="20"/>
-        </w:rPr>
-        <w:t xml:space="preserve">Observed slight turbidity after buffer prep.</w:t>
-      </w:r>
-    </w:p>
-    <w:p>
-      <w:pPr>
-        <w:spacing w:after="40" w:before="0"/>
-      </w:pPr>
-      <w:r>
-        <w:rPr>
-          <w:b/>
-          <w:color w:val="64748B"/>
-          <w:sz w:val="18"/>
-        </w:rPr>
-        <w:t xml:space="preserve">Dr. Sarah Chen  |  2026-04-01 11:20:00  |  ACTIVE</w:t>
-      </w:r>
-    </w:p>
-    <w:p>
-      <w:pPr>
-        <w:spacing w:after="160" w:before="0"/>
-      </w:pPr>
-      <w:r>
-        <w:rPr>
-          <w:color w:val="334155"/>
-          <w:sz w:val="20"/>
-        </w:rPr>
-        <w:t xml:space="preserve">[ANOMALY] ANOMALY: Cell viability below threshold at 85%.</w:t>
-      </w:r>
-    </w:p>
-    <w:p>
-      <w:pPr>
-        <w:spacing w:after="0" w:before="0"/>
-      </w:pPr>
-      <w:r>
-        <w:rPr>
-          <w:color w:val="334155"/>
-          <w:sz w:val="2"/>
-        </w:rPr>
-        <w:t xml:space="preserve"/>
-      </w:r>
-      <w:r>
-        <w:t xml:space="preserve"/>
+        <w:t>Appendix A: Figures</w:t>
       </w:r>
     </w:p>
     <w:p>
       <w:r>
-        <w:br w:type="page"/>
-      </w:r>
-    </w:p>
-    <w:p>
-      <w:pPr>
-        <w:spacing w:after="0" w:before="0"/>
-      </w:pPr>
-      <w:r>
-        <w:t xml:space="preserve"/>
-      </w:r>
-      <w:r>
-        <w:t xml:space="preserve"/>
-      </w:r>
-    </w:p>
-    <w:p>
-      <w:pPr>
-        <w:spacing w:after="160" w:before="0"/>
-      </w:pPr>
-      <w:r>
         <w:rPr>
-          <w:b/>
-          <w:color w:val="0F172A"/>
-          <w:sz w:val="28"/>
-        </w:rPr>
-        <w:t>Figures</w:t>
-      </w:r>
-    </w:p>
-    <w:p>
-      <w:pPr>
-        <w:spacing w:after="80" w:before="0"/>
-      </w:pPr>
-      <w:r>
-        <w:rPr>
-          <w:color w:val="334155"/>
           <w:sz w:val="20"/>
         </w:rPr>
         <w:t xml:space="preserve"/>
@@ -898,6 +2485,118 @@
                 <pic:pic>
                   <pic:nvPicPr>
                     <pic:cNvPr id="0" name="test_figure_1.png"/>
+                    <pic:cNvPicPr/>
+                  </pic:nvPicPr>
+                  <pic:blipFill>
+                    <a:blip r:embed="rId9"/>
+                    <a:stretch>
+                      <a:fillRect/>
+                    </a:stretch>
+                  </pic:blipFill>
+                  <pic:spPr>
+                    <a:xfrm>
+                      <a:off x="0" y="0"/>
+                      <a:ext cx="5400000" cy="4050000"/>
+                    </a:xfrm>
+                    <a:prstGeom prst="rect"/>
+                  </pic:spPr>
+                </pic:pic>
+              </a:graphicData>
+            </a:graphic>
+          </wp:inline>
+        </w:drawing>
+      </w:r>
+      <w:r>
+        <w:t xml:space="preserve"/>
+      </w:r>
+    </w:p>
+    <w:p>
+      <w:r>
+        <w:rPr>
+          <w:b w:val="0"/>
+          <w:i/>
+          <w:color w:val="475569"/>
+          <w:sz w:val="18"/>
+        </w:rPr>
+        <w:t xml:space="preserve">Figure 1: test_figure_1.png  (Weigh Reagents, uploaded 2026-04-01 10:32)</w:t>
+      </w:r>
+    </w:p>
+    <w:p>
+      <w:r>
+        <w:rPr>
+          <w:sz w:val="20"/>
+        </w:rPr>
+        <w:t xml:space="preserve"/>
+      </w:r>
+      <w:r>
+        <w:drawing>
+          <wp:inline xmlns:a="http://schemas.openxmlformats.org/drawingml/2006/main" xmlns:pic="http://schemas.openxmlformats.org/drawingml/2006/picture">
+            <wp:extent cx="5400000" cy="4050000"/>
+            <wp:docPr id="1002" name="Picture 1"/>
+            <wp:cNvGraphicFramePr>
+              <a:graphicFrameLocks noChangeAspect="1"/>
+            </wp:cNvGraphicFramePr>
+            <a:graphic>
+              <a:graphicData uri="http://schemas.openxmlformats.org/drawingml/2006/picture">
+                <pic:pic>
+                  <pic:nvPicPr>
+                    <pic:cNvPr id="0" name="test_figure_2.png"/>
+                    <pic:cNvPicPr/>
+                  </pic:nvPicPr>
+                  <pic:blipFill>
+                    <a:blip r:embed="rId10"/>
+                    <a:stretch>
+                      <a:fillRect/>
+                    </a:stretch>
+                  </pic:blipFill>
+                  <pic:spPr>
+                    <a:xfrm>
+                      <a:off x="0" y="0"/>
+                      <a:ext cx="5400000" cy="4050000"/>
+                    </a:xfrm>
+                    <a:prstGeom prst="rect"/>
+                  </pic:spPr>
+                </pic:pic>
+              </a:graphicData>
+            </a:graphic>
+          </wp:inline>
+        </w:drawing>
+      </w:r>
+      <w:r>
+        <w:t xml:space="preserve"/>
+      </w:r>
+    </w:p>
+    <w:p>
+      <w:r>
+        <w:rPr>
+          <w:b w:val="0"/>
+          <w:i/>
+          <w:color w:val="475569"/>
+          <w:sz w:val="18"/>
+        </w:rPr>
+        <w:t xml:space="preserve">Figure 2: test_figure_2.png  (Dissolve, uploaded 2026-04-01 10:46)</w:t>
+      </w:r>
+    </w:p>
+    <w:p>
+      <w:r>
+        <w:rPr>
+          <w:sz w:val="20"/>
+        </w:rPr>
+        <w:t xml:space="preserve"/>
+      </w:r>
+      <w:r>
+        <w:drawing>
+          <wp:inline xmlns:a="http://schemas.openxmlformats.org/drawingml/2006/main" xmlns:pic="http://schemas.openxmlformats.org/drawingml/2006/picture">
+            <wp:extent cx="5400000" cy="4050000"/>
+            <wp:docPr id="1003" name="Picture 1"/>
+            <wp:cNvGraphicFramePr>
+              <a:graphicFrameLocks noChangeAspect="1"/>
+            </wp:cNvGraphicFramePr>
+            <a:graphic>
+              <a:graphicData uri="http://schemas.openxmlformats.org/drawingml/2006/picture">
+                <pic:pic>
+                  <pic:nvPicPr>
+                    <pic:cNvPr id="0" name="test_figure_3.png"/>
                     <pic:cNvPicPr/>
                   </pic:nvPicPr>
                   <pic:blipFill>
@@ -924,378 +2623,24 @@
       </w:r>
     </w:p>
     <w:p>
-      <w:pPr>
-        <w:spacing w:after="240" w:before="0"/>
-        <w:jc w:val="center"/>
-      </w:pPr>
       <w:r>
         <w:rPr>
+          <w:b w:val="0"/>
           <w:i/>
-          <w:color w:val="64748B"/>
+          <w:color w:val="475569"/>
           <w:sz w:val="18"/>
         </w:rPr>
-        <w:t xml:space="preserve">Figure 1: test_figure_1.png</w:t>
-      </w:r>
-    </w:p>
-    <w:p>
-      <w:pPr>
-        <w:spacing w:after="80" w:before="0"/>
-      </w:pPr>
-      <w:r>
-        <w:rPr>
-          <w:color w:val="334155"/>
-          <w:sz w:val="20"/>
-        </w:rPr>
-        <w:t xml:space="preserve"/>
-      </w:r>
-      <w:r>
-        <w:drawing>
-          <wp:inline xmlns:a="http://schemas.openxmlformats.org/drawingml/2006/main" xmlns:pic="http://schemas.openxmlformats.org/drawingml/2006/picture">
-            <wp:extent cx="5400000" cy="4050000"/>
-            <wp:docPr id="1002" name="Picture 1"/>
-            <wp:cNvGraphicFramePr>
-              <a:graphicFrameLocks noChangeAspect="1"/>
-            </wp:cNvGraphicFramePr>
-            <a:graphic>
-              <a:graphicData uri="http://schemas.openxmlformats.org/drawingml/2006/picture">
-                <pic:pic>
-                  <pic:nvPicPr>
-                    <pic:cNvPr id="0" name="test_figure_2.png"/>
-                    <pic:cNvPicPr/>
-                  </pic:nvPicPr>
-                  <pic:blipFill>
-                    <a:blip r:embed="rId12"/>
-                    <a:stretch>
-                      <a:fillRect/>
-                    </a:stretch>
-                  </pic:blipFill>
-                  <pic:spPr>
-                    <a:xfrm>
-                      <a:off x="0" y="0"/>
-                      <a:ext cx="5400000" cy="4050000"/>
-                    </a:xfrm>
-                    <a:prstGeom prst="rect"/>
-                  </pic:spPr>
-                </pic:pic>
-              </a:graphicData>
-            </a:graphic>
-          </wp:inline>
-        </w:drawing>
-      </w:r>
-      <w:r>
-        <w:t xml:space="preserve"/>
-      </w:r>
-    </w:p>
-    <w:p>
-      <w:pPr>
-        <w:spacing w:after="240" w:before="0"/>
-        <w:jc w:val="center"/>
-      </w:pPr>
-      <w:r>
-        <w:rPr>
-          <w:i/>
-          <w:color w:val="64748B"/>
-          <w:sz w:val="18"/>
-        </w:rPr>
-        <w:t xml:space="preserve">Figure 2: test_figure_2.png</w:t>
-      </w:r>
-    </w:p>
-    <w:p>
-      <w:pPr>
-        <w:spacing w:after="80" w:before="0"/>
-      </w:pPr>
-      <w:r>
-        <w:rPr>
-          <w:color w:val="334155"/>
-          <w:sz w:val="20"/>
-        </w:rPr>
-        <w:t xml:space="preserve"/>
-      </w:r>
-      <w:r>
-        <w:drawing>
-          <wp:inline xmlns:a="http://schemas.openxmlformats.org/drawingml/2006/main" xmlns:pic="http://schemas.openxmlformats.org/drawingml/2006/picture">
-            <wp:extent cx="5400000" cy="4050000"/>
-            <wp:docPr id="1003" name="Picture 1"/>
-            <wp:cNvGraphicFramePr>
-              <a:graphicFrameLocks noChangeAspect="1"/>
-            </wp:cNvGraphicFramePr>
-            <a:graphic>
-              <a:graphicData uri="http://schemas.openxmlformats.org/drawingml/2006/picture">
-                <pic:pic>
-                  <pic:nvPicPr>
-                    <pic:cNvPr id="0" name="test_figure_3.png"/>
-                    <pic:cNvPicPr/>
-                  </pic:nvPicPr>
-                  <pic:blipFill>
-                    <a:blip r:embed="rId13"/>
-                    <a:stretch>
-                      <a:fillRect/>
-                    </a:stretch>
-                  </pic:blipFill>
-                  <pic:spPr>
-                    <a:xfrm>
-                      <a:off x="0" y="0"/>
-                      <a:ext cx="5400000" cy="4050000"/>
-                    </a:xfrm>
-                    <a:prstGeom prst="rect"/>
-                  </pic:spPr>
-                </pic:pic>
-              </a:graphicData>
-            </a:graphic>
-          </wp:inline>
-        </w:drawing>
-      </w:r>
-      <w:r>
-        <w:t xml:space="preserve"/>
-      </w:r>
-    </w:p>
-    <w:p>
-      <w:pPr>
-        <w:spacing w:after="240" w:before="0"/>
-        <w:jc w:val="center"/>
-      </w:pPr>
-      <w:r>
-        <w:rPr>
-          <w:i/>
-          <w:color w:val="64748B"/>
-          <w:sz w:val="18"/>
-        </w:rPr>
-        <w:t xml:space="preserve">Figure 3: test_figure_3.png</w:t>
-      </w:r>
-    </w:p>
-    <w:p>
-      <w:pPr>
-        <w:spacing w:after="0" w:before="0"/>
-      </w:pPr>
-      <w:r>
-        <w:rPr>
-          <w:color w:val="334155"/>
-          <w:sz w:val="2"/>
-        </w:rPr>
-        <w:t xml:space="preserve"/>
-      </w:r>
-      <w:r>
-        <w:t xml:space="preserve"/>
-      </w:r>
-    </w:p>
-    <w:p>
-      <w:r>
-        <w:br w:type="page"/>
-      </w:r>
-    </w:p>
-    <w:p>
-      <w:pPr>
-        <w:spacing w:after="0" w:before="0"/>
-      </w:pPr>
-      <w:r>
-        <w:t xml:space="preserve"/>
-      </w:r>
-      <w:r>
-        <w:t xml:space="preserve"/>
-      </w:r>
-    </w:p>
-    <w:p>
-      <w:pPr>
-        <w:spacing w:after="160" w:before="0"/>
-      </w:pPr>
-      <w:r>
-        <w:rPr>
-          <w:b/>
-          <w:color w:val="0F172A"/>
-          <w:sz w:val="22"/>
-        </w:rPr>
-        <w:t>Role Sign-Off</w:t>
-      </w:r>
-    </w:p>
-    <w:p>
-      <w:pPr>
-        <w:spacing w:after="240" w:before="0"/>
-      </w:pPr>
-      <w:r>
-        <w:rPr>
-          <w:b/>
-          <w:color w:val="334155"/>
-          <w:sz w:val="18"/>
-        </w:rPr>
-        <w:t xml:space="preserve"/>
-      </w:r>
-      <w:r>
-        <w:rPr>
-          <w:sz w:val="177800"/>
-          <w:szCs w:val="177800"/>
-          <w:b/>
-        </w:rPr>
-        <w:t xml:space="preserve">Media Prep</w:t>
-      </w:r>
-      <w:r>
-        <w:t xml:space="preserve"/>
-      </w:r>
-    </w:p>
-    <w:p>
-      <w:pPr>
-        <w:spacing w:after="40"/>
-      </w:pPr>
-      <w:r>
-        <w:rPr>
-          <w:color w:val="787878"/>
-          <w:sz w:val="18"/>
-        </w:rPr>
-        <w:t>____________________________</w:t>
-      </w:r>
-    </w:p>
-    <w:p>
-      <w:pPr>
-        <w:spacing w:after="240"/>
-      </w:pPr>
-      <w:r>
-        <w:rPr>
-          <w:color w:val="787878"/>
-          <w:sz w:val="14"/>
-        </w:rPr>
-        <w:t>Signature / Date</w:t>
-      </w:r>
-    </w:p>
-    <w:p>
-      <w:pPr>
-        <w:spacing w:after="240" w:before="0"/>
-      </w:pPr>
-      <w:r>
-        <w:rPr>
-          <w:b/>
-          <w:color w:val="334155"/>
-          <w:sz w:val="18"/>
-        </w:rPr>
-        <w:t xml:space="preserve"/>
-      </w:r>
-      <w:r>
-        <w:t xml:space="preserve"/>
-      </w:r>
-    </w:p>
-    <w:p>
-      <w:r>
-        <w:br w:type="page"/>
-      </w:r>
-    </w:p>
-    <w:p>
-      <w:pPr>
-        <w:spacing w:after="240" w:before="0"/>
-      </w:pPr>
-      <w:r>
-        <w:t xml:space="preserve"/>
-      </w:r>
-      <w:r>
-        <w:rPr>
-          <w:sz w:val="177800"/>
-          <w:szCs w:val="177800"/>
-          <w:b/>
-        </w:rPr>
-        <w:t xml:space="preserve">QC</w:t>
-      </w:r>
-      <w:r>
-        <w:t xml:space="preserve"/>
-      </w:r>
-    </w:p>
-    <w:p>
-      <w:pPr>
-        <w:spacing w:after="40"/>
-      </w:pPr>
-      <w:r>
-        <w:rPr>
-          <w:color w:val="787878"/>
-          <w:sz w:val="18"/>
-        </w:rPr>
-        <w:t>____________________________</w:t>
-      </w:r>
-    </w:p>
-    <w:p>
-      <w:pPr>
-        <w:spacing w:after="240"/>
-      </w:pPr>
-      <w:r>
-        <w:rPr>
-          <w:color w:val="787878"/>
-          <w:sz w:val="14"/>
-        </w:rPr>
-        <w:t>Signature / Date</w:t>
-      </w:r>
-    </w:p>
-    <w:p>
-      <w:r>
-        <w:t/>
+        <w:t xml:space="preserve">Figure 3: test_figure_3.png  (Measure pH, uploaded 2026-04-01 11:16)</w:t>
       </w:r>
     </w:p>
     <w:sectPr>
-      <w:headerReference w:type="default" r:id="rId9"/>
-      <w:footerReference w:type="default" r:id="rId10"/>
       <w:pgSz w:w="12240" w:h="15840"/>
-      <w:pgMar w:top="1440" w:right="1080" w:bottom="1440" w:left="1080" w:header="720" w:footer="720" w:gutter="0"/>
+      <w:pgMar w:top="720" w:right="1080" w:bottom="720" w:left="1080" w:header="720" w:footer="720" w:gutter="0"/>
       <w:cols w:space="720"/>
       <w:docGrid w:linePitch="360"/>
     </w:sectPr>
   </w:body>
 </w:document>
-</file>
-
-<file path=word/footer1.xml><?xml version="1.0" encoding="utf-8"?>
-<w:ftr xmlns:m="http://schemas.openxmlformats.org/officeDocument/2006/math" xmlns:mc="http://schemas.openxmlformats.org/markup-compatibility/2006" xmlns:mo="http://schemas.microsoft.com/office/mac/office/2008/main" xmlns:mv="urn:schemas-microsoft-com:mac:vml" xmlns:o="urn:schemas-microsoft-com:office:office" xmlns:r="http://schemas.openxmlformats.org/officeDocument/2006/relationships" xmlns:v="urn:schemas-microsoft-com:vml" xmlns:w10="urn:schemas-microsoft-com:office:word" xmlns:w14="http://schemas.microsoft.com/office/word/2010/wordml" xmlns:w="http://schemas.openxmlformats.org/wordprocessingml/2006/main" xmlns:wne="http://schemas.microsoft.com/office/word/2006/wordml" xmlns:wp14="http://schemas.microsoft.com/office/word/2010/wordprocessingDrawing" xmlns:wp="http://schemas.openxmlformats.org/drawingml/2006/wordprocessingDrawing" xmlns:wpc="http://schemas.microsoft.com/office/word/2010/wordprocessingCanvas" xmlns:wpg="http://schemas.microsoft.com/office/word/2010/wordprocessingGroup" xmlns:wpi="http://schemas.microsoft.com/office/word/2010/wordprocessingInk" xmlns:wps="http://schemas.microsoft.com/office/word/2010/wordprocessingShape" mc:Ignorable="w14 wp14">
-  <w:p>
-    <w:pPr>
-      <w:pStyle w:val="Footer"/>
-      <w:jc w:val="center"/>
-    </w:pPr>
-    <w:r>
-      <w:rPr>
-        <w:color w:val="969696"/>
-        <w:sz w:val="16"/>
-      </w:rPr>
-      <w:t xml:space="preserve">Page </w:t>
-      <w:fldChar w:fldCharType="begin"/>
-      <w:instrText> PAGE </w:instrText>
-      <w:fldChar w:fldCharType="end"/>
-    </w:r>
-    <w:r>
-      <w:rPr>
-        <w:color w:val="969696"/>
-        <w:sz w:val="16"/>
-      </w:rPr>
-      <w:t xml:space="preserve"> / </w:t>
-      <w:fldChar w:fldCharType="begin"/>
-      <w:instrText> NUMPAGES </w:instrText>
-      <w:fldChar w:fldCharType="end"/>
-    </w:r>
-  </w:p>
-</w:ftr>
-</file>
-
-<file path=word/header1.xml><?xml version="1.0" encoding="utf-8"?>
-<w:hdr xmlns:m="http://schemas.openxmlformats.org/officeDocument/2006/math" xmlns:mc="http://schemas.openxmlformats.org/markup-compatibility/2006" xmlns:mo="http://schemas.microsoft.com/office/mac/office/2008/main" xmlns:mv="urn:schemas-microsoft-com:mac:vml" xmlns:o="urn:schemas-microsoft-com:office:office" xmlns:r="http://schemas.openxmlformats.org/officeDocument/2006/relationships" xmlns:v="urn:schemas-microsoft-com:vml" xmlns:w10="urn:schemas-microsoft-com:office:word" xmlns:w14="http://schemas.microsoft.com/office/word/2010/wordml" xmlns:w="http://schemas.openxmlformats.org/wordprocessingml/2006/main" xmlns:wne="http://schemas.microsoft.com/office/word/2006/wordml" xmlns:wp14="http://schemas.microsoft.com/office/word/2010/wordprocessingDrawing" xmlns:wp="http://schemas.openxmlformats.org/drawingml/2006/wordprocessingDrawing" xmlns:wpc="http://schemas.microsoft.com/office/word/2010/wordprocessingCanvas" xmlns:wpg="http://schemas.microsoft.com/office/word/2010/wordprocessingGroup" xmlns:wpi="http://schemas.microsoft.com/office/word/2010/wordprocessingInk" xmlns:wps="http://schemas.microsoft.com/office/word/2010/wordprocessingShape" mc:Ignorable="w14 wp14">
-  <w:p>
-    <w:pPr>
-      <w:pStyle w:val="Header"/>
-      <w:tabs>
-        <w:tab w:pos="10080" w:val="right"/>
-      </w:tabs>
-      <w:jc w:val="left"/>
-    </w:pPr>
-    <w:r>
-      <w:rPr>
-        <w:i/>
-        <w:color w:val="787878"/>
-        <w:sz w:val="18"/>
-      </w:rPr>
-      <w:t xml:space="preserve">BATCH RECORD: Multi-Role Buffer Protocol</w:t>
-      <w:tab/>
-    </w:r>
-    <w:r>
-      <w:rPr>
-        <w:i/>
-        <w:color w:val="787878"/>
-        <w:sz w:val="18"/>
-      </w:rPr>
-      <w:t xml:space="preserve">v2  |  April 1, 2026</w:t>
-    </w:r>
-  </w:p>
-</w:hdr>
 </file>
 
 <file path=word/numbering.xml><?xml version="1.0" encoding="utf-8"?>

--- a/backend/tests/artifacts/templates/batch_record_filled_figures.docx
+++ b/backend/tests/artifacts/templates/batch_record_filled_figures.docx
@@ -4,15 +4,50 @@
   <w:body>
     <w:p>
       <w:pPr>
+        <w:spacing w:after="40"/>
         <w:jc w:val="center"/>
       </w:pPr>
       <w:r>
         <w:rPr>
+          <w:rFonts w:ascii="Arial" w:hAnsi="Arial" w:cs="Arial"/>
           <w:b/>
-          <w:color w:val="0F172A"/>
+          <w:i w:val="0"/>
+          <w:color w:val="000000"/>
           <w:sz w:val="36"/>
         </w:rPr>
         <w:t xml:space="preserve">Multi-Role Buffer Protocol</w:t>
+      </w:r>
+    </w:p>
+    <w:p>
+      <w:pPr>
+        <w:spacing w:after="40"/>
+        <w:jc w:val="center"/>
+      </w:pPr>
+      <w:r>
+        <w:rPr>
+          <w:rFonts w:ascii="Arial" w:hAnsi="Arial" w:cs="Arial"/>
+          <w:b w:val="0"/>
+          <w:i/>
+          <w:color w:val="5F6368"/>
+          <w:sz w:val="22"/>
+        </w:rPr>
+        <w:t>Batch Manufacturing Record</w:t>
+      </w:r>
+    </w:p>
+    <w:p>
+      <w:pPr>
+        <w:spacing w:after="160"/>
+        <w:jc w:val="center"/>
+      </w:pPr>
+      <w:r>
+        <w:rPr>
+          <w:rFonts w:ascii="Arial" w:hAnsi="Arial" w:cs="Arial"/>
+          <w:b w:val="0"/>
+          <w:i w:val="0"/>
+          <w:color w:val="5F6368"/>
+          <w:sz w:val="20"/>
+        </w:rPr>
+        <w:t xml:space="preserve"/>
       </w:r>
     </w:p>
     <w:p>
@@ -21,67 +56,43 @@
       </w:pPr>
       <w:r>
         <w:rPr>
-          <w:i/>
-          <w:color w:val="475569"/>
-          <w:sz w:val="22"/>
-        </w:rPr>
-        <w:t>Toxicology Study Material Manufacturing Record</w:t>
-      </w:r>
-    </w:p>
-    <w:p>
-      <w:pPr>
-        <w:jc w:val="center"/>
-      </w:pPr>
-      <w:r>
-        <w:rPr>
-          <w:color w:val="64748B"/>
-          <w:sz w:val="18"/>
-        </w:rPr>
-        <w:t>Informal Designation: "GLP Level Batch Record"</w:t>
-      </w:r>
-    </w:p>
-    <w:p>
-      <w:r>
-        <w:rPr>
+          <w:rFonts w:ascii="Arial" w:hAnsi="Arial" w:cs="Arial"/>
           <w:b w:val="0"/>
           <w:i w:val="0"/>
-          <w:color w:val="334155"/>
-          <w:sz w:val="20"/>
-        </w:rPr>
-        <w:t>Purpose: To document the manufacturing process for non-clinical test articles intended for use in Good Laboratory Practice (GLP) studies. This record provides a complete history of material production, including all raw materials, equipment, process steps, and deviations.</w:t>
-      </w:r>
-    </w:p>
-    <w:p>
-      <w:r>
-        <w:rPr>
-          <w:b w:val="0"/>
-          <w:i w:val="0"/>
-          <w:color w:val="475569"/>
+          <w:color w:val="5F6368"/>
           <w:sz w:val="18"/>
         </w:rPr>
         <w:t xml:space="preserve">Run: Run-2026-003 (With Figures)    Status: ACTIVE    Started:     Completed: </w:t>
       </w:r>
     </w:p>
     <w:p>
+      <w:pPr>
+        <w:spacing w:after="120"/>
+        <w:jc w:val="center"/>
+      </w:pPr>
       <w:r>
         <w:rPr>
+          <w:rFonts w:ascii="Arial" w:hAnsi="Arial" w:cs="Arial"/>
           <w:b w:val="0"/>
           <w:i w:val="0"/>
-          <w:color w:val="475569"/>
+          <w:color w:val="5F6368"/>
           <w:sz w:val="18"/>
         </w:rPr>
-        <w:t xml:space="preserve">Project:     Organization:     Protocol Version: v2    Generated: April 1, 2026</w:t>
+        <w:t xml:space="preserve">Project:     Protocol Version: v2    Generated: April 1, 2026</w:t>
       </w:r>
     </w:p>
     <w:p>
       <w:pPr>
-        <w:spacing w:before="240" w:after="80"/>
+        <w:keepNext/>
+        <w:spacing w:before="280" w:after="80"/>
       </w:pPr>
       <w:r>
         <w:rPr>
+          <w:rFonts w:ascii="Arial" w:hAnsi="Arial" w:cs="Arial"/>
           <w:b/>
-          <w:color w:val="1F2937"/>
-          <w:sz w:val="28"/>
+          <w:i w:val="0"/>
+          <w:color w:val="000000"/>
+          <w:sz w:val="26"/>
         </w:rPr>
         <w:t>1. General Information</w:t>
       </w:r>
@@ -89,8 +100,8 @@
     <w:tbl>
       <w:tblPr>
         <w:tblW w:type="auto" w:w="0"/>
-        <w:tblLayout w:type="autofit"/>
         <w:tblLook w:firstColumn="1" w:firstRow="1" w:lastColumn="0" w:lastRow="0" w:noHBand="0" w:noVBand="1" w:val="04A0"/>
+        <w:tblLayout w:type="fixed"/>
       </w:tblPr>
       <w:tblGrid>
         <w:gridCol w:w="5040"/>
@@ -99,8 +110,8 @@
       <w:tr>
         <w:tc>
           <w:tcPr>
-            <w:tcW w:type="dxa" w:w="3600"/>
-            <w:shd w:val="clear" w:color="auto" w:fill="1F2937"/>
+            <w:tcW w:type="dxa" w:w="3400"/>
+            <w:shd w:val="clear" w:color="auto" w:fill="F1F3F4"/>
             <w:tcBorders>
               <w:top w:val="single" w:sz="4" w:color="BFBFBF"/>
               <w:left w:val="single" w:sz="4" w:color="BFBFBF"/>
@@ -113,8 +124,10 @@
             <w:r/>
             <w:r>
               <w:rPr>
+                <w:rFonts w:ascii="Arial" w:hAnsi="Arial" w:cs="Arial"/>
                 <w:b/>
-                <w:color w:val="FFFFFF"/>
+                <w:i w:val="0"/>
+                <w:color w:val="000000"/>
                 <w:sz w:val="20"/>
               </w:rPr>
               <w:t>Product Name / Candidate</w:t>
@@ -123,7 +136,7 @@
         </w:tc>
         <w:tc>
           <w:tcPr>
-            <w:tcW w:type="dxa" w:w="5040"/>
+            <w:tcW w:type="dxa" w:w="6400"/>
             <w:tcBorders>
               <w:top w:val="single" w:sz="4" w:color="BFBFBF"/>
               <w:left w:val="single" w:sz="4" w:color="BFBFBF"/>
@@ -136,7 +149,10 @@
             <w:r/>
             <w:r>
               <w:rPr>
+                <w:rFonts w:ascii="Arial" w:hAnsi="Arial" w:cs="Arial"/>
                 <w:b w:val="0"/>
+                <w:i w:val="0"/>
+                <w:color w:val="000000"/>
                 <w:sz w:val="20"/>
               </w:rPr>
               <w:t xml:space="preserve">Multi-Role Buffer Protocol</w:t>
@@ -147,8 +163,8 @@
       <w:tr>
         <w:tc>
           <w:tcPr>
-            <w:tcW w:type="dxa" w:w="3600"/>
-            <w:shd w:val="clear" w:color="auto" w:fill="1F2937"/>
+            <w:tcW w:type="dxa" w:w="3400"/>
+            <w:shd w:val="clear" w:color="auto" w:fill="F1F3F4"/>
             <w:tcBorders>
               <w:top w:val="single" w:sz="4" w:color="BFBFBF"/>
               <w:left w:val="single" w:sz="4" w:color="BFBFBF"/>
@@ -161,8 +177,10 @@
             <w:r/>
             <w:r>
               <w:rPr>
+                <w:rFonts w:ascii="Arial" w:hAnsi="Arial" w:cs="Arial"/>
                 <w:b/>
-                <w:color w:val="FFFFFF"/>
+                <w:i w:val="0"/>
+                <w:color w:val="000000"/>
                 <w:sz w:val="20"/>
               </w:rPr>
               <w:t>Batch / Lot Number</w:t>
@@ -171,7 +189,7 @@
         </w:tc>
         <w:tc>
           <w:tcPr>
-            <w:tcW w:type="dxa" w:w="5040"/>
+            <w:tcW w:type="dxa" w:w="6400"/>
             <w:tcBorders>
               <w:top w:val="single" w:sz="4" w:color="BFBFBF"/>
               <w:left w:val="single" w:sz="4" w:color="BFBFBF"/>
@@ -184,7 +202,10 @@
             <w:r/>
             <w:r>
               <w:rPr>
+                <w:rFonts w:ascii="Arial" w:hAnsi="Arial" w:cs="Arial"/>
                 <w:b w:val="0"/>
+                <w:i w:val="0"/>
+                <w:color w:val="000000"/>
                 <w:sz w:val="20"/>
               </w:rPr>
               <w:t xml:space="preserve">Run-2026-003 (With Figures)</w:t>
@@ -195,8 +216,8 @@
       <w:tr>
         <w:tc>
           <w:tcPr>
-            <w:tcW w:type="dxa" w:w="3600"/>
-            <w:shd w:val="clear" w:color="auto" w:fill="1F2937"/>
+            <w:tcW w:type="dxa" w:w="3400"/>
+            <w:shd w:val="clear" w:color="auto" w:fill="F1F3F4"/>
             <w:tcBorders>
               <w:top w:val="single" w:sz="4" w:color="BFBFBF"/>
               <w:left w:val="single" w:sz="4" w:color="BFBFBF"/>
@@ -209,8 +230,10 @@
             <w:r/>
             <w:r>
               <w:rPr>
+                <w:rFonts w:ascii="Arial" w:hAnsi="Arial" w:cs="Arial"/>
                 <w:b/>
-                <w:color w:val="FFFFFF"/>
+                <w:i w:val="0"/>
+                <w:color w:val="000000"/>
                 <w:sz w:val="20"/>
               </w:rPr>
               <w:t>Target Yield / Scale</w:t>
@@ -219,7 +242,7 @@
         </w:tc>
         <w:tc>
           <w:tcPr>
-            <w:tcW w:type="dxa" w:w="5040"/>
+            <w:tcW w:type="dxa" w:w="6400"/>
             <w:tcBorders>
               <w:top w:val="single" w:sz="4" w:color="BFBFBF"/>
               <w:left w:val="single" w:sz="4" w:color="BFBFBF"/>
@@ -232,9 +255,13 @@
             <w:r/>
             <w:r>
               <w:rPr>
+                <w:rFonts w:ascii="Arial" w:hAnsi="Arial" w:cs="Arial"/>
                 <w:b w:val="0"/>
+                <w:i w:val="0"/>
+                <w:color w:val="000000"/>
                 <w:sz w:val="20"/>
               </w:rPr>
+              <w:t xml:space="preserve"/>
             </w:r>
           </w:p>
         </w:tc>
@@ -242,8 +269,8 @@
       <w:tr>
         <w:tc>
           <w:tcPr>
-            <w:tcW w:type="dxa" w:w="3600"/>
-            <w:shd w:val="clear" w:color="auto" w:fill="1F2937"/>
+            <w:tcW w:type="dxa" w:w="3400"/>
+            <w:shd w:val="clear" w:color="auto" w:fill="F1F3F4"/>
             <w:tcBorders>
               <w:top w:val="single" w:sz="4" w:color="BFBFBF"/>
               <w:left w:val="single" w:sz="4" w:color="BFBFBF"/>
@@ -256,8 +283,10 @@
             <w:r/>
             <w:r>
               <w:rPr>
+                <w:rFonts w:ascii="Arial" w:hAnsi="Arial" w:cs="Arial"/>
                 <w:b/>
-                <w:color w:val="FFFFFF"/>
+                <w:i w:val="0"/>
+                <w:color w:val="000000"/>
                 <w:sz w:val="20"/>
               </w:rPr>
               <w:t>Process SOP / Protocol Reference</w:t>
@@ -266,7 +295,7 @@
         </w:tc>
         <w:tc>
           <w:tcPr>
-            <w:tcW w:type="dxa" w:w="5040"/>
+            <w:tcW w:type="dxa" w:w="6400"/>
             <w:tcBorders>
               <w:top w:val="single" w:sz="4" w:color="BFBFBF"/>
               <w:left w:val="single" w:sz="4" w:color="BFBFBF"/>
@@ -279,7 +308,10 @@
             <w:r/>
             <w:r>
               <w:rPr>
+                <w:rFonts w:ascii="Arial" w:hAnsi="Arial" w:cs="Arial"/>
                 <w:b w:val="0"/>
+                <w:i w:val="0"/>
+                <w:color w:val="000000"/>
                 <w:sz w:val="20"/>
               </w:rPr>
               <w:t xml:space="preserve">Multi-Role Buffer Protocol (v2)</w:t>
@@ -290,32 +322,40 @@
     </w:tbl>
     <w:p>
       <w:pPr>
-        <w:spacing w:before="240" w:after="80"/>
+        <w:keepNext/>
+        <w:spacing w:before="280" w:after="80"/>
       </w:pPr>
       <w:r>
         <w:rPr>
+          <w:rFonts w:ascii="Arial" w:hAnsi="Arial" w:cs="Arial"/>
           <w:b/>
-          <w:color w:val="1F2937"/>
-          <w:sz w:val="28"/>
+          <w:i w:val="0"/>
+          <w:color w:val="000000"/>
+          <w:sz w:val="26"/>
         </w:rPr>
         <w:t>2. Bill of Materials (BOM)</w:t>
       </w:r>
     </w:p>
     <w:p>
+      <w:pPr>
+        <w:spacing w:after="80"/>
+      </w:pPr>
       <w:r>
         <w:rPr>
+          <w:rFonts w:ascii="Arial" w:hAnsi="Arial" w:cs="Arial"/>
           <w:b w:val="0"/>
           <w:i/>
-          <w:color w:val="64748B"/>
+          <w:color w:val="5F6368"/>
           <w:sz w:val="18"/>
         </w:rPr>
-        <w:t>Record all raw materials, media, and buffers utilized in this run. If material data is captured by the system, rows are populated automatically; otherwise complete manually.</w:t>
+        <w:t>Record all raw materials, media, and buffers utilized in this run.</w:t>
       </w:r>
     </w:p>
     <w:tbl>
       <w:tblPr>
         <w:tblW w:type="auto" w:w="0"/>
         <w:tblLook w:firstColumn="1" w:firstRow="1" w:lastColumn="0" w:lastRow="0" w:noHBand="0" w:noVBand="1" w:val="04A0"/>
+        <w:tblLayout w:type="fixed"/>
       </w:tblPr>
       <w:tblGrid>
         <w:gridCol w:w="2016"/>
@@ -327,8 +367,8 @@
       <w:tr>
         <w:tc>
           <w:tcPr>
-            <w:tcW w:type="dxa" w:w="2016"/>
-            <w:shd w:val="clear" w:color="auto" w:fill="1F2937"/>
+            <w:tcW w:type="dxa" w:w="3000"/>
+            <w:shd w:val="clear" w:color="auto" w:fill="E8EAED"/>
             <w:tcBorders>
               <w:top w:val="single" w:sz="4" w:color="BFBFBF"/>
               <w:left w:val="single" w:sz="4" w:color="BFBFBF"/>
@@ -341,8 +381,10 @@
             <w:r/>
             <w:r>
               <w:rPr>
+                <w:rFonts w:ascii="Arial" w:hAnsi="Arial" w:cs="Arial"/>
                 <w:b/>
-                <w:color w:val="FFFFFF"/>
+                <w:i w:val="0"/>
+                <w:color w:val="000000"/>
                 <w:sz w:val="20"/>
               </w:rPr>
               <w:t>Material Description</w:t>
@@ -351,8 +393,8 @@
         </w:tc>
         <w:tc>
           <w:tcPr>
-            <w:tcW w:type="dxa" w:w="2016"/>
-            <w:shd w:val="clear" w:color="auto" w:fill="1F2937"/>
+            <w:tcW w:type="dxa" w:w="2000"/>
+            <w:shd w:val="clear" w:color="auto" w:fill="E8EAED"/>
             <w:tcBorders>
               <w:top w:val="single" w:sz="4" w:color="BFBFBF"/>
               <w:left w:val="single" w:sz="4" w:color="BFBFBF"/>
@@ -365,8 +407,10 @@
             <w:r/>
             <w:r>
               <w:rPr>
+                <w:rFonts w:ascii="Arial" w:hAnsi="Arial" w:cs="Arial"/>
                 <w:b/>
-                <w:color w:val="FFFFFF"/>
+                <w:i w:val="0"/>
+                <w:color w:val="000000"/>
                 <w:sz w:val="20"/>
               </w:rPr>
               <w:t>Part / Lot Number</w:t>
@@ -375,8 +419,8 @@
         </w:tc>
         <w:tc>
           <w:tcPr>
-            <w:tcW w:type="dxa" w:w="2016"/>
-            <w:shd w:val="clear" w:color="auto" w:fill="1F2937"/>
+            <w:tcW w:type="dxa" w:w="1600"/>
+            <w:shd w:val="clear" w:color="auto" w:fill="E8EAED"/>
             <w:tcBorders>
               <w:top w:val="single" w:sz="4" w:color="BFBFBF"/>
               <w:left w:val="single" w:sz="4" w:color="BFBFBF"/>
@@ -389,8 +433,10 @@
             <w:r/>
             <w:r>
               <w:rPr>
+                <w:rFonts w:ascii="Arial" w:hAnsi="Arial" w:cs="Arial"/>
                 <w:b/>
-                <w:color w:val="FFFFFF"/>
+                <w:i w:val="0"/>
+                <w:color w:val="000000"/>
                 <w:sz w:val="20"/>
               </w:rPr>
               <w:t>Required Quantity</w:t>
@@ -399,8 +445,8 @@
         </w:tc>
         <w:tc>
           <w:tcPr>
-            <w:tcW w:type="dxa" w:w="2016"/>
-            <w:shd w:val="clear" w:color="auto" w:fill="1F2937"/>
+            <w:tcW w:type="dxa" w:w="1600"/>
+            <w:shd w:val="clear" w:color="auto" w:fill="E8EAED"/>
             <w:tcBorders>
               <w:top w:val="single" w:sz="4" w:color="BFBFBF"/>
               <w:left w:val="single" w:sz="4" w:color="BFBFBF"/>
@@ -413,8 +459,10 @@
             <w:r/>
             <w:r>
               <w:rPr>
+                <w:rFonts w:ascii="Arial" w:hAnsi="Arial" w:cs="Arial"/>
                 <w:b/>
-                <w:color w:val="FFFFFF"/>
+                <w:i w:val="0"/>
+                <w:color w:val="000000"/>
                 <w:sz w:val="20"/>
               </w:rPr>
               <w:t>Actual Quantity Added</w:t>
@@ -423,8 +471,8 @@
         </w:tc>
         <w:tc>
           <w:tcPr>
-            <w:tcW w:type="dxa" w:w="2016"/>
-            <w:shd w:val="clear" w:color="auto" w:fill="1F2937"/>
+            <w:tcW w:type="dxa" w:w="1800"/>
+            <w:shd w:val="clear" w:color="auto" w:fill="E8EAED"/>
             <w:tcBorders>
               <w:top w:val="single" w:sz="4" w:color="BFBFBF"/>
               <w:left w:val="single" w:sz="4" w:color="BFBFBF"/>
@@ -437,8 +485,10 @@
             <w:r/>
             <w:r>
               <w:rPr>
+                <w:rFonts w:ascii="Arial" w:hAnsi="Arial" w:cs="Arial"/>
                 <w:b/>
-                <w:color w:val="FFFFFF"/>
+                <w:i w:val="0"/>
+                <w:color w:val="000000"/>
                 <w:sz w:val="20"/>
               </w:rPr>
               <w:t>Operator Initials &amp; Date</w:t>
@@ -449,7 +499,7 @@
       <w:tr>
         <w:tc>
           <w:tcPr>
-            <w:tcW w:type="dxa" w:w="2016"/>
+            <w:tcW w:type="dxa" w:w="3000"/>
             <w:tcBorders>
               <w:top w:val="single" w:sz="4" w:color="BFBFBF"/>
               <w:left w:val="single" w:sz="4" w:color="BFBFBF"/>
@@ -462,7 +512,10 @@
             <w:r/>
             <w:r>
               <w:rPr>
+                <w:rFonts w:ascii="Arial" w:hAnsi="Arial" w:cs="Arial"/>
                 <w:b w:val="0"/>
+                <w:i w:val="0"/>
+                <w:color w:val="000000"/>
                 <w:sz w:val="20"/>
               </w:rPr>
             </w:r>
@@ -470,7 +523,7 @@
         </w:tc>
         <w:tc>
           <w:tcPr>
-            <w:tcW w:type="dxa" w:w="2016"/>
+            <w:tcW w:type="dxa" w:w="2000"/>
             <w:tcBorders>
               <w:top w:val="single" w:sz="4" w:color="BFBFBF"/>
               <w:left w:val="single" w:sz="4" w:color="BFBFBF"/>
@@ -483,7 +536,10 @@
             <w:r/>
             <w:r>
               <w:rPr>
+                <w:rFonts w:ascii="Arial" w:hAnsi="Arial" w:cs="Arial"/>
                 <w:b w:val="0"/>
+                <w:i w:val="0"/>
+                <w:color w:val="000000"/>
                 <w:sz w:val="20"/>
               </w:rPr>
             </w:r>
@@ -491,7 +547,7 @@
         </w:tc>
         <w:tc>
           <w:tcPr>
-            <w:tcW w:type="dxa" w:w="2016"/>
+            <w:tcW w:type="dxa" w:w="1600"/>
             <w:tcBorders>
               <w:top w:val="single" w:sz="4" w:color="BFBFBF"/>
               <w:left w:val="single" w:sz="4" w:color="BFBFBF"/>
@@ -504,7 +560,10 @@
             <w:r/>
             <w:r>
               <w:rPr>
+                <w:rFonts w:ascii="Arial" w:hAnsi="Arial" w:cs="Arial"/>
                 <w:b w:val="0"/>
+                <w:i w:val="0"/>
+                <w:color w:val="000000"/>
                 <w:sz w:val="20"/>
               </w:rPr>
             </w:r>
@@ -512,7 +571,7 @@
         </w:tc>
         <w:tc>
           <w:tcPr>
-            <w:tcW w:type="dxa" w:w="2016"/>
+            <w:tcW w:type="dxa" w:w="1600"/>
             <w:tcBorders>
               <w:top w:val="single" w:sz="4" w:color="BFBFBF"/>
               <w:left w:val="single" w:sz="4" w:color="BFBFBF"/>
@@ -525,7 +584,10 @@
             <w:r/>
             <w:r>
               <w:rPr>
+                <w:rFonts w:ascii="Arial" w:hAnsi="Arial" w:cs="Arial"/>
                 <w:b w:val="0"/>
+                <w:i w:val="0"/>
+                <w:color w:val="000000"/>
                 <w:sz w:val="20"/>
               </w:rPr>
             </w:r>
@@ -533,7 +595,7 @@
         </w:tc>
         <w:tc>
           <w:tcPr>
-            <w:tcW w:type="dxa" w:w="2016"/>
+            <w:tcW w:type="dxa" w:w="1800"/>
             <w:tcBorders>
               <w:top w:val="single" w:sz="4" w:color="BFBFBF"/>
               <w:left w:val="single" w:sz="4" w:color="BFBFBF"/>
@@ -546,7 +608,10 @@
             <w:r/>
             <w:r>
               <w:rPr>
+                <w:rFonts w:ascii="Arial" w:hAnsi="Arial" w:cs="Arial"/>
                 <w:b w:val="0"/>
+                <w:i w:val="0"/>
+                <w:color w:val="000000"/>
                 <w:sz w:val="20"/>
               </w:rPr>
             </w:r>
@@ -556,32 +621,40 @@
     </w:tbl>
     <w:p>
       <w:pPr>
-        <w:spacing w:before="240" w:after="80"/>
+        <w:keepNext/>
+        <w:spacing w:before="280" w:after="80"/>
       </w:pPr>
       <w:r>
         <w:rPr>
+          <w:rFonts w:ascii="Arial" w:hAnsi="Arial" w:cs="Arial"/>
           <w:b/>
-          <w:color w:val="1F2937"/>
-          <w:sz w:val="28"/>
+          <w:i w:val="0"/>
+          <w:color w:val="000000"/>
+          <w:sz w:val="26"/>
         </w:rPr>
         <w:t>3. Equipment Log</w:t>
       </w:r>
     </w:p>
     <w:p>
+      <w:pPr>
+        <w:spacing w:after="80"/>
+      </w:pPr>
       <w:r>
         <w:rPr>
+          <w:rFonts w:ascii="Arial" w:hAnsi="Arial" w:cs="Arial"/>
           <w:b w:val="0"/>
           <w:i/>
-          <w:color w:val="64748B"/>
+          <w:color w:val="5F6368"/>
           <w:sz w:val="18"/>
         </w:rPr>
-        <w:t>Record primary equipment used to ensure traceability in the event of equipment failure or contamination.</w:t>
+        <w:t>Record primary equipment used to ensure traceability.</w:t>
       </w:r>
     </w:p>
     <w:tbl>
       <w:tblPr>
         <w:tblW w:type="auto" w:w="0"/>
         <w:tblLook w:firstColumn="1" w:firstRow="1" w:lastColumn="0" w:lastRow="0" w:noHBand="0" w:noVBand="1" w:val="04A0"/>
+        <w:tblLayout w:type="fixed"/>
       </w:tblPr>
       <w:tblGrid>
         <w:gridCol w:w="2520"/>
@@ -592,8 +665,8 @@
       <w:tr>
         <w:tc>
           <w:tcPr>
-            <w:tcW w:type="dxa" w:w="2520"/>
-            <w:shd w:val="clear" w:color="auto" w:fill="1F2937"/>
+            <w:tcW w:type="dxa" w:w="3200"/>
+            <w:shd w:val="clear" w:color="auto" w:fill="E8EAED"/>
             <w:tcBorders>
               <w:top w:val="single" w:sz="4" w:color="BFBFBF"/>
               <w:left w:val="single" w:sz="4" w:color="BFBFBF"/>
@@ -606,8 +679,10 @@
             <w:r/>
             <w:r>
               <w:rPr>
+                <w:rFonts w:ascii="Arial" w:hAnsi="Arial" w:cs="Arial"/>
                 <w:b/>
-                <w:color w:val="FFFFFF"/>
+                <w:i w:val="0"/>
+                <w:color w:val="000000"/>
                 <w:sz w:val="20"/>
               </w:rPr>
               <w:t>Equipment Name / Type</w:t>
@@ -616,8 +691,8 @@
         </w:tc>
         <w:tc>
           <w:tcPr>
-            <w:tcW w:type="dxa" w:w="2520"/>
-            <w:shd w:val="clear" w:color="auto" w:fill="1F2937"/>
+            <w:tcW w:type="dxa" w:w="2200"/>
+            <w:shd w:val="clear" w:color="auto" w:fill="E8EAED"/>
             <w:tcBorders>
               <w:top w:val="single" w:sz="4" w:color="BFBFBF"/>
               <w:left w:val="single" w:sz="4" w:color="BFBFBF"/>
@@ -630,8 +705,10 @@
             <w:r/>
             <w:r>
               <w:rPr>
+                <w:rFonts w:ascii="Arial" w:hAnsi="Arial" w:cs="Arial"/>
                 <w:b/>
-                <w:color w:val="FFFFFF"/>
+                <w:i w:val="0"/>
+                <w:color w:val="000000"/>
                 <w:sz w:val="20"/>
               </w:rPr>
               <w:t>Equipment ID (Asset Tag)</w:t>
@@ -640,8 +717,8 @@
         </w:tc>
         <w:tc>
           <w:tcPr>
-            <w:tcW w:type="dxa" w:w="2520"/>
-            <w:shd w:val="clear" w:color="auto" w:fill="1F2937"/>
+            <w:tcW w:type="dxa" w:w="2600"/>
+            <w:shd w:val="clear" w:color="auto" w:fill="E8EAED"/>
             <w:tcBorders>
               <w:top w:val="single" w:sz="4" w:color="BFBFBF"/>
               <w:left w:val="single" w:sz="4" w:color="BFBFBF"/>
@@ -654,8 +731,10 @@
             <w:r/>
             <w:r>
               <w:rPr>
+                <w:rFonts w:ascii="Arial" w:hAnsi="Arial" w:cs="Arial"/>
                 <w:b/>
-                <w:color w:val="FFFFFF"/>
+                <w:i w:val="0"/>
+                <w:color w:val="000000"/>
                 <w:sz w:val="20"/>
               </w:rPr>
               <w:t>Calibration Status (Valid Until)</w:t>
@@ -664,8 +743,8 @@
         </w:tc>
         <w:tc>
           <w:tcPr>
-            <w:tcW w:type="dxa" w:w="2520"/>
-            <w:shd w:val="clear" w:color="auto" w:fill="1F2937"/>
+            <w:tcW w:type="dxa" w:w="2000"/>
+            <w:shd w:val="clear" w:color="auto" w:fill="E8EAED"/>
             <w:tcBorders>
               <w:top w:val="single" w:sz="4" w:color="BFBFBF"/>
               <w:left w:val="single" w:sz="4" w:color="BFBFBF"/>
@@ -678,8 +757,10 @@
             <w:r/>
             <w:r>
               <w:rPr>
+                <w:rFonts w:ascii="Arial" w:hAnsi="Arial" w:cs="Arial"/>
                 <w:b/>
-                <w:color w:val="FFFFFF"/>
+                <w:i w:val="0"/>
+                <w:color w:val="000000"/>
                 <w:sz w:val="20"/>
               </w:rPr>
               <w:t>Operator Initials &amp; Date</w:t>
@@ -690,7 +771,7 @@
       <w:tr>
         <w:tc>
           <w:tcPr>
-            <w:tcW w:type="dxa" w:w="2520"/>
+            <w:tcW w:type="dxa" w:w="3200"/>
             <w:tcBorders>
               <w:top w:val="single" w:sz="4" w:color="BFBFBF"/>
               <w:left w:val="single" w:sz="4" w:color="BFBFBF"/>
@@ -703,7 +784,10 @@
             <w:r/>
             <w:r>
               <w:rPr>
+                <w:rFonts w:ascii="Arial" w:hAnsi="Arial" w:cs="Arial"/>
                 <w:b w:val="0"/>
+                <w:i w:val="0"/>
+                <w:color w:val="000000"/>
                 <w:sz w:val="20"/>
               </w:rPr>
             </w:r>
@@ -711,7 +795,7 @@
         </w:tc>
         <w:tc>
           <w:tcPr>
-            <w:tcW w:type="dxa" w:w="2520"/>
+            <w:tcW w:type="dxa" w:w="2200"/>
             <w:tcBorders>
               <w:top w:val="single" w:sz="4" w:color="BFBFBF"/>
               <w:left w:val="single" w:sz="4" w:color="BFBFBF"/>
@@ -724,7 +808,10 @@
             <w:r/>
             <w:r>
               <w:rPr>
+                <w:rFonts w:ascii="Arial" w:hAnsi="Arial" w:cs="Arial"/>
                 <w:b w:val="0"/>
+                <w:i w:val="0"/>
+                <w:color w:val="000000"/>
                 <w:sz w:val="20"/>
               </w:rPr>
             </w:r>
@@ -732,7 +819,7 @@
         </w:tc>
         <w:tc>
           <w:tcPr>
-            <w:tcW w:type="dxa" w:w="2520"/>
+            <w:tcW w:type="dxa" w:w="2600"/>
             <w:tcBorders>
               <w:top w:val="single" w:sz="4" w:color="BFBFBF"/>
               <w:left w:val="single" w:sz="4" w:color="BFBFBF"/>
@@ -745,7 +832,10 @@
             <w:r/>
             <w:r>
               <w:rPr>
+                <w:rFonts w:ascii="Arial" w:hAnsi="Arial" w:cs="Arial"/>
                 <w:b w:val="0"/>
+                <w:i w:val="0"/>
+                <w:color w:val="000000"/>
                 <w:sz w:val="20"/>
               </w:rPr>
             </w:r>
@@ -753,7 +843,7 @@
         </w:tc>
         <w:tc>
           <w:tcPr>
-            <w:tcW w:type="dxa" w:w="2520"/>
+            <w:tcW w:type="dxa" w:w="2000"/>
             <w:tcBorders>
               <w:top w:val="single" w:sz="4" w:color="BFBFBF"/>
               <w:left w:val="single" w:sz="4" w:color="BFBFBF"/>
@@ -766,7 +856,10 @@
             <w:r/>
             <w:r>
               <w:rPr>
+                <w:rFonts w:ascii="Arial" w:hAnsi="Arial" w:cs="Arial"/>
                 <w:b w:val="0"/>
+                <w:i w:val="0"/>
+                <w:color w:val="000000"/>
                 <w:sz w:val="20"/>
               </w:rPr>
             </w:r>
@@ -776,37 +869,47 @@
     </w:tbl>
     <w:p>
       <w:pPr>
-        <w:spacing w:before="240" w:after="80"/>
+        <w:keepNext/>
+        <w:spacing w:before="280" w:after="80"/>
       </w:pPr>
       <w:r>
         <w:rPr>
+          <w:rFonts w:ascii="Arial" w:hAnsi="Arial" w:cs="Arial"/>
           <w:b/>
-          <w:color w:val="1F2937"/>
-          <w:sz w:val="28"/>
+          <w:i w:val="0"/>
+          <w:color w:val="000000"/>
+          <w:sz w:val="26"/>
         </w:rPr>
         <w:t>4. Execution: Unit Operations</w:t>
       </w:r>
     </w:p>
     <w:p>
+      <w:pPr>
+        <w:spacing w:after="80"/>
+      </w:pPr>
       <w:r>
         <w:rPr>
+          <w:rFonts w:ascii="Arial" w:hAnsi="Arial" w:cs="Arial"/>
           <w:b w:val="0"/>
           <w:i/>
-          <w:color w:val="64748B"/>
+          <w:color w:val="5F6368"/>
           <w:sz w:val="18"/>
         </w:rPr>
-        <w:t>Execute process steps. Unlike GMP, second-person verification (Verifier) is not always strictly mandated for all steps in development/tox manufacturing — apply per your SOP.</w:t>
+        <w:t>Execute process steps. Record actual values, operator, and verifier (if required by SOP) for each step.</w:t>
       </w:r>
     </w:p>
     <w:p>
       <w:pPr>
-        <w:spacing w:before="200" w:after="80"/>
+        <w:keepNext/>
+        <w:spacing w:before="160" w:after="80"/>
       </w:pPr>
       <w:r>
         <w:rPr>
+          <w:rFonts w:ascii="Arial" w:hAnsi="Arial" w:cs="Arial"/>
           <w:b/>
-          <w:color w:val="1F2937"/>
-          <w:sz w:val="24"/>
+          <w:i w:val="0"/>
+          <w:color w:val="000000"/>
+          <w:sz w:val="22"/>
         </w:rPr>
         <w:t xml:space="preserve">4.1  Media Prep</w:t>
       </w:r>
@@ -815,6 +918,7 @@
       <w:tblPr>
         <w:tblW w:type="auto" w:w="0"/>
         <w:tblLook w:firstColumn="1" w:firstRow="1" w:lastColumn="0" w:lastRow="0" w:noHBand="0" w:noVBand="1" w:val="04A0"/>
+        <w:tblLayout w:type="fixed"/>
       </w:tblPr>
       <w:tblGrid>
         <w:gridCol w:w="1680"/>
@@ -827,8 +931,8 @@
       <w:tr>
         <w:tc>
           <w:tcPr>
-            <w:tcW w:type="dxa" w:w="1680"/>
-            <w:shd w:val="clear" w:color="auto" w:fill="1F2937"/>
+            <w:tcW w:type="dxa" w:w="800"/>
+            <w:shd w:val="clear" w:color="auto" w:fill="E8EAED"/>
             <w:tcBorders>
               <w:top w:val="single" w:sz="4" w:color="BFBFBF"/>
               <w:left w:val="single" w:sz="4" w:color="BFBFBF"/>
@@ -841,8 +945,10 @@
             <w:r/>
             <w:r>
               <w:rPr>
+                <w:rFonts w:ascii="Arial" w:hAnsi="Arial" w:cs="Arial"/>
                 <w:b/>
-                <w:color w:val="FFFFFF"/>
+                <w:i w:val="0"/>
+                <w:color w:val="000000"/>
                 <w:sz w:val="20"/>
               </w:rPr>
               <w:t>Step</w:t>
@@ -851,8 +957,8 @@
         </w:tc>
         <w:tc>
           <w:tcPr>
-            <w:tcW w:type="dxa" w:w="1680"/>
-            <w:shd w:val="clear" w:color="auto" w:fill="1F2937"/>
+            <w:tcW w:type="dxa" w:w="2600"/>
+            <w:shd w:val="clear" w:color="auto" w:fill="E8EAED"/>
             <w:tcBorders>
               <w:top w:val="single" w:sz="4" w:color="BFBFBF"/>
               <w:left w:val="single" w:sz="4" w:color="BFBFBF"/>
@@ -865,8 +971,10 @@
             <w:r/>
             <w:r>
               <w:rPr>
+                <w:rFonts w:ascii="Arial" w:hAnsi="Arial" w:cs="Arial"/>
                 <w:b/>
-                <w:color w:val="FFFFFF"/>
+                <w:i w:val="0"/>
+                <w:color w:val="000000"/>
                 <w:sz w:val="20"/>
               </w:rPr>
               <w:t>Instruction</w:t>
@@ -875,8 +983,8 @@
         </w:tc>
         <w:tc>
           <w:tcPr>
-            <w:tcW w:type="dxa" w:w="1680"/>
-            <w:shd w:val="clear" w:color="auto" w:fill="1F2937"/>
+            <w:tcW w:type="dxa" w:w="2600"/>
+            <w:shd w:val="clear" w:color="auto" w:fill="E8EAED"/>
             <w:tcBorders>
               <w:top w:val="single" w:sz="4" w:color="BFBFBF"/>
               <w:left w:val="single" w:sz="4" w:color="BFBFBF"/>
@@ -889,8 +997,10 @@
             <w:r/>
             <w:r>
               <w:rPr>
+                <w:rFonts w:ascii="Arial" w:hAnsi="Arial" w:cs="Arial"/>
                 <w:b/>
-                <w:color w:val="FFFFFF"/>
+                <w:i w:val="0"/>
+                <w:color w:val="000000"/>
                 <w:sz w:val="20"/>
               </w:rPr>
               <w:t>Target Parameter</w:t>
@@ -899,8 +1009,8 @@
         </w:tc>
         <w:tc>
           <w:tcPr>
-            <w:tcW w:type="dxa" w:w="1680"/>
-            <w:shd w:val="clear" w:color="auto" w:fill="1F2937"/>
+            <w:tcW w:type="dxa" w:w="1600"/>
+            <w:shd w:val="clear" w:color="auto" w:fill="E8EAED"/>
             <w:tcBorders>
               <w:top w:val="single" w:sz="4" w:color="BFBFBF"/>
               <w:left w:val="single" w:sz="4" w:color="BFBFBF"/>
@@ -913,8 +1023,10 @@
             <w:r/>
             <w:r>
               <w:rPr>
+                <w:rFonts w:ascii="Arial" w:hAnsi="Arial" w:cs="Arial"/>
                 <w:b/>
-                <w:color w:val="FFFFFF"/>
+                <w:i w:val="0"/>
+                <w:color w:val="000000"/>
                 <w:sz w:val="20"/>
               </w:rPr>
               <w:t>Actual Value</w:t>
@@ -923,8 +1035,8 @@
         </w:tc>
         <w:tc>
           <w:tcPr>
-            <w:tcW w:type="dxa" w:w="1680"/>
-            <w:shd w:val="clear" w:color="auto" w:fill="1F2937"/>
+            <w:tcW w:type="dxa" w:w="1000"/>
+            <w:shd w:val="clear" w:color="auto" w:fill="E8EAED"/>
             <w:tcBorders>
               <w:top w:val="single" w:sz="4" w:color="BFBFBF"/>
               <w:left w:val="single" w:sz="4" w:color="BFBFBF"/>
@@ -937,8 +1049,10 @@
             <w:r/>
             <w:r>
               <w:rPr>
+                <w:rFonts w:ascii="Arial" w:hAnsi="Arial" w:cs="Arial"/>
                 <w:b/>
-                <w:color w:val="FFFFFF"/>
+                <w:i w:val="0"/>
+                <w:color w:val="000000"/>
                 <w:sz w:val="20"/>
               </w:rPr>
               <w:t>Operator</w:t>
@@ -947,8 +1061,8 @@
         </w:tc>
         <w:tc>
           <w:tcPr>
-            <w:tcW w:type="dxa" w:w="1680"/>
-            <w:shd w:val="clear" w:color="auto" w:fill="1F2937"/>
+            <w:tcW w:type="dxa" w:w="1000"/>
+            <w:shd w:val="clear" w:color="auto" w:fill="E8EAED"/>
             <w:tcBorders>
               <w:top w:val="single" w:sz="4" w:color="BFBFBF"/>
               <w:left w:val="single" w:sz="4" w:color="BFBFBF"/>
@@ -961,8 +1075,10 @@
             <w:r/>
             <w:r>
               <w:rPr>
+                <w:rFonts w:ascii="Arial" w:hAnsi="Arial" w:cs="Arial"/>
                 <w:b/>
-                <w:color w:val="FFFFFF"/>
+                <w:i w:val="0"/>
+                <w:color w:val="000000"/>
                 <w:sz w:val="20"/>
               </w:rPr>
               <w:t>Verifier</w:t>
@@ -973,7 +1089,7 @@
       <w:tr>
         <w:tc>
           <w:tcPr>
-            <w:tcW w:type="dxa" w:w="1680"/>
+            <w:tcW w:type="dxa" w:w="800"/>
             <w:tcBorders>
               <w:top w:val="single" w:sz="4" w:color="BFBFBF"/>
               <w:left w:val="single" w:sz="4" w:color="BFBFBF"/>
@@ -989,7 +1105,10 @@
             <w:r/>
             <w:r>
               <w:rPr>
+                <w:rFonts w:ascii="Arial" w:hAnsi="Arial" w:cs="Arial"/>
                 <w:b w:val="0"/>
+                <w:i w:val="0"/>
+                <w:color w:val="000000"/>
                 <w:sz w:val="20"/>
               </w:rPr>
               <w:t xml:space="preserve">1</w:t>
@@ -998,7 +1117,7 @@
         </w:tc>
         <w:tc>
           <w:tcPr>
-            <w:tcW w:type="dxa" w:w="1680"/>
+            <w:tcW w:type="dxa" w:w="2600"/>
             <w:tcBorders>
               <w:top w:val="single" w:sz="4" w:color="BFBFBF"/>
               <w:left w:val="single" w:sz="4" w:color="BFBFBF"/>
@@ -1011,7 +1130,10 @@
             <w:r/>
             <w:r>
               <w:rPr>
+                <w:rFonts w:ascii="Arial" w:hAnsi="Arial" w:cs="Arial"/>
                 <w:b w:val="0"/>
+                <w:i w:val="0"/>
+                <w:color w:val="000000"/>
                 <w:sz w:val="20"/>
               </w:rPr>
               <w:t xml:space="preserve">Weigh Reagents</w:t>
@@ -1020,7 +1142,7 @@
         </w:tc>
         <w:tc>
           <w:tcPr>
-            <w:tcW w:type="dxa" w:w="1680"/>
+            <w:tcW w:type="dxa" w:w="2600"/>
             <w:tcBorders>
               <w:top w:val="single" w:sz="4" w:color="BFBFBF"/>
               <w:left w:val="single" w:sz="4" w:color="BFBFBF"/>
@@ -1033,7 +1155,10 @@
             <w:r/>
             <w:r>
               <w:rPr>
+                <w:rFonts w:ascii="Arial" w:hAnsi="Arial" w:cs="Arial"/>
                 <w:b w:val="0"/>
+                <w:i w:val="0"/>
+                <w:color w:val="000000"/>
                 <w:sz w:val="18"/>
               </w:rPr>
               <w:t xml:space="preserve">Weigh NaCl and KCl. NaCl: 8, and KCl: 0.2.</w:t>
@@ -1042,18 +1167,23 @@
         </w:tc>
         <w:tc>
           <w:tcPr>
-            <w:tcW w:type="dxa" w:w="1680"/>
+            <w:tcW w:type="dxa" w:w="1600"/>
             <w:tcBorders>
               <w:top w:val="single" w:sz="4" w:color="BFBFBF"/>
               <w:left w:val="single" w:sz="4" w:color="BFBFBF"/>
               <w:bottom w:val="single" w:sz="4" w:color="BFBFBF"/>
               <w:right w:val="single" w:sz="4" w:color="BFBFBF"/>
             </w:tcBorders>
+            <w:vAlign w:val="center"/>
           </w:tcPr>
           <w:p>
             <w:r/>
             <w:r>
               <w:rPr>
+                <w:rFonts w:ascii="Arial" w:hAnsi="Arial" w:cs="Arial"/>
+                <w:b w:val="0"/>
+                <w:i w:val="0"/>
+                <w:color w:val="000000"/>
                 <w:sz w:val="20"/>
               </w:rPr>
               <w:t xml:space="preserve"/>
@@ -1103,7 +1233,7 @@
         </w:tc>
         <w:tc>
           <w:tcPr>
-            <w:tcW w:type="dxa" w:w="1680"/>
+            <w:tcW w:type="dxa" w:w="1000"/>
             <w:tcBorders>
               <w:top w:val="single" w:sz="4" w:color="BFBFBF"/>
               <w:left w:val="single" w:sz="4" w:color="BFBFBF"/>
@@ -1119,7 +1249,10 @@
             <w:r/>
             <w:r>
               <w:rPr>
+                <w:rFonts w:ascii="Arial" w:hAnsi="Arial" w:cs="Arial"/>
                 <w:b w:val="0"/>
+                <w:i w:val="0"/>
+                <w:color w:val="000000"/>
                 <w:sz w:val="20"/>
               </w:rPr>
               <w:t xml:space="preserve">D.S.C.</w:t>
@@ -1128,7 +1261,7 @@
         </w:tc>
         <w:tc>
           <w:tcPr>
-            <w:tcW w:type="dxa" w:w="1680"/>
+            <w:tcW w:type="dxa" w:w="1000"/>
             <w:tcBorders>
               <w:top w:val="single" w:sz="4" w:color="BFBFBF"/>
               <w:left w:val="single" w:sz="4" w:color="BFBFBF"/>
@@ -1141,7 +1274,10 @@
             <w:r/>
             <w:r>
               <w:rPr>
+                <w:rFonts w:ascii="Arial" w:hAnsi="Arial" w:cs="Arial"/>
                 <w:b w:val="0"/>
+                <w:i w:val="0"/>
+                <w:color w:val="000000"/>
                 <w:sz w:val="20"/>
               </w:rPr>
             </w:r>
@@ -1151,7 +1287,7 @@
       <w:tr>
         <w:tc>
           <w:tcPr>
-            <w:tcW w:type="dxa" w:w="1680"/>
+            <w:tcW w:type="dxa" w:w="800"/>
             <w:tcBorders>
               <w:top w:val="single" w:sz="4" w:color="BFBFBF"/>
               <w:left w:val="single" w:sz="4" w:color="BFBFBF"/>
@@ -1167,7 +1303,10 @@
             <w:r/>
             <w:r>
               <w:rPr>
+                <w:rFonts w:ascii="Arial" w:hAnsi="Arial" w:cs="Arial"/>
                 <w:b w:val="0"/>
+                <w:i w:val="0"/>
+                <w:color w:val="000000"/>
                 <w:sz w:val="20"/>
               </w:rPr>
               <w:t xml:space="preserve">2</w:t>
@@ -1176,7 +1315,7 @@
         </w:tc>
         <w:tc>
           <w:tcPr>
-            <w:tcW w:type="dxa" w:w="1680"/>
+            <w:tcW w:type="dxa" w:w="2600"/>
             <w:tcBorders>
               <w:top w:val="single" w:sz="4" w:color="BFBFBF"/>
               <w:left w:val="single" w:sz="4" w:color="BFBFBF"/>
@@ -1189,7 +1328,10 @@
             <w:r/>
             <w:r>
               <w:rPr>
+                <w:rFonts w:ascii="Arial" w:hAnsi="Arial" w:cs="Arial"/>
                 <w:b w:val="0"/>
+                <w:i w:val="0"/>
+                <w:color w:val="000000"/>
                 <w:sz w:val="20"/>
               </w:rPr>
               <w:t xml:space="preserve">Dissolve</w:t>
@@ -1198,7 +1340,7 @@
         </w:tc>
         <w:tc>
           <w:tcPr>
-            <w:tcW w:type="dxa" w:w="1680"/>
+            <w:tcW w:type="dxa" w:w="2600"/>
             <w:tcBorders>
               <w:top w:val="single" w:sz="4" w:color="BFBFBF"/>
               <w:left w:val="single" w:sz="4" w:color="BFBFBF"/>
@@ -1211,7 +1353,10 @@
             <w:r/>
             <w:r>
               <w:rPr>
+                <w:rFonts w:ascii="Arial" w:hAnsi="Arial" w:cs="Arial"/>
                 <w:b w:val="0"/>
+                <w:i w:val="0"/>
+                <w:color w:val="000000"/>
                 <w:sz w:val="18"/>
               </w:rPr>
               <w:t xml:space="preserve">Add to 1000 mL water and stir.</w:t>
@@ -1220,18 +1365,23 @@
         </w:tc>
         <w:tc>
           <w:tcPr>
-            <w:tcW w:type="dxa" w:w="1680"/>
+            <w:tcW w:type="dxa" w:w="1600"/>
             <w:tcBorders>
               <w:top w:val="single" w:sz="4" w:color="BFBFBF"/>
               <w:left w:val="single" w:sz="4" w:color="BFBFBF"/>
               <w:bottom w:val="single" w:sz="4" w:color="BFBFBF"/>
               <w:right w:val="single" w:sz="4" w:color="BFBFBF"/>
             </w:tcBorders>
+            <w:vAlign w:val="center"/>
           </w:tcPr>
           <w:p>
             <w:r/>
             <w:r>
               <w:rPr>
+                <w:rFonts w:ascii="Arial" w:hAnsi="Arial" w:cs="Arial"/>
+                <w:b w:val="0"/>
+                <w:i w:val="0"/>
+                <w:color w:val="000000"/>
                 <w:sz w:val="20"/>
               </w:rPr>
               <w:t xml:space="preserve"/>
@@ -1250,7 +1400,7 @@
         </w:tc>
         <w:tc>
           <w:tcPr>
-            <w:tcW w:type="dxa" w:w="1680"/>
+            <w:tcW w:type="dxa" w:w="1000"/>
             <w:tcBorders>
               <w:top w:val="single" w:sz="4" w:color="BFBFBF"/>
               <w:left w:val="single" w:sz="4" w:color="BFBFBF"/>
@@ -1266,7 +1416,10 @@
             <w:r/>
             <w:r>
               <w:rPr>
+                <w:rFonts w:ascii="Arial" w:hAnsi="Arial" w:cs="Arial"/>
                 <w:b w:val="0"/>
+                <w:i w:val="0"/>
+                <w:color w:val="000000"/>
                 <w:sz w:val="20"/>
               </w:rPr>
               <w:t xml:space="preserve">D.S.C.</w:t>
@@ -1275,7 +1428,7 @@
         </w:tc>
         <w:tc>
           <w:tcPr>
-            <w:tcW w:type="dxa" w:w="1680"/>
+            <w:tcW w:type="dxa" w:w="1000"/>
             <w:tcBorders>
               <w:top w:val="single" w:sz="4" w:color="BFBFBF"/>
               <w:left w:val="single" w:sz="4" w:color="BFBFBF"/>
@@ -1288,7 +1441,10 @@
             <w:r/>
             <w:r>
               <w:rPr>
+                <w:rFonts w:ascii="Arial" w:hAnsi="Arial" w:cs="Arial"/>
                 <w:b w:val="0"/>
+                <w:i w:val="0"/>
+                <w:color w:val="000000"/>
                 <w:sz w:val="20"/>
               </w:rPr>
             </w:r>
@@ -1298,13 +1454,16 @@
     </w:tbl>
     <w:p>
       <w:pPr>
-        <w:spacing w:before="200" w:after="80"/>
+        <w:keepNext/>
+        <w:spacing w:before="160" w:after="80"/>
       </w:pPr>
       <w:r>
         <w:rPr>
+          <w:rFonts w:ascii="Arial" w:hAnsi="Arial" w:cs="Arial"/>
           <w:b/>
-          <w:color w:val="1F2937"/>
-          <w:sz w:val="24"/>
+          <w:i w:val="0"/>
+          <w:color w:val="000000"/>
+          <w:sz w:val="22"/>
         </w:rPr>
         <w:t xml:space="preserve">4.2  QC</w:t>
       </w:r>
@@ -1313,6 +1472,7 @@
       <w:tblPr>
         <w:tblW w:type="auto" w:w="0"/>
         <w:tblLook w:firstColumn="1" w:firstRow="1" w:lastColumn="0" w:lastRow="0" w:noHBand="0" w:noVBand="1" w:val="04A0"/>
+        <w:tblLayout w:type="fixed"/>
       </w:tblPr>
       <w:tblGrid>
         <w:gridCol w:w="1680"/>
@@ -1325,8 +1485,8 @@
       <w:tr>
         <w:tc>
           <w:tcPr>
-            <w:tcW w:type="dxa" w:w="1680"/>
-            <w:shd w:val="clear" w:color="auto" w:fill="1F2937"/>
+            <w:tcW w:type="dxa" w:w="800"/>
+            <w:shd w:val="clear" w:color="auto" w:fill="E8EAED"/>
             <w:tcBorders>
               <w:top w:val="single" w:sz="4" w:color="BFBFBF"/>
               <w:left w:val="single" w:sz="4" w:color="BFBFBF"/>
@@ -1339,8 +1499,10 @@
             <w:r/>
             <w:r>
               <w:rPr>
+                <w:rFonts w:ascii="Arial" w:hAnsi="Arial" w:cs="Arial"/>
                 <w:b/>
-                <w:color w:val="FFFFFF"/>
+                <w:i w:val="0"/>
+                <w:color w:val="000000"/>
                 <w:sz w:val="20"/>
               </w:rPr>
               <w:t>Step</w:t>
@@ -1349,8 +1511,8 @@
         </w:tc>
         <w:tc>
           <w:tcPr>
-            <w:tcW w:type="dxa" w:w="1680"/>
-            <w:shd w:val="clear" w:color="auto" w:fill="1F2937"/>
+            <w:tcW w:type="dxa" w:w="2600"/>
+            <w:shd w:val="clear" w:color="auto" w:fill="E8EAED"/>
             <w:tcBorders>
               <w:top w:val="single" w:sz="4" w:color="BFBFBF"/>
               <w:left w:val="single" w:sz="4" w:color="BFBFBF"/>
@@ -1363,8 +1525,10 @@
             <w:r/>
             <w:r>
               <w:rPr>
+                <w:rFonts w:ascii="Arial" w:hAnsi="Arial" w:cs="Arial"/>
                 <w:b/>
-                <w:color w:val="FFFFFF"/>
+                <w:i w:val="0"/>
+                <w:color w:val="000000"/>
                 <w:sz w:val="20"/>
               </w:rPr>
               <w:t>Instruction</w:t>
@@ -1373,8 +1537,8 @@
         </w:tc>
         <w:tc>
           <w:tcPr>
-            <w:tcW w:type="dxa" w:w="1680"/>
-            <w:shd w:val="clear" w:color="auto" w:fill="1F2937"/>
+            <w:tcW w:type="dxa" w:w="2600"/>
+            <w:shd w:val="clear" w:color="auto" w:fill="E8EAED"/>
             <w:tcBorders>
               <w:top w:val="single" w:sz="4" w:color="BFBFBF"/>
               <w:left w:val="single" w:sz="4" w:color="BFBFBF"/>
@@ -1387,8 +1551,10 @@
             <w:r/>
             <w:r>
               <w:rPr>
+                <w:rFonts w:ascii="Arial" w:hAnsi="Arial" w:cs="Arial"/>
                 <w:b/>
-                <w:color w:val="FFFFFF"/>
+                <w:i w:val="0"/>
+                <w:color w:val="000000"/>
                 <w:sz w:val="20"/>
               </w:rPr>
               <w:t>Target Parameter</w:t>
@@ -1397,8 +1563,8 @@
         </w:tc>
         <w:tc>
           <w:tcPr>
-            <w:tcW w:type="dxa" w:w="1680"/>
-            <w:shd w:val="clear" w:color="auto" w:fill="1F2937"/>
+            <w:tcW w:type="dxa" w:w="1600"/>
+            <w:shd w:val="clear" w:color="auto" w:fill="E8EAED"/>
             <w:tcBorders>
               <w:top w:val="single" w:sz="4" w:color="BFBFBF"/>
               <w:left w:val="single" w:sz="4" w:color="BFBFBF"/>
@@ -1411,8 +1577,10 @@
             <w:r/>
             <w:r>
               <w:rPr>
+                <w:rFonts w:ascii="Arial" w:hAnsi="Arial" w:cs="Arial"/>
                 <w:b/>
-                <w:color w:val="FFFFFF"/>
+                <w:i w:val="0"/>
+                <w:color w:val="000000"/>
                 <w:sz w:val="20"/>
               </w:rPr>
               <w:t>Actual Value</w:t>
@@ -1421,8 +1589,8 @@
         </w:tc>
         <w:tc>
           <w:tcPr>
-            <w:tcW w:type="dxa" w:w="1680"/>
-            <w:shd w:val="clear" w:color="auto" w:fill="1F2937"/>
+            <w:tcW w:type="dxa" w:w="1000"/>
+            <w:shd w:val="clear" w:color="auto" w:fill="E8EAED"/>
             <w:tcBorders>
               <w:top w:val="single" w:sz="4" w:color="BFBFBF"/>
               <w:left w:val="single" w:sz="4" w:color="BFBFBF"/>
@@ -1435,8 +1603,10 @@
             <w:r/>
             <w:r>
               <w:rPr>
+                <w:rFonts w:ascii="Arial" w:hAnsi="Arial" w:cs="Arial"/>
                 <w:b/>
-                <w:color w:val="FFFFFF"/>
+                <w:i w:val="0"/>
+                <w:color w:val="000000"/>
                 <w:sz w:val="20"/>
               </w:rPr>
               <w:t>Operator</w:t>
@@ -1445,8 +1615,8 @@
         </w:tc>
         <w:tc>
           <w:tcPr>
-            <w:tcW w:type="dxa" w:w="1680"/>
-            <w:shd w:val="clear" w:color="auto" w:fill="1F2937"/>
+            <w:tcW w:type="dxa" w:w="1000"/>
+            <w:shd w:val="clear" w:color="auto" w:fill="E8EAED"/>
             <w:tcBorders>
               <w:top w:val="single" w:sz="4" w:color="BFBFBF"/>
               <w:left w:val="single" w:sz="4" w:color="BFBFBF"/>
@@ -1459,8 +1629,10 @@
             <w:r/>
             <w:r>
               <w:rPr>
+                <w:rFonts w:ascii="Arial" w:hAnsi="Arial" w:cs="Arial"/>
                 <w:b/>
-                <w:color w:val="FFFFFF"/>
+                <w:i w:val="0"/>
+                <w:color w:val="000000"/>
                 <w:sz w:val="20"/>
               </w:rPr>
               <w:t>Verifier</w:t>
@@ -1471,7 +1643,7 @@
       <w:tr>
         <w:tc>
           <w:tcPr>
-            <w:tcW w:type="dxa" w:w="1680"/>
+            <w:tcW w:type="dxa" w:w="800"/>
             <w:tcBorders>
               <w:top w:val="single" w:sz="4" w:color="BFBFBF"/>
               <w:left w:val="single" w:sz="4" w:color="BFBFBF"/>
@@ -1487,7 +1659,10 @@
             <w:r/>
             <w:r>
               <w:rPr>
+                <w:rFonts w:ascii="Arial" w:hAnsi="Arial" w:cs="Arial"/>
                 <w:b w:val="0"/>
+                <w:i w:val="0"/>
+                <w:color w:val="000000"/>
                 <w:sz w:val="20"/>
               </w:rPr>
               <w:t xml:space="preserve">1</w:t>
@@ -1496,7 +1671,7 @@
         </w:tc>
         <w:tc>
           <w:tcPr>
-            <w:tcW w:type="dxa" w:w="1680"/>
+            <w:tcW w:type="dxa" w:w="2600"/>
             <w:tcBorders>
               <w:top w:val="single" w:sz="4" w:color="BFBFBF"/>
               <w:left w:val="single" w:sz="4" w:color="BFBFBF"/>
@@ -1509,7 +1684,10 @@
             <w:r/>
             <w:r>
               <w:rPr>
+                <w:rFonts w:ascii="Arial" w:hAnsi="Arial" w:cs="Arial"/>
                 <w:b w:val="0"/>
+                <w:i w:val="0"/>
+                <w:color w:val="000000"/>
                 <w:sz w:val="20"/>
               </w:rPr>
               <w:t xml:space="preserve">Measure pH</w:t>
@@ -1518,7 +1696,7 @@
         </w:tc>
         <w:tc>
           <w:tcPr>
-            <w:tcW w:type="dxa" w:w="1680"/>
+            <w:tcW w:type="dxa" w:w="2600"/>
             <w:tcBorders>
               <w:top w:val="single" w:sz="4" w:color="BFBFBF"/>
               <w:left w:val="single" w:sz="4" w:color="BFBFBF"/>
@@ -1531,7 +1709,10 @@
             <w:r/>
             <w:r>
               <w:rPr>
+                <w:rFonts w:ascii="Arial" w:hAnsi="Arial" w:cs="Arial"/>
                 <w:b w:val="0"/>
+                <w:i w:val="0"/>
+                <w:color w:val="000000"/>
                 <w:sz w:val="18"/>
               </w:rPr>
               <w:t xml:space="preserve">Measure and adjust pH. Target pH: 7.4.</w:t>
@@ -1540,18 +1721,23 @@
         </w:tc>
         <w:tc>
           <w:tcPr>
-            <w:tcW w:type="dxa" w:w="1680"/>
+            <w:tcW w:type="dxa" w:w="1600"/>
             <w:tcBorders>
               <w:top w:val="single" w:sz="4" w:color="BFBFBF"/>
               <w:left w:val="single" w:sz="4" w:color="BFBFBF"/>
               <w:bottom w:val="single" w:sz="4" w:color="BFBFBF"/>
               <w:right w:val="single" w:sz="4" w:color="BFBFBF"/>
             </w:tcBorders>
+            <w:vAlign w:val="center"/>
           </w:tcPr>
           <w:p>
             <w:r/>
             <w:r>
               <w:rPr>
+                <w:rFonts w:ascii="Arial" w:hAnsi="Arial" w:cs="Arial"/>
+                <w:b w:val="0"/>
+                <w:i w:val="0"/>
+                <w:color w:val="000000"/>
                 <w:sz w:val="20"/>
               </w:rPr>
               <w:t xml:space="preserve"/>
@@ -1570,7 +1756,7 @@
         </w:tc>
         <w:tc>
           <w:tcPr>
-            <w:tcW w:type="dxa" w:w="1680"/>
+            <w:tcW w:type="dxa" w:w="1000"/>
             <w:tcBorders>
               <w:top w:val="single" w:sz="4" w:color="BFBFBF"/>
               <w:left w:val="single" w:sz="4" w:color="BFBFBF"/>
@@ -1586,7 +1772,10 @@
             <w:r/>
             <w:r>
               <w:rPr>
+                <w:rFonts w:ascii="Arial" w:hAnsi="Arial" w:cs="Arial"/>
                 <w:b w:val="0"/>
+                <w:i w:val="0"/>
+                <w:color w:val="000000"/>
                 <w:sz w:val="20"/>
               </w:rPr>
               <w:t xml:space="preserve">J.W.</w:t>
@@ -1595,7 +1784,7 @@
         </w:tc>
         <w:tc>
           <w:tcPr>
-            <w:tcW w:type="dxa" w:w="1680"/>
+            <w:tcW w:type="dxa" w:w="1000"/>
             <w:tcBorders>
               <w:top w:val="single" w:sz="4" w:color="BFBFBF"/>
               <w:left w:val="single" w:sz="4" w:color="BFBFBF"/>
@@ -1608,7 +1797,10 @@
             <w:r/>
             <w:r>
               <w:rPr>
+                <w:rFonts w:ascii="Arial" w:hAnsi="Arial" w:cs="Arial"/>
                 <w:b w:val="0"/>
+                <w:i w:val="0"/>
+                <w:color w:val="000000"/>
                 <w:sz w:val="20"/>
               </w:rPr>
             </w:r>
@@ -1618,32 +1810,40 @@
     </w:tbl>
     <w:p>
       <w:pPr>
-        <w:spacing w:before="240" w:after="80"/>
+        <w:keepNext/>
+        <w:spacing w:before="280" w:after="80"/>
       </w:pPr>
       <w:r>
         <w:rPr>
+          <w:rFonts w:ascii="Arial" w:hAnsi="Arial" w:cs="Arial"/>
           <w:b/>
-          <w:color w:val="1F2937"/>
-          <w:sz w:val="28"/>
+          <w:i w:val="0"/>
+          <w:color w:val="000000"/>
+          <w:sz w:val="26"/>
         </w:rPr>
         <w:t>5. Deviations and Process Comments</w:t>
       </w:r>
     </w:p>
     <w:p>
+      <w:pPr>
+        <w:spacing w:after="80"/>
+      </w:pPr>
       <w:r>
         <w:rPr>
+          <w:rFonts w:ascii="Arial" w:hAnsi="Arial" w:cs="Arial"/>
           <w:b w:val="0"/>
           <w:i/>
-          <w:color w:val="64748B"/>
+          <w:color w:val="5F6368"/>
           <w:sz w:val="18"/>
         </w:rPr>
-        <w:t>Log any deviations from the target parameters or standard operating procedures. In development/tox runs, deviations are expected; the key is rigorous documentation. Run notes are surfaced here.</w:t>
+        <w:t>Log any deviations from target parameters or SOP. Run notes and anomalies are surfaced here.</w:t>
       </w:r>
     </w:p>
     <w:tbl>
       <w:tblPr>
         <w:tblW w:type="auto" w:w="0"/>
         <w:tblLook w:firstColumn="1" w:firstRow="1" w:lastColumn="0" w:lastRow="0" w:noHBand="0" w:noVBand="1" w:val="04A0"/>
+        <w:tblLayout w:type="fixed"/>
       </w:tblPr>
       <w:tblGrid>
         <w:gridCol w:w="2520"/>
@@ -1654,8 +1854,8 @@
       <w:tr>
         <w:tc>
           <w:tcPr>
-            <w:tcW w:type="dxa" w:w="2520"/>
-            <w:shd w:val="clear" w:color="auto" w:fill="1F2937"/>
+            <w:tcW w:type="dxa" w:w="1800"/>
+            <w:shd w:val="clear" w:color="auto" w:fill="E8EAED"/>
             <w:tcBorders>
               <w:top w:val="single" w:sz="4" w:color="BFBFBF"/>
               <w:left w:val="single" w:sz="4" w:color="BFBFBF"/>
@@ -1668,8 +1868,10 @@
             <w:r/>
             <w:r>
               <w:rPr>
+                <w:rFonts w:ascii="Arial" w:hAnsi="Arial" w:cs="Arial"/>
                 <w:b/>
-                <w:color w:val="FFFFFF"/>
+                <w:i w:val="0"/>
+                <w:color w:val="000000"/>
                 <w:sz w:val="20"/>
               </w:rPr>
               <w:t>Step / Status Ref.</w:t>
@@ -1678,8 +1880,8 @@
         </w:tc>
         <w:tc>
           <w:tcPr>
-            <w:tcW w:type="dxa" w:w="2520"/>
-            <w:shd w:val="clear" w:color="auto" w:fill="1F2937"/>
+            <w:tcW w:type="dxa" w:w="4400"/>
+            <w:shd w:val="clear" w:color="auto" w:fill="E8EAED"/>
             <w:tcBorders>
               <w:top w:val="single" w:sz="4" w:color="BFBFBF"/>
               <w:left w:val="single" w:sz="4" w:color="BFBFBF"/>
@@ -1692,8 +1894,10 @@
             <w:r/>
             <w:r>
               <w:rPr>
+                <w:rFonts w:ascii="Arial" w:hAnsi="Arial" w:cs="Arial"/>
                 <w:b/>
-                <w:color w:val="FFFFFF"/>
+                <w:i w:val="0"/>
+                <w:color w:val="000000"/>
                 <w:sz w:val="20"/>
               </w:rPr>
               <w:t>Description of Deviation / Observation</w:t>
@@ -1702,8 +1906,8 @@
         </w:tc>
         <w:tc>
           <w:tcPr>
-            <w:tcW w:type="dxa" w:w="2520"/>
-            <w:shd w:val="clear" w:color="auto" w:fill="1F2937"/>
+            <w:tcW w:type="dxa" w:w="1800"/>
+            <w:shd w:val="clear" w:color="auto" w:fill="E8EAED"/>
             <w:tcBorders>
               <w:top w:val="single" w:sz="4" w:color="BFBFBF"/>
               <w:left w:val="single" w:sz="4" w:color="BFBFBF"/>
@@ -1716,8 +1920,10 @@
             <w:r/>
             <w:r>
               <w:rPr>
+                <w:rFonts w:ascii="Arial" w:hAnsi="Arial" w:cs="Arial"/>
                 <w:b/>
-                <w:color w:val="FFFFFF"/>
+                <w:i w:val="0"/>
+                <w:color w:val="000000"/>
                 <w:sz w:val="20"/>
               </w:rPr>
               <w:t>Impact Assessment Required? (Y/N)</w:t>
@@ -1726,8 +1932,8 @@
         </w:tc>
         <w:tc>
           <w:tcPr>
-            <w:tcW w:type="dxa" w:w="2520"/>
-            <w:shd w:val="clear" w:color="auto" w:fill="1F2937"/>
+            <w:tcW w:type="dxa" w:w="2000"/>
+            <w:shd w:val="clear" w:color="auto" w:fill="E8EAED"/>
             <w:tcBorders>
               <w:top w:val="single" w:sz="4" w:color="BFBFBF"/>
               <w:left w:val="single" w:sz="4" w:color="BFBFBF"/>
@@ -1740,8 +1946,10 @@
             <w:r/>
             <w:r>
               <w:rPr>
+                <w:rFonts w:ascii="Arial" w:hAnsi="Arial" w:cs="Arial"/>
                 <w:b/>
-                <w:color w:val="FFFFFF"/>
+                <w:i w:val="0"/>
+                <w:color w:val="000000"/>
                 <w:sz w:val="20"/>
               </w:rPr>
               <w:t>Lead Reviewer Sign-off</w:t>
@@ -1752,7 +1960,7 @@
       <w:tr>
         <w:tc>
           <w:tcPr>
-            <w:tcW w:type="dxa" w:w="2520"/>
+            <w:tcW w:type="dxa" w:w="1800"/>
             <w:tcBorders>
               <w:top w:val="single" w:sz="4" w:color="BFBFBF"/>
               <w:left w:val="single" w:sz="4" w:color="BFBFBF"/>
@@ -1765,7 +1973,10 @@
             <w:r/>
             <w:r>
               <w:rPr>
+                <w:rFonts w:ascii="Arial" w:hAnsi="Arial" w:cs="Arial"/>
                 <w:b w:val="0"/>
+                <w:i w:val="0"/>
+                <w:color w:val="000000"/>
                 <w:sz w:val="20"/>
               </w:rPr>
               <w:t xml:space="preserve">ACTIVE</w:t>
@@ -1774,7 +1985,7 @@
         </w:tc>
         <w:tc>
           <w:tcPr>
-            <w:tcW w:type="dxa" w:w="2520"/>
+            <w:tcW w:type="dxa" w:w="4400"/>
             <w:tcBorders>
               <w:top w:val="single" w:sz="4" w:color="BFBFBF"/>
               <w:left w:val="single" w:sz="4" w:color="BFBFBF"/>
@@ -1787,7 +1998,10 @@
             <w:r/>
             <w:r>
               <w:rPr>
+                <w:rFonts w:ascii="Arial" w:hAnsi="Arial" w:cs="Arial"/>
                 <w:b w:val="0"/>
+                <w:i w:val="0"/>
+                <w:color w:val="000000"/>
                 <w:sz w:val="20"/>
               </w:rPr>
               <w:t xml:space="preserve">Observed slight turbidity after buffer prep.</w:t>
@@ -1796,7 +2010,7 @@
         </w:tc>
         <w:tc>
           <w:tcPr>
-            <w:tcW w:type="dxa" w:w="2520"/>
+            <w:tcW w:type="dxa" w:w="1800"/>
             <w:tcBorders>
               <w:top w:val="single" w:sz="4" w:color="BFBFBF"/>
               <w:left w:val="single" w:sz="4" w:color="BFBFBF"/>
@@ -1809,7 +2023,10 @@
             <w:r/>
             <w:r>
               <w:rPr>
+                <w:rFonts w:ascii="Arial" w:hAnsi="Arial" w:cs="Arial"/>
                 <w:b w:val="0"/>
+                <w:i w:val="0"/>
+                <w:color w:val="000000"/>
                 <w:sz w:val="20"/>
               </w:rPr>
             </w:r>
@@ -1817,7 +2034,7 @@
         </w:tc>
         <w:tc>
           <w:tcPr>
-            <w:tcW w:type="dxa" w:w="2520"/>
+            <w:tcW w:type="dxa" w:w="2000"/>
             <w:tcBorders>
               <w:top w:val="single" w:sz="4" w:color="BFBFBF"/>
               <w:left w:val="single" w:sz="4" w:color="BFBFBF"/>
@@ -1830,7 +2047,10 @@
             <w:r/>
             <w:r>
               <w:rPr>
+                <w:rFonts w:ascii="Arial" w:hAnsi="Arial" w:cs="Arial"/>
                 <w:b w:val="0"/>
+                <w:i w:val="0"/>
+                <w:color w:val="000000"/>
                 <w:sz w:val="18"/>
               </w:rPr>
               <w:t xml:space="preserve">Dr. Sarah Chen</w:t>
@@ -1843,7 +2063,7 @@
       <w:tr>
         <w:tc>
           <w:tcPr>
-            <w:tcW w:type="dxa" w:w="2520"/>
+            <w:tcW w:type="dxa" w:w="1800"/>
             <w:tcBorders>
               <w:top w:val="single" w:sz="4" w:color="BFBFBF"/>
               <w:left w:val="single" w:sz="4" w:color="BFBFBF"/>
@@ -1856,7 +2076,10 @@
             <w:r/>
             <w:r>
               <w:rPr>
+                <w:rFonts w:ascii="Arial" w:hAnsi="Arial" w:cs="Arial"/>
                 <w:b w:val="0"/>
+                <w:i w:val="0"/>
+                <w:color w:val="000000"/>
                 <w:sz w:val="20"/>
               </w:rPr>
               <w:t xml:space="preserve">ACTIVE</w:t>
@@ -1865,7 +2088,7 @@
         </w:tc>
         <w:tc>
           <w:tcPr>
-            <w:tcW w:type="dxa" w:w="2520"/>
+            <w:tcW w:type="dxa" w:w="4400"/>
             <w:tcBorders>
               <w:top w:val="single" w:sz="4" w:color="BFBFBF"/>
               <w:left w:val="single" w:sz="4" w:color="BFBFBF"/>
@@ -1878,7 +2101,10 @@
             <w:r/>
             <w:r>
               <w:rPr>
+                <w:rFonts w:ascii="Arial" w:hAnsi="Arial" w:cs="Arial"/>
                 <w:b w:val="0"/>
+                <w:i w:val="0"/>
+                <w:color w:val="000000"/>
                 <w:sz w:val="20"/>
               </w:rPr>
               <w:t xml:space="preserve">[ANOMALY] ANOMALY: Cell viability below threshold at 85%.</w:t>
@@ -1887,7 +2113,7 @@
         </w:tc>
         <w:tc>
           <w:tcPr>
-            <w:tcW w:type="dxa" w:w="2520"/>
+            <w:tcW w:type="dxa" w:w="1800"/>
             <w:tcBorders>
               <w:top w:val="single" w:sz="4" w:color="BFBFBF"/>
               <w:left w:val="single" w:sz="4" w:color="BFBFBF"/>
@@ -1900,7 +2126,10 @@
             <w:r/>
             <w:r>
               <w:rPr>
+                <w:rFonts w:ascii="Arial" w:hAnsi="Arial" w:cs="Arial"/>
                 <w:b w:val="0"/>
+                <w:i w:val="0"/>
+                <w:color w:val="000000"/>
                 <w:sz w:val="20"/>
               </w:rPr>
             </w:r>
@@ -1908,7 +2137,7 @@
         </w:tc>
         <w:tc>
           <w:tcPr>
-            <w:tcW w:type="dxa" w:w="2520"/>
+            <w:tcW w:type="dxa" w:w="2000"/>
             <w:tcBorders>
               <w:top w:val="single" w:sz="4" w:color="BFBFBF"/>
               <w:left w:val="single" w:sz="4" w:color="BFBFBF"/>
@@ -1921,7 +2150,10 @@
             <w:r/>
             <w:r>
               <w:rPr>
+                <w:rFonts w:ascii="Arial" w:hAnsi="Arial" w:cs="Arial"/>
                 <w:b w:val="0"/>
+                <w:i w:val="0"/>
+                <w:color w:val="000000"/>
                 <w:sz w:val="18"/>
               </w:rPr>
               <w:t xml:space="preserve">Dr. Sarah Chen</w:t>
@@ -1934,7 +2166,7 @@
       <w:tr>
         <w:tc>
           <w:tcPr>
-            <w:tcW w:type="dxa" w:w="2520"/>
+            <w:tcW w:type="dxa" w:w="1800"/>
             <w:tcBorders>
               <w:top w:val="single" w:sz="4" w:color="BFBFBF"/>
               <w:left w:val="single" w:sz="4" w:color="BFBFBF"/>
@@ -1947,7 +2179,10 @@
             <w:r/>
             <w:r>
               <w:rPr>
+                <w:rFonts w:ascii="Arial" w:hAnsi="Arial" w:cs="Arial"/>
                 <w:b w:val="0"/>
+                <w:i w:val="0"/>
+                <w:color w:val="000000"/>
                 <w:sz w:val="20"/>
               </w:rPr>
             </w:r>
@@ -1955,7 +2190,7 @@
         </w:tc>
         <w:tc>
           <w:tcPr>
-            <w:tcW w:type="dxa" w:w="2520"/>
+            <w:tcW w:type="dxa" w:w="4400"/>
             <w:tcBorders>
               <w:top w:val="single" w:sz="4" w:color="BFBFBF"/>
               <w:left w:val="single" w:sz="4" w:color="BFBFBF"/>
@@ -1968,7 +2203,10 @@
             <w:r/>
             <w:r>
               <w:rPr>
+                <w:rFonts w:ascii="Arial" w:hAnsi="Arial" w:cs="Arial"/>
                 <w:b w:val="0"/>
+                <w:i w:val="0"/>
+                <w:color w:val="000000"/>
                 <w:sz w:val="20"/>
               </w:rPr>
             </w:r>
@@ -1976,7 +2214,7 @@
         </w:tc>
         <w:tc>
           <w:tcPr>
-            <w:tcW w:type="dxa" w:w="2520"/>
+            <w:tcW w:type="dxa" w:w="1800"/>
             <w:tcBorders>
               <w:top w:val="single" w:sz="4" w:color="BFBFBF"/>
               <w:left w:val="single" w:sz="4" w:color="BFBFBF"/>
@@ -1989,7 +2227,10 @@
             <w:r/>
             <w:r>
               <w:rPr>
+                <w:rFonts w:ascii="Arial" w:hAnsi="Arial" w:cs="Arial"/>
                 <w:b w:val="0"/>
+                <w:i w:val="0"/>
+                <w:color w:val="000000"/>
                 <w:sz w:val="20"/>
               </w:rPr>
             </w:r>
@@ -1997,7 +2238,7 @@
         </w:tc>
         <w:tc>
           <w:tcPr>
-            <w:tcW w:type="dxa" w:w="2520"/>
+            <w:tcW w:type="dxa" w:w="2000"/>
             <w:tcBorders>
               <w:top w:val="single" w:sz="4" w:color="BFBFBF"/>
               <w:left w:val="single" w:sz="4" w:color="BFBFBF"/>
@@ -2010,7 +2251,10 @@
             <w:r/>
             <w:r>
               <w:rPr>
+                <w:rFonts w:ascii="Arial" w:hAnsi="Arial" w:cs="Arial"/>
                 <w:b w:val="0"/>
+                <w:i w:val="0"/>
+                <w:color w:val="000000"/>
                 <w:sz w:val="20"/>
               </w:rPr>
             </w:r>
@@ -2020,33 +2264,45 @@
     </w:tbl>
     <w:p>
       <w:pPr>
-        <w:spacing w:before="240" w:after="80"/>
+        <w:keepNext/>
+        <w:spacing w:before="280" w:after="80"/>
       </w:pPr>
       <w:r>
         <w:rPr>
+          <w:rFonts w:ascii="Arial" w:hAnsi="Arial" w:cs="Arial"/>
           <w:b/>
-          <w:color w:val="1F2937"/>
-          <w:sz w:val="28"/>
+          <w:i w:val="0"/>
+          <w:color w:val="000000"/>
+          <w:sz w:val="26"/>
         </w:rPr>
         <w:t>6. Final Disposition &amp; Signatures</w:t>
       </w:r>
     </w:p>
     <w:p>
+      <w:pPr>
+        <w:spacing w:after="120"/>
+      </w:pPr>
       <w:r>
         <w:rPr>
+          <w:rFonts w:ascii="Arial" w:hAnsi="Arial" w:cs="Arial"/>
           <w:b w:val="0"/>
           <w:i/>
-          <w:color w:val="64748B"/>
+          <w:color w:val="5F6368"/>
           <w:sz w:val="18"/>
         </w:rPr>
-        <w:t>By signing below, I certify that the material described herein was produced according to the specified process instructions and that all deviations have been reviewed and assessed for impact on the suitability of the material for its intended non-clinical use.</w:t>
+        <w:t>By signing below, the responsible parties certify that the material described herein was produced according to the specified process and that all deviations have been reviewed.</w:t>
       </w:r>
     </w:p>
     <w:p>
+      <w:pPr>
+        <w:spacing w:before="160" w:after="80"/>
+      </w:pPr>
       <w:r>
         <w:rPr>
+          <w:rFonts w:ascii="Arial" w:hAnsi="Arial" w:cs="Arial"/>
           <w:b/>
           <w:i w:val="0"/>
+          <w:color w:val="000000"/>
           <w:sz w:val="22"/>
         </w:rPr>
         <w:t>Wet-Ink Sign-Off</w:t>
@@ -2056,6 +2312,7 @@
       <w:tblPr>
         <w:tblW w:type="auto" w:w="0"/>
         <w:tblLook w:firstColumn="1" w:firstRow="1" w:lastColumn="0" w:lastRow="0" w:noHBand="0" w:noVBand="1" w:val="04A0"/>
+        <w:tblLayout w:type="fixed"/>
       </w:tblPr>
       <w:tblGrid>
         <w:gridCol w:w="2520"/>
@@ -2066,8 +2323,8 @@
       <w:tr>
         <w:tc>
           <w:tcPr>
-            <w:tcW w:type="dxa" w:w="2520"/>
-            <w:shd w:val="clear" w:color="auto" w:fill="1F2937"/>
+            <w:tcW w:type="dxa" w:w="3000"/>
+            <w:shd w:val="clear" w:color="auto" w:fill="E8EAED"/>
             <w:tcBorders>
               <w:top w:val="single" w:sz="4" w:color="BFBFBF"/>
               <w:left w:val="single" w:sz="4" w:color="BFBFBF"/>
@@ -2080,8 +2337,10 @@
             <w:r/>
             <w:r>
               <w:rPr>
+                <w:rFonts w:ascii="Arial" w:hAnsi="Arial" w:cs="Arial"/>
                 <w:b/>
-                <w:color w:val="FFFFFF"/>
+                <w:i w:val="0"/>
+                <w:color w:val="000000"/>
                 <w:sz w:val="20"/>
               </w:rPr>
               <w:t>Role</w:t>
@@ -2090,8 +2349,8 @@
         </w:tc>
         <w:tc>
           <w:tcPr>
-            <w:tcW w:type="dxa" w:w="2520"/>
-            <w:shd w:val="clear" w:color="auto" w:fill="1F2937"/>
+            <w:tcW w:type="dxa" w:w="2600"/>
+            <w:shd w:val="clear" w:color="auto" w:fill="E8EAED"/>
             <w:tcBorders>
               <w:top w:val="single" w:sz="4" w:color="BFBFBF"/>
               <w:left w:val="single" w:sz="4" w:color="BFBFBF"/>
@@ -2104,8 +2363,10 @@
             <w:r/>
             <w:r>
               <w:rPr>
+                <w:rFonts w:ascii="Arial" w:hAnsi="Arial" w:cs="Arial"/>
                 <w:b/>
-                <w:color w:val="FFFFFF"/>
+                <w:i w:val="0"/>
+                <w:color w:val="000000"/>
                 <w:sz w:val="20"/>
               </w:rPr>
               <w:t>Name (Print)</w:t>
@@ -2114,8 +2375,8 @@
         </w:tc>
         <w:tc>
           <w:tcPr>
-            <w:tcW w:type="dxa" w:w="2520"/>
-            <w:shd w:val="clear" w:color="auto" w:fill="1F2937"/>
+            <w:tcW w:type="dxa" w:w="2600"/>
+            <w:shd w:val="clear" w:color="auto" w:fill="E8EAED"/>
             <w:tcBorders>
               <w:top w:val="single" w:sz="4" w:color="BFBFBF"/>
               <w:left w:val="single" w:sz="4" w:color="BFBFBF"/>
@@ -2128,8 +2389,10 @@
             <w:r/>
             <w:r>
               <w:rPr>
+                <w:rFonts w:ascii="Arial" w:hAnsi="Arial" w:cs="Arial"/>
                 <w:b/>
-                <w:color w:val="FFFFFF"/>
+                <w:i w:val="0"/>
+                <w:color w:val="000000"/>
                 <w:sz w:val="20"/>
               </w:rPr>
               <w:t>Signature</w:t>
@@ -2138,8 +2401,8 @@
         </w:tc>
         <w:tc>
           <w:tcPr>
-            <w:tcW w:type="dxa" w:w="2520"/>
-            <w:shd w:val="clear" w:color="auto" w:fill="1F2937"/>
+            <w:tcW w:type="dxa" w:w="1800"/>
+            <w:shd w:val="clear" w:color="auto" w:fill="E8EAED"/>
             <w:tcBorders>
               <w:top w:val="single" w:sz="4" w:color="BFBFBF"/>
               <w:left w:val="single" w:sz="4" w:color="BFBFBF"/>
@@ -2152,8 +2415,10 @@
             <w:r/>
             <w:r>
               <w:rPr>
+                <w:rFonts w:ascii="Arial" w:hAnsi="Arial" w:cs="Arial"/>
                 <w:b/>
-                <w:color w:val="FFFFFF"/>
+                <w:i w:val="0"/>
+                <w:color w:val="000000"/>
                 <w:sz w:val="20"/>
               </w:rPr>
               <w:t>Date</w:t>
@@ -2164,8 +2429,8 @@
       <w:tr>
         <w:tc>
           <w:tcPr>
-            <w:tcW w:type="dxa" w:w="2520"/>
-            <w:shd w:val="clear" w:color="auto" w:fill="F1F5F9"/>
+            <w:tcW w:type="dxa" w:w="3000"/>
+            <w:shd w:val="clear" w:color="auto" w:fill="F1F3F4"/>
             <w:tcBorders>
               <w:top w:val="single" w:sz="4" w:color="BFBFBF"/>
               <w:left w:val="single" w:sz="4" w:color="BFBFBF"/>
@@ -2178,7 +2443,10 @@
             <w:r/>
             <w:r>
               <w:rPr>
+                <w:rFonts w:ascii="Arial" w:hAnsi="Arial" w:cs="Arial"/>
                 <w:b/>
+                <w:i w:val="0"/>
+                <w:color w:val="000000"/>
                 <w:sz w:val="20"/>
               </w:rPr>
               <w:t>Lead Operator / Engineer</w:t>
@@ -2187,7 +2455,7 @@
         </w:tc>
         <w:tc>
           <w:tcPr>
-            <w:tcW w:type="dxa" w:w="2520"/>
+            <w:tcW w:type="dxa" w:w="2600"/>
             <w:tcBorders>
               <w:top w:val="single" w:sz="4" w:color="BFBFBF"/>
               <w:left w:val="single" w:sz="4" w:color="BFBFBF"/>
@@ -2200,7 +2468,10 @@
             <w:r/>
             <w:r>
               <w:rPr>
+                <w:rFonts w:ascii="Arial" w:hAnsi="Arial" w:cs="Arial"/>
                 <w:b w:val="0"/>
+                <w:i w:val="0"/>
+                <w:color w:val="000000"/>
                 <w:sz w:val="20"/>
               </w:rPr>
             </w:r>
@@ -2208,7 +2479,7 @@
         </w:tc>
         <w:tc>
           <w:tcPr>
-            <w:tcW w:type="dxa" w:w="2520"/>
+            <w:tcW w:type="dxa" w:w="2600"/>
             <w:tcBorders>
               <w:top w:val="single" w:sz="4" w:color="BFBFBF"/>
               <w:left w:val="single" w:sz="4" w:color="BFBFBF"/>
@@ -2221,7 +2492,10 @@
             <w:r/>
             <w:r>
               <w:rPr>
+                <w:rFonts w:ascii="Arial" w:hAnsi="Arial" w:cs="Arial"/>
                 <w:b w:val="0"/>
+                <w:i w:val="0"/>
+                <w:color w:val="000000"/>
                 <w:sz w:val="20"/>
               </w:rPr>
             </w:r>
@@ -2229,7 +2503,7 @@
         </w:tc>
         <w:tc>
           <w:tcPr>
-            <w:tcW w:type="dxa" w:w="2520"/>
+            <w:tcW w:type="dxa" w:w="1800"/>
             <w:tcBorders>
               <w:top w:val="single" w:sz="4" w:color="BFBFBF"/>
               <w:left w:val="single" w:sz="4" w:color="BFBFBF"/>
@@ -2242,7 +2516,10 @@
             <w:r/>
             <w:r>
               <w:rPr>
+                <w:rFonts w:ascii="Arial" w:hAnsi="Arial" w:cs="Arial"/>
                 <w:b w:val="0"/>
+                <w:i w:val="0"/>
+                <w:color w:val="000000"/>
                 <w:sz w:val="20"/>
               </w:rPr>
             </w:r>
@@ -2252,8 +2529,8 @@
       <w:tr>
         <w:tc>
           <w:tcPr>
-            <w:tcW w:type="dxa" w:w="2520"/>
-            <w:shd w:val="clear" w:color="auto" w:fill="F1F5F9"/>
+            <w:tcW w:type="dxa" w:w="3000"/>
+            <w:shd w:val="clear" w:color="auto" w:fill="F1F3F4"/>
             <w:tcBorders>
               <w:top w:val="single" w:sz="4" w:color="BFBFBF"/>
               <w:left w:val="single" w:sz="4" w:color="BFBFBF"/>
@@ -2266,7 +2543,10 @@
             <w:r/>
             <w:r>
               <w:rPr>
+                <w:rFonts w:ascii="Arial" w:hAnsi="Arial" w:cs="Arial"/>
                 <w:b/>
+                <w:i w:val="0"/>
+                <w:color w:val="000000"/>
                 <w:sz w:val="20"/>
               </w:rPr>
               <w:t>Process Development Lead</w:t>
@@ -2275,7 +2555,7 @@
         </w:tc>
         <w:tc>
           <w:tcPr>
-            <w:tcW w:type="dxa" w:w="2520"/>
+            <w:tcW w:type="dxa" w:w="2600"/>
             <w:tcBorders>
               <w:top w:val="single" w:sz="4" w:color="BFBFBF"/>
               <w:left w:val="single" w:sz="4" w:color="BFBFBF"/>
@@ -2288,7 +2568,10 @@
             <w:r/>
             <w:r>
               <w:rPr>
+                <w:rFonts w:ascii="Arial" w:hAnsi="Arial" w:cs="Arial"/>
                 <w:b w:val="0"/>
+                <w:i w:val="0"/>
+                <w:color w:val="000000"/>
                 <w:sz w:val="20"/>
               </w:rPr>
             </w:r>
@@ -2296,7 +2579,7 @@
         </w:tc>
         <w:tc>
           <w:tcPr>
-            <w:tcW w:type="dxa" w:w="2520"/>
+            <w:tcW w:type="dxa" w:w="2600"/>
             <w:tcBorders>
               <w:top w:val="single" w:sz="4" w:color="BFBFBF"/>
               <w:left w:val="single" w:sz="4" w:color="BFBFBF"/>
@@ -2309,7 +2592,10 @@
             <w:r/>
             <w:r>
               <w:rPr>
+                <w:rFonts w:ascii="Arial" w:hAnsi="Arial" w:cs="Arial"/>
                 <w:b w:val="0"/>
+                <w:i w:val="0"/>
+                <w:color w:val="000000"/>
                 <w:sz w:val="20"/>
               </w:rPr>
             </w:r>
@@ -2317,7 +2603,7 @@
         </w:tc>
         <w:tc>
           <w:tcPr>
-            <w:tcW w:type="dxa" w:w="2520"/>
+            <w:tcW w:type="dxa" w:w="1800"/>
             <w:tcBorders>
               <w:top w:val="single" w:sz="4" w:color="BFBFBF"/>
               <w:left w:val="single" w:sz="4" w:color="BFBFBF"/>
@@ -2330,7 +2616,10 @@
             <w:r/>
             <w:r>
               <w:rPr>
+                <w:rFonts w:ascii="Arial" w:hAnsi="Arial" w:cs="Arial"/>
                 <w:b w:val="0"/>
+                <w:i w:val="0"/>
+                <w:color w:val="000000"/>
                 <w:sz w:val="20"/>
               </w:rPr>
             </w:r>
@@ -2340,8 +2629,8 @@
       <w:tr>
         <w:tc>
           <w:tcPr>
-            <w:tcW w:type="dxa" w:w="2520"/>
-            <w:shd w:val="clear" w:color="auto" w:fill="F1F5F9"/>
+            <w:tcW w:type="dxa" w:w="3000"/>
+            <w:shd w:val="clear" w:color="auto" w:fill="F1F3F4"/>
             <w:tcBorders>
               <w:top w:val="single" w:sz="4" w:color="BFBFBF"/>
               <w:left w:val="single" w:sz="4" w:color="BFBFBF"/>
@@ -2354,7 +2643,10 @@
             <w:r/>
             <w:r>
               <w:rPr>
+                <w:rFonts w:ascii="Arial" w:hAnsi="Arial" w:cs="Arial"/>
                 <w:b/>
+                <w:i w:val="0"/>
+                <w:color w:val="000000"/>
                 <w:sz w:val="20"/>
               </w:rPr>
               <w:t>Quality / Compliance (if applicable)</w:t>
@@ -2363,7 +2655,7 @@
         </w:tc>
         <w:tc>
           <w:tcPr>
-            <w:tcW w:type="dxa" w:w="2520"/>
+            <w:tcW w:type="dxa" w:w="2600"/>
             <w:tcBorders>
               <w:top w:val="single" w:sz="4" w:color="BFBFBF"/>
               <w:left w:val="single" w:sz="4" w:color="BFBFBF"/>
@@ -2376,7 +2668,10 @@
             <w:r/>
             <w:r>
               <w:rPr>
+                <w:rFonts w:ascii="Arial" w:hAnsi="Arial" w:cs="Arial"/>
                 <w:b w:val="0"/>
+                <w:i w:val="0"/>
+                <w:color w:val="000000"/>
                 <w:sz w:val="20"/>
               </w:rPr>
             </w:r>
@@ -2384,7 +2679,7 @@
         </w:tc>
         <w:tc>
           <w:tcPr>
-            <w:tcW w:type="dxa" w:w="2520"/>
+            <w:tcW w:type="dxa" w:w="2600"/>
             <w:tcBorders>
               <w:top w:val="single" w:sz="4" w:color="BFBFBF"/>
               <w:left w:val="single" w:sz="4" w:color="BFBFBF"/>
@@ -2397,7 +2692,10 @@
             <w:r/>
             <w:r>
               <w:rPr>
+                <w:rFonts w:ascii="Arial" w:hAnsi="Arial" w:cs="Arial"/>
                 <w:b w:val="0"/>
+                <w:i w:val="0"/>
+                <w:color w:val="000000"/>
                 <w:sz w:val="20"/>
               </w:rPr>
             </w:r>
@@ -2405,7 +2703,7 @@
         </w:tc>
         <w:tc>
           <w:tcPr>
-            <w:tcW w:type="dxa" w:w="2520"/>
+            <w:tcW w:type="dxa" w:w="1800"/>
             <w:tcBorders>
               <w:top w:val="single" w:sz="4" w:color="BFBFBF"/>
               <w:left w:val="single" w:sz="4" w:color="BFBFBF"/>
@@ -2418,7 +2716,10 @@
             <w:r/>
             <w:r>
               <w:rPr>
+                <w:rFonts w:ascii="Arial" w:hAnsi="Arial" w:cs="Arial"/>
                 <w:b w:val="0"/>
+                <w:i w:val="0"/>
+                <w:color w:val="000000"/>
                 <w:sz w:val="20"/>
               </w:rPr>
             </w:r>
@@ -2427,47 +2728,36 @@
       </w:tr>
     </w:tbl>
     <w:p>
-      <w:r>
-        <w:rPr>
-          <w:b w:val="0"/>
-          <w:i w:val="0"/>
-          <w:sz w:val="20"/>
-        </w:rPr>
-        <w:t xml:space="preserve"/>
-      </w:r>
-      <w:r>
-        <w:t xml:space="preserve"/>
-      </w:r>
-    </w:p>
-    <w:p>
+      <w:pPr>
+        <w:keepNext/>
+        <w:spacing w:before="280" w:after="80"/>
+      </w:pPr>
       <w:r>
         <w:br w:type="page"/>
       </w:r>
-    </w:p>
-    <w:p>
-      <w:r>
-        <w:t xml:space="preserve"/>
-      </w:r>
-      <w:r>
-        <w:t xml:space="preserve"/>
-      </w:r>
-    </w:p>
-    <w:p>
-      <w:pPr>
-        <w:spacing w:before="240" w:after="80"/>
-      </w:pPr>
       <w:r>
         <w:rPr>
+          <w:rFonts w:ascii="Arial" w:hAnsi="Arial" w:cs="Arial"/>
           <w:b/>
-          <w:color w:val="1F2937"/>
-          <w:sz w:val="28"/>
+          <w:i w:val="0"/>
+          <w:color w:val="000000"/>
+          <w:sz w:val="26"/>
         </w:rPr>
         <w:t>Appendix A: Figures</w:t>
       </w:r>
     </w:p>
     <w:p>
+      <w:pPr>
+        <w:keepNext/>
+        <w:spacing w:before="120" w:after="40"/>
+        <w:jc w:val="center"/>
+      </w:pPr>
       <w:r>
         <w:rPr>
+          <w:rFonts w:ascii="Arial" w:hAnsi="Arial" w:cs="Arial"/>
+          <w:b w:val="0"/>
+          <w:i w:val="0"/>
+          <w:color w:val="000000"/>
           <w:sz w:val="20"/>
         </w:rPr>
         <w:t xml:space="preserve"/>
@@ -2511,19 +2801,33 @@
       </w:r>
     </w:p>
     <w:p>
+      <w:pPr>
+        <w:spacing w:after="160"/>
+        <w:jc w:val="center"/>
+      </w:pPr>
       <w:r>
         <w:rPr>
+          <w:rFonts w:ascii="Arial" w:hAnsi="Arial" w:cs="Arial"/>
           <w:b w:val="0"/>
           <w:i/>
-          <w:color w:val="475569"/>
+          <w:color w:val="5F6368"/>
           <w:sz w:val="18"/>
         </w:rPr>
         <w:t xml:space="preserve">Figure 1: test_figure_1.png  (Weigh Reagents, uploaded 2026-04-01 10:32)</w:t>
       </w:r>
     </w:p>
     <w:p>
+      <w:pPr>
+        <w:keepNext/>
+        <w:spacing w:before="120" w:after="40"/>
+        <w:jc w:val="center"/>
+      </w:pPr>
       <w:r>
         <w:rPr>
+          <w:rFonts w:ascii="Arial" w:hAnsi="Arial" w:cs="Arial"/>
+          <w:b w:val="0"/>
+          <w:i w:val="0"/>
+          <w:color w:val="000000"/>
           <w:sz w:val="20"/>
         </w:rPr>
         <w:t xml:space="preserve"/>
@@ -2567,19 +2871,33 @@
       </w:r>
     </w:p>
     <w:p>
+      <w:pPr>
+        <w:spacing w:after="160"/>
+        <w:jc w:val="center"/>
+      </w:pPr>
       <w:r>
         <w:rPr>
+          <w:rFonts w:ascii="Arial" w:hAnsi="Arial" w:cs="Arial"/>
           <w:b w:val="0"/>
           <w:i/>
-          <w:color w:val="475569"/>
+          <w:color w:val="5F6368"/>
           <w:sz w:val="18"/>
         </w:rPr>
         <w:t xml:space="preserve">Figure 2: test_figure_2.png  (Dissolve, uploaded 2026-04-01 10:46)</w:t>
       </w:r>
     </w:p>
     <w:p>
+      <w:pPr>
+        <w:keepNext/>
+        <w:spacing w:before="120" w:after="40"/>
+        <w:jc w:val="center"/>
+      </w:pPr>
       <w:r>
         <w:rPr>
+          <w:rFonts w:ascii="Arial" w:hAnsi="Arial" w:cs="Arial"/>
+          <w:b w:val="0"/>
+          <w:i w:val="0"/>
+          <w:color w:val="000000"/>
           <w:sz w:val="20"/>
         </w:rPr>
         <w:t xml:space="preserve"/>
@@ -2623,11 +2941,16 @@
       </w:r>
     </w:p>
     <w:p>
+      <w:pPr>
+        <w:spacing w:after="160"/>
+        <w:jc w:val="center"/>
+      </w:pPr>
       <w:r>
         <w:rPr>
+          <w:rFonts w:ascii="Arial" w:hAnsi="Arial" w:cs="Arial"/>
           <w:b w:val="0"/>
           <w:i/>
-          <w:color w:val="475569"/>
+          <w:color w:val="5F6368"/>
           <w:sz w:val="18"/>
         </w:rPr>
         <w:t xml:space="preserve">Figure 3: test_figure_3.png  (Measure pH, uploaded 2026-04-01 11:16)</w:t>
@@ -2635,7 +2958,7 @@
     </w:p>
     <w:sectPr>
       <w:pgSz w:w="12240" w:h="15840"/>
-      <w:pgMar w:top="720" w:right="1080" w:bottom="720" w:left="1080" w:header="720" w:footer="720" w:gutter="0"/>
+      <w:pgMar w:top="1080" w:right="1080" w:bottom="1080" w:left="1080" w:header="720" w:footer="720" w:gutter="0"/>
       <w:cols w:space="720"/>
       <w:docGrid w:linePitch="360"/>
     </w:sectPr>
@@ -3006,6 +3329,11 @@
     <w:name w:val="Normal"/>
     <w:qFormat/>
     <w:rsid w:val="00FC693F"/>
+    <w:rPr>
+      <w:rFonts w:ascii="Arial" w:hAnsi="Arial"/>
+      <w:color w:val="000000"/>
+      <w:sz w:val="20"/>
+    </w:rPr>
   </w:style>
   <w:style w:type="paragraph" w:styleId="Header">
     <w:name w:val="header"/>

--- a/backend/tests/artifacts/templates/batch_record_filled_figures.docx
+++ b/backend/tests/artifacts/templates/batch_record_filled_figures.docx
@@ -3,202 +3,159 @@
 <w:document xmlns:wpc="http://schemas.microsoft.com/office/word/2010/wordprocessingCanvas" xmlns:mo="http://schemas.microsoft.com/office/mac/office/2008/main" xmlns:mc="http://schemas.openxmlformats.org/markup-compatibility/2006" xmlns:mv="urn:schemas-microsoft-com:mac:vml" xmlns:o="urn:schemas-microsoft-com:office:office" xmlns:r="http://schemas.openxmlformats.org/officeDocument/2006/relationships" xmlns:m="http://schemas.openxmlformats.org/officeDocument/2006/math" xmlns:v="urn:schemas-microsoft-com:vml" xmlns:wp14="http://schemas.microsoft.com/office/word/2010/wordprocessingDrawing" xmlns:wp="http://schemas.openxmlformats.org/drawingml/2006/wordprocessingDrawing" xmlns:w10="urn:schemas-microsoft-com:office:word" xmlns:w="http://schemas.openxmlformats.org/wordprocessingml/2006/main" xmlns:w14="http://schemas.microsoft.com/office/word/2010/wordml" xmlns:wpg="http://schemas.microsoft.com/office/word/2010/wordprocessingGroup" xmlns:wpi="http://schemas.microsoft.com/office/word/2010/wordprocessingInk" xmlns:wne="http://schemas.microsoft.com/office/word/2006/wordml" xmlns:wps="http://schemas.microsoft.com/office/word/2010/wordprocessingShape" mc:Ignorable="w14 wp14">
   <w:body>
     <w:p>
+      <w:pPr>
+        <w:spacing w:after="40"/>
+        <w:jc w:val="center"/>
+      </w:pPr>
       <w:r>
         <w:rPr>
+          <w:rFonts w:ascii="Arial" w:hAnsi="Arial" w:cs="Arial"/>
           <w:b/>
+          <w:i w:val="0"/>
+          <w:color w:val="000000"/>
           <w:sz w:val="36"/>
         </w:rPr>
-        <w:t xml:space="preserve">Multi-Role Buffer Protocol — Batch Record</w:t>
+        <w:t xml:space="preserve">Multi-Role Buffer Protocol</w:t>
       </w:r>
     </w:p>
     <w:p>
+      <w:pPr>
+        <w:spacing w:after="40"/>
+        <w:jc w:val="center"/>
+      </w:pPr>
       <w:r>
         <w:rPr>
+          <w:rFonts w:ascii="Arial" w:hAnsi="Arial" w:cs="Arial"/>
           <w:b w:val="0"/>
+          <w:i/>
+          <w:color w:val="5F6368"/>
           <w:sz w:val="22"/>
+        </w:rPr>
+        <w:t>Batch Manufacturing Record</w:t>
+      </w:r>
+    </w:p>
+    <w:p>
+      <w:pPr>
+        <w:spacing w:after="160"/>
+        <w:jc w:val="center"/>
+      </w:pPr>
+      <w:r>
+        <w:rPr>
+          <w:rFonts w:ascii="Arial" w:hAnsi="Arial" w:cs="Arial"/>
+          <w:b w:val="0"/>
+          <w:i w:val="0"/>
+          <w:color w:val="5F6368"/>
+          <w:sz w:val="20"/>
         </w:rPr>
         <w:t xml:space="preserve"/>
       </w:r>
     </w:p>
     <w:p>
+      <w:pPr>
+        <w:jc w:val="center"/>
+      </w:pPr>
       <w:r>
         <w:rPr>
+          <w:rFonts w:ascii="Arial" w:hAnsi="Arial" w:cs="Arial"/>
           <w:b w:val="0"/>
-          <w:sz w:val="22"/>
+          <w:i w:val="0"/>
+          <w:color w:val="5F6368"/>
+          <w:sz w:val="18"/>
         </w:rPr>
-        <w:t xml:space="preserve"/>
+        <w:t xml:space="preserve">Run: Run-2026-003 (With Figures)    Status: ACTIVE    Started:     Completed: </w:t>
       </w:r>
     </w:p>
     <w:p>
+      <w:pPr>
+        <w:spacing w:after="120"/>
+        <w:jc w:val="center"/>
+      </w:pPr>
       <w:r>
         <w:rPr>
+          <w:rFonts w:ascii="Arial" w:hAnsi="Arial" w:cs="Arial"/>
           <w:b w:val="0"/>
-          <w:sz w:val="22"/>
+          <w:i w:val="0"/>
+          <w:color w:val="5F6368"/>
+          <w:sz w:val="18"/>
         </w:rPr>
-        <w:t xml:space="preserve">Run: Run-2026-003 (With Figures)  |  Status: ACTIVE</w:t>
+        <w:t xml:space="preserve">Project:     Protocol Version: v2    Generated: April 1, 2026</w:t>
       </w:r>
     </w:p>
     <w:p>
+      <w:pPr>
+        <w:keepNext/>
+        <w:spacing w:before="280" w:after="80"/>
+      </w:pPr>
       <w:r>
         <w:rPr>
-          <w:b w:val="0"/>
-          <w:sz w:val="22"/>
+          <w:rFonts w:ascii="Arial" w:hAnsi="Arial" w:cs="Arial"/>
+          <w:b/>
+          <w:i w:val="0"/>
+          <w:color w:val="000000"/>
+          <w:sz w:val="26"/>
         </w:rPr>
-        <w:t xml:space="preserve">Started:   |  Completed: </w:t>
-      </w:r>
-    </w:p>
-    <w:p>
-      <w:r>
-        <w:rPr>
-          <w:b w:val="0"/>
-          <w:sz w:val="22"/>
-        </w:rPr>
-        <w:t xml:space="preserve">Project:   |  Organization: </w:t>
-      </w:r>
-    </w:p>
-    <w:p>
-      <w:r>
-        <w:rPr>
-          <w:b w:val="0"/>
-          <w:sz w:val="22"/>
-        </w:rPr>
-        <w:t xml:space="preserve">SOP Reference:  v2 (effective )</w:t>
-      </w:r>
-    </w:p>
-    <w:p>
-      <w:r>
-        <w:rPr>
-          <w:b/>
-          <w:sz w:val="28"/>
-        </w:rPr>
-        <w:t>Procedure Execution</w:t>
-      </w:r>
-    </w:p>
-    <w:p>
-      <w:r>
-        <w:rPr>
-          <w:b w:val="0"/>
-          <w:sz w:val="22"/>
-        </w:rPr>
-        <w:t xml:space="preserve"/>
-      </w:r>
-      <w:r>
-        <w:rPr>
-          <w:sz w:val="177800"/>
-          <w:szCs w:val="177800"/>
-          <w:b/>
-        </w:rPr>
-        <w:t xml:space="preserve">Media Prep</w:t>
-      </w:r>
-      <w:r>
-        <w:t xml:space="preserve"/>
+        <w:t>1. General Information</w:t>
       </w:r>
     </w:p>
     <w:tbl>
       <w:tblPr>
-        <w:tblStyle w:val="LightGrid-Accent1"/>
         <w:tblW w:type="auto" w:w="0"/>
         <w:tblLook w:firstColumn="1" w:firstRow="1" w:lastColumn="0" w:lastRow="0" w:noHBand="0" w:noVBand="1" w:val="04A0"/>
+        <w:tblLayout w:type="fixed"/>
       </w:tblPr>
       <w:tblGrid>
-        <w:gridCol w:w="1108"/>
-        <w:gridCol w:w="1108"/>
-        <w:gridCol w:w="1108"/>
-        <w:gridCol w:w="1108"/>
-        <w:gridCol w:w="1108"/>
-        <w:gridCol w:w="1108"/>
-        <w:gridCol w:w="1108"/>
-        <w:gridCol w:w="1108"/>
-        <w:gridCol w:w="1108"/>
+        <w:gridCol w:w="5040"/>
+        <w:gridCol w:w="5040"/>
       </w:tblGrid>
       <w:tr>
         <w:tc>
           <w:tcPr>
-            <w:tcW w:type="dxa" w:w="1108"/>
+            <w:tcW w:type="dxa" w:w="3400"/>
+            <w:shd w:val="clear" w:color="auto" w:fill="F1F3F4"/>
+            <w:tcBorders>
+              <w:top w:val="single" w:sz="4" w:color="BFBFBF"/>
+              <w:left w:val="single" w:sz="4" w:color="BFBFBF"/>
+              <w:bottom w:val="single" w:sz="4" w:color="BFBFBF"/>
+              <w:right w:val="single" w:sz="4" w:color="BFBFBF"/>
+            </w:tcBorders>
+            <w:vAlign w:val="center"/>
           </w:tcPr>
           <w:p>
+            <w:r/>
             <w:r>
-              <w:t>Step</w:t>
+              <w:rPr>
+                <w:rFonts w:ascii="Arial" w:hAnsi="Arial" w:cs="Arial"/>
+                <w:b/>
+                <w:i w:val="0"/>
+                <w:color w:val="000000"/>
+                <w:sz w:val="20"/>
+              </w:rPr>
+              <w:t>Product Name / Candidate</w:t>
             </w:r>
           </w:p>
         </w:tc>
         <w:tc>
           <w:tcPr>
-            <w:tcW w:type="dxa" w:w="1108"/>
+            <w:tcW w:type="dxa" w:w="6400"/>
+            <w:tcBorders>
+              <w:top w:val="single" w:sz="4" w:color="BFBFBF"/>
+              <w:left w:val="single" w:sz="4" w:color="BFBFBF"/>
+              <w:bottom w:val="single" w:sz="4" w:color="BFBFBF"/>
+              <w:right w:val="single" w:sz="4" w:color="BFBFBF"/>
+            </w:tcBorders>
+            <w:vAlign w:val="center"/>
           </w:tcPr>
           <w:p>
+            <w:r/>
             <w:r>
-              <w:t>Description</w:t>
-            </w:r>
-          </w:p>
-        </w:tc>
-        <w:tc>
-          <w:tcPr>
-            <w:tcW w:type="dxa" w:w="1108"/>
-          </w:tcPr>
-          <w:p>
-            <w:r>
-              <w:t>Value</w:t>
-            </w:r>
-          </w:p>
-        </w:tc>
-        <w:tc>
-          <w:tcPr>
-            <w:tcW w:type="dxa" w:w="1108"/>
-          </w:tcPr>
-          <w:p>
-            <w:r>
-              <w:t>Operator</w:t>
-            </w:r>
-          </w:p>
-        </w:tc>
-        <w:tc>
-          <w:tcPr>
-            <w:tcW w:type="dxa" w:w="1108"/>
-          </w:tcPr>
-          <w:p>
-            <w:r>
-              <w:t>Reviewer</w:t>
-            </w:r>
-          </w:p>
-        </w:tc>
-        <w:tc>
-          <w:tcPr>
-            <w:tcW w:type="dxa" w:w="1108"/>
-          </w:tcPr>
-          <w:p>
-            <w:r>
-              <w:t>Scheduled</w:t>
-            </w:r>
-          </w:p>
-        </w:tc>
-        <w:tc>
-          <w:tcPr>
-            <w:tcW w:type="dxa" w:w="1108"/>
-          </w:tcPr>
-          <w:p>
-            <w:r>
-              <w:t>Actual Start</w:t>
-            </w:r>
-          </w:p>
-        </w:tc>
-        <w:tc>
-          <w:tcPr>
-            <w:tcW w:type="dxa" w:w="1108"/>
-          </w:tcPr>
-          <w:p>
-            <w:r>
-              <w:t>Actual End</w:t>
-            </w:r>
-          </w:p>
-        </w:tc>
-        <w:tc>
-          <w:tcPr>
-            <w:tcW w:type="dxa" w:w="1108"/>
-          </w:tcPr>
-          <w:p>
-            <w:r>
-              <w:t>Notes</w:t>
+              <w:rPr>
+                <w:rFonts w:ascii="Arial" w:hAnsi="Arial" w:cs="Arial"/>
+                <w:b w:val="0"/>
+                <w:i w:val="0"/>
+                <w:color w:val="000000"/>
+                <w:sz w:val="20"/>
+              </w:rPr>
+              <w:t xml:space="preserve">Multi-Role Buffer Protocol</w:t>
             </w:r>
           </w:p>
         </w:tc>
@@ -206,44 +163,1047 @@
       <w:tr>
         <w:tc>
           <w:tcPr>
-            <w:tcW w:type="dxa" w:w="1108"/>
+            <w:tcW w:type="dxa" w:w="3400"/>
+            <w:shd w:val="clear" w:color="auto" w:fill="F1F3F4"/>
+            <w:tcBorders>
+              <w:top w:val="single" w:sz="4" w:color="BFBFBF"/>
+              <w:left w:val="single" w:sz="4" w:color="BFBFBF"/>
+              <w:bottom w:val="single" w:sz="4" w:color="BFBFBF"/>
+              <w:right w:val="single" w:sz="4" w:color="BFBFBF"/>
+            </w:tcBorders>
+            <w:vAlign w:val="center"/>
           </w:tcPr>
           <w:p>
+            <w:r/>
             <w:r>
+              <w:rPr>
+                <w:rFonts w:ascii="Arial" w:hAnsi="Arial" w:cs="Arial"/>
+                <w:b/>
+                <w:i w:val="0"/>
+                <w:color w:val="000000"/>
+                <w:sz w:val="20"/>
+              </w:rPr>
+              <w:t>Batch / Lot Number</w:t>
+            </w:r>
+          </w:p>
+        </w:tc>
+        <w:tc>
+          <w:tcPr>
+            <w:tcW w:type="dxa" w:w="6400"/>
+            <w:tcBorders>
+              <w:top w:val="single" w:sz="4" w:color="BFBFBF"/>
+              <w:left w:val="single" w:sz="4" w:color="BFBFBF"/>
+              <w:bottom w:val="single" w:sz="4" w:color="BFBFBF"/>
+              <w:right w:val="single" w:sz="4" w:color="BFBFBF"/>
+            </w:tcBorders>
+            <w:vAlign w:val="center"/>
+          </w:tcPr>
+          <w:p>
+            <w:r/>
+            <w:r>
+              <w:rPr>
+                <w:rFonts w:ascii="Arial" w:hAnsi="Arial" w:cs="Arial"/>
+                <w:b w:val="0"/>
+                <w:i w:val="0"/>
+                <w:color w:val="000000"/>
+                <w:sz w:val="20"/>
+              </w:rPr>
+              <w:t xml:space="preserve">Run-2026-003 (With Figures)</w:t>
+            </w:r>
+          </w:p>
+        </w:tc>
+      </w:tr>
+      <w:tr>
+        <w:tc>
+          <w:tcPr>
+            <w:tcW w:type="dxa" w:w="3400"/>
+            <w:shd w:val="clear" w:color="auto" w:fill="F1F3F4"/>
+            <w:tcBorders>
+              <w:top w:val="single" w:sz="4" w:color="BFBFBF"/>
+              <w:left w:val="single" w:sz="4" w:color="BFBFBF"/>
+              <w:bottom w:val="single" w:sz="4" w:color="BFBFBF"/>
+              <w:right w:val="single" w:sz="4" w:color="BFBFBF"/>
+            </w:tcBorders>
+            <w:vAlign w:val="center"/>
+          </w:tcPr>
+          <w:p>
+            <w:r/>
+            <w:r>
+              <w:rPr>
+                <w:rFonts w:ascii="Arial" w:hAnsi="Arial" w:cs="Arial"/>
+                <w:b/>
+                <w:i w:val="0"/>
+                <w:color w:val="000000"/>
+                <w:sz w:val="20"/>
+              </w:rPr>
+              <w:t>Target Yield / Scale</w:t>
+            </w:r>
+          </w:p>
+        </w:tc>
+        <w:tc>
+          <w:tcPr>
+            <w:tcW w:type="dxa" w:w="6400"/>
+            <w:tcBorders>
+              <w:top w:val="single" w:sz="4" w:color="BFBFBF"/>
+              <w:left w:val="single" w:sz="4" w:color="BFBFBF"/>
+              <w:bottom w:val="single" w:sz="4" w:color="BFBFBF"/>
+              <w:right w:val="single" w:sz="4" w:color="BFBFBF"/>
+            </w:tcBorders>
+            <w:vAlign w:val="center"/>
+          </w:tcPr>
+          <w:p>
+            <w:r/>
+            <w:r>
+              <w:rPr>
+                <w:rFonts w:ascii="Arial" w:hAnsi="Arial" w:cs="Arial"/>
+                <w:b w:val="0"/>
+                <w:i w:val="0"/>
+                <w:color w:val="000000"/>
+                <w:sz w:val="20"/>
+              </w:rPr>
+              <w:t xml:space="preserve"/>
+            </w:r>
+          </w:p>
+        </w:tc>
+      </w:tr>
+      <w:tr>
+        <w:tc>
+          <w:tcPr>
+            <w:tcW w:type="dxa" w:w="3400"/>
+            <w:shd w:val="clear" w:color="auto" w:fill="F1F3F4"/>
+            <w:tcBorders>
+              <w:top w:val="single" w:sz="4" w:color="BFBFBF"/>
+              <w:left w:val="single" w:sz="4" w:color="BFBFBF"/>
+              <w:bottom w:val="single" w:sz="4" w:color="BFBFBF"/>
+              <w:right w:val="single" w:sz="4" w:color="BFBFBF"/>
+            </w:tcBorders>
+            <w:vAlign w:val="center"/>
+          </w:tcPr>
+          <w:p>
+            <w:r/>
+            <w:r>
+              <w:rPr>
+                <w:rFonts w:ascii="Arial" w:hAnsi="Arial" w:cs="Arial"/>
+                <w:b/>
+                <w:i w:val="0"/>
+                <w:color w:val="000000"/>
+                <w:sz w:val="20"/>
+              </w:rPr>
+              <w:t>Process SOP / Protocol Reference</w:t>
+            </w:r>
+          </w:p>
+        </w:tc>
+        <w:tc>
+          <w:tcPr>
+            <w:tcW w:type="dxa" w:w="6400"/>
+            <w:tcBorders>
+              <w:top w:val="single" w:sz="4" w:color="BFBFBF"/>
+              <w:left w:val="single" w:sz="4" w:color="BFBFBF"/>
+              <w:bottom w:val="single" w:sz="4" w:color="BFBFBF"/>
+              <w:right w:val="single" w:sz="4" w:color="BFBFBF"/>
+            </w:tcBorders>
+            <w:vAlign w:val="center"/>
+          </w:tcPr>
+          <w:p>
+            <w:r/>
+            <w:r>
+              <w:rPr>
+                <w:rFonts w:ascii="Arial" w:hAnsi="Arial" w:cs="Arial"/>
+                <w:b w:val="0"/>
+                <w:i w:val="0"/>
+                <w:color w:val="000000"/>
+                <w:sz w:val="20"/>
+              </w:rPr>
+              <w:t xml:space="preserve">Multi-Role Buffer Protocol (v2)</w:t>
+            </w:r>
+          </w:p>
+        </w:tc>
+      </w:tr>
+    </w:tbl>
+    <w:p>
+      <w:pPr>
+        <w:keepNext/>
+        <w:spacing w:before="280" w:after="80"/>
+      </w:pPr>
+      <w:r>
+        <w:rPr>
+          <w:rFonts w:ascii="Arial" w:hAnsi="Arial" w:cs="Arial"/>
+          <w:b/>
+          <w:i w:val="0"/>
+          <w:color w:val="000000"/>
+          <w:sz w:val="26"/>
+        </w:rPr>
+        <w:t>2. Bill of Materials (BOM)</w:t>
+      </w:r>
+    </w:p>
+    <w:p>
+      <w:pPr>
+        <w:spacing w:after="80"/>
+      </w:pPr>
+      <w:r>
+        <w:rPr>
+          <w:rFonts w:ascii="Arial" w:hAnsi="Arial" w:cs="Arial"/>
+          <w:b w:val="0"/>
+          <w:i/>
+          <w:color w:val="5F6368"/>
+          <w:sz w:val="18"/>
+        </w:rPr>
+        <w:t>Record all raw materials, media, and buffers utilized in this run.</w:t>
+      </w:r>
+    </w:p>
+    <w:tbl>
+      <w:tblPr>
+        <w:tblW w:type="auto" w:w="0"/>
+        <w:tblLook w:firstColumn="1" w:firstRow="1" w:lastColumn="0" w:lastRow="0" w:noHBand="0" w:noVBand="1" w:val="04A0"/>
+        <w:tblLayout w:type="fixed"/>
+      </w:tblPr>
+      <w:tblGrid>
+        <w:gridCol w:w="2016"/>
+        <w:gridCol w:w="2016"/>
+        <w:gridCol w:w="2016"/>
+        <w:gridCol w:w="2016"/>
+        <w:gridCol w:w="2016"/>
+      </w:tblGrid>
+      <w:tr>
+        <w:tc>
+          <w:tcPr>
+            <w:tcW w:type="dxa" w:w="3000"/>
+            <w:shd w:val="clear" w:color="auto" w:fill="E8EAED"/>
+            <w:tcBorders>
+              <w:top w:val="single" w:sz="4" w:color="BFBFBF"/>
+              <w:left w:val="single" w:sz="4" w:color="BFBFBF"/>
+              <w:bottom w:val="single" w:sz="4" w:color="BFBFBF"/>
+              <w:right w:val="single" w:sz="4" w:color="BFBFBF"/>
+            </w:tcBorders>
+            <w:vAlign w:val="center"/>
+          </w:tcPr>
+          <w:p>
+            <w:r/>
+            <w:r>
+              <w:rPr>
+                <w:rFonts w:ascii="Arial" w:hAnsi="Arial" w:cs="Arial"/>
+                <w:b/>
+                <w:i w:val="0"/>
+                <w:color w:val="000000"/>
+                <w:sz w:val="20"/>
+              </w:rPr>
+              <w:t>Material Description</w:t>
+            </w:r>
+          </w:p>
+        </w:tc>
+        <w:tc>
+          <w:tcPr>
+            <w:tcW w:type="dxa" w:w="2000"/>
+            <w:shd w:val="clear" w:color="auto" w:fill="E8EAED"/>
+            <w:tcBorders>
+              <w:top w:val="single" w:sz="4" w:color="BFBFBF"/>
+              <w:left w:val="single" w:sz="4" w:color="BFBFBF"/>
+              <w:bottom w:val="single" w:sz="4" w:color="BFBFBF"/>
+              <w:right w:val="single" w:sz="4" w:color="BFBFBF"/>
+            </w:tcBorders>
+            <w:vAlign w:val="center"/>
+          </w:tcPr>
+          <w:p>
+            <w:r/>
+            <w:r>
+              <w:rPr>
+                <w:rFonts w:ascii="Arial" w:hAnsi="Arial" w:cs="Arial"/>
+                <w:b/>
+                <w:i w:val="0"/>
+                <w:color w:val="000000"/>
+                <w:sz w:val="20"/>
+              </w:rPr>
+              <w:t>Part / Lot Number</w:t>
+            </w:r>
+          </w:p>
+        </w:tc>
+        <w:tc>
+          <w:tcPr>
+            <w:tcW w:type="dxa" w:w="1600"/>
+            <w:shd w:val="clear" w:color="auto" w:fill="E8EAED"/>
+            <w:tcBorders>
+              <w:top w:val="single" w:sz="4" w:color="BFBFBF"/>
+              <w:left w:val="single" w:sz="4" w:color="BFBFBF"/>
+              <w:bottom w:val="single" w:sz="4" w:color="BFBFBF"/>
+              <w:right w:val="single" w:sz="4" w:color="BFBFBF"/>
+            </w:tcBorders>
+            <w:vAlign w:val="center"/>
+          </w:tcPr>
+          <w:p>
+            <w:r/>
+            <w:r>
+              <w:rPr>
+                <w:rFonts w:ascii="Arial" w:hAnsi="Arial" w:cs="Arial"/>
+                <w:b/>
+                <w:i w:val="0"/>
+                <w:color w:val="000000"/>
+                <w:sz w:val="20"/>
+              </w:rPr>
+              <w:t>Required Quantity</w:t>
+            </w:r>
+          </w:p>
+        </w:tc>
+        <w:tc>
+          <w:tcPr>
+            <w:tcW w:type="dxa" w:w="1600"/>
+            <w:shd w:val="clear" w:color="auto" w:fill="E8EAED"/>
+            <w:tcBorders>
+              <w:top w:val="single" w:sz="4" w:color="BFBFBF"/>
+              <w:left w:val="single" w:sz="4" w:color="BFBFBF"/>
+              <w:bottom w:val="single" w:sz="4" w:color="BFBFBF"/>
+              <w:right w:val="single" w:sz="4" w:color="BFBFBF"/>
+            </w:tcBorders>
+            <w:vAlign w:val="center"/>
+          </w:tcPr>
+          <w:p>
+            <w:r/>
+            <w:r>
+              <w:rPr>
+                <w:rFonts w:ascii="Arial" w:hAnsi="Arial" w:cs="Arial"/>
+                <w:b/>
+                <w:i w:val="0"/>
+                <w:color w:val="000000"/>
+                <w:sz w:val="20"/>
+              </w:rPr>
+              <w:t>Actual Quantity Added</w:t>
+            </w:r>
+          </w:p>
+        </w:tc>
+        <w:tc>
+          <w:tcPr>
+            <w:tcW w:type="dxa" w:w="1800"/>
+            <w:shd w:val="clear" w:color="auto" w:fill="E8EAED"/>
+            <w:tcBorders>
+              <w:top w:val="single" w:sz="4" w:color="BFBFBF"/>
+              <w:left w:val="single" w:sz="4" w:color="BFBFBF"/>
+              <w:bottom w:val="single" w:sz="4" w:color="BFBFBF"/>
+              <w:right w:val="single" w:sz="4" w:color="BFBFBF"/>
+            </w:tcBorders>
+            <w:vAlign w:val="center"/>
+          </w:tcPr>
+          <w:p>
+            <w:r/>
+            <w:r>
+              <w:rPr>
+                <w:rFonts w:ascii="Arial" w:hAnsi="Arial" w:cs="Arial"/>
+                <w:b/>
+                <w:i w:val="0"/>
+                <w:color w:val="000000"/>
+                <w:sz w:val="20"/>
+              </w:rPr>
+              <w:t>Operator Initials &amp; Date</w:t>
+            </w:r>
+          </w:p>
+        </w:tc>
+      </w:tr>
+      <w:tr>
+        <w:tc>
+          <w:tcPr>
+            <w:tcW w:type="dxa" w:w="3000"/>
+            <w:tcBorders>
+              <w:top w:val="single" w:sz="4" w:color="BFBFBF"/>
+              <w:left w:val="single" w:sz="4" w:color="BFBFBF"/>
+              <w:bottom w:val="single" w:sz="4" w:color="BFBFBF"/>
+              <w:right w:val="single" w:sz="4" w:color="BFBFBF"/>
+            </w:tcBorders>
+            <w:vAlign w:val="center"/>
+          </w:tcPr>
+          <w:p>
+            <w:r/>
+            <w:r>
+              <w:rPr>
+                <w:rFonts w:ascii="Arial" w:hAnsi="Arial" w:cs="Arial"/>
+                <w:b w:val="0"/>
+                <w:i w:val="0"/>
+                <w:color w:val="000000"/>
+                <w:sz w:val="20"/>
+              </w:rPr>
+            </w:r>
+          </w:p>
+        </w:tc>
+        <w:tc>
+          <w:tcPr>
+            <w:tcW w:type="dxa" w:w="2000"/>
+            <w:tcBorders>
+              <w:top w:val="single" w:sz="4" w:color="BFBFBF"/>
+              <w:left w:val="single" w:sz="4" w:color="BFBFBF"/>
+              <w:bottom w:val="single" w:sz="4" w:color="BFBFBF"/>
+              <w:right w:val="single" w:sz="4" w:color="BFBFBF"/>
+            </w:tcBorders>
+            <w:vAlign w:val="center"/>
+          </w:tcPr>
+          <w:p>
+            <w:r/>
+            <w:r>
+              <w:rPr>
+                <w:rFonts w:ascii="Arial" w:hAnsi="Arial" w:cs="Arial"/>
+                <w:b w:val="0"/>
+                <w:i w:val="0"/>
+                <w:color w:val="000000"/>
+                <w:sz w:val="20"/>
+              </w:rPr>
+            </w:r>
+          </w:p>
+        </w:tc>
+        <w:tc>
+          <w:tcPr>
+            <w:tcW w:type="dxa" w:w="1600"/>
+            <w:tcBorders>
+              <w:top w:val="single" w:sz="4" w:color="BFBFBF"/>
+              <w:left w:val="single" w:sz="4" w:color="BFBFBF"/>
+              <w:bottom w:val="single" w:sz="4" w:color="BFBFBF"/>
+              <w:right w:val="single" w:sz="4" w:color="BFBFBF"/>
+            </w:tcBorders>
+            <w:vAlign w:val="center"/>
+          </w:tcPr>
+          <w:p>
+            <w:r/>
+            <w:r>
+              <w:rPr>
+                <w:rFonts w:ascii="Arial" w:hAnsi="Arial" w:cs="Arial"/>
+                <w:b w:val="0"/>
+                <w:i w:val="0"/>
+                <w:color w:val="000000"/>
+                <w:sz w:val="20"/>
+              </w:rPr>
+            </w:r>
+          </w:p>
+        </w:tc>
+        <w:tc>
+          <w:tcPr>
+            <w:tcW w:type="dxa" w:w="1600"/>
+            <w:tcBorders>
+              <w:top w:val="single" w:sz="4" w:color="BFBFBF"/>
+              <w:left w:val="single" w:sz="4" w:color="BFBFBF"/>
+              <w:bottom w:val="single" w:sz="4" w:color="BFBFBF"/>
+              <w:right w:val="single" w:sz="4" w:color="BFBFBF"/>
+            </w:tcBorders>
+            <w:vAlign w:val="center"/>
+          </w:tcPr>
+          <w:p>
+            <w:r/>
+            <w:r>
+              <w:rPr>
+                <w:rFonts w:ascii="Arial" w:hAnsi="Arial" w:cs="Arial"/>
+                <w:b w:val="0"/>
+                <w:i w:val="0"/>
+                <w:color w:val="000000"/>
+                <w:sz w:val="20"/>
+              </w:rPr>
+            </w:r>
+          </w:p>
+        </w:tc>
+        <w:tc>
+          <w:tcPr>
+            <w:tcW w:type="dxa" w:w="1800"/>
+            <w:tcBorders>
+              <w:top w:val="single" w:sz="4" w:color="BFBFBF"/>
+              <w:left w:val="single" w:sz="4" w:color="BFBFBF"/>
+              <w:bottom w:val="single" w:sz="4" w:color="BFBFBF"/>
+              <w:right w:val="single" w:sz="4" w:color="BFBFBF"/>
+            </w:tcBorders>
+            <w:vAlign w:val="center"/>
+          </w:tcPr>
+          <w:p>
+            <w:r/>
+            <w:r>
+              <w:rPr>
+                <w:rFonts w:ascii="Arial" w:hAnsi="Arial" w:cs="Arial"/>
+                <w:b w:val="0"/>
+                <w:i w:val="0"/>
+                <w:color w:val="000000"/>
+                <w:sz w:val="20"/>
+              </w:rPr>
+            </w:r>
+          </w:p>
+        </w:tc>
+      </w:tr>
+    </w:tbl>
+    <w:p>
+      <w:pPr>
+        <w:keepNext/>
+        <w:spacing w:before="280" w:after="80"/>
+      </w:pPr>
+      <w:r>
+        <w:rPr>
+          <w:rFonts w:ascii="Arial" w:hAnsi="Arial" w:cs="Arial"/>
+          <w:b/>
+          <w:i w:val="0"/>
+          <w:color w:val="000000"/>
+          <w:sz w:val="26"/>
+        </w:rPr>
+        <w:t>3. Equipment Log</w:t>
+      </w:r>
+    </w:p>
+    <w:p>
+      <w:pPr>
+        <w:spacing w:after="80"/>
+      </w:pPr>
+      <w:r>
+        <w:rPr>
+          <w:rFonts w:ascii="Arial" w:hAnsi="Arial" w:cs="Arial"/>
+          <w:b w:val="0"/>
+          <w:i/>
+          <w:color w:val="5F6368"/>
+          <w:sz w:val="18"/>
+        </w:rPr>
+        <w:t>Record primary equipment used to ensure traceability.</w:t>
+      </w:r>
+    </w:p>
+    <w:tbl>
+      <w:tblPr>
+        <w:tblW w:type="auto" w:w="0"/>
+        <w:tblLook w:firstColumn="1" w:firstRow="1" w:lastColumn="0" w:lastRow="0" w:noHBand="0" w:noVBand="1" w:val="04A0"/>
+        <w:tblLayout w:type="fixed"/>
+      </w:tblPr>
+      <w:tblGrid>
+        <w:gridCol w:w="2520"/>
+        <w:gridCol w:w="2520"/>
+        <w:gridCol w:w="2520"/>
+        <w:gridCol w:w="2520"/>
+      </w:tblGrid>
+      <w:tr>
+        <w:tc>
+          <w:tcPr>
+            <w:tcW w:type="dxa" w:w="3200"/>
+            <w:shd w:val="clear" w:color="auto" w:fill="E8EAED"/>
+            <w:tcBorders>
+              <w:top w:val="single" w:sz="4" w:color="BFBFBF"/>
+              <w:left w:val="single" w:sz="4" w:color="BFBFBF"/>
+              <w:bottom w:val="single" w:sz="4" w:color="BFBFBF"/>
+              <w:right w:val="single" w:sz="4" w:color="BFBFBF"/>
+            </w:tcBorders>
+            <w:vAlign w:val="center"/>
+          </w:tcPr>
+          <w:p>
+            <w:r/>
+            <w:r>
+              <w:rPr>
+                <w:rFonts w:ascii="Arial" w:hAnsi="Arial" w:cs="Arial"/>
+                <w:b/>
+                <w:i w:val="0"/>
+                <w:color w:val="000000"/>
+                <w:sz w:val="20"/>
+              </w:rPr>
+              <w:t>Equipment Name / Type</w:t>
+            </w:r>
+          </w:p>
+        </w:tc>
+        <w:tc>
+          <w:tcPr>
+            <w:tcW w:type="dxa" w:w="2200"/>
+            <w:shd w:val="clear" w:color="auto" w:fill="E8EAED"/>
+            <w:tcBorders>
+              <w:top w:val="single" w:sz="4" w:color="BFBFBF"/>
+              <w:left w:val="single" w:sz="4" w:color="BFBFBF"/>
+              <w:bottom w:val="single" w:sz="4" w:color="BFBFBF"/>
+              <w:right w:val="single" w:sz="4" w:color="BFBFBF"/>
+            </w:tcBorders>
+            <w:vAlign w:val="center"/>
+          </w:tcPr>
+          <w:p>
+            <w:r/>
+            <w:r>
+              <w:rPr>
+                <w:rFonts w:ascii="Arial" w:hAnsi="Arial" w:cs="Arial"/>
+                <w:b/>
+                <w:i w:val="0"/>
+                <w:color w:val="000000"/>
+                <w:sz w:val="20"/>
+              </w:rPr>
+              <w:t>Equipment ID (Asset Tag)</w:t>
+            </w:r>
+          </w:p>
+        </w:tc>
+        <w:tc>
+          <w:tcPr>
+            <w:tcW w:type="dxa" w:w="2600"/>
+            <w:shd w:val="clear" w:color="auto" w:fill="E8EAED"/>
+            <w:tcBorders>
+              <w:top w:val="single" w:sz="4" w:color="BFBFBF"/>
+              <w:left w:val="single" w:sz="4" w:color="BFBFBF"/>
+              <w:bottom w:val="single" w:sz="4" w:color="BFBFBF"/>
+              <w:right w:val="single" w:sz="4" w:color="BFBFBF"/>
+            </w:tcBorders>
+            <w:vAlign w:val="center"/>
+          </w:tcPr>
+          <w:p>
+            <w:r/>
+            <w:r>
+              <w:rPr>
+                <w:rFonts w:ascii="Arial" w:hAnsi="Arial" w:cs="Arial"/>
+                <w:b/>
+                <w:i w:val="0"/>
+                <w:color w:val="000000"/>
+                <w:sz w:val="20"/>
+              </w:rPr>
+              <w:t>Calibration Status (Valid Until)</w:t>
+            </w:r>
+          </w:p>
+        </w:tc>
+        <w:tc>
+          <w:tcPr>
+            <w:tcW w:type="dxa" w:w="2000"/>
+            <w:shd w:val="clear" w:color="auto" w:fill="E8EAED"/>
+            <w:tcBorders>
+              <w:top w:val="single" w:sz="4" w:color="BFBFBF"/>
+              <w:left w:val="single" w:sz="4" w:color="BFBFBF"/>
+              <w:bottom w:val="single" w:sz="4" w:color="BFBFBF"/>
+              <w:right w:val="single" w:sz="4" w:color="BFBFBF"/>
+            </w:tcBorders>
+            <w:vAlign w:val="center"/>
+          </w:tcPr>
+          <w:p>
+            <w:r/>
+            <w:r>
+              <w:rPr>
+                <w:rFonts w:ascii="Arial" w:hAnsi="Arial" w:cs="Arial"/>
+                <w:b/>
+                <w:i w:val="0"/>
+                <w:color w:val="000000"/>
+                <w:sz w:val="20"/>
+              </w:rPr>
+              <w:t>Operator Initials &amp; Date</w:t>
+            </w:r>
+          </w:p>
+        </w:tc>
+      </w:tr>
+      <w:tr>
+        <w:tc>
+          <w:tcPr>
+            <w:tcW w:type="dxa" w:w="3200"/>
+            <w:tcBorders>
+              <w:top w:val="single" w:sz="4" w:color="BFBFBF"/>
+              <w:left w:val="single" w:sz="4" w:color="BFBFBF"/>
+              <w:bottom w:val="single" w:sz="4" w:color="BFBFBF"/>
+              <w:right w:val="single" w:sz="4" w:color="BFBFBF"/>
+            </w:tcBorders>
+            <w:vAlign w:val="center"/>
+          </w:tcPr>
+          <w:p>
+            <w:r/>
+            <w:r>
+              <w:rPr>
+                <w:rFonts w:ascii="Arial" w:hAnsi="Arial" w:cs="Arial"/>
+                <w:b w:val="0"/>
+                <w:i w:val="0"/>
+                <w:color w:val="000000"/>
+                <w:sz w:val="20"/>
+              </w:rPr>
+            </w:r>
+          </w:p>
+        </w:tc>
+        <w:tc>
+          <w:tcPr>
+            <w:tcW w:type="dxa" w:w="2200"/>
+            <w:tcBorders>
+              <w:top w:val="single" w:sz="4" w:color="BFBFBF"/>
+              <w:left w:val="single" w:sz="4" w:color="BFBFBF"/>
+              <w:bottom w:val="single" w:sz="4" w:color="BFBFBF"/>
+              <w:right w:val="single" w:sz="4" w:color="BFBFBF"/>
+            </w:tcBorders>
+            <w:vAlign w:val="center"/>
+          </w:tcPr>
+          <w:p>
+            <w:r/>
+            <w:r>
+              <w:rPr>
+                <w:rFonts w:ascii="Arial" w:hAnsi="Arial" w:cs="Arial"/>
+                <w:b w:val="0"/>
+                <w:i w:val="0"/>
+                <w:color w:val="000000"/>
+                <w:sz w:val="20"/>
+              </w:rPr>
+            </w:r>
+          </w:p>
+        </w:tc>
+        <w:tc>
+          <w:tcPr>
+            <w:tcW w:type="dxa" w:w="2600"/>
+            <w:tcBorders>
+              <w:top w:val="single" w:sz="4" w:color="BFBFBF"/>
+              <w:left w:val="single" w:sz="4" w:color="BFBFBF"/>
+              <w:bottom w:val="single" w:sz="4" w:color="BFBFBF"/>
+              <w:right w:val="single" w:sz="4" w:color="BFBFBF"/>
+            </w:tcBorders>
+            <w:vAlign w:val="center"/>
+          </w:tcPr>
+          <w:p>
+            <w:r/>
+            <w:r>
+              <w:rPr>
+                <w:rFonts w:ascii="Arial" w:hAnsi="Arial" w:cs="Arial"/>
+                <w:b w:val="0"/>
+                <w:i w:val="0"/>
+                <w:color w:val="000000"/>
+                <w:sz w:val="20"/>
+              </w:rPr>
+            </w:r>
+          </w:p>
+        </w:tc>
+        <w:tc>
+          <w:tcPr>
+            <w:tcW w:type="dxa" w:w="2000"/>
+            <w:tcBorders>
+              <w:top w:val="single" w:sz="4" w:color="BFBFBF"/>
+              <w:left w:val="single" w:sz="4" w:color="BFBFBF"/>
+              <w:bottom w:val="single" w:sz="4" w:color="BFBFBF"/>
+              <w:right w:val="single" w:sz="4" w:color="BFBFBF"/>
+            </w:tcBorders>
+            <w:vAlign w:val="center"/>
+          </w:tcPr>
+          <w:p>
+            <w:r/>
+            <w:r>
+              <w:rPr>
+                <w:rFonts w:ascii="Arial" w:hAnsi="Arial" w:cs="Arial"/>
+                <w:b w:val="0"/>
+                <w:i w:val="0"/>
+                <w:color w:val="000000"/>
+                <w:sz w:val="20"/>
+              </w:rPr>
+            </w:r>
+          </w:p>
+        </w:tc>
+      </w:tr>
+    </w:tbl>
+    <w:p>
+      <w:pPr>
+        <w:keepNext/>
+        <w:spacing w:before="280" w:after="80"/>
+      </w:pPr>
+      <w:r>
+        <w:rPr>
+          <w:rFonts w:ascii="Arial" w:hAnsi="Arial" w:cs="Arial"/>
+          <w:b/>
+          <w:i w:val="0"/>
+          <w:color w:val="000000"/>
+          <w:sz w:val="26"/>
+        </w:rPr>
+        <w:t>4. Execution: Unit Operations</w:t>
+      </w:r>
+    </w:p>
+    <w:p>
+      <w:pPr>
+        <w:spacing w:after="80"/>
+      </w:pPr>
+      <w:r>
+        <w:rPr>
+          <w:rFonts w:ascii="Arial" w:hAnsi="Arial" w:cs="Arial"/>
+          <w:b w:val="0"/>
+          <w:i/>
+          <w:color w:val="5F6368"/>
+          <w:sz w:val="18"/>
+        </w:rPr>
+        <w:t>Execute process steps. Record actual values, operator, and verifier (if required by SOP) for each step.</w:t>
+      </w:r>
+    </w:p>
+    <w:p>
+      <w:pPr>
+        <w:keepNext/>
+        <w:spacing w:before="160" w:after="80"/>
+      </w:pPr>
+      <w:r>
+        <w:rPr>
+          <w:rFonts w:ascii="Arial" w:hAnsi="Arial" w:cs="Arial"/>
+          <w:b/>
+          <w:i w:val="0"/>
+          <w:color w:val="000000"/>
+          <w:sz w:val="22"/>
+        </w:rPr>
+        <w:t xml:space="preserve">4.1  Media Prep</w:t>
+      </w:r>
+    </w:p>
+    <w:tbl>
+      <w:tblPr>
+        <w:tblW w:type="auto" w:w="0"/>
+        <w:tblLook w:firstColumn="1" w:firstRow="1" w:lastColumn="0" w:lastRow="0" w:noHBand="0" w:noVBand="1" w:val="04A0"/>
+        <w:tblLayout w:type="fixed"/>
+      </w:tblPr>
+      <w:tblGrid>
+        <w:gridCol w:w="1680"/>
+        <w:gridCol w:w="1680"/>
+        <w:gridCol w:w="1680"/>
+        <w:gridCol w:w="1680"/>
+        <w:gridCol w:w="1680"/>
+        <w:gridCol w:w="1680"/>
+      </w:tblGrid>
+      <w:tr>
+        <w:tc>
+          <w:tcPr>
+            <w:tcW w:type="dxa" w:w="800"/>
+            <w:shd w:val="clear" w:color="auto" w:fill="E8EAED"/>
+            <w:tcBorders>
+              <w:top w:val="single" w:sz="4" w:color="BFBFBF"/>
+              <w:left w:val="single" w:sz="4" w:color="BFBFBF"/>
+              <w:bottom w:val="single" w:sz="4" w:color="BFBFBF"/>
+              <w:right w:val="single" w:sz="4" w:color="BFBFBF"/>
+            </w:tcBorders>
+            <w:vAlign w:val="center"/>
+          </w:tcPr>
+          <w:p>
+            <w:r/>
+            <w:r>
+              <w:rPr>
+                <w:rFonts w:ascii="Arial" w:hAnsi="Arial" w:cs="Arial"/>
+                <w:b/>
+                <w:i w:val="0"/>
+                <w:color w:val="000000"/>
+                <w:sz w:val="20"/>
+              </w:rPr>
+              <w:t>Step</w:t>
+            </w:r>
+          </w:p>
+        </w:tc>
+        <w:tc>
+          <w:tcPr>
+            <w:tcW w:type="dxa" w:w="2600"/>
+            <w:shd w:val="clear" w:color="auto" w:fill="E8EAED"/>
+            <w:tcBorders>
+              <w:top w:val="single" w:sz="4" w:color="BFBFBF"/>
+              <w:left w:val="single" w:sz="4" w:color="BFBFBF"/>
+              <w:bottom w:val="single" w:sz="4" w:color="BFBFBF"/>
+              <w:right w:val="single" w:sz="4" w:color="BFBFBF"/>
+            </w:tcBorders>
+            <w:vAlign w:val="center"/>
+          </w:tcPr>
+          <w:p>
+            <w:r/>
+            <w:r>
+              <w:rPr>
+                <w:rFonts w:ascii="Arial" w:hAnsi="Arial" w:cs="Arial"/>
+                <w:b/>
+                <w:i w:val="0"/>
+                <w:color w:val="000000"/>
+                <w:sz w:val="20"/>
+              </w:rPr>
+              <w:t>Instruction</w:t>
+            </w:r>
+          </w:p>
+        </w:tc>
+        <w:tc>
+          <w:tcPr>
+            <w:tcW w:type="dxa" w:w="2600"/>
+            <w:shd w:val="clear" w:color="auto" w:fill="E8EAED"/>
+            <w:tcBorders>
+              <w:top w:val="single" w:sz="4" w:color="BFBFBF"/>
+              <w:left w:val="single" w:sz="4" w:color="BFBFBF"/>
+              <w:bottom w:val="single" w:sz="4" w:color="BFBFBF"/>
+              <w:right w:val="single" w:sz="4" w:color="BFBFBF"/>
+            </w:tcBorders>
+            <w:vAlign w:val="center"/>
+          </w:tcPr>
+          <w:p>
+            <w:r/>
+            <w:r>
+              <w:rPr>
+                <w:rFonts w:ascii="Arial" w:hAnsi="Arial" w:cs="Arial"/>
+                <w:b/>
+                <w:i w:val="0"/>
+                <w:color w:val="000000"/>
+                <w:sz w:val="20"/>
+              </w:rPr>
+              <w:t>Target Parameter</w:t>
+            </w:r>
+          </w:p>
+        </w:tc>
+        <w:tc>
+          <w:tcPr>
+            <w:tcW w:type="dxa" w:w="1600"/>
+            <w:shd w:val="clear" w:color="auto" w:fill="E8EAED"/>
+            <w:tcBorders>
+              <w:top w:val="single" w:sz="4" w:color="BFBFBF"/>
+              <w:left w:val="single" w:sz="4" w:color="BFBFBF"/>
+              <w:bottom w:val="single" w:sz="4" w:color="BFBFBF"/>
+              <w:right w:val="single" w:sz="4" w:color="BFBFBF"/>
+            </w:tcBorders>
+            <w:vAlign w:val="center"/>
+          </w:tcPr>
+          <w:p>
+            <w:r/>
+            <w:r>
+              <w:rPr>
+                <w:rFonts w:ascii="Arial" w:hAnsi="Arial" w:cs="Arial"/>
+                <w:b/>
+                <w:i w:val="0"/>
+                <w:color w:val="000000"/>
+                <w:sz w:val="20"/>
+              </w:rPr>
+              <w:t>Actual Value</w:t>
+            </w:r>
+          </w:p>
+        </w:tc>
+        <w:tc>
+          <w:tcPr>
+            <w:tcW w:type="dxa" w:w="1000"/>
+            <w:shd w:val="clear" w:color="auto" w:fill="E8EAED"/>
+            <w:tcBorders>
+              <w:top w:val="single" w:sz="4" w:color="BFBFBF"/>
+              <w:left w:val="single" w:sz="4" w:color="BFBFBF"/>
+              <w:bottom w:val="single" w:sz="4" w:color="BFBFBF"/>
+              <w:right w:val="single" w:sz="4" w:color="BFBFBF"/>
+            </w:tcBorders>
+            <w:vAlign w:val="center"/>
+          </w:tcPr>
+          <w:p>
+            <w:r/>
+            <w:r>
+              <w:rPr>
+                <w:rFonts w:ascii="Arial" w:hAnsi="Arial" w:cs="Arial"/>
+                <w:b/>
+                <w:i w:val="0"/>
+                <w:color w:val="000000"/>
+                <w:sz w:val="20"/>
+              </w:rPr>
+              <w:t>Operator</w:t>
+            </w:r>
+          </w:p>
+        </w:tc>
+        <w:tc>
+          <w:tcPr>
+            <w:tcW w:type="dxa" w:w="1000"/>
+            <w:shd w:val="clear" w:color="auto" w:fill="E8EAED"/>
+            <w:tcBorders>
+              <w:top w:val="single" w:sz="4" w:color="BFBFBF"/>
+              <w:left w:val="single" w:sz="4" w:color="BFBFBF"/>
+              <w:bottom w:val="single" w:sz="4" w:color="BFBFBF"/>
+              <w:right w:val="single" w:sz="4" w:color="BFBFBF"/>
+            </w:tcBorders>
+            <w:vAlign w:val="center"/>
+          </w:tcPr>
+          <w:p>
+            <w:r/>
+            <w:r>
+              <w:rPr>
+                <w:rFonts w:ascii="Arial" w:hAnsi="Arial" w:cs="Arial"/>
+                <w:b/>
+                <w:i w:val="0"/>
+                <w:color w:val="000000"/>
+                <w:sz w:val="20"/>
+              </w:rPr>
+              <w:t>Verifier</w:t>
+            </w:r>
+          </w:p>
+        </w:tc>
+      </w:tr>
+      <w:tr>
+        <w:tc>
+          <w:tcPr>
+            <w:tcW w:type="dxa" w:w="800"/>
+            <w:tcBorders>
+              <w:top w:val="single" w:sz="4" w:color="BFBFBF"/>
+              <w:left w:val="single" w:sz="4" w:color="BFBFBF"/>
+              <w:bottom w:val="single" w:sz="4" w:color="BFBFBF"/>
+              <w:right w:val="single" w:sz="4" w:color="BFBFBF"/>
+            </w:tcBorders>
+            <w:vAlign w:val="center"/>
+          </w:tcPr>
+          <w:p>
+            <w:pPr>
+              <w:jc w:val="center"/>
+            </w:pPr>
+            <w:r/>
+            <w:r>
+              <w:rPr>
+                <w:rFonts w:ascii="Arial" w:hAnsi="Arial" w:cs="Arial"/>
+                <w:b w:val="0"/>
+                <w:i w:val="0"/>
+                <w:color w:val="000000"/>
+                <w:sz w:val="20"/>
+              </w:rPr>
+              <w:t xml:space="preserve">1</w:t>
+            </w:r>
+          </w:p>
+        </w:tc>
+        <w:tc>
+          <w:tcPr>
+            <w:tcW w:type="dxa" w:w="2600"/>
+            <w:tcBorders>
+              <w:top w:val="single" w:sz="4" w:color="BFBFBF"/>
+              <w:left w:val="single" w:sz="4" w:color="BFBFBF"/>
+              <w:bottom w:val="single" w:sz="4" w:color="BFBFBF"/>
+              <w:right w:val="single" w:sz="4" w:color="BFBFBF"/>
+            </w:tcBorders>
+            <w:vAlign w:val="center"/>
+          </w:tcPr>
+          <w:p>
+            <w:r/>
+            <w:r>
+              <w:rPr>
+                <w:rFonts w:ascii="Arial" w:hAnsi="Arial" w:cs="Arial"/>
+                <w:b w:val="0"/>
+                <w:i w:val="0"/>
+                <w:color w:val="000000"/>
+                <w:sz w:val="20"/>
+              </w:rPr>
               <w:t xml:space="preserve">Weigh Reagents</w:t>
             </w:r>
           </w:p>
         </w:tc>
         <w:tc>
           <w:tcPr>
-            <w:tcW w:type="dxa" w:w="1108"/>
+            <w:tcW w:type="dxa" w:w="2600"/>
+            <w:tcBorders>
+              <w:top w:val="single" w:sz="4" w:color="BFBFBF"/>
+              <w:left w:val="single" w:sz="4" w:color="BFBFBF"/>
+              <w:bottom w:val="single" w:sz="4" w:color="BFBFBF"/>
+              <w:right w:val="single" w:sz="4" w:color="BFBFBF"/>
+            </w:tcBorders>
+            <w:vAlign w:val="center"/>
           </w:tcPr>
           <w:p>
+            <w:r/>
             <w:r>
+              <w:rPr>
+                <w:rFonts w:ascii="Arial" w:hAnsi="Arial" w:cs="Arial"/>
+                <w:b w:val="0"/>
+                <w:i w:val="0"/>
+                <w:color w:val="000000"/>
+                <w:sz w:val="18"/>
+              </w:rPr>
               <w:t xml:space="preserve">Weigh NaCl and KCl. NaCl: 8, and KCl: 0.2.</w:t>
             </w:r>
           </w:p>
         </w:tc>
         <w:tc>
           <w:tcPr>
-            <w:tcW w:type="dxa" w:w="1108"/>
+            <w:tcW w:type="dxa" w:w="1600"/>
+            <w:tcBorders>
+              <w:top w:val="single" w:sz="4" w:color="BFBFBF"/>
+              <w:left w:val="single" w:sz="4" w:color="BFBFBF"/>
+              <w:bottom w:val="single" w:sz="4" w:color="BFBFBF"/>
+              <w:right w:val="single" w:sz="4" w:color="BFBFBF"/>
+            </w:tcBorders>
+            <w:vAlign w:val="center"/>
           </w:tcPr>
           <w:p>
+            <w:r/>
             <w:r>
+              <w:rPr>
+                <w:rFonts w:ascii="Arial" w:hAnsi="Arial" w:cs="Arial"/>
+                <w:b w:val="0"/>
+                <w:i w:val="0"/>
+                <w:color w:val="000000"/>
+                <w:sz w:val="20"/>
+              </w:rPr>
               <w:t xml:space="preserve"/>
             </w:r>
             <w:r>
               <w:rPr>
-                <w:sz w:val="101600"/>
-                <w:szCs w:val="101600"/>
+                <w:color w:val="0F172A"/>
+                <w:sz w:val="20"/>
+                <w:szCs w:val="20"/>
                 <w:b/>
+                <w:rFonts w:ascii="Calibri" w:hAnsi="Calibri" w:cs="Calibri"/>
               </w:rPr>
-              <w:t xml:space="preserve">NaCl (g): </w:t>
+              <w:t xml:space="preserve">NaCl (g)  </w:t>
             </w:r>
             <w:r>
               <w:rPr>
-                <w:sz w:val="101600"/>
-                <w:szCs w:val="101600"/>
+                <w:color w:val="1F2937"/>
+                <w:sz w:val="20"/>
+                <w:szCs w:val="20"/>
+                <w:rFonts w:ascii="Cambria" w:hAnsi="Cambria" w:cs="Cambria"/>
               </w:rPr>
               <w:t xml:space="preserve">8.01</w:t>
             </w:r>
@@ -257,16 +1217,20 @@
             </w:r>
             <w:r>
               <w:rPr>
-                <w:sz w:val="101600"/>
-                <w:szCs w:val="101600"/>
+                <w:color w:val="0F172A"/>
+                <w:sz w:val="20"/>
+                <w:szCs w:val="20"/>
                 <w:b/>
+                <w:rFonts w:ascii="Calibri" w:hAnsi="Calibri" w:cs="Calibri"/>
               </w:rPr>
-              <w:t xml:space="preserve">KCl (g): </w:t>
+              <w:t xml:space="preserve">KCl (g)  </w:t>
             </w:r>
             <w:r>
               <w:rPr>
-                <w:sz w:val="101600"/>
-                <w:szCs w:val="101600"/>
+                <w:color w:val="1F2937"/>
+                <w:sz w:val="20"/>
+                <w:szCs w:val="20"/>
+                <w:rFonts w:ascii="Cambria" w:hAnsi="Cambria" w:cs="Cambria"/>
               </w:rPr>
               <w:t xml:space="preserve">0.2</w:t>
             </w:r>
@@ -277,61 +1241,53 @@
         </w:tc>
         <w:tc>
           <w:tcPr>
-            <w:tcW w:type="dxa" w:w="1108"/>
+            <w:tcW w:type="dxa" w:w="1000"/>
+            <w:tcBorders>
+              <w:top w:val="single" w:sz="4" w:color="BFBFBF"/>
+              <w:left w:val="single" w:sz="4" w:color="BFBFBF"/>
+              <w:bottom w:val="single" w:sz="4" w:color="BFBFBF"/>
+              <w:right w:val="single" w:sz="4" w:color="BFBFBF"/>
+            </w:tcBorders>
+            <w:vAlign w:val="center"/>
           </w:tcPr>
           <w:p>
+            <w:pPr>
+              <w:jc w:val="center"/>
+            </w:pPr>
+            <w:r/>
             <w:r>
+              <w:rPr>
+                <w:rFonts w:ascii="Arial" w:hAnsi="Arial" w:cs="Arial"/>
+                <w:b w:val="0"/>
+                <w:i w:val="0"/>
+                <w:color w:val="000000"/>
+                <w:sz w:val="20"/>
+              </w:rPr>
               <w:t xml:space="preserve">D.S.C.</w:t>
             </w:r>
           </w:p>
         </w:tc>
         <w:tc>
           <w:tcPr>
-            <w:tcW w:type="dxa" w:w="1108"/>
+            <w:tcW w:type="dxa" w:w="1000"/>
+            <w:tcBorders>
+              <w:top w:val="single" w:sz="4" w:color="BFBFBF"/>
+              <w:left w:val="single" w:sz="4" w:color="BFBFBF"/>
+              <w:bottom w:val="single" w:sz="4" w:color="BFBFBF"/>
+              <w:right w:val="single" w:sz="4" w:color="BFBFBF"/>
+            </w:tcBorders>
+            <w:vAlign w:val="center"/>
           </w:tcPr>
           <w:p>
+            <w:r/>
             <w:r>
-              <w:t xml:space="preserve"/>
-            </w:r>
-          </w:p>
-        </w:tc>
-        <w:tc>
-          <w:tcPr>
-            <w:tcW w:type="dxa" w:w="1108"/>
-          </w:tcPr>
-          <w:p>
-            <w:r>
-              <w:t xml:space="preserve"/>
-            </w:r>
-          </w:p>
-        </w:tc>
-        <w:tc>
-          <w:tcPr>
-            <w:tcW w:type="dxa" w:w="1108"/>
-          </w:tcPr>
-          <w:p>
-            <w:r>
-              <w:t xml:space="preserve"/>
-            </w:r>
-          </w:p>
-        </w:tc>
-        <w:tc>
-          <w:tcPr>
-            <w:tcW w:type="dxa" w:w="1108"/>
-          </w:tcPr>
-          <w:p>
-            <w:r>
-              <w:t xml:space="preserve"/>
-            </w:r>
-          </w:p>
-        </w:tc>
-        <w:tc>
-          <w:tcPr>
-            <w:tcW w:type="dxa" w:w="1108"/>
-          </w:tcPr>
-          <w:p>
-            <w:r>
-              <w:t xml:space="preserve"/>
+              <w:rPr>
+                <w:rFonts w:ascii="Arial" w:hAnsi="Arial" w:cs="Arial"/>
+                <w:b w:val="0"/>
+                <w:i w:val="0"/>
+                <w:color w:val="000000"/>
+                <w:sz w:val="20"/>
+              </w:rPr>
             </w:r>
           </w:p>
         </w:tc>
@@ -339,36 +1295,111 @@
       <w:tr>
         <w:tc>
           <w:tcPr>
-            <w:tcW w:type="dxa" w:w="1108"/>
+            <w:tcW w:type="dxa" w:w="800"/>
+            <w:tcBorders>
+              <w:top w:val="single" w:sz="4" w:color="BFBFBF"/>
+              <w:left w:val="single" w:sz="4" w:color="BFBFBF"/>
+              <w:bottom w:val="single" w:sz="4" w:color="BFBFBF"/>
+              <w:right w:val="single" w:sz="4" w:color="BFBFBF"/>
+            </w:tcBorders>
+            <w:vAlign w:val="center"/>
           </w:tcPr>
           <w:p>
+            <w:pPr>
+              <w:jc w:val="center"/>
+            </w:pPr>
+            <w:r/>
             <w:r>
+              <w:rPr>
+                <w:rFonts w:ascii="Arial" w:hAnsi="Arial" w:cs="Arial"/>
+                <w:b w:val="0"/>
+                <w:i w:val="0"/>
+                <w:color w:val="000000"/>
+                <w:sz w:val="20"/>
+              </w:rPr>
+              <w:t xml:space="preserve">2</w:t>
+            </w:r>
+          </w:p>
+        </w:tc>
+        <w:tc>
+          <w:tcPr>
+            <w:tcW w:type="dxa" w:w="2600"/>
+            <w:tcBorders>
+              <w:top w:val="single" w:sz="4" w:color="BFBFBF"/>
+              <w:left w:val="single" w:sz="4" w:color="BFBFBF"/>
+              <w:bottom w:val="single" w:sz="4" w:color="BFBFBF"/>
+              <w:right w:val="single" w:sz="4" w:color="BFBFBF"/>
+            </w:tcBorders>
+            <w:vAlign w:val="center"/>
+          </w:tcPr>
+          <w:p>
+            <w:r/>
+            <w:r>
+              <w:rPr>
+                <w:rFonts w:ascii="Arial" w:hAnsi="Arial" w:cs="Arial"/>
+                <w:b w:val="0"/>
+                <w:i w:val="0"/>
+                <w:color w:val="000000"/>
+                <w:sz w:val="20"/>
+              </w:rPr>
               <w:t xml:space="preserve">Dissolve</w:t>
             </w:r>
           </w:p>
         </w:tc>
         <w:tc>
           <w:tcPr>
-            <w:tcW w:type="dxa" w:w="1108"/>
+            <w:tcW w:type="dxa" w:w="2600"/>
+            <w:tcBorders>
+              <w:top w:val="single" w:sz="4" w:color="BFBFBF"/>
+              <w:left w:val="single" w:sz="4" w:color="BFBFBF"/>
+              <w:bottom w:val="single" w:sz="4" w:color="BFBFBF"/>
+              <w:right w:val="single" w:sz="4" w:color="BFBFBF"/>
+            </w:tcBorders>
+            <w:vAlign w:val="center"/>
           </w:tcPr>
           <w:p>
+            <w:r/>
             <w:r>
+              <w:rPr>
+                <w:rFonts w:ascii="Arial" w:hAnsi="Arial" w:cs="Arial"/>
+                <w:b w:val="0"/>
+                <w:i w:val="0"/>
+                <w:color w:val="000000"/>
+                <w:sz w:val="18"/>
+              </w:rPr>
               <w:t xml:space="preserve">Add to 1000 mL water and stir.</w:t>
             </w:r>
           </w:p>
         </w:tc>
         <w:tc>
           <w:tcPr>
-            <w:tcW w:type="dxa" w:w="1108"/>
+            <w:tcW w:type="dxa" w:w="1600"/>
+            <w:tcBorders>
+              <w:top w:val="single" w:sz="4" w:color="BFBFBF"/>
+              <w:left w:val="single" w:sz="4" w:color="BFBFBF"/>
+              <w:bottom w:val="single" w:sz="4" w:color="BFBFBF"/>
+              <w:right w:val="single" w:sz="4" w:color="BFBFBF"/>
+            </w:tcBorders>
+            <w:vAlign w:val="center"/>
           </w:tcPr>
           <w:p>
+            <w:r/>
             <w:r>
+              <w:rPr>
+                <w:rFonts w:ascii="Arial" w:hAnsi="Arial" w:cs="Arial"/>
+                <w:b w:val="0"/>
+                <w:i w:val="0"/>
+                <w:color w:val="000000"/>
+                <w:sz w:val="20"/>
+              </w:rPr>
               <w:t xml:space="preserve"/>
             </w:r>
             <w:r>
               <w:rPr>
-                <w:sz w:val="101600"/>
-                <w:szCs w:val="101600"/>
+                <w:color w:val="1F2937"/>
+                <w:sz w:val="20"/>
+                <w:szCs w:val="20"/>
+                <w:rFonts w:ascii="Cambria" w:hAnsi="Cambria" w:cs="Cambria"/>
               </w:rPr>
               <w:t xml:space="preserve">1000</w:t>
             </w:r>
@@ -379,204 +1410,242 @@
         </w:tc>
         <w:tc>
           <w:tcPr>
-            <w:tcW w:type="dxa" w:w="1108"/>
+            <w:tcW w:type="dxa" w:w="1000"/>
+            <w:tcBorders>
+              <w:top w:val="single" w:sz="4" w:color="BFBFBF"/>
+              <w:left w:val="single" w:sz="4" w:color="BFBFBF"/>
+              <w:bottom w:val="single" w:sz="4" w:color="BFBFBF"/>
+              <w:right w:val="single" w:sz="4" w:color="BFBFBF"/>
+            </w:tcBorders>
+            <w:vAlign w:val="center"/>
           </w:tcPr>
           <w:p>
+            <w:pPr>
+              <w:jc w:val="center"/>
+            </w:pPr>
+            <w:r/>
             <w:r>
+              <w:rPr>
+                <w:rFonts w:ascii="Arial" w:hAnsi="Arial" w:cs="Arial"/>
+                <w:b w:val="0"/>
+                <w:i w:val="0"/>
+                <w:color w:val="000000"/>
+                <w:sz w:val="20"/>
+              </w:rPr>
               <w:t xml:space="preserve">D.S.C.</w:t>
             </w:r>
           </w:p>
         </w:tc>
         <w:tc>
           <w:tcPr>
-            <w:tcW w:type="dxa" w:w="1108"/>
+            <w:tcW w:type="dxa" w:w="1000"/>
+            <w:tcBorders>
+              <w:top w:val="single" w:sz="4" w:color="BFBFBF"/>
+              <w:left w:val="single" w:sz="4" w:color="BFBFBF"/>
+              <w:bottom w:val="single" w:sz="4" w:color="BFBFBF"/>
+              <w:right w:val="single" w:sz="4" w:color="BFBFBF"/>
+            </w:tcBorders>
+            <w:vAlign w:val="center"/>
           </w:tcPr>
           <w:p>
+            <w:r/>
             <w:r>
-              <w:t xml:space="preserve"/>
-            </w:r>
-          </w:p>
-        </w:tc>
-        <w:tc>
-          <w:tcPr>
-            <w:tcW w:type="dxa" w:w="1108"/>
-          </w:tcPr>
-          <w:p>
-            <w:r>
-              <w:t xml:space="preserve"/>
-            </w:r>
-          </w:p>
-        </w:tc>
-        <w:tc>
-          <w:tcPr>
-            <w:tcW w:type="dxa" w:w="1108"/>
-          </w:tcPr>
-          <w:p>
-            <w:r>
-              <w:t xml:space="preserve"/>
-            </w:r>
-          </w:p>
-        </w:tc>
-        <w:tc>
-          <w:tcPr>
-            <w:tcW w:type="dxa" w:w="1108"/>
-          </w:tcPr>
-          <w:p>
-            <w:r>
-              <w:t xml:space="preserve"/>
-            </w:r>
-          </w:p>
-        </w:tc>
-        <w:tc>
-          <w:tcPr>
-            <w:tcW w:type="dxa" w:w="1108"/>
-          </w:tcPr>
-          <w:p>
-            <w:r>
-              <w:t xml:space="preserve"/>
+              <w:rPr>
+                <w:rFonts w:ascii="Arial" w:hAnsi="Arial" w:cs="Arial"/>
+                <w:b w:val="0"/>
+                <w:i w:val="0"/>
+                <w:color w:val="000000"/>
+                <w:sz w:val="20"/>
+              </w:rPr>
             </w:r>
           </w:p>
         </w:tc>
       </w:tr>
     </w:tbl>
     <w:p>
+      <w:pPr>
+        <w:keepNext/>
+        <w:spacing w:before="160" w:after="80"/>
+      </w:pPr>
       <w:r>
         <w:rPr>
-          <w:b w:val="0"/>
+          <w:rFonts w:ascii="Arial" w:hAnsi="Arial" w:cs="Arial"/>
+          <w:b/>
+          <w:i w:val="0"/>
+          <w:color w:val="000000"/>
           <w:sz w:val="22"/>
         </w:rPr>
-        <w:t xml:space="preserve"/>
-      </w:r>
-      <w:r>
-        <w:t xml:space="preserve"/>
-      </w:r>
-    </w:p>
-    <w:p>
-      <w:r>
-        <w:br w:type="page"/>
-      </w:r>
-    </w:p>
-    <w:p>
-      <w:r>
-        <w:t xml:space="preserve"/>
-      </w:r>
-      <w:r>
-        <w:rPr>
-          <w:sz w:val="177800"/>
-          <w:szCs w:val="177800"/>
-          <w:b/>
-        </w:rPr>
-        <w:t xml:space="preserve">QC</w:t>
-      </w:r>
-      <w:r>
-        <w:t xml:space="preserve"/>
+        <w:t xml:space="preserve">4.2  QC</w:t>
       </w:r>
     </w:p>
     <w:tbl>
       <w:tblPr>
-        <w:tblStyle w:val="LightGrid-Accent1"/>
         <w:tblW w:type="auto" w:w="0"/>
         <w:tblLook w:firstColumn="1" w:firstRow="1" w:lastColumn="0" w:lastRow="0" w:noHBand="0" w:noVBand="1" w:val="04A0"/>
+        <w:tblLayout w:type="fixed"/>
       </w:tblPr>
       <w:tblGrid>
-        <w:gridCol w:w="1108"/>
-        <w:gridCol w:w="1108"/>
-        <w:gridCol w:w="1108"/>
-        <w:gridCol w:w="1108"/>
-        <w:gridCol w:w="1108"/>
-        <w:gridCol w:w="1108"/>
-        <w:gridCol w:w="1108"/>
-        <w:gridCol w:w="1108"/>
-        <w:gridCol w:w="1108"/>
+        <w:gridCol w:w="1680"/>
+        <w:gridCol w:w="1680"/>
+        <w:gridCol w:w="1680"/>
+        <w:gridCol w:w="1680"/>
+        <w:gridCol w:w="1680"/>
+        <w:gridCol w:w="1680"/>
       </w:tblGrid>
       <w:tr>
         <w:tc>
           <w:tcPr>
-            <w:tcW w:type="dxa" w:w="1108"/>
+            <w:tcW w:type="dxa" w:w="800"/>
+            <w:shd w:val="clear" w:color="auto" w:fill="E8EAED"/>
+            <w:tcBorders>
+              <w:top w:val="single" w:sz="4" w:color="BFBFBF"/>
+              <w:left w:val="single" w:sz="4" w:color="BFBFBF"/>
+              <w:bottom w:val="single" w:sz="4" w:color="BFBFBF"/>
+              <w:right w:val="single" w:sz="4" w:color="BFBFBF"/>
+            </w:tcBorders>
+            <w:vAlign w:val="center"/>
           </w:tcPr>
           <w:p>
+            <w:r/>
             <w:r>
+              <w:rPr>
+                <w:rFonts w:ascii="Arial" w:hAnsi="Arial" w:cs="Arial"/>
+                <w:b/>
+                <w:i w:val="0"/>
+                <w:color w:val="000000"/>
+                <w:sz w:val="20"/>
+              </w:rPr>
               <w:t>Step</w:t>
             </w:r>
           </w:p>
         </w:tc>
         <w:tc>
           <w:tcPr>
-            <w:tcW w:type="dxa" w:w="1108"/>
+            <w:tcW w:type="dxa" w:w="2600"/>
+            <w:shd w:val="clear" w:color="auto" w:fill="E8EAED"/>
+            <w:tcBorders>
+              <w:top w:val="single" w:sz="4" w:color="BFBFBF"/>
+              <w:left w:val="single" w:sz="4" w:color="BFBFBF"/>
+              <w:bottom w:val="single" w:sz="4" w:color="BFBFBF"/>
+              <w:right w:val="single" w:sz="4" w:color="BFBFBF"/>
+            </w:tcBorders>
+            <w:vAlign w:val="center"/>
           </w:tcPr>
           <w:p>
+            <w:r/>
             <w:r>
-              <w:t>Description</w:t>
+              <w:rPr>
+                <w:rFonts w:ascii="Arial" w:hAnsi="Arial" w:cs="Arial"/>
+                <w:b/>
+                <w:i w:val="0"/>
+                <w:color w:val="000000"/>
+                <w:sz w:val="20"/>
+              </w:rPr>
+              <w:t>Instruction</w:t>
             </w:r>
           </w:p>
         </w:tc>
         <w:tc>
           <w:tcPr>
-            <w:tcW w:type="dxa" w:w="1108"/>
+            <w:tcW w:type="dxa" w:w="2600"/>
+            <w:shd w:val="clear" w:color="auto" w:fill="E8EAED"/>
+            <w:tcBorders>
+              <w:top w:val="single" w:sz="4" w:color="BFBFBF"/>
+              <w:left w:val="single" w:sz="4" w:color="BFBFBF"/>
+              <w:bottom w:val="single" w:sz="4" w:color="BFBFBF"/>
+              <w:right w:val="single" w:sz="4" w:color="BFBFBF"/>
+            </w:tcBorders>
+            <w:vAlign w:val="center"/>
           </w:tcPr>
           <w:p>
+            <w:r/>
             <w:r>
-              <w:t>Value</w:t>
+              <w:rPr>
+                <w:rFonts w:ascii="Arial" w:hAnsi="Arial" w:cs="Arial"/>
+                <w:b/>
+                <w:i w:val="0"/>
+                <w:color w:val="000000"/>
+                <w:sz w:val="20"/>
+              </w:rPr>
+              <w:t>Target Parameter</w:t>
             </w:r>
           </w:p>
         </w:tc>
         <w:tc>
           <w:tcPr>
-            <w:tcW w:type="dxa" w:w="1108"/>
+            <w:tcW w:type="dxa" w:w="1600"/>
+            <w:shd w:val="clear" w:color="auto" w:fill="E8EAED"/>
+            <w:tcBorders>
+              <w:top w:val="single" w:sz="4" w:color="BFBFBF"/>
+              <w:left w:val="single" w:sz="4" w:color="BFBFBF"/>
+              <w:bottom w:val="single" w:sz="4" w:color="BFBFBF"/>
+              <w:right w:val="single" w:sz="4" w:color="BFBFBF"/>
+            </w:tcBorders>
+            <w:vAlign w:val="center"/>
           </w:tcPr>
           <w:p>
+            <w:r/>
             <w:r>
+              <w:rPr>
+                <w:rFonts w:ascii="Arial" w:hAnsi="Arial" w:cs="Arial"/>
+                <w:b/>
+                <w:i w:val="0"/>
+                <w:color w:val="000000"/>
+                <w:sz w:val="20"/>
+              </w:rPr>
+              <w:t>Actual Value</w:t>
+            </w:r>
+          </w:p>
+        </w:tc>
+        <w:tc>
+          <w:tcPr>
+            <w:tcW w:type="dxa" w:w="1000"/>
+            <w:shd w:val="clear" w:color="auto" w:fill="E8EAED"/>
+            <w:tcBorders>
+              <w:top w:val="single" w:sz="4" w:color="BFBFBF"/>
+              <w:left w:val="single" w:sz="4" w:color="BFBFBF"/>
+              <w:bottom w:val="single" w:sz="4" w:color="BFBFBF"/>
+              <w:right w:val="single" w:sz="4" w:color="BFBFBF"/>
+            </w:tcBorders>
+            <w:vAlign w:val="center"/>
+          </w:tcPr>
+          <w:p>
+            <w:r/>
+            <w:r>
+              <w:rPr>
+                <w:rFonts w:ascii="Arial" w:hAnsi="Arial" w:cs="Arial"/>
+                <w:b/>
+                <w:i w:val="0"/>
+                <w:color w:val="000000"/>
+                <w:sz w:val="20"/>
+              </w:rPr>
               <w:t>Operator</w:t>
             </w:r>
           </w:p>
         </w:tc>
         <w:tc>
           <w:tcPr>
-            <w:tcW w:type="dxa" w:w="1108"/>
+            <w:tcW w:type="dxa" w:w="1000"/>
+            <w:shd w:val="clear" w:color="auto" w:fill="E8EAED"/>
+            <w:tcBorders>
+              <w:top w:val="single" w:sz="4" w:color="BFBFBF"/>
+              <w:left w:val="single" w:sz="4" w:color="BFBFBF"/>
+              <w:bottom w:val="single" w:sz="4" w:color="BFBFBF"/>
+              <w:right w:val="single" w:sz="4" w:color="BFBFBF"/>
+            </w:tcBorders>
+            <w:vAlign w:val="center"/>
           </w:tcPr>
           <w:p>
+            <w:r/>
             <w:r>
-              <w:t>Reviewer</w:t>
-            </w:r>
-          </w:p>
-        </w:tc>
-        <w:tc>
-          <w:tcPr>
-            <w:tcW w:type="dxa" w:w="1108"/>
-          </w:tcPr>
-          <w:p>
-            <w:r>
-              <w:t>Scheduled</w:t>
-            </w:r>
-          </w:p>
-        </w:tc>
-        <w:tc>
-          <w:tcPr>
-            <w:tcW w:type="dxa" w:w="1108"/>
-          </w:tcPr>
-          <w:p>
-            <w:r>
-              <w:t>Actual Start</w:t>
-            </w:r>
-          </w:p>
-        </w:tc>
-        <w:tc>
-          <w:tcPr>
-            <w:tcW w:type="dxa" w:w="1108"/>
-          </w:tcPr>
-          <w:p>
-            <w:r>
-              <w:t>Actual End</w:t>
-            </w:r>
-          </w:p>
-        </w:tc>
-        <w:tc>
-          <w:tcPr>
-            <w:tcW w:type="dxa" w:w="1108"/>
-          </w:tcPr>
-          <w:p>
-            <w:r>
-              <w:t>Notes</w:t>
+              <w:rPr>
+                <w:rFonts w:ascii="Arial" w:hAnsi="Arial" w:cs="Arial"/>
+                <w:b/>
+                <w:i w:val="0"/>
+                <w:color w:val="000000"/>
+                <w:sz w:val="20"/>
+              </w:rPr>
+              <w:t>Verifier</w:t>
             </w:r>
           </w:p>
         </w:tc>
@@ -584,36 +1653,111 @@
       <w:tr>
         <w:tc>
           <w:tcPr>
-            <w:tcW w:type="dxa" w:w="1108"/>
+            <w:tcW w:type="dxa" w:w="800"/>
+            <w:tcBorders>
+              <w:top w:val="single" w:sz="4" w:color="BFBFBF"/>
+              <w:left w:val="single" w:sz="4" w:color="BFBFBF"/>
+              <w:bottom w:val="single" w:sz="4" w:color="BFBFBF"/>
+              <w:right w:val="single" w:sz="4" w:color="BFBFBF"/>
+            </w:tcBorders>
+            <w:vAlign w:val="center"/>
           </w:tcPr>
           <w:p>
+            <w:pPr>
+              <w:jc w:val="center"/>
+            </w:pPr>
+            <w:r/>
             <w:r>
+              <w:rPr>
+                <w:rFonts w:ascii="Arial" w:hAnsi="Arial" w:cs="Arial"/>
+                <w:b w:val="0"/>
+                <w:i w:val="0"/>
+                <w:color w:val="000000"/>
+                <w:sz w:val="20"/>
+              </w:rPr>
+              <w:t xml:space="preserve">1</w:t>
+            </w:r>
+          </w:p>
+        </w:tc>
+        <w:tc>
+          <w:tcPr>
+            <w:tcW w:type="dxa" w:w="2600"/>
+            <w:tcBorders>
+              <w:top w:val="single" w:sz="4" w:color="BFBFBF"/>
+              <w:left w:val="single" w:sz="4" w:color="BFBFBF"/>
+              <w:bottom w:val="single" w:sz="4" w:color="BFBFBF"/>
+              <w:right w:val="single" w:sz="4" w:color="BFBFBF"/>
+            </w:tcBorders>
+            <w:vAlign w:val="center"/>
+          </w:tcPr>
+          <w:p>
+            <w:r/>
+            <w:r>
+              <w:rPr>
+                <w:rFonts w:ascii="Arial" w:hAnsi="Arial" w:cs="Arial"/>
+                <w:b w:val="0"/>
+                <w:i w:val="0"/>
+                <w:color w:val="000000"/>
+                <w:sz w:val="20"/>
+              </w:rPr>
               <w:t xml:space="preserve">Measure pH</w:t>
             </w:r>
           </w:p>
         </w:tc>
         <w:tc>
           <w:tcPr>
-            <w:tcW w:type="dxa" w:w="1108"/>
+            <w:tcW w:type="dxa" w:w="2600"/>
+            <w:tcBorders>
+              <w:top w:val="single" w:sz="4" w:color="BFBFBF"/>
+              <w:left w:val="single" w:sz="4" w:color="BFBFBF"/>
+              <w:bottom w:val="single" w:sz="4" w:color="BFBFBF"/>
+              <w:right w:val="single" w:sz="4" w:color="BFBFBF"/>
+            </w:tcBorders>
+            <w:vAlign w:val="center"/>
           </w:tcPr>
           <w:p>
+            <w:r/>
             <w:r>
+              <w:rPr>
+                <w:rFonts w:ascii="Arial" w:hAnsi="Arial" w:cs="Arial"/>
+                <w:b w:val="0"/>
+                <w:i w:val="0"/>
+                <w:color w:val="000000"/>
+                <w:sz w:val="18"/>
+              </w:rPr>
               <w:t xml:space="preserve">Measure and adjust pH. Target pH: 7.4.</w:t>
             </w:r>
           </w:p>
         </w:tc>
         <w:tc>
           <w:tcPr>
-            <w:tcW w:type="dxa" w:w="1108"/>
+            <w:tcW w:type="dxa" w:w="1600"/>
+            <w:tcBorders>
+              <w:top w:val="single" w:sz="4" w:color="BFBFBF"/>
+              <w:left w:val="single" w:sz="4" w:color="BFBFBF"/>
+              <w:bottom w:val="single" w:sz="4" w:color="BFBFBF"/>
+              <w:right w:val="single" w:sz="4" w:color="BFBFBF"/>
+            </w:tcBorders>
+            <w:vAlign w:val="center"/>
           </w:tcPr>
           <w:p>
+            <w:r/>
             <w:r>
+              <w:rPr>
+                <w:rFonts w:ascii="Arial" w:hAnsi="Arial" w:cs="Arial"/>
+                <w:b w:val="0"/>
+                <w:i w:val="0"/>
+                <w:color w:val="000000"/>
+                <w:sz w:val="20"/>
+              </w:rPr>
               <w:t xml:space="preserve"/>
             </w:r>
             <w:r>
               <w:rPr>
-                <w:sz w:val="101600"/>
-                <w:szCs w:val="101600"/>
+                <w:color w:val="1F2937"/>
+                <w:sz w:val="20"/>
+                <w:szCs w:val="20"/>
+                <w:rFonts w:ascii="Cambria" w:hAnsi="Cambria" w:cs="Cambria"/>
               </w:rPr>
               <w:t xml:space="preserve">7.38</w:t>
             </w:r>
@@ -624,114 +1768,203 @@
         </w:tc>
         <w:tc>
           <w:tcPr>
-            <w:tcW w:type="dxa" w:w="1108"/>
+            <w:tcW w:type="dxa" w:w="1000"/>
+            <w:tcBorders>
+              <w:top w:val="single" w:sz="4" w:color="BFBFBF"/>
+              <w:left w:val="single" w:sz="4" w:color="BFBFBF"/>
+              <w:bottom w:val="single" w:sz="4" w:color="BFBFBF"/>
+              <w:right w:val="single" w:sz="4" w:color="BFBFBF"/>
+            </w:tcBorders>
+            <w:vAlign w:val="center"/>
           </w:tcPr>
           <w:p>
+            <w:pPr>
+              <w:jc w:val="center"/>
+            </w:pPr>
+            <w:r/>
             <w:r>
+              <w:rPr>
+                <w:rFonts w:ascii="Arial" w:hAnsi="Arial" w:cs="Arial"/>
+                <w:b w:val="0"/>
+                <w:i w:val="0"/>
+                <w:color w:val="000000"/>
+                <w:sz w:val="20"/>
+              </w:rPr>
               <w:t xml:space="preserve">J.W.</w:t>
             </w:r>
           </w:p>
         </w:tc>
         <w:tc>
           <w:tcPr>
-            <w:tcW w:type="dxa" w:w="1108"/>
+            <w:tcW w:type="dxa" w:w="1000"/>
+            <w:tcBorders>
+              <w:top w:val="single" w:sz="4" w:color="BFBFBF"/>
+              <w:left w:val="single" w:sz="4" w:color="BFBFBF"/>
+              <w:bottom w:val="single" w:sz="4" w:color="BFBFBF"/>
+              <w:right w:val="single" w:sz="4" w:color="BFBFBF"/>
+            </w:tcBorders>
+            <w:vAlign w:val="center"/>
           </w:tcPr>
           <w:p>
+            <w:r/>
             <w:r>
-              <w:t xml:space="preserve"/>
-            </w:r>
-          </w:p>
-        </w:tc>
-        <w:tc>
-          <w:tcPr>
-            <w:tcW w:type="dxa" w:w="1108"/>
-          </w:tcPr>
-          <w:p>
-            <w:r>
-              <w:t xml:space="preserve"/>
-            </w:r>
-          </w:p>
-        </w:tc>
-        <w:tc>
-          <w:tcPr>
-            <w:tcW w:type="dxa" w:w="1108"/>
-          </w:tcPr>
-          <w:p>
-            <w:r>
-              <w:t xml:space="preserve"/>
-            </w:r>
-          </w:p>
-        </w:tc>
-        <w:tc>
-          <w:tcPr>
-            <w:tcW w:type="dxa" w:w="1108"/>
-          </w:tcPr>
-          <w:p>
-            <w:r>
-              <w:t xml:space="preserve"/>
-            </w:r>
-          </w:p>
-        </w:tc>
-        <w:tc>
-          <w:tcPr>
-            <w:tcW w:type="dxa" w:w="1108"/>
-          </w:tcPr>
-          <w:p>
-            <w:r>
-              <w:t xml:space="preserve"/>
+              <w:rPr>
+                <w:rFonts w:ascii="Arial" w:hAnsi="Arial" w:cs="Arial"/>
+                <w:b w:val="0"/>
+                <w:i w:val="0"/>
+                <w:color w:val="000000"/>
+                <w:sz w:val="20"/>
+              </w:rPr>
             </w:r>
           </w:p>
         </w:tc>
       </w:tr>
     </w:tbl>
     <w:p>
+      <w:pPr>
+        <w:keepNext/>
+        <w:spacing w:before="280" w:after="80"/>
+      </w:pPr>
       <w:r>
         <w:rPr>
+          <w:rFonts w:ascii="Arial" w:hAnsi="Arial" w:cs="Arial"/>
           <w:b/>
-          <w:sz w:val="28"/>
+          <w:i w:val="0"/>
+          <w:color w:val="000000"/>
+          <w:sz w:val="26"/>
         </w:rPr>
-        <w:t>Deviations</w:t>
+        <w:t>5. Deviations and Process Comments</w:t>
+      </w:r>
+    </w:p>
+    <w:p>
+      <w:pPr>
+        <w:spacing w:after="80"/>
+      </w:pPr>
+      <w:r>
+        <w:rPr>
+          <w:rFonts w:ascii="Arial" w:hAnsi="Arial" w:cs="Arial"/>
+          <w:b w:val="0"/>
+          <w:i/>
+          <w:color w:val="5F6368"/>
+          <w:sz w:val="18"/>
+        </w:rPr>
+        <w:t>Log any deviations from target parameters or SOP. Run notes and anomalies are surfaced here.</w:t>
       </w:r>
     </w:p>
     <w:tbl>
       <w:tblPr>
-        <w:tblStyle w:val="LightGrid-Accent1"/>
         <w:tblW w:type="auto" w:w="0"/>
         <w:tblLook w:firstColumn="1" w:firstRow="1" w:lastColumn="0" w:lastRow="0" w:noHBand="0" w:noVBand="1" w:val="04A0"/>
+        <w:tblLayout w:type="fixed"/>
       </w:tblPr>
       <w:tblGrid>
-        <w:gridCol w:w="3324"/>
-        <w:gridCol w:w="3324"/>
-        <w:gridCol w:w="3324"/>
+        <w:gridCol w:w="2520"/>
+        <w:gridCol w:w="2520"/>
+        <w:gridCol w:w="2520"/>
+        <w:gridCol w:w="2520"/>
       </w:tblGrid>
       <w:tr>
         <w:tc>
           <w:tcPr>
-            <w:tcW w:type="dxa" w:w="3324"/>
+            <w:tcW w:type="dxa" w:w="1800"/>
+            <w:shd w:val="clear" w:color="auto" w:fill="E8EAED"/>
+            <w:tcBorders>
+              <w:top w:val="single" w:sz="4" w:color="BFBFBF"/>
+              <w:left w:val="single" w:sz="4" w:color="BFBFBF"/>
+              <w:bottom w:val="single" w:sz="4" w:color="BFBFBF"/>
+              <w:right w:val="single" w:sz="4" w:color="BFBFBF"/>
+            </w:tcBorders>
+            <w:vAlign w:val="center"/>
           </w:tcPr>
           <w:p>
+            <w:r/>
             <w:r>
-              <w:t>When</w:t>
+              <w:rPr>
+                <w:rFonts w:ascii="Arial" w:hAnsi="Arial" w:cs="Arial"/>
+                <w:b/>
+                <w:i w:val="0"/>
+                <w:color w:val="000000"/>
+                <w:sz w:val="20"/>
+              </w:rPr>
+              <w:t>Step / Status Ref.</w:t>
             </w:r>
           </w:p>
         </w:tc>
         <w:tc>
           <w:tcPr>
-            <w:tcW w:type="dxa" w:w="3324"/>
+            <w:tcW w:type="dxa" w:w="4400"/>
+            <w:shd w:val="clear" w:color="auto" w:fill="E8EAED"/>
+            <w:tcBorders>
+              <w:top w:val="single" w:sz="4" w:color="BFBFBF"/>
+              <w:left w:val="single" w:sz="4" w:color="BFBFBF"/>
+              <w:bottom w:val="single" w:sz="4" w:color="BFBFBF"/>
+              <w:right w:val="single" w:sz="4" w:color="BFBFBF"/>
+            </w:tcBorders>
+            <w:vAlign w:val="center"/>
           </w:tcPr>
           <w:p>
+            <w:r/>
             <w:r>
-              <w:t>Author</w:t>
+              <w:rPr>
+                <w:rFonts w:ascii="Arial" w:hAnsi="Arial" w:cs="Arial"/>
+                <w:b/>
+                <w:i w:val="0"/>
+                <w:color w:val="000000"/>
+                <w:sz w:val="20"/>
+              </w:rPr>
+              <w:t>Description of Deviation / Observation</w:t>
             </w:r>
           </w:p>
         </w:tc>
         <w:tc>
           <w:tcPr>
-            <w:tcW w:type="dxa" w:w="3324"/>
+            <w:tcW w:type="dxa" w:w="1800"/>
+            <w:shd w:val="clear" w:color="auto" w:fill="E8EAED"/>
+            <w:tcBorders>
+              <w:top w:val="single" w:sz="4" w:color="BFBFBF"/>
+              <w:left w:val="single" w:sz="4" w:color="BFBFBF"/>
+              <w:bottom w:val="single" w:sz="4" w:color="BFBFBF"/>
+              <w:right w:val="single" w:sz="4" w:color="BFBFBF"/>
+            </w:tcBorders>
+            <w:vAlign w:val="center"/>
           </w:tcPr>
           <w:p>
+            <w:r/>
             <w:r>
-              <w:t>Note</w:t>
+              <w:rPr>
+                <w:rFonts w:ascii="Arial" w:hAnsi="Arial" w:cs="Arial"/>
+                <w:b/>
+                <w:i w:val="0"/>
+                <w:color w:val="000000"/>
+                <w:sz w:val="20"/>
+              </w:rPr>
+              <w:t>Impact Assessment Required? (Y/N)</w:t>
+            </w:r>
+          </w:p>
+        </w:tc>
+        <w:tc>
+          <w:tcPr>
+            <w:tcW w:type="dxa" w:w="2000"/>
+            <w:shd w:val="clear" w:color="auto" w:fill="E8EAED"/>
+            <w:tcBorders>
+              <w:top w:val="single" w:sz="4" w:color="BFBFBF"/>
+              <w:left w:val="single" w:sz="4" w:color="BFBFBF"/>
+              <w:bottom w:val="single" w:sz="4" w:color="BFBFBF"/>
+              <w:right w:val="single" w:sz="4" w:color="BFBFBF"/>
+            </w:tcBorders>
+            <w:vAlign w:val="center"/>
+          </w:tcPr>
+          <w:p>
+            <w:r/>
+            <w:r>
+              <w:rPr>
+                <w:rFonts w:ascii="Arial" w:hAnsi="Arial" w:cs="Arial"/>
+                <w:b/>
+                <w:i w:val="0"/>
+                <w:color w:val="000000"/>
+                <w:sz w:val="20"/>
+              </w:rPr>
+              <w:t>Lead Reviewer Sign-off</w:t>
             </w:r>
           </w:p>
         </w:tc>
@@ -739,86 +1972,805 @@
       <w:tr>
         <w:tc>
           <w:tcPr>
-            <w:tcW w:type="dxa" w:w="3324"/>
+            <w:tcW w:type="dxa" w:w="1800"/>
+            <w:tcBorders>
+              <w:top w:val="single" w:sz="4" w:color="BFBFBF"/>
+              <w:left w:val="single" w:sz="4" w:color="BFBFBF"/>
+              <w:bottom w:val="single" w:sz="4" w:color="BFBFBF"/>
+              <w:right w:val="single" w:sz="4" w:color="BFBFBF"/>
+            </w:tcBorders>
+            <w:vAlign w:val="center"/>
           </w:tcPr>
           <w:p>
+            <w:r/>
             <w:r>
-              <w:t xml:space="preserve">2026-04-01T11:20:00Z</w:t>
+              <w:rPr>
+                <w:rFonts w:ascii="Arial" w:hAnsi="Arial" w:cs="Arial"/>
+                <w:b w:val="0"/>
+                <w:i w:val="0"/>
+                <w:color w:val="000000"/>
+                <w:sz w:val="20"/>
+              </w:rPr>
+              <w:t xml:space="preserve">ACTIVE</w:t>
             </w:r>
           </w:p>
         </w:tc>
         <w:tc>
           <w:tcPr>
-            <w:tcW w:type="dxa" w:w="3324"/>
+            <w:tcW w:type="dxa" w:w="4400"/>
+            <w:tcBorders>
+              <w:top w:val="single" w:sz="4" w:color="BFBFBF"/>
+              <w:left w:val="single" w:sz="4" w:color="BFBFBF"/>
+              <w:bottom w:val="single" w:sz="4" w:color="BFBFBF"/>
+              <w:right w:val="single" w:sz="4" w:color="BFBFBF"/>
+            </w:tcBorders>
+            <w:vAlign w:val="center"/>
           </w:tcPr>
           <w:p>
+            <w:r/>
             <w:r>
-              <w:t xml:space="preserve">Dr. Sarah Chen</w:t>
+              <w:rPr>
+                <w:rFonts w:ascii="Arial" w:hAnsi="Arial" w:cs="Arial"/>
+                <w:b w:val="0"/>
+                <w:i w:val="0"/>
+                <w:color w:val="000000"/>
+                <w:sz w:val="20"/>
+              </w:rPr>
+              <w:t xml:space="preserve">Observed slight turbidity after buffer prep.</w:t>
             </w:r>
           </w:p>
         </w:tc>
         <w:tc>
           <w:tcPr>
-            <w:tcW w:type="dxa" w:w="3324"/>
+            <w:tcW w:type="dxa" w:w="1800"/>
+            <w:tcBorders>
+              <w:top w:val="single" w:sz="4" w:color="BFBFBF"/>
+              <w:left w:val="single" w:sz="4" w:color="BFBFBF"/>
+              <w:bottom w:val="single" w:sz="4" w:color="BFBFBF"/>
+              <w:right w:val="single" w:sz="4" w:color="BFBFBF"/>
+            </w:tcBorders>
+            <w:vAlign w:val="center"/>
           </w:tcPr>
           <w:p>
+            <w:r/>
             <w:r>
-              <w:t xml:space="preserve">ANOMALY: Cell viability below threshold at 85%.</w:t>
+              <w:rPr>
+                <w:rFonts w:ascii="Arial" w:hAnsi="Arial" w:cs="Arial"/>
+                <w:b w:val="0"/>
+                <w:i w:val="0"/>
+                <w:color w:val="000000"/>
+                <w:sz w:val="20"/>
+              </w:rPr>
+            </w:r>
+          </w:p>
+        </w:tc>
+        <w:tc>
+          <w:tcPr>
+            <w:tcW w:type="dxa" w:w="2000"/>
+            <w:tcBorders>
+              <w:top w:val="single" w:sz="4" w:color="BFBFBF"/>
+              <w:left w:val="single" w:sz="4" w:color="BFBFBF"/>
+              <w:bottom w:val="single" w:sz="4" w:color="BFBFBF"/>
+              <w:right w:val="single" w:sz="4" w:color="BFBFBF"/>
+            </w:tcBorders>
+            <w:vAlign w:val="center"/>
+          </w:tcPr>
+          <w:p>
+            <w:r/>
+            <w:r>
+              <w:rPr>
+                <w:rFonts w:ascii="Arial" w:hAnsi="Arial" w:cs="Arial"/>
+                <w:b w:val="0"/>
+                <w:i w:val="0"/>
+                <w:color w:val="000000"/>
+                <w:sz w:val="18"/>
+              </w:rPr>
+              <w:t xml:space="preserve">Dr. Sarah Chen</w:t>
+              <w:br/>
+              <w:t xml:space="preserve">2026-04-01 10:35:00</w:t>
+            </w:r>
+          </w:p>
+        </w:tc>
+      </w:tr>
+      <w:tr>
+        <w:tc>
+          <w:tcPr>
+            <w:tcW w:type="dxa" w:w="1800"/>
+            <w:tcBorders>
+              <w:top w:val="single" w:sz="4" w:color="BFBFBF"/>
+              <w:left w:val="single" w:sz="4" w:color="BFBFBF"/>
+              <w:bottom w:val="single" w:sz="4" w:color="BFBFBF"/>
+              <w:right w:val="single" w:sz="4" w:color="BFBFBF"/>
+            </w:tcBorders>
+            <w:vAlign w:val="center"/>
+          </w:tcPr>
+          <w:p>
+            <w:r/>
+            <w:r>
+              <w:rPr>
+                <w:rFonts w:ascii="Arial" w:hAnsi="Arial" w:cs="Arial"/>
+                <w:b w:val="0"/>
+                <w:i w:val="0"/>
+                <w:color w:val="000000"/>
+                <w:sz w:val="20"/>
+              </w:rPr>
+              <w:t xml:space="preserve">ACTIVE</w:t>
+            </w:r>
+          </w:p>
+        </w:tc>
+        <w:tc>
+          <w:tcPr>
+            <w:tcW w:type="dxa" w:w="4400"/>
+            <w:tcBorders>
+              <w:top w:val="single" w:sz="4" w:color="BFBFBF"/>
+              <w:left w:val="single" w:sz="4" w:color="BFBFBF"/>
+              <w:bottom w:val="single" w:sz="4" w:color="BFBFBF"/>
+              <w:right w:val="single" w:sz="4" w:color="BFBFBF"/>
+            </w:tcBorders>
+            <w:vAlign w:val="center"/>
+          </w:tcPr>
+          <w:p>
+            <w:r/>
+            <w:r>
+              <w:rPr>
+                <w:rFonts w:ascii="Arial" w:hAnsi="Arial" w:cs="Arial"/>
+                <w:b w:val="0"/>
+                <w:i w:val="0"/>
+                <w:color w:val="000000"/>
+                <w:sz w:val="20"/>
+              </w:rPr>
+              <w:t xml:space="preserve">[ANOMALY] ANOMALY: Cell viability below threshold at 85%.</w:t>
+            </w:r>
+          </w:p>
+        </w:tc>
+        <w:tc>
+          <w:tcPr>
+            <w:tcW w:type="dxa" w:w="1800"/>
+            <w:tcBorders>
+              <w:top w:val="single" w:sz="4" w:color="BFBFBF"/>
+              <w:left w:val="single" w:sz="4" w:color="BFBFBF"/>
+              <w:bottom w:val="single" w:sz="4" w:color="BFBFBF"/>
+              <w:right w:val="single" w:sz="4" w:color="BFBFBF"/>
+            </w:tcBorders>
+            <w:vAlign w:val="center"/>
+          </w:tcPr>
+          <w:p>
+            <w:r/>
+            <w:r>
+              <w:rPr>
+                <w:rFonts w:ascii="Arial" w:hAnsi="Arial" w:cs="Arial"/>
+                <w:b w:val="0"/>
+                <w:i w:val="0"/>
+                <w:color w:val="000000"/>
+                <w:sz w:val="20"/>
+              </w:rPr>
+            </w:r>
+          </w:p>
+        </w:tc>
+        <w:tc>
+          <w:tcPr>
+            <w:tcW w:type="dxa" w:w="2000"/>
+            <w:tcBorders>
+              <w:top w:val="single" w:sz="4" w:color="BFBFBF"/>
+              <w:left w:val="single" w:sz="4" w:color="BFBFBF"/>
+              <w:bottom w:val="single" w:sz="4" w:color="BFBFBF"/>
+              <w:right w:val="single" w:sz="4" w:color="BFBFBF"/>
+            </w:tcBorders>
+            <w:vAlign w:val="center"/>
+          </w:tcPr>
+          <w:p>
+            <w:r/>
+            <w:r>
+              <w:rPr>
+                <w:rFonts w:ascii="Arial" w:hAnsi="Arial" w:cs="Arial"/>
+                <w:b w:val="0"/>
+                <w:i w:val="0"/>
+                <w:color w:val="000000"/>
+                <w:sz w:val="18"/>
+              </w:rPr>
+              <w:t xml:space="preserve">Dr. Sarah Chen</w:t>
+              <w:br/>
+              <w:t xml:space="preserve">2026-04-01 11:20:00</w:t>
+            </w:r>
+          </w:p>
+        </w:tc>
+      </w:tr>
+      <w:tr>
+        <w:tc>
+          <w:tcPr>
+            <w:tcW w:type="dxa" w:w="1800"/>
+            <w:tcBorders>
+              <w:top w:val="single" w:sz="4" w:color="BFBFBF"/>
+              <w:left w:val="single" w:sz="4" w:color="BFBFBF"/>
+              <w:bottom w:val="single" w:sz="4" w:color="BFBFBF"/>
+              <w:right w:val="single" w:sz="4" w:color="BFBFBF"/>
+            </w:tcBorders>
+            <w:vAlign w:val="center"/>
+          </w:tcPr>
+          <w:p>
+            <w:r/>
+            <w:r>
+              <w:rPr>
+                <w:rFonts w:ascii="Arial" w:hAnsi="Arial" w:cs="Arial"/>
+                <w:b w:val="0"/>
+                <w:i w:val="0"/>
+                <w:color w:val="000000"/>
+                <w:sz w:val="20"/>
+              </w:rPr>
+            </w:r>
+          </w:p>
+        </w:tc>
+        <w:tc>
+          <w:tcPr>
+            <w:tcW w:type="dxa" w:w="4400"/>
+            <w:tcBorders>
+              <w:top w:val="single" w:sz="4" w:color="BFBFBF"/>
+              <w:left w:val="single" w:sz="4" w:color="BFBFBF"/>
+              <w:bottom w:val="single" w:sz="4" w:color="BFBFBF"/>
+              <w:right w:val="single" w:sz="4" w:color="BFBFBF"/>
+            </w:tcBorders>
+            <w:vAlign w:val="center"/>
+          </w:tcPr>
+          <w:p>
+            <w:r/>
+            <w:r>
+              <w:rPr>
+                <w:rFonts w:ascii="Arial" w:hAnsi="Arial" w:cs="Arial"/>
+                <w:b w:val="0"/>
+                <w:i w:val="0"/>
+                <w:color w:val="000000"/>
+                <w:sz w:val="20"/>
+              </w:rPr>
+            </w:r>
+          </w:p>
+        </w:tc>
+        <w:tc>
+          <w:tcPr>
+            <w:tcW w:type="dxa" w:w="1800"/>
+            <w:tcBorders>
+              <w:top w:val="single" w:sz="4" w:color="BFBFBF"/>
+              <w:left w:val="single" w:sz="4" w:color="BFBFBF"/>
+              <w:bottom w:val="single" w:sz="4" w:color="BFBFBF"/>
+              <w:right w:val="single" w:sz="4" w:color="BFBFBF"/>
+            </w:tcBorders>
+            <w:vAlign w:val="center"/>
+          </w:tcPr>
+          <w:p>
+            <w:r/>
+            <w:r>
+              <w:rPr>
+                <w:rFonts w:ascii="Arial" w:hAnsi="Arial" w:cs="Arial"/>
+                <w:b w:val="0"/>
+                <w:i w:val="0"/>
+                <w:color w:val="000000"/>
+                <w:sz w:val="20"/>
+              </w:rPr>
+            </w:r>
+          </w:p>
+        </w:tc>
+        <w:tc>
+          <w:tcPr>
+            <w:tcW w:type="dxa" w:w="2000"/>
+            <w:tcBorders>
+              <w:top w:val="single" w:sz="4" w:color="BFBFBF"/>
+              <w:left w:val="single" w:sz="4" w:color="BFBFBF"/>
+              <w:bottom w:val="single" w:sz="4" w:color="BFBFBF"/>
+              <w:right w:val="single" w:sz="4" w:color="BFBFBF"/>
+            </w:tcBorders>
+            <w:vAlign w:val="center"/>
+          </w:tcPr>
+          <w:p>
+            <w:r/>
+            <w:r>
+              <w:rPr>
+                <w:rFonts w:ascii="Arial" w:hAnsi="Arial" w:cs="Arial"/>
+                <w:b w:val="0"/>
+                <w:i w:val="0"/>
+                <w:color w:val="000000"/>
+                <w:sz w:val="20"/>
+              </w:rPr>
             </w:r>
           </w:p>
         </w:tc>
       </w:tr>
     </w:tbl>
     <w:p>
+      <w:pPr>
+        <w:keepNext/>
+        <w:spacing w:before="280" w:after="80"/>
+      </w:pPr>
       <w:r>
         <w:rPr>
+          <w:rFonts w:ascii="Arial" w:hAnsi="Arial" w:cs="Arial"/>
           <w:b/>
-          <w:sz w:val="28"/>
+          <w:i w:val="0"/>
+          <w:color w:val="000000"/>
+          <w:sz w:val="26"/>
         </w:rPr>
-        <w:t>Notes</w:t>
+        <w:t>6. Final Disposition &amp; Signatures</w:t>
       </w:r>
     </w:p>
     <w:p>
+      <w:pPr>
+        <w:spacing w:after="120"/>
+      </w:pPr>
       <w:r>
         <w:rPr>
+          <w:rFonts w:ascii="Arial" w:hAnsi="Arial" w:cs="Arial"/>
           <w:b w:val="0"/>
-          <w:sz w:val="22"/>
+          <w:i/>
+          <w:color w:val="5F6368"/>
+          <w:sz w:val="18"/>
         </w:rPr>
-        <w:t xml:space="preserve">[2026-04-01 10:35:00] Dr. Sarah Chen: Observed slight turbidity after buffer prep.</w:t>
+        <w:t>By signing below, the responsible parties certify that the material described herein was produced according to the specified process and that all deviations have been reviewed.</w:t>
       </w:r>
     </w:p>
     <w:p>
+      <w:pPr>
+        <w:spacing w:before="160" w:after="80"/>
+      </w:pPr>
       <w:r>
         <w:rPr>
-          <w:b w:val="0"/>
+          <w:rFonts w:ascii="Arial" w:hAnsi="Arial" w:cs="Arial"/>
+          <w:b/>
+          <w:i w:val="0"/>
+          <w:color w:val="000000"/>
           <w:sz w:val="22"/>
         </w:rPr>
-        <w:t xml:space="preserve">[2026-04-01 11:20:00] Dr. Sarah Chen: [ANOMALY] ANOMALY: Cell viability below threshold at 85%.</w:t>
+        <w:t>Wet-Ink Sign-Off</w:t>
+      </w:r>
+    </w:p>
+    <w:tbl>
+      <w:tblPr>
+        <w:tblW w:type="auto" w:w="0"/>
+        <w:tblLook w:firstColumn="1" w:firstRow="1" w:lastColumn="0" w:lastRow="0" w:noHBand="0" w:noVBand="1" w:val="04A0"/>
+        <w:tblLayout w:type="fixed"/>
+      </w:tblPr>
+      <w:tblGrid>
+        <w:gridCol w:w="2520"/>
+        <w:gridCol w:w="2520"/>
+        <w:gridCol w:w="2520"/>
+        <w:gridCol w:w="2520"/>
+      </w:tblGrid>
+      <w:tr>
+        <w:tc>
+          <w:tcPr>
+            <w:tcW w:type="dxa" w:w="3000"/>
+            <w:shd w:val="clear" w:color="auto" w:fill="E8EAED"/>
+            <w:tcBorders>
+              <w:top w:val="single" w:sz="4" w:color="BFBFBF"/>
+              <w:left w:val="single" w:sz="4" w:color="BFBFBF"/>
+              <w:bottom w:val="single" w:sz="4" w:color="BFBFBF"/>
+              <w:right w:val="single" w:sz="4" w:color="BFBFBF"/>
+            </w:tcBorders>
+            <w:vAlign w:val="center"/>
+          </w:tcPr>
+          <w:p>
+            <w:r/>
+            <w:r>
+              <w:rPr>
+                <w:rFonts w:ascii="Arial" w:hAnsi="Arial" w:cs="Arial"/>
+                <w:b/>
+                <w:i w:val="0"/>
+                <w:color w:val="000000"/>
+                <w:sz w:val="20"/>
+              </w:rPr>
+              <w:t>Role</w:t>
+            </w:r>
+          </w:p>
+        </w:tc>
+        <w:tc>
+          <w:tcPr>
+            <w:tcW w:type="dxa" w:w="2600"/>
+            <w:shd w:val="clear" w:color="auto" w:fill="E8EAED"/>
+            <w:tcBorders>
+              <w:top w:val="single" w:sz="4" w:color="BFBFBF"/>
+              <w:left w:val="single" w:sz="4" w:color="BFBFBF"/>
+              <w:bottom w:val="single" w:sz="4" w:color="BFBFBF"/>
+              <w:right w:val="single" w:sz="4" w:color="BFBFBF"/>
+            </w:tcBorders>
+            <w:vAlign w:val="center"/>
+          </w:tcPr>
+          <w:p>
+            <w:r/>
+            <w:r>
+              <w:rPr>
+                <w:rFonts w:ascii="Arial" w:hAnsi="Arial" w:cs="Arial"/>
+                <w:b/>
+                <w:i w:val="0"/>
+                <w:color w:val="000000"/>
+                <w:sz w:val="20"/>
+              </w:rPr>
+              <w:t>Name (Print)</w:t>
+            </w:r>
+          </w:p>
+        </w:tc>
+        <w:tc>
+          <w:tcPr>
+            <w:tcW w:type="dxa" w:w="2600"/>
+            <w:shd w:val="clear" w:color="auto" w:fill="E8EAED"/>
+            <w:tcBorders>
+              <w:top w:val="single" w:sz="4" w:color="BFBFBF"/>
+              <w:left w:val="single" w:sz="4" w:color="BFBFBF"/>
+              <w:bottom w:val="single" w:sz="4" w:color="BFBFBF"/>
+              <w:right w:val="single" w:sz="4" w:color="BFBFBF"/>
+            </w:tcBorders>
+            <w:vAlign w:val="center"/>
+          </w:tcPr>
+          <w:p>
+            <w:r/>
+            <w:r>
+              <w:rPr>
+                <w:rFonts w:ascii="Arial" w:hAnsi="Arial" w:cs="Arial"/>
+                <w:b/>
+                <w:i w:val="0"/>
+                <w:color w:val="000000"/>
+                <w:sz w:val="20"/>
+              </w:rPr>
+              <w:t>Signature</w:t>
+            </w:r>
+          </w:p>
+        </w:tc>
+        <w:tc>
+          <w:tcPr>
+            <w:tcW w:type="dxa" w:w="1800"/>
+            <w:shd w:val="clear" w:color="auto" w:fill="E8EAED"/>
+            <w:tcBorders>
+              <w:top w:val="single" w:sz="4" w:color="BFBFBF"/>
+              <w:left w:val="single" w:sz="4" w:color="BFBFBF"/>
+              <w:bottom w:val="single" w:sz="4" w:color="BFBFBF"/>
+              <w:right w:val="single" w:sz="4" w:color="BFBFBF"/>
+            </w:tcBorders>
+            <w:vAlign w:val="center"/>
+          </w:tcPr>
+          <w:p>
+            <w:r/>
+            <w:r>
+              <w:rPr>
+                <w:rFonts w:ascii="Arial" w:hAnsi="Arial" w:cs="Arial"/>
+                <w:b/>
+                <w:i w:val="0"/>
+                <w:color w:val="000000"/>
+                <w:sz w:val="20"/>
+              </w:rPr>
+              <w:t>Date</w:t>
+            </w:r>
+          </w:p>
+        </w:tc>
+      </w:tr>
+      <w:tr>
+        <w:tc>
+          <w:tcPr>
+            <w:tcW w:type="dxa" w:w="3000"/>
+            <w:shd w:val="clear" w:color="auto" w:fill="F1F3F4"/>
+            <w:tcBorders>
+              <w:top w:val="single" w:sz="4" w:color="BFBFBF"/>
+              <w:left w:val="single" w:sz="4" w:color="BFBFBF"/>
+              <w:bottom w:val="single" w:sz="4" w:color="BFBFBF"/>
+              <w:right w:val="single" w:sz="4" w:color="BFBFBF"/>
+            </w:tcBorders>
+            <w:vAlign w:val="center"/>
+          </w:tcPr>
+          <w:p>
+            <w:r/>
+            <w:r>
+              <w:rPr>
+                <w:rFonts w:ascii="Arial" w:hAnsi="Arial" w:cs="Arial"/>
+                <w:b/>
+                <w:i w:val="0"/>
+                <w:color w:val="000000"/>
+                <w:sz w:val="20"/>
+              </w:rPr>
+              <w:t>Lead Operator / Engineer</w:t>
+            </w:r>
+          </w:p>
+        </w:tc>
+        <w:tc>
+          <w:tcPr>
+            <w:tcW w:type="dxa" w:w="2600"/>
+            <w:tcBorders>
+              <w:top w:val="single" w:sz="4" w:color="BFBFBF"/>
+              <w:left w:val="single" w:sz="4" w:color="BFBFBF"/>
+              <w:bottom w:val="single" w:sz="4" w:color="BFBFBF"/>
+              <w:right w:val="single" w:sz="4" w:color="BFBFBF"/>
+            </w:tcBorders>
+            <w:vAlign w:val="center"/>
+          </w:tcPr>
+          <w:p>
+            <w:r/>
+            <w:r>
+              <w:rPr>
+                <w:rFonts w:ascii="Arial" w:hAnsi="Arial" w:cs="Arial"/>
+                <w:b w:val="0"/>
+                <w:i w:val="0"/>
+                <w:color w:val="000000"/>
+                <w:sz w:val="20"/>
+              </w:rPr>
+            </w:r>
+          </w:p>
+        </w:tc>
+        <w:tc>
+          <w:tcPr>
+            <w:tcW w:type="dxa" w:w="2600"/>
+            <w:tcBorders>
+              <w:top w:val="single" w:sz="4" w:color="BFBFBF"/>
+              <w:left w:val="single" w:sz="4" w:color="BFBFBF"/>
+              <w:bottom w:val="single" w:sz="4" w:color="BFBFBF"/>
+              <w:right w:val="single" w:sz="4" w:color="BFBFBF"/>
+            </w:tcBorders>
+            <w:vAlign w:val="center"/>
+          </w:tcPr>
+          <w:p>
+            <w:r/>
+            <w:r>
+              <w:rPr>
+                <w:rFonts w:ascii="Arial" w:hAnsi="Arial" w:cs="Arial"/>
+                <w:b w:val="0"/>
+                <w:i w:val="0"/>
+                <w:color w:val="000000"/>
+                <w:sz w:val="20"/>
+              </w:rPr>
+            </w:r>
+          </w:p>
+        </w:tc>
+        <w:tc>
+          <w:tcPr>
+            <w:tcW w:type="dxa" w:w="1800"/>
+            <w:tcBorders>
+              <w:top w:val="single" w:sz="4" w:color="BFBFBF"/>
+              <w:left w:val="single" w:sz="4" w:color="BFBFBF"/>
+              <w:bottom w:val="single" w:sz="4" w:color="BFBFBF"/>
+              <w:right w:val="single" w:sz="4" w:color="BFBFBF"/>
+            </w:tcBorders>
+            <w:vAlign w:val="center"/>
+          </w:tcPr>
+          <w:p>
+            <w:r/>
+            <w:r>
+              <w:rPr>
+                <w:rFonts w:ascii="Arial" w:hAnsi="Arial" w:cs="Arial"/>
+                <w:b w:val="0"/>
+                <w:i w:val="0"/>
+                <w:color w:val="000000"/>
+                <w:sz w:val="20"/>
+              </w:rPr>
+            </w:r>
+          </w:p>
+        </w:tc>
+      </w:tr>
+      <w:tr>
+        <w:tc>
+          <w:tcPr>
+            <w:tcW w:type="dxa" w:w="3000"/>
+            <w:shd w:val="clear" w:color="auto" w:fill="F1F3F4"/>
+            <w:tcBorders>
+              <w:top w:val="single" w:sz="4" w:color="BFBFBF"/>
+              <w:left w:val="single" w:sz="4" w:color="BFBFBF"/>
+              <w:bottom w:val="single" w:sz="4" w:color="BFBFBF"/>
+              <w:right w:val="single" w:sz="4" w:color="BFBFBF"/>
+            </w:tcBorders>
+            <w:vAlign w:val="center"/>
+          </w:tcPr>
+          <w:p>
+            <w:r/>
+            <w:r>
+              <w:rPr>
+                <w:rFonts w:ascii="Arial" w:hAnsi="Arial" w:cs="Arial"/>
+                <w:b/>
+                <w:i w:val="0"/>
+                <w:color w:val="000000"/>
+                <w:sz w:val="20"/>
+              </w:rPr>
+              <w:t>Process Development Lead</w:t>
+            </w:r>
+          </w:p>
+        </w:tc>
+        <w:tc>
+          <w:tcPr>
+            <w:tcW w:type="dxa" w:w="2600"/>
+            <w:tcBorders>
+              <w:top w:val="single" w:sz="4" w:color="BFBFBF"/>
+              <w:left w:val="single" w:sz="4" w:color="BFBFBF"/>
+              <w:bottom w:val="single" w:sz="4" w:color="BFBFBF"/>
+              <w:right w:val="single" w:sz="4" w:color="BFBFBF"/>
+            </w:tcBorders>
+            <w:vAlign w:val="center"/>
+          </w:tcPr>
+          <w:p>
+            <w:r/>
+            <w:r>
+              <w:rPr>
+                <w:rFonts w:ascii="Arial" w:hAnsi="Arial" w:cs="Arial"/>
+                <w:b w:val="0"/>
+                <w:i w:val="0"/>
+                <w:color w:val="000000"/>
+                <w:sz w:val="20"/>
+              </w:rPr>
+            </w:r>
+          </w:p>
+        </w:tc>
+        <w:tc>
+          <w:tcPr>
+            <w:tcW w:type="dxa" w:w="2600"/>
+            <w:tcBorders>
+              <w:top w:val="single" w:sz="4" w:color="BFBFBF"/>
+              <w:left w:val="single" w:sz="4" w:color="BFBFBF"/>
+              <w:bottom w:val="single" w:sz="4" w:color="BFBFBF"/>
+              <w:right w:val="single" w:sz="4" w:color="BFBFBF"/>
+            </w:tcBorders>
+            <w:vAlign w:val="center"/>
+          </w:tcPr>
+          <w:p>
+            <w:r/>
+            <w:r>
+              <w:rPr>
+                <w:rFonts w:ascii="Arial" w:hAnsi="Arial" w:cs="Arial"/>
+                <w:b w:val="0"/>
+                <w:i w:val="0"/>
+                <w:color w:val="000000"/>
+                <w:sz w:val="20"/>
+              </w:rPr>
+            </w:r>
+          </w:p>
+        </w:tc>
+        <w:tc>
+          <w:tcPr>
+            <w:tcW w:type="dxa" w:w="1800"/>
+            <w:tcBorders>
+              <w:top w:val="single" w:sz="4" w:color="BFBFBF"/>
+              <w:left w:val="single" w:sz="4" w:color="BFBFBF"/>
+              <w:bottom w:val="single" w:sz="4" w:color="BFBFBF"/>
+              <w:right w:val="single" w:sz="4" w:color="BFBFBF"/>
+            </w:tcBorders>
+            <w:vAlign w:val="center"/>
+          </w:tcPr>
+          <w:p>
+            <w:r/>
+            <w:r>
+              <w:rPr>
+                <w:rFonts w:ascii="Arial" w:hAnsi="Arial" w:cs="Arial"/>
+                <w:b w:val="0"/>
+                <w:i w:val="0"/>
+                <w:color w:val="000000"/>
+                <w:sz w:val="20"/>
+              </w:rPr>
+            </w:r>
+          </w:p>
+        </w:tc>
+      </w:tr>
+      <w:tr>
+        <w:tc>
+          <w:tcPr>
+            <w:tcW w:type="dxa" w:w="3000"/>
+            <w:shd w:val="clear" w:color="auto" w:fill="F1F3F4"/>
+            <w:tcBorders>
+              <w:top w:val="single" w:sz="4" w:color="BFBFBF"/>
+              <w:left w:val="single" w:sz="4" w:color="BFBFBF"/>
+              <w:bottom w:val="single" w:sz="4" w:color="BFBFBF"/>
+              <w:right w:val="single" w:sz="4" w:color="BFBFBF"/>
+            </w:tcBorders>
+            <w:vAlign w:val="center"/>
+          </w:tcPr>
+          <w:p>
+            <w:r/>
+            <w:r>
+              <w:rPr>
+                <w:rFonts w:ascii="Arial" w:hAnsi="Arial" w:cs="Arial"/>
+                <w:b/>
+                <w:i w:val="0"/>
+                <w:color w:val="000000"/>
+                <w:sz w:val="20"/>
+              </w:rPr>
+              <w:t>Quality / Compliance (if applicable)</w:t>
+            </w:r>
+          </w:p>
+        </w:tc>
+        <w:tc>
+          <w:tcPr>
+            <w:tcW w:type="dxa" w:w="2600"/>
+            <w:tcBorders>
+              <w:top w:val="single" w:sz="4" w:color="BFBFBF"/>
+              <w:left w:val="single" w:sz="4" w:color="BFBFBF"/>
+              <w:bottom w:val="single" w:sz="4" w:color="BFBFBF"/>
+              <w:right w:val="single" w:sz="4" w:color="BFBFBF"/>
+            </w:tcBorders>
+            <w:vAlign w:val="center"/>
+          </w:tcPr>
+          <w:p>
+            <w:r/>
+            <w:r>
+              <w:rPr>
+                <w:rFonts w:ascii="Arial" w:hAnsi="Arial" w:cs="Arial"/>
+                <w:b w:val="0"/>
+                <w:i w:val="0"/>
+                <w:color w:val="000000"/>
+                <w:sz w:val="20"/>
+              </w:rPr>
+            </w:r>
+          </w:p>
+        </w:tc>
+        <w:tc>
+          <w:tcPr>
+            <w:tcW w:type="dxa" w:w="2600"/>
+            <w:tcBorders>
+              <w:top w:val="single" w:sz="4" w:color="BFBFBF"/>
+              <w:left w:val="single" w:sz="4" w:color="BFBFBF"/>
+              <w:bottom w:val="single" w:sz="4" w:color="BFBFBF"/>
+              <w:right w:val="single" w:sz="4" w:color="BFBFBF"/>
+            </w:tcBorders>
+            <w:vAlign w:val="center"/>
+          </w:tcPr>
+          <w:p>
+            <w:r/>
+            <w:r>
+              <w:rPr>
+                <w:rFonts w:ascii="Arial" w:hAnsi="Arial" w:cs="Arial"/>
+                <w:b w:val="0"/>
+                <w:i w:val="0"/>
+                <w:color w:val="000000"/>
+                <w:sz w:val="20"/>
+              </w:rPr>
+            </w:r>
+          </w:p>
+        </w:tc>
+        <w:tc>
+          <w:tcPr>
+            <w:tcW w:type="dxa" w:w="1800"/>
+            <w:tcBorders>
+              <w:top w:val="single" w:sz="4" w:color="BFBFBF"/>
+              <w:left w:val="single" w:sz="4" w:color="BFBFBF"/>
+              <w:bottom w:val="single" w:sz="4" w:color="BFBFBF"/>
+              <w:right w:val="single" w:sz="4" w:color="BFBFBF"/>
+            </w:tcBorders>
+            <w:vAlign w:val="center"/>
+          </w:tcPr>
+          <w:p>
+            <w:r/>
+            <w:r>
+              <w:rPr>
+                <w:rFonts w:ascii="Arial" w:hAnsi="Arial" w:cs="Arial"/>
+                <w:b w:val="0"/>
+                <w:i w:val="0"/>
+                <w:color w:val="000000"/>
+                <w:sz w:val="20"/>
+              </w:rPr>
+            </w:r>
+          </w:p>
+        </w:tc>
+      </w:tr>
+    </w:tbl>
+    <w:p>
+      <w:pPr>
+        <w:keepNext/>
+        <w:spacing w:before="280" w:after="80"/>
+      </w:pPr>
+      <w:r>
+        <w:br w:type="page"/>
+      </w:r>
+      <w:r>
+        <w:rPr>
+          <w:rFonts w:ascii="Arial" w:hAnsi="Arial" w:cs="Arial"/>
+          <w:b/>
+          <w:i w:val="0"/>
+          <w:color w:val="000000"/>
+          <w:sz w:val="26"/>
+        </w:rPr>
+        <w:t>Appendix A: Figures</w:t>
       </w:r>
     </w:p>
     <w:p>
+      <w:pPr>
+        <w:keepNext/>
+        <w:spacing w:before="120" w:after="40"/>
+        <w:jc w:val="center"/>
+      </w:pPr>
       <w:r>
         <w:rPr>
-          <w:b/>
-          <w:sz w:val="28"/>
-        </w:rPr>
-        <w:t>Figures</w:t>
-      </w:r>
-    </w:p>
-    <w:p>
-      <w:r>
-        <w:rPr>
+          <w:rFonts w:ascii="Arial" w:hAnsi="Arial" w:cs="Arial"/>
           <w:b w:val="0"/>
-          <w:sz w:val="22"/>
-        </w:rPr>
-        <w:t xml:space="preserve">Figure 1: test_figure_1.png</w:t>
-      </w:r>
-    </w:p>
-    <w:p>
-      <w:r>
-        <w:rPr>
-          <w:b w:val="0"/>
-          <w:sz w:val="22"/>
+          <w:i w:val="0"/>
+          <w:color w:val="000000"/>
+          <w:sz w:val="20"/>
         </w:rPr>
         <w:t xml:space="preserve"/>
       </w:r>
@@ -835,6 +2787,76 @@
                 <pic:pic>
                   <pic:nvPicPr>
                     <pic:cNvPr id="0" name="test_figure_1.png"/>
+                    <pic:cNvPicPr/>
+                  </pic:nvPicPr>
+                  <pic:blipFill>
+                    <a:blip r:embed="rId9"/>
+                    <a:stretch>
+                      <a:fillRect/>
+                    </a:stretch>
+                  </pic:blipFill>
+                  <pic:spPr>
+                    <a:xfrm>
+                      <a:off x="0" y="0"/>
+                      <a:ext cx="5400000" cy="4050000"/>
+                    </a:xfrm>
+                    <a:prstGeom prst="rect"/>
+                  </pic:spPr>
+                </pic:pic>
+              </a:graphicData>
+            </a:graphic>
+          </wp:inline>
+        </w:drawing>
+      </w:r>
+      <w:r>
+        <w:t xml:space="preserve"/>
+      </w:r>
+    </w:p>
+    <w:p>
+      <w:pPr>
+        <w:spacing w:after="160"/>
+        <w:jc w:val="center"/>
+      </w:pPr>
+      <w:r>
+        <w:rPr>
+          <w:rFonts w:ascii="Arial" w:hAnsi="Arial" w:cs="Arial"/>
+          <w:b w:val="0"/>
+          <w:i/>
+          <w:color w:val="5F6368"/>
+          <w:sz w:val="18"/>
+        </w:rPr>
+        <w:t xml:space="preserve">Figure 1: test_figure_1.png  (Weigh Reagents, uploaded 2026-04-01 10:32)</w:t>
+      </w:r>
+    </w:p>
+    <w:p>
+      <w:pPr>
+        <w:keepNext/>
+        <w:spacing w:before="120" w:after="40"/>
+        <w:jc w:val="center"/>
+      </w:pPr>
+      <w:r>
+        <w:rPr>
+          <w:rFonts w:ascii="Arial" w:hAnsi="Arial" w:cs="Arial"/>
+          <w:b w:val="0"/>
+          <w:i w:val="0"/>
+          <w:color w:val="000000"/>
+          <w:sz w:val="20"/>
+        </w:rPr>
+        <w:t xml:space="preserve"/>
+      </w:r>
+      <w:r>
+        <w:drawing>
+          <wp:inline xmlns:a="http://schemas.openxmlformats.org/drawingml/2006/main" xmlns:pic="http://schemas.openxmlformats.org/drawingml/2006/picture">
+            <wp:extent cx="5400000" cy="4050000"/>
+            <wp:docPr id="1002" name="Picture 1"/>
+            <wp:cNvGraphicFramePr>
+              <a:graphicFrameLocks noChangeAspect="1"/>
+            </wp:cNvGraphicFramePr>
+            <a:graphic>
+              <a:graphicData uri="http://schemas.openxmlformats.org/drawingml/2006/picture">
+                <pic:pic>
+                  <pic:nvPicPr>
+                    <pic:cNvPr id="0" name="test_figure_2.png"/>
                     <pic:cNvPicPr/>
                   </pic:nvPicPr>
                   <pic:blipFill>
@@ -861,19 +2883,34 @@
       </w:r>
     </w:p>
     <w:p>
+      <w:pPr>
+        <w:spacing w:after="160"/>
+        <w:jc w:val="center"/>
+      </w:pPr>
       <w:r>
         <w:rPr>
+          <w:rFonts w:ascii="Arial" w:hAnsi="Arial" w:cs="Arial"/>
           <w:b w:val="0"/>
-          <w:sz w:val="22"/>
+          <w:i/>
+          <w:color w:val="5F6368"/>
+          <w:sz w:val="18"/>
         </w:rPr>
-        <w:t xml:space="preserve">Figure 2: test_figure_2.png</w:t>
+        <w:t xml:space="preserve">Figure 2: test_figure_2.png  (Dissolve, uploaded 2026-04-01 10:46)</w:t>
       </w:r>
     </w:p>
     <w:p>
+      <w:pPr>
+        <w:keepNext/>
+        <w:spacing w:before="120" w:after="40"/>
+        <w:jc w:val="center"/>
+      </w:pPr>
       <w:r>
         <w:rPr>
+          <w:rFonts w:ascii="Arial" w:hAnsi="Arial" w:cs="Arial"/>
           <w:b w:val="0"/>
-          <w:sz w:val="22"/>
+          <w:i w:val="0"/>
+          <w:color w:val="000000"/>
+          <w:sz w:val="20"/>
         </w:rPr>
         <w:t xml:space="preserve"/>
       </w:r>
@@ -881,7 +2918,7 @@
         <w:drawing>
           <wp:inline xmlns:a="http://schemas.openxmlformats.org/drawingml/2006/main" xmlns:pic="http://schemas.openxmlformats.org/drawingml/2006/picture">
             <wp:extent cx="5400000" cy="4050000"/>
-            <wp:docPr id="1002" name="Picture 1"/>
+            <wp:docPr id="1003" name="Picture 1"/>
             <wp:cNvGraphicFramePr>
               <a:graphicFrameLocks noChangeAspect="1"/>
             </wp:cNvGraphicFramePr>
@@ -889,7 +2926,7 @@
               <a:graphicData uri="http://schemas.openxmlformats.org/drawingml/2006/picture">
                 <pic:pic>
                   <pic:nvPicPr>
-                    <pic:cNvPr id="0" name="test_figure_2.png"/>
+                    <pic:cNvPr id="0" name="test_figure_3.png"/>
                     <pic:cNvPicPr/>
                   </pic:nvPicPr>
                   <pic:blipFill>
@@ -916,100 +2953,29 @@
       </w:r>
     </w:p>
     <w:p>
+      <w:pPr>
+        <w:spacing w:after="160"/>
+        <w:jc w:val="center"/>
+      </w:pPr>
       <w:r>
         <w:rPr>
+          <w:rFonts w:ascii="Arial" w:hAnsi="Arial" w:cs="Arial"/>
           <w:b w:val="0"/>
-          <w:sz w:val="22"/>
+          <w:i/>
+          <w:color w:val="5F6368"/>
+          <w:sz w:val="18"/>
         </w:rPr>
-        <w:t xml:space="preserve">Figure 3: test_figure_3.png</w:t>
-      </w:r>
-    </w:p>
-    <w:p>
-      <w:r>
-        <w:rPr>
-          <w:b w:val="0"/>
-          <w:sz w:val="22"/>
-        </w:rPr>
-        <w:t xml:space="preserve"/>
-      </w:r>
-      <w:r>
-        <w:drawing>
-          <wp:inline xmlns:a="http://schemas.openxmlformats.org/drawingml/2006/main" xmlns:pic="http://schemas.openxmlformats.org/drawingml/2006/picture">
-            <wp:extent cx="5400000" cy="4050000"/>
-            <wp:docPr id="1003" name="Picture 1"/>
-            <wp:cNvGraphicFramePr>
-              <a:graphicFrameLocks noChangeAspect="1"/>
-            </wp:cNvGraphicFramePr>
-            <a:graphic>
-              <a:graphicData uri="http://schemas.openxmlformats.org/drawingml/2006/picture">
-                <pic:pic>
-                  <pic:nvPicPr>
-                    <pic:cNvPr id="0" name="test_figure_3.png"/>
-                    <pic:cNvPicPr/>
-                  </pic:nvPicPr>
-                  <pic:blipFill>
-                    <a:blip r:embed="rId12"/>
-                    <a:stretch>
-                      <a:fillRect/>
-                    </a:stretch>
-                  </pic:blipFill>
-                  <pic:spPr>
-                    <a:xfrm>
-                      <a:off x="0" y="0"/>
-                      <a:ext cx="5400000" cy="4050000"/>
-                    </a:xfrm>
-                    <a:prstGeom prst="rect"/>
-                  </pic:spPr>
-                </pic:pic>
-              </a:graphicData>
-            </a:graphic>
-          </wp:inline>
-        </w:drawing>
-      </w:r>
-      <w:r>
-        <w:t xml:space="preserve"/>
-      </w:r>
-    </w:p>
-    <w:p>
-      <w:r>
-        <w:rPr>
-          <w:b/>
-          <w:sz w:val="28"/>
-        </w:rPr>
-        <w:t>Approval</w:t>
-      </w:r>
-    </w:p>
-    <w:p>
-      <w:r>
-        <w:rPr>
-          <w:b w:val="0"/>
-          <w:sz w:val="22"/>
-        </w:rPr>
-        <w:t xml:space="preserve"/>
+        <w:t xml:space="preserve">Figure 3: test_figure_3.png  (Measure pH, uploaded 2026-04-01 11:16)</w:t>
       </w:r>
     </w:p>
     <w:sectPr>
-      <w:headerReference w:type="default" r:id="rId9"/>
       <w:pgSz w:w="12240" w:h="15840"/>
-      <w:pgMar w:top="1134" w:right="1134" w:bottom="1134" w:left="1134" w:header="720" w:footer="720" w:gutter="0"/>
+      <w:pgMar w:top="1080" w:right="1080" w:bottom="1080" w:left="1080" w:header="720" w:footer="720" w:gutter="0"/>
       <w:cols w:space="720"/>
       <w:docGrid w:linePitch="360"/>
     </w:sectPr>
   </w:body>
 </w:document>
-</file>
-
-<file path=word/header1.xml><?xml version="1.0" encoding="utf-8"?>
-<w:hdr xmlns:m="http://schemas.openxmlformats.org/officeDocument/2006/math" xmlns:mc="http://schemas.openxmlformats.org/markup-compatibility/2006" xmlns:mo="http://schemas.microsoft.com/office/mac/office/2008/main" xmlns:mv="urn:schemas-microsoft-com:mac:vml" xmlns:o="urn:schemas-microsoft-com:office:office" xmlns:r="http://schemas.openxmlformats.org/officeDocument/2006/relationships" xmlns:v="urn:schemas-microsoft-com:vml" xmlns:w10="urn:schemas-microsoft-com:office:word" xmlns:w14="http://schemas.microsoft.com/office/word/2010/wordml" xmlns:w="http://schemas.openxmlformats.org/wordprocessingml/2006/main" xmlns:wne="http://schemas.microsoft.com/office/word/2006/wordml" xmlns:wp14="http://schemas.microsoft.com/office/word/2010/wordprocessingDrawing" xmlns:wp="http://schemas.openxmlformats.org/drawingml/2006/wordprocessingDrawing" xmlns:wpc="http://schemas.microsoft.com/office/word/2010/wordprocessingCanvas" xmlns:wpg="http://schemas.microsoft.com/office/word/2010/wordprocessingGroup" xmlns:wpi="http://schemas.microsoft.com/office/word/2010/wordprocessingInk" xmlns:wps="http://schemas.microsoft.com/office/word/2010/wordprocessingShape" mc:Ignorable="w14 wp14">
-  <w:p>
-    <w:pPr>
-      <w:pStyle w:val="Header"/>
-    </w:pPr>
-    <w:r>
-      <w:t xml:space="preserve">        Run: Run-2026-003 (With Figures)    </w:t>
-    </w:r>
-  </w:p>
-</w:hdr>
 </file>
 
 <file path=word/numbering.xml><?xml version="1.0" encoding="utf-8"?>
@@ -1375,6 +3341,11 @@
     <w:name w:val="Normal"/>
     <w:qFormat/>
     <w:rsid w:val="00FC693F"/>
+    <w:rPr>
+      <w:rFonts w:ascii="Arial" w:hAnsi="Arial"/>
+      <w:color w:val="000000"/>
+      <w:sz w:val="20"/>
+    </w:rPr>
   </w:style>
   <w:style w:type="paragraph" w:styleId="Header">
     <w:name w:val="header"/>

--- a/backend/tests/artifacts/templates/batch_record_filled_figures.docx
+++ b/backend/tests/artifacts/templates/batch_record_filled_figures.docx
@@ -1190,16 +1190,20 @@
             </w:r>
             <w:r>
               <w:rPr>
-                <w:sz w:val="101600"/>
-                <w:szCs w:val="101600"/>
+                <w:color w:val="0F172A"/>
+                <w:sz w:val="20"/>
+                <w:szCs w:val="20"/>
                 <w:b/>
+                <w:rFonts w:ascii="Calibri" w:hAnsi="Calibri" w:cs="Calibri"/>
               </w:rPr>
-              <w:t xml:space="preserve">NaCl (g): </w:t>
+              <w:t xml:space="preserve">NaCl (g)  </w:t>
             </w:r>
             <w:r>
               <w:rPr>
-                <w:sz w:val="101600"/>
-                <w:szCs w:val="101600"/>
+                <w:color w:val="1F2937"/>
+                <w:sz w:val="20"/>
+                <w:szCs w:val="20"/>
+                <w:rFonts w:ascii="Cambria" w:hAnsi="Cambria" w:cs="Cambria"/>
               </w:rPr>
               <w:t xml:space="preserve">8.01</w:t>
             </w:r>
@@ -1213,16 +1217,20 @@
             </w:r>
             <w:r>
               <w:rPr>
-                <w:sz w:val="101600"/>
-                <w:szCs w:val="101600"/>
+                <w:color w:val="0F172A"/>
+                <w:sz w:val="20"/>
+                <w:szCs w:val="20"/>
                 <w:b/>
+                <w:rFonts w:ascii="Calibri" w:hAnsi="Calibri" w:cs="Calibri"/>
               </w:rPr>
-              <w:t xml:space="preserve">KCl (g): </w:t>
+              <w:t xml:space="preserve">KCl (g)  </w:t>
             </w:r>
             <w:r>
               <w:rPr>
-                <w:sz w:val="101600"/>
-                <w:szCs w:val="101600"/>
+                <w:color w:val="1F2937"/>
+                <w:sz w:val="20"/>
+                <w:szCs w:val="20"/>
+                <w:rFonts w:ascii="Cambria" w:hAnsi="Cambria" w:cs="Cambria"/>
               </w:rPr>
               <w:t xml:space="preserve">0.2</w:t>
             </w:r>
@@ -1388,8 +1396,10 @@
             </w:r>
             <w:r>
               <w:rPr>
-                <w:sz w:val="101600"/>
-                <w:szCs w:val="101600"/>
+                <w:color w:val="1F2937"/>
+                <w:sz w:val="20"/>
+                <w:szCs w:val="20"/>
+                <w:rFonts w:ascii="Cambria" w:hAnsi="Cambria" w:cs="Cambria"/>
               </w:rPr>
               <w:t xml:space="preserve">1000</w:t>
             </w:r>
@@ -1744,8 +1754,10 @@
             </w:r>
             <w:r>
               <w:rPr>
-                <w:sz w:val="101600"/>
-                <w:szCs w:val="101600"/>
+                <w:color w:val="1F2937"/>
+                <w:sz w:val="20"/>
+                <w:szCs w:val="20"/>
+                <w:rFonts w:ascii="Cambria" w:hAnsi="Cambria" w:cs="Cambria"/>
               </w:rPr>
               <w:t xml:space="preserve">7.38</w:t>
             </w:r>

--- a/backend/tests/artifacts/templates/batch_record_filled_figures.docx
+++ b/backend/tests/artifacts/templates/batch_record_filled_figures.docx
@@ -156,59 +156,6 @@
                 <w:sz w:val="20"/>
               </w:rPr>
               <w:t xml:space="preserve">Multi-Role Buffer Protocol</w:t>
-            </w:r>
-          </w:p>
-        </w:tc>
-      </w:tr>
-      <w:tr>
-        <w:tc>
-          <w:tcPr>
-            <w:tcW w:type="dxa" w:w="3400"/>
-            <w:shd w:val="clear" w:color="auto" w:fill="F1F3F4"/>
-            <w:tcBorders>
-              <w:top w:val="single" w:sz="4" w:color="BFBFBF"/>
-              <w:left w:val="single" w:sz="4" w:color="BFBFBF"/>
-              <w:bottom w:val="single" w:sz="4" w:color="BFBFBF"/>
-              <w:right w:val="single" w:sz="4" w:color="BFBFBF"/>
-            </w:tcBorders>
-            <w:vAlign w:val="center"/>
-          </w:tcPr>
-          <w:p>
-            <w:r/>
-            <w:r>
-              <w:rPr>
-                <w:rFonts w:ascii="Arial" w:hAnsi="Arial" w:cs="Arial"/>
-                <w:b/>
-                <w:i w:val="0"/>
-                <w:color w:val="000000"/>
-                <w:sz w:val="20"/>
-              </w:rPr>
-              <w:t>Batch / Lot Number</w:t>
-            </w:r>
-          </w:p>
-        </w:tc>
-        <w:tc>
-          <w:tcPr>
-            <w:tcW w:type="dxa" w:w="6400"/>
-            <w:tcBorders>
-              <w:top w:val="single" w:sz="4" w:color="BFBFBF"/>
-              <w:left w:val="single" w:sz="4" w:color="BFBFBF"/>
-              <w:bottom w:val="single" w:sz="4" w:color="BFBFBF"/>
-              <w:right w:val="single" w:sz="4" w:color="BFBFBF"/>
-            </w:tcBorders>
-            <w:vAlign w:val="center"/>
-          </w:tcPr>
-          <w:p>
-            <w:r/>
-            <w:r>
-              <w:rPr>
-                <w:rFonts w:ascii="Arial" w:hAnsi="Arial" w:cs="Arial"/>
-                <w:b w:val="0"/>
-                <w:i w:val="0"/>
-                <w:color w:val="000000"/>
-                <w:sz w:val="20"/>
-              </w:rPr>
-              <w:t xml:space="preserve">Run-2026-003 (With Figures)</w:t>
             </w:r>
           </w:p>
         </w:tc>

--- a/backend/tests/artifacts/templates/batch_record_filled_figures.docx
+++ b/backend/tests/artifacts/templates/batch_record_filled_figures.docx
@@ -4,115 +4,952 @@
   <w:body>
     <w:p>
       <w:pPr>
-        <w:spacing w:after="240"/>
+        <w:spacing w:after="40"/>
+        <w:jc w:val="center"/>
       </w:pPr>
       <w:r>
         <w:rPr>
+          <w:rFonts w:ascii="Arial" w:hAnsi="Arial" w:cs="Arial"/>
           <w:b/>
-          <w:color w:val="334155"/>
-          <w:sz w:val="20"/>
+          <w:i w:val="0"/>
+          <w:color w:val="000000"/>
+          <w:sz w:val="36"/>
         </w:rPr>
-        <w:t xml:space="preserve">Date: </w:t>
-      </w:r>
-      <w:r>
-        <w:rPr>
-          <w:color w:val="787878"/>
-          <w:sz w:val="20"/>
-        </w:rPr>
-        <w:t>_______________</w:t>
-        <w:tab/>
-        <w:tab/>
-      </w:r>
-      <w:r>
-        <w:rPr>
-          <w:b/>
-          <w:color w:val="334155"/>
-          <w:sz w:val="20"/>
-        </w:rPr>
-        <w:t xml:space="preserve">Lot/Batch #: </w:t>
-      </w:r>
-      <w:r>
-        <w:rPr>
-          <w:color w:val="787878"/>
-          <w:sz w:val="20"/>
-        </w:rPr>
-        <w:t>_______________</w:t>
+        <w:t xml:space="preserve">Multi-Role Buffer Protocol</w:t>
       </w:r>
     </w:p>
     <w:p>
       <w:pPr>
-        <w:spacing w:after="120" w:before="0"/>
+        <w:spacing w:after="40"/>
+        <w:jc w:val="center"/>
       </w:pPr>
       <w:r>
         <w:rPr>
+          <w:rFonts w:ascii="Arial" w:hAnsi="Arial" w:cs="Arial"/>
+          <w:b w:val="0"/>
+          <w:i/>
+          <w:color w:val="5F6368"/>
+          <w:sz w:val="22"/>
+        </w:rPr>
+        <w:t>Batch Manufacturing Record</w:t>
+      </w:r>
+    </w:p>
+    <w:p>
+      <w:pPr>
+        <w:spacing w:after="160"/>
+        <w:jc w:val="center"/>
+      </w:pPr>
+      <w:r>
+        <w:rPr>
+          <w:rFonts w:ascii="Arial" w:hAnsi="Arial" w:cs="Arial"/>
+          <w:b w:val="0"/>
+          <w:i w:val="0"/>
+          <w:color w:val="5F6368"/>
+          <w:sz w:val="20"/>
+        </w:rPr>
+        <w:t xml:space="preserve"/>
+      </w:r>
+    </w:p>
+    <w:p>
+      <w:pPr>
+        <w:jc w:val="center"/>
+      </w:pPr>
+      <w:r>
+        <w:rPr>
+          <w:rFonts w:ascii="Arial" w:hAnsi="Arial" w:cs="Arial"/>
+          <w:b w:val="0"/>
+          <w:i w:val="0"/>
+          <w:color w:val="5F6368"/>
+          <w:sz w:val="18"/>
+        </w:rPr>
+        <w:t xml:space="preserve">Run: Run-2026-003 (With Figures)    Status: ACTIVE    Started:     Completed: </w:t>
+      </w:r>
+    </w:p>
+    <w:p>
+      <w:pPr>
+        <w:spacing w:after="120"/>
+        <w:jc w:val="center"/>
+      </w:pPr>
+      <w:r>
+        <w:rPr>
+          <w:rFonts w:ascii="Arial" w:hAnsi="Arial" w:cs="Arial"/>
+          <w:b w:val="0"/>
+          <w:i w:val="0"/>
+          <w:color w:val="5F6368"/>
+          <w:sz w:val="18"/>
+        </w:rPr>
+        <w:t xml:space="preserve">Project:     Protocol Version: v2    Generated: April 1, 2026</w:t>
+      </w:r>
+    </w:p>
+    <w:p>
+      <w:pPr>
+        <w:keepNext/>
+        <w:spacing w:before="280" w:after="80"/>
+      </w:pPr>
+      <w:r>
+        <w:rPr>
+          <w:rFonts w:ascii="Arial" w:hAnsi="Arial" w:cs="Arial"/>
           <w:b/>
-          <w:color w:val="0F172A"/>
-          <w:sz w:val="28"/>
+          <w:i w:val="0"/>
+          <w:color w:val="000000"/>
+          <w:sz w:val="26"/>
         </w:rPr>
-        <w:t xml:space="preserve">Media Prep</w:t>
+        <w:t>1. General Information</w:t>
       </w:r>
     </w:p>
     <w:tbl>
       <w:tblPr>
-        <w:tblStyle w:val="TableGrid"/>
         <w:tblW w:type="auto" w:w="0"/>
         <w:tblLook w:firstColumn="1" w:firstRow="1" w:lastColumn="0" w:lastRow="0" w:noHBand="0" w:noVBand="1" w:val="04A0"/>
-        <w:tblCellMar>
-          <w:top w:w="56" w:type="dxa"/>
-          <w:bottom w:w="56" w:type="dxa"/>
-          <w:start w:w="56" w:type="dxa"/>
-          <w:end w:w="56" w:type="dxa"/>
-        </w:tblCellMar>
         <w:tblLayout w:type="fixed"/>
       </w:tblPr>
       <w:tblGrid>
-        <w:gridCol w:w="504"/>
-        <w:gridCol w:w="2016"/>
-        <w:gridCol w:w="4032"/>
-        <w:gridCol w:w="2016"/>
-        <w:gridCol w:w="1512"/>
+        <w:gridCol w:w="5040"/>
+        <w:gridCol w:w="5040"/>
       </w:tblGrid>
       <w:tr>
-        <w:trPr>
-          <w:trHeight w:val="454" w:hRule="atLeast"/>
-        </w:trPr>
         <w:tc>
           <w:tcPr>
-            <w:tcW w:type="dxa" w:w="504"/>
-            <w:shd w:val="clear" w:color="auto" w:fill="1E293B"/>
+            <w:tcW w:type="dxa" w:w="3400"/>
+            <w:shd w:val="clear" w:color="auto" w:fill="F1F3F4"/>
+            <w:tcBorders>
+              <w:top w:val="single" w:sz="4" w:color="BFBFBF"/>
+              <w:left w:val="single" w:sz="4" w:color="BFBFBF"/>
+              <w:bottom w:val="single" w:sz="4" w:color="BFBFBF"/>
+              <w:right w:val="single" w:sz="4" w:color="BFBFBF"/>
+            </w:tcBorders>
+            <w:vAlign w:val="center"/>
           </w:tcPr>
           <w:p>
-            <w:pPr>
-              <w:spacing w:before="0" w:after="0"/>
-              <w:jc w:val="center"/>
-            </w:pPr>
             <w:r/>
             <w:r>
               <w:rPr>
+                <w:rFonts w:ascii="Arial" w:hAnsi="Arial" w:cs="Arial"/>
                 <w:b/>
-                <w:color w:val="FFFFFF"/>
-                <w:sz w:val="16"/>
+                <w:i w:val="0"/>
+                <w:color w:val="000000"/>
+                <w:sz w:val="20"/>
               </w:rPr>
-              <w:t>#</w:t>
+              <w:t>Product Name / Candidate</w:t>
             </w:r>
           </w:p>
         </w:tc>
         <w:tc>
           <w:tcPr>
-            <w:tcW w:type="dxa" w:w="2016"/>
-            <w:shd w:val="clear" w:color="auto" w:fill="1E293B"/>
+            <w:tcW w:type="dxa" w:w="6400"/>
+            <w:tcBorders>
+              <w:top w:val="single" w:sz="4" w:color="BFBFBF"/>
+              <w:left w:val="single" w:sz="4" w:color="BFBFBF"/>
+              <w:bottom w:val="single" w:sz="4" w:color="BFBFBF"/>
+              <w:right w:val="single" w:sz="4" w:color="BFBFBF"/>
+            </w:tcBorders>
+            <w:vAlign w:val="center"/>
           </w:tcPr>
           <w:p>
-            <w:pPr>
-              <w:spacing w:before="0" w:after="0"/>
-              <w:jc w:val="center"/>
-            </w:pPr>
             <w:r/>
             <w:r>
               <w:rPr>
+                <w:rFonts w:ascii="Arial" w:hAnsi="Arial" w:cs="Arial"/>
+                <w:b w:val="0"/>
+                <w:i w:val="0"/>
+                <w:color w:val="000000"/>
+                <w:sz w:val="20"/>
+              </w:rPr>
+              <w:t xml:space="preserve">Multi-Role Buffer Protocol</w:t>
+            </w:r>
+          </w:p>
+        </w:tc>
+      </w:tr>
+      <w:tr>
+        <w:tc>
+          <w:tcPr>
+            <w:tcW w:type="dxa" w:w="3400"/>
+            <w:shd w:val="clear" w:color="auto" w:fill="F1F3F4"/>
+            <w:tcBorders>
+              <w:top w:val="single" w:sz="4" w:color="BFBFBF"/>
+              <w:left w:val="single" w:sz="4" w:color="BFBFBF"/>
+              <w:bottom w:val="single" w:sz="4" w:color="BFBFBF"/>
+              <w:right w:val="single" w:sz="4" w:color="BFBFBF"/>
+            </w:tcBorders>
+            <w:vAlign w:val="center"/>
+          </w:tcPr>
+          <w:p>
+            <w:r/>
+            <w:r>
+              <w:rPr>
+                <w:rFonts w:ascii="Arial" w:hAnsi="Arial" w:cs="Arial"/>
                 <w:b/>
-                <w:color w:val="FFFFFF"/>
-                <w:sz w:val="16"/>
+                <w:i w:val="0"/>
+                <w:color w:val="000000"/>
+                <w:sz w:val="20"/>
+              </w:rPr>
+              <w:t>Batch / Lot Number</w:t>
+            </w:r>
+          </w:p>
+        </w:tc>
+        <w:tc>
+          <w:tcPr>
+            <w:tcW w:type="dxa" w:w="6400"/>
+            <w:tcBorders>
+              <w:top w:val="single" w:sz="4" w:color="BFBFBF"/>
+              <w:left w:val="single" w:sz="4" w:color="BFBFBF"/>
+              <w:bottom w:val="single" w:sz="4" w:color="BFBFBF"/>
+              <w:right w:val="single" w:sz="4" w:color="BFBFBF"/>
+            </w:tcBorders>
+            <w:vAlign w:val="center"/>
+          </w:tcPr>
+          <w:p>
+            <w:r/>
+            <w:r>
+              <w:rPr>
+                <w:rFonts w:ascii="Arial" w:hAnsi="Arial" w:cs="Arial"/>
+                <w:b w:val="0"/>
+                <w:i w:val="0"/>
+                <w:color w:val="000000"/>
+                <w:sz w:val="20"/>
+              </w:rPr>
+              <w:t xml:space="preserve">Run-2026-003 (With Figures)</w:t>
+            </w:r>
+          </w:p>
+        </w:tc>
+      </w:tr>
+      <w:tr>
+        <w:tc>
+          <w:tcPr>
+            <w:tcW w:type="dxa" w:w="3400"/>
+            <w:shd w:val="clear" w:color="auto" w:fill="F1F3F4"/>
+            <w:tcBorders>
+              <w:top w:val="single" w:sz="4" w:color="BFBFBF"/>
+              <w:left w:val="single" w:sz="4" w:color="BFBFBF"/>
+              <w:bottom w:val="single" w:sz="4" w:color="BFBFBF"/>
+              <w:right w:val="single" w:sz="4" w:color="BFBFBF"/>
+            </w:tcBorders>
+            <w:vAlign w:val="center"/>
+          </w:tcPr>
+          <w:p>
+            <w:r/>
+            <w:r>
+              <w:rPr>
+                <w:rFonts w:ascii="Arial" w:hAnsi="Arial" w:cs="Arial"/>
+                <w:b/>
+                <w:i w:val="0"/>
+                <w:color w:val="000000"/>
+                <w:sz w:val="20"/>
+              </w:rPr>
+              <w:t>Outcome</w:t>
+            </w:r>
+          </w:p>
+        </w:tc>
+        <w:tc>
+          <w:tcPr>
+            <w:tcW w:type="dxa" w:w="6400"/>
+            <w:tcBorders>
+              <w:top w:val="single" w:sz="4" w:color="BFBFBF"/>
+              <w:left w:val="single" w:sz="4" w:color="BFBFBF"/>
+              <w:bottom w:val="single" w:sz="4" w:color="BFBFBF"/>
+              <w:right w:val="single" w:sz="4" w:color="BFBFBF"/>
+            </w:tcBorders>
+            <w:vAlign w:val="center"/>
+          </w:tcPr>
+          <w:p>
+            <w:r/>
+            <w:r>
+              <w:rPr>
+                <w:rFonts w:ascii="Arial" w:hAnsi="Arial" w:cs="Arial"/>
+                <w:b w:val="0"/>
+                <w:i w:val="0"/>
+                <w:color w:val="000000"/>
+                <w:sz w:val="20"/>
+              </w:rPr>
+              <w:t xml:space="preserve">None</w:t>
+            </w:r>
+          </w:p>
+        </w:tc>
+      </w:tr>
+      <w:tr>
+        <w:tc>
+          <w:tcPr>
+            <w:tcW w:type="dxa" w:w="3400"/>
+            <w:shd w:val="clear" w:color="auto" w:fill="F1F3F4"/>
+            <w:tcBorders>
+              <w:top w:val="single" w:sz="4" w:color="BFBFBF"/>
+              <w:left w:val="single" w:sz="4" w:color="BFBFBF"/>
+              <w:bottom w:val="single" w:sz="4" w:color="BFBFBF"/>
+              <w:right w:val="single" w:sz="4" w:color="BFBFBF"/>
+            </w:tcBorders>
+            <w:vAlign w:val="center"/>
+          </w:tcPr>
+          <w:p>
+            <w:r/>
+            <w:r>
+              <w:rPr>
+                <w:rFonts w:ascii="Arial" w:hAnsi="Arial" w:cs="Arial"/>
+                <w:b/>
+                <w:i w:val="0"/>
+                <w:color w:val="000000"/>
+                <w:sz w:val="20"/>
+              </w:rPr>
+              <w:t>Process SOP / Protocol Reference</w:t>
+            </w:r>
+          </w:p>
+        </w:tc>
+        <w:tc>
+          <w:tcPr>
+            <w:tcW w:type="dxa" w:w="6400"/>
+            <w:tcBorders>
+              <w:top w:val="single" w:sz="4" w:color="BFBFBF"/>
+              <w:left w:val="single" w:sz="4" w:color="BFBFBF"/>
+              <w:bottom w:val="single" w:sz="4" w:color="BFBFBF"/>
+              <w:right w:val="single" w:sz="4" w:color="BFBFBF"/>
+            </w:tcBorders>
+            <w:vAlign w:val="center"/>
+          </w:tcPr>
+          <w:p>
+            <w:r/>
+            <w:r>
+              <w:rPr>
+                <w:rFonts w:ascii="Arial" w:hAnsi="Arial" w:cs="Arial"/>
+                <w:b w:val="0"/>
+                <w:i w:val="0"/>
+                <w:color w:val="000000"/>
+                <w:sz w:val="20"/>
+              </w:rPr>
+              <w:t xml:space="preserve">Multi-Role Buffer Protocol (v2)</w:t>
+            </w:r>
+          </w:p>
+        </w:tc>
+      </w:tr>
+    </w:tbl>
+    <w:p>
+      <w:pPr>
+        <w:keepNext/>
+        <w:spacing w:before="280" w:after="80"/>
+      </w:pPr>
+      <w:r>
+        <w:rPr>
+          <w:rFonts w:ascii="Arial" w:hAnsi="Arial" w:cs="Arial"/>
+          <w:b/>
+          <w:i w:val="0"/>
+          <w:color w:val="000000"/>
+          <w:sz w:val="26"/>
+        </w:rPr>
+        <w:t>2. Bill of Materials (BOM)</w:t>
+      </w:r>
+    </w:p>
+    <w:p>
+      <w:pPr>
+        <w:spacing w:after="80"/>
+      </w:pPr>
+      <w:r>
+        <w:rPr>
+          <w:rFonts w:ascii="Arial" w:hAnsi="Arial" w:cs="Arial"/>
+          <w:b w:val="0"/>
+          <w:i/>
+          <w:color w:val="5F6368"/>
+          <w:sz w:val="18"/>
+        </w:rPr>
+        <w:t>Record all raw materials, media, and buffers utilized in this run.</w:t>
+      </w:r>
+    </w:p>
+    <w:tbl>
+      <w:tblPr>
+        <w:tblW w:type="auto" w:w="0"/>
+        <w:tblLook w:firstColumn="1" w:firstRow="1" w:lastColumn="0" w:lastRow="0" w:noHBand="0" w:noVBand="1" w:val="04A0"/>
+        <w:tblLayout w:type="fixed"/>
+      </w:tblPr>
+      <w:tblGrid>
+        <w:gridCol w:w="2016"/>
+        <w:gridCol w:w="2016"/>
+        <w:gridCol w:w="2016"/>
+        <w:gridCol w:w="2016"/>
+        <w:gridCol w:w="2016"/>
+      </w:tblGrid>
+      <w:tr>
+        <w:tc>
+          <w:tcPr>
+            <w:tcW w:type="dxa" w:w="3000"/>
+            <w:shd w:val="clear" w:color="auto" w:fill="E8EAED"/>
+            <w:tcBorders>
+              <w:top w:val="single" w:sz="4" w:color="BFBFBF"/>
+              <w:left w:val="single" w:sz="4" w:color="BFBFBF"/>
+              <w:bottom w:val="single" w:sz="4" w:color="BFBFBF"/>
+              <w:right w:val="single" w:sz="4" w:color="BFBFBF"/>
+            </w:tcBorders>
+            <w:vAlign w:val="center"/>
+          </w:tcPr>
+          <w:p>
+            <w:r/>
+            <w:r>
+              <w:rPr>
+                <w:rFonts w:ascii="Arial" w:hAnsi="Arial" w:cs="Arial"/>
+                <w:b/>
+                <w:i w:val="0"/>
+                <w:color w:val="000000"/>
+                <w:sz w:val="20"/>
+              </w:rPr>
+              <w:t>Material Description</w:t>
+            </w:r>
+          </w:p>
+        </w:tc>
+        <w:tc>
+          <w:tcPr>
+            <w:tcW w:type="dxa" w:w="2000"/>
+            <w:shd w:val="clear" w:color="auto" w:fill="E8EAED"/>
+            <w:tcBorders>
+              <w:top w:val="single" w:sz="4" w:color="BFBFBF"/>
+              <w:left w:val="single" w:sz="4" w:color="BFBFBF"/>
+              <w:bottom w:val="single" w:sz="4" w:color="BFBFBF"/>
+              <w:right w:val="single" w:sz="4" w:color="BFBFBF"/>
+            </w:tcBorders>
+            <w:vAlign w:val="center"/>
+          </w:tcPr>
+          <w:p>
+            <w:r/>
+            <w:r>
+              <w:rPr>
+                <w:rFonts w:ascii="Arial" w:hAnsi="Arial" w:cs="Arial"/>
+                <w:b/>
+                <w:i w:val="0"/>
+                <w:color w:val="000000"/>
+                <w:sz w:val="20"/>
+              </w:rPr>
+              <w:t>Part / Lot Number</w:t>
+            </w:r>
+          </w:p>
+        </w:tc>
+        <w:tc>
+          <w:tcPr>
+            <w:tcW w:type="dxa" w:w="1600"/>
+            <w:shd w:val="clear" w:color="auto" w:fill="E8EAED"/>
+            <w:tcBorders>
+              <w:top w:val="single" w:sz="4" w:color="BFBFBF"/>
+              <w:left w:val="single" w:sz="4" w:color="BFBFBF"/>
+              <w:bottom w:val="single" w:sz="4" w:color="BFBFBF"/>
+              <w:right w:val="single" w:sz="4" w:color="BFBFBF"/>
+            </w:tcBorders>
+            <w:vAlign w:val="center"/>
+          </w:tcPr>
+          <w:p>
+            <w:r/>
+            <w:r>
+              <w:rPr>
+                <w:rFonts w:ascii="Arial" w:hAnsi="Arial" w:cs="Arial"/>
+                <w:b/>
+                <w:i w:val="0"/>
+                <w:color w:val="000000"/>
+                <w:sz w:val="20"/>
+              </w:rPr>
+              <w:t>Required Quantity</w:t>
+            </w:r>
+          </w:p>
+        </w:tc>
+        <w:tc>
+          <w:tcPr>
+            <w:tcW w:type="dxa" w:w="1600"/>
+            <w:shd w:val="clear" w:color="auto" w:fill="E8EAED"/>
+            <w:tcBorders>
+              <w:top w:val="single" w:sz="4" w:color="BFBFBF"/>
+              <w:left w:val="single" w:sz="4" w:color="BFBFBF"/>
+              <w:bottom w:val="single" w:sz="4" w:color="BFBFBF"/>
+              <w:right w:val="single" w:sz="4" w:color="BFBFBF"/>
+            </w:tcBorders>
+            <w:vAlign w:val="center"/>
+          </w:tcPr>
+          <w:p>
+            <w:r/>
+            <w:r>
+              <w:rPr>
+                <w:rFonts w:ascii="Arial" w:hAnsi="Arial" w:cs="Arial"/>
+                <w:b/>
+                <w:i w:val="0"/>
+                <w:color w:val="000000"/>
+                <w:sz w:val="20"/>
+              </w:rPr>
+              <w:t>Actual Quantity Added</w:t>
+            </w:r>
+          </w:p>
+        </w:tc>
+        <w:tc>
+          <w:tcPr>
+            <w:tcW w:type="dxa" w:w="1800"/>
+            <w:shd w:val="clear" w:color="auto" w:fill="E8EAED"/>
+            <w:tcBorders>
+              <w:top w:val="single" w:sz="4" w:color="BFBFBF"/>
+              <w:left w:val="single" w:sz="4" w:color="BFBFBF"/>
+              <w:bottom w:val="single" w:sz="4" w:color="BFBFBF"/>
+              <w:right w:val="single" w:sz="4" w:color="BFBFBF"/>
+            </w:tcBorders>
+            <w:vAlign w:val="center"/>
+          </w:tcPr>
+          <w:p>
+            <w:r/>
+            <w:r>
+              <w:rPr>
+                <w:rFonts w:ascii="Arial" w:hAnsi="Arial" w:cs="Arial"/>
+                <w:b/>
+                <w:i w:val="0"/>
+                <w:color w:val="000000"/>
+                <w:sz w:val="20"/>
+              </w:rPr>
+              <w:t>Operator Initials &amp; Date</w:t>
+            </w:r>
+          </w:p>
+        </w:tc>
+      </w:tr>
+      <w:tr>
+        <w:tc>
+          <w:tcPr>
+            <w:tcW w:type="dxa" w:w="3000"/>
+            <w:tcBorders>
+              <w:top w:val="single" w:sz="4" w:color="BFBFBF"/>
+              <w:left w:val="single" w:sz="4" w:color="BFBFBF"/>
+              <w:bottom w:val="single" w:sz="4" w:color="BFBFBF"/>
+              <w:right w:val="single" w:sz="4" w:color="BFBFBF"/>
+            </w:tcBorders>
+            <w:vAlign w:val="center"/>
+          </w:tcPr>
+          <w:p>
+            <w:r/>
+            <w:r>
+              <w:rPr>
+                <w:rFonts w:ascii="Arial" w:hAnsi="Arial" w:cs="Arial"/>
+                <w:b w:val="0"/>
+                <w:i w:val="0"/>
+                <w:color w:val="000000"/>
+                <w:sz w:val="20"/>
+              </w:rPr>
+            </w:r>
+          </w:p>
+        </w:tc>
+        <w:tc>
+          <w:tcPr>
+            <w:tcW w:type="dxa" w:w="2000"/>
+            <w:tcBorders>
+              <w:top w:val="single" w:sz="4" w:color="BFBFBF"/>
+              <w:left w:val="single" w:sz="4" w:color="BFBFBF"/>
+              <w:bottom w:val="single" w:sz="4" w:color="BFBFBF"/>
+              <w:right w:val="single" w:sz="4" w:color="BFBFBF"/>
+            </w:tcBorders>
+            <w:vAlign w:val="center"/>
+          </w:tcPr>
+          <w:p>
+            <w:r/>
+            <w:r>
+              <w:rPr>
+                <w:rFonts w:ascii="Arial" w:hAnsi="Arial" w:cs="Arial"/>
+                <w:b w:val="0"/>
+                <w:i w:val="0"/>
+                <w:color w:val="000000"/>
+                <w:sz w:val="20"/>
+              </w:rPr>
+            </w:r>
+          </w:p>
+        </w:tc>
+        <w:tc>
+          <w:tcPr>
+            <w:tcW w:type="dxa" w:w="1600"/>
+            <w:tcBorders>
+              <w:top w:val="single" w:sz="4" w:color="BFBFBF"/>
+              <w:left w:val="single" w:sz="4" w:color="BFBFBF"/>
+              <w:bottom w:val="single" w:sz="4" w:color="BFBFBF"/>
+              <w:right w:val="single" w:sz="4" w:color="BFBFBF"/>
+            </w:tcBorders>
+            <w:vAlign w:val="center"/>
+          </w:tcPr>
+          <w:p>
+            <w:r/>
+            <w:r>
+              <w:rPr>
+                <w:rFonts w:ascii="Arial" w:hAnsi="Arial" w:cs="Arial"/>
+                <w:b w:val="0"/>
+                <w:i w:val="0"/>
+                <w:color w:val="000000"/>
+                <w:sz w:val="20"/>
+              </w:rPr>
+            </w:r>
+          </w:p>
+        </w:tc>
+        <w:tc>
+          <w:tcPr>
+            <w:tcW w:type="dxa" w:w="1600"/>
+            <w:tcBorders>
+              <w:top w:val="single" w:sz="4" w:color="BFBFBF"/>
+              <w:left w:val="single" w:sz="4" w:color="BFBFBF"/>
+              <w:bottom w:val="single" w:sz="4" w:color="BFBFBF"/>
+              <w:right w:val="single" w:sz="4" w:color="BFBFBF"/>
+            </w:tcBorders>
+            <w:vAlign w:val="center"/>
+          </w:tcPr>
+          <w:p>
+            <w:r/>
+            <w:r>
+              <w:rPr>
+                <w:rFonts w:ascii="Arial" w:hAnsi="Arial" w:cs="Arial"/>
+                <w:b w:val="0"/>
+                <w:i w:val="0"/>
+                <w:color w:val="000000"/>
+                <w:sz w:val="20"/>
+              </w:rPr>
+            </w:r>
+          </w:p>
+        </w:tc>
+        <w:tc>
+          <w:tcPr>
+            <w:tcW w:type="dxa" w:w="1800"/>
+            <w:tcBorders>
+              <w:top w:val="single" w:sz="4" w:color="BFBFBF"/>
+              <w:left w:val="single" w:sz="4" w:color="BFBFBF"/>
+              <w:bottom w:val="single" w:sz="4" w:color="BFBFBF"/>
+              <w:right w:val="single" w:sz="4" w:color="BFBFBF"/>
+            </w:tcBorders>
+            <w:vAlign w:val="center"/>
+          </w:tcPr>
+          <w:p>
+            <w:r/>
+            <w:r>
+              <w:rPr>
+                <w:rFonts w:ascii="Arial" w:hAnsi="Arial" w:cs="Arial"/>
+                <w:b w:val="0"/>
+                <w:i w:val="0"/>
+                <w:color w:val="000000"/>
+                <w:sz w:val="20"/>
+              </w:rPr>
+            </w:r>
+          </w:p>
+        </w:tc>
+      </w:tr>
+    </w:tbl>
+    <w:p>
+      <w:pPr>
+        <w:keepNext/>
+        <w:spacing w:before="280" w:after="80"/>
+      </w:pPr>
+      <w:r>
+        <w:rPr>
+          <w:rFonts w:ascii="Arial" w:hAnsi="Arial" w:cs="Arial"/>
+          <w:b/>
+          <w:i w:val="0"/>
+          <w:color w:val="000000"/>
+          <w:sz w:val="26"/>
+        </w:rPr>
+        <w:t>3. Equipment Log</w:t>
+      </w:r>
+    </w:p>
+    <w:p>
+      <w:pPr>
+        <w:spacing w:after="80"/>
+      </w:pPr>
+      <w:r>
+        <w:rPr>
+          <w:rFonts w:ascii="Arial" w:hAnsi="Arial" w:cs="Arial"/>
+          <w:b w:val="0"/>
+          <w:i/>
+          <w:color w:val="5F6368"/>
+          <w:sz w:val="18"/>
+        </w:rPr>
+        <w:t>Record primary equipment used to ensure traceability.</w:t>
+      </w:r>
+    </w:p>
+    <w:tbl>
+      <w:tblPr>
+        <w:tblW w:type="auto" w:w="0"/>
+        <w:tblLook w:firstColumn="1" w:firstRow="1" w:lastColumn="0" w:lastRow="0" w:noHBand="0" w:noVBand="1" w:val="04A0"/>
+        <w:tblLayout w:type="fixed"/>
+      </w:tblPr>
+      <w:tblGrid>
+        <w:gridCol w:w="2520"/>
+        <w:gridCol w:w="2520"/>
+        <w:gridCol w:w="2520"/>
+        <w:gridCol w:w="2520"/>
+      </w:tblGrid>
+      <w:tr>
+        <w:tc>
+          <w:tcPr>
+            <w:tcW w:type="dxa" w:w="3200"/>
+            <w:shd w:val="clear" w:color="auto" w:fill="E8EAED"/>
+            <w:tcBorders>
+              <w:top w:val="single" w:sz="4" w:color="BFBFBF"/>
+              <w:left w:val="single" w:sz="4" w:color="BFBFBF"/>
+              <w:bottom w:val="single" w:sz="4" w:color="BFBFBF"/>
+              <w:right w:val="single" w:sz="4" w:color="BFBFBF"/>
+            </w:tcBorders>
+            <w:vAlign w:val="center"/>
+          </w:tcPr>
+          <w:p>
+            <w:r/>
+            <w:r>
+              <w:rPr>
+                <w:rFonts w:ascii="Arial" w:hAnsi="Arial" w:cs="Arial"/>
+                <w:b/>
+                <w:i w:val="0"/>
+                <w:color w:val="000000"/>
+                <w:sz w:val="20"/>
+              </w:rPr>
+              <w:t>Equipment Name / Type</w:t>
+            </w:r>
+          </w:p>
+        </w:tc>
+        <w:tc>
+          <w:tcPr>
+            <w:tcW w:type="dxa" w:w="2200"/>
+            <w:shd w:val="clear" w:color="auto" w:fill="E8EAED"/>
+            <w:tcBorders>
+              <w:top w:val="single" w:sz="4" w:color="BFBFBF"/>
+              <w:left w:val="single" w:sz="4" w:color="BFBFBF"/>
+              <w:bottom w:val="single" w:sz="4" w:color="BFBFBF"/>
+              <w:right w:val="single" w:sz="4" w:color="BFBFBF"/>
+            </w:tcBorders>
+            <w:vAlign w:val="center"/>
+          </w:tcPr>
+          <w:p>
+            <w:r/>
+            <w:r>
+              <w:rPr>
+                <w:rFonts w:ascii="Arial" w:hAnsi="Arial" w:cs="Arial"/>
+                <w:b/>
+                <w:i w:val="0"/>
+                <w:color w:val="000000"/>
+                <w:sz w:val="20"/>
+              </w:rPr>
+              <w:t>Equipment ID (Asset Tag)</w:t>
+            </w:r>
+          </w:p>
+        </w:tc>
+        <w:tc>
+          <w:tcPr>
+            <w:tcW w:type="dxa" w:w="2600"/>
+            <w:shd w:val="clear" w:color="auto" w:fill="E8EAED"/>
+            <w:tcBorders>
+              <w:top w:val="single" w:sz="4" w:color="BFBFBF"/>
+              <w:left w:val="single" w:sz="4" w:color="BFBFBF"/>
+              <w:bottom w:val="single" w:sz="4" w:color="BFBFBF"/>
+              <w:right w:val="single" w:sz="4" w:color="BFBFBF"/>
+            </w:tcBorders>
+            <w:vAlign w:val="center"/>
+          </w:tcPr>
+          <w:p>
+            <w:r/>
+            <w:r>
+              <w:rPr>
+                <w:rFonts w:ascii="Arial" w:hAnsi="Arial" w:cs="Arial"/>
+                <w:b/>
+                <w:i w:val="0"/>
+                <w:color w:val="000000"/>
+                <w:sz w:val="20"/>
+              </w:rPr>
+              <w:t>Calibration Status (Valid Until)</w:t>
+            </w:r>
+          </w:p>
+        </w:tc>
+        <w:tc>
+          <w:tcPr>
+            <w:tcW w:type="dxa" w:w="2000"/>
+            <w:shd w:val="clear" w:color="auto" w:fill="E8EAED"/>
+            <w:tcBorders>
+              <w:top w:val="single" w:sz="4" w:color="BFBFBF"/>
+              <w:left w:val="single" w:sz="4" w:color="BFBFBF"/>
+              <w:bottom w:val="single" w:sz="4" w:color="BFBFBF"/>
+              <w:right w:val="single" w:sz="4" w:color="BFBFBF"/>
+            </w:tcBorders>
+            <w:vAlign w:val="center"/>
+          </w:tcPr>
+          <w:p>
+            <w:r/>
+            <w:r>
+              <w:rPr>
+                <w:rFonts w:ascii="Arial" w:hAnsi="Arial" w:cs="Arial"/>
+                <w:b/>
+                <w:i w:val="0"/>
+                <w:color w:val="000000"/>
+                <w:sz w:val="20"/>
+              </w:rPr>
+              <w:t>Operator Initials &amp; Date</w:t>
+            </w:r>
+          </w:p>
+        </w:tc>
+      </w:tr>
+      <w:tr>
+        <w:tc>
+          <w:tcPr>
+            <w:tcW w:type="dxa" w:w="3200"/>
+            <w:tcBorders>
+              <w:top w:val="single" w:sz="4" w:color="BFBFBF"/>
+              <w:left w:val="single" w:sz="4" w:color="BFBFBF"/>
+              <w:bottom w:val="single" w:sz="4" w:color="BFBFBF"/>
+              <w:right w:val="single" w:sz="4" w:color="BFBFBF"/>
+            </w:tcBorders>
+            <w:vAlign w:val="center"/>
+          </w:tcPr>
+          <w:p>
+            <w:r/>
+            <w:r>
+              <w:rPr>
+                <w:rFonts w:ascii="Arial" w:hAnsi="Arial" w:cs="Arial"/>
+                <w:b w:val="0"/>
+                <w:i w:val="0"/>
+                <w:color w:val="000000"/>
+                <w:sz w:val="20"/>
+              </w:rPr>
+            </w:r>
+          </w:p>
+        </w:tc>
+        <w:tc>
+          <w:tcPr>
+            <w:tcW w:type="dxa" w:w="2200"/>
+            <w:tcBorders>
+              <w:top w:val="single" w:sz="4" w:color="BFBFBF"/>
+              <w:left w:val="single" w:sz="4" w:color="BFBFBF"/>
+              <w:bottom w:val="single" w:sz="4" w:color="BFBFBF"/>
+              <w:right w:val="single" w:sz="4" w:color="BFBFBF"/>
+            </w:tcBorders>
+            <w:vAlign w:val="center"/>
+          </w:tcPr>
+          <w:p>
+            <w:r/>
+            <w:r>
+              <w:rPr>
+                <w:rFonts w:ascii="Arial" w:hAnsi="Arial" w:cs="Arial"/>
+                <w:b w:val="0"/>
+                <w:i w:val="0"/>
+                <w:color w:val="000000"/>
+                <w:sz w:val="20"/>
+              </w:rPr>
+            </w:r>
+          </w:p>
+        </w:tc>
+        <w:tc>
+          <w:tcPr>
+            <w:tcW w:type="dxa" w:w="2600"/>
+            <w:tcBorders>
+              <w:top w:val="single" w:sz="4" w:color="BFBFBF"/>
+              <w:left w:val="single" w:sz="4" w:color="BFBFBF"/>
+              <w:bottom w:val="single" w:sz="4" w:color="BFBFBF"/>
+              <w:right w:val="single" w:sz="4" w:color="BFBFBF"/>
+            </w:tcBorders>
+            <w:vAlign w:val="center"/>
+          </w:tcPr>
+          <w:p>
+            <w:r/>
+            <w:r>
+              <w:rPr>
+                <w:rFonts w:ascii="Arial" w:hAnsi="Arial" w:cs="Arial"/>
+                <w:b w:val="0"/>
+                <w:i w:val="0"/>
+                <w:color w:val="000000"/>
+                <w:sz w:val="20"/>
+              </w:rPr>
+            </w:r>
+          </w:p>
+        </w:tc>
+        <w:tc>
+          <w:tcPr>
+            <w:tcW w:type="dxa" w:w="2000"/>
+            <w:tcBorders>
+              <w:top w:val="single" w:sz="4" w:color="BFBFBF"/>
+              <w:left w:val="single" w:sz="4" w:color="BFBFBF"/>
+              <w:bottom w:val="single" w:sz="4" w:color="BFBFBF"/>
+              <w:right w:val="single" w:sz="4" w:color="BFBFBF"/>
+            </w:tcBorders>
+            <w:vAlign w:val="center"/>
+          </w:tcPr>
+          <w:p>
+            <w:r/>
+            <w:r>
+              <w:rPr>
+                <w:rFonts w:ascii="Arial" w:hAnsi="Arial" w:cs="Arial"/>
+                <w:b w:val="0"/>
+                <w:i w:val="0"/>
+                <w:color w:val="000000"/>
+                <w:sz w:val="20"/>
+              </w:rPr>
+            </w:r>
+          </w:p>
+        </w:tc>
+      </w:tr>
+    </w:tbl>
+    <w:p>
+      <w:pPr>
+        <w:keepNext/>
+        <w:spacing w:before="280" w:after="80"/>
+      </w:pPr>
+      <w:r>
+        <w:rPr>
+          <w:rFonts w:ascii="Arial" w:hAnsi="Arial" w:cs="Arial"/>
+          <w:b/>
+          <w:i w:val="0"/>
+          <w:color w:val="000000"/>
+          <w:sz w:val="26"/>
+        </w:rPr>
+        <w:t>4. Execution: Unit Operations</w:t>
+      </w:r>
+    </w:p>
+    <w:p>
+      <w:pPr>
+        <w:spacing w:after="80"/>
+      </w:pPr>
+      <w:r>
+        <w:rPr>
+          <w:rFonts w:ascii="Arial" w:hAnsi="Arial" w:cs="Arial"/>
+          <w:b w:val="0"/>
+          <w:i/>
+          <w:color w:val="5F6368"/>
+          <w:sz w:val="18"/>
+        </w:rPr>
+        <w:t>Execute process steps. Record actual values, operator, and verifier (if required by SOP) for each step.</w:t>
+      </w:r>
+    </w:p>
+    <w:p>
+      <w:pPr>
+        <w:keepNext/>
+        <w:spacing w:before="160" w:after="80"/>
+      </w:pPr>
+      <w:r>
+        <w:rPr>
+          <w:rFonts w:ascii="Arial" w:hAnsi="Arial" w:cs="Arial"/>
+          <w:b/>
+          <w:i w:val="0"/>
+          <w:color w:val="000000"/>
+          <w:sz w:val="22"/>
+        </w:rPr>
+        <w:t xml:space="preserve">4.1  Media Prep</w:t>
+      </w:r>
+    </w:p>
+    <w:tbl>
+      <w:tblPr>
+        <w:tblW w:type="auto" w:w="0"/>
+        <w:tblLook w:firstColumn="1" w:firstRow="1" w:lastColumn="0" w:lastRow="0" w:noHBand="0" w:noVBand="1" w:val="04A0"/>
+        <w:tblLayout w:type="fixed"/>
+      </w:tblPr>
+      <w:tblGrid>
+        <w:gridCol w:w="1680"/>
+        <w:gridCol w:w="1680"/>
+        <w:gridCol w:w="1680"/>
+        <w:gridCol w:w="1680"/>
+        <w:gridCol w:w="1680"/>
+        <w:gridCol w:w="1680"/>
+      </w:tblGrid>
+      <w:tr>
+        <w:tc>
+          <w:tcPr>
+            <w:tcW w:type="dxa" w:w="800"/>
+            <w:shd w:val="clear" w:color="auto" w:fill="E8EAED"/>
+            <w:tcBorders>
+              <w:top w:val="single" w:sz="4" w:color="BFBFBF"/>
+              <w:left w:val="single" w:sz="4" w:color="BFBFBF"/>
+              <w:bottom w:val="single" w:sz="4" w:color="BFBFBF"/>
+              <w:right w:val="single" w:sz="4" w:color="BFBFBF"/>
+            </w:tcBorders>
+            <w:vAlign w:val="center"/>
+          </w:tcPr>
+          <w:p>
+            <w:r/>
+            <w:r>
+              <w:rPr>
+                <w:rFonts w:ascii="Arial" w:hAnsi="Arial" w:cs="Arial"/>
+                <w:b/>
+                <w:i w:val="0"/>
+                <w:color w:val="000000"/>
+                <w:sz w:val="20"/>
               </w:rPr>
               <w:t>Step</w:t>
             </w:r>
@@ -120,85 +957,159 @@
         </w:tc>
         <w:tc>
           <w:tcPr>
-            <w:tcW w:type="dxa" w:w="4032"/>
-            <w:shd w:val="clear" w:color="auto" w:fill="1E293B"/>
+            <w:tcW w:type="dxa" w:w="2600"/>
+            <w:shd w:val="clear" w:color="auto" w:fill="E8EAED"/>
+            <w:tcBorders>
+              <w:top w:val="single" w:sz="4" w:color="BFBFBF"/>
+              <w:left w:val="single" w:sz="4" w:color="BFBFBF"/>
+              <w:bottom w:val="single" w:sz="4" w:color="BFBFBF"/>
+              <w:right w:val="single" w:sz="4" w:color="BFBFBF"/>
+            </w:tcBorders>
+            <w:vAlign w:val="center"/>
+          </w:tcPr>
+          <w:p>
+            <w:r/>
+            <w:r>
+              <w:rPr>
+                <w:rFonts w:ascii="Arial" w:hAnsi="Arial" w:cs="Arial"/>
+                <w:b/>
+                <w:i w:val="0"/>
+                <w:color w:val="000000"/>
+                <w:sz w:val="20"/>
+              </w:rPr>
+              <w:t>Instruction</w:t>
+            </w:r>
+          </w:p>
+        </w:tc>
+        <w:tc>
+          <w:tcPr>
+            <w:tcW w:type="dxa" w:w="2600"/>
+            <w:shd w:val="clear" w:color="auto" w:fill="E8EAED"/>
+            <w:tcBorders>
+              <w:top w:val="single" w:sz="4" w:color="BFBFBF"/>
+              <w:left w:val="single" w:sz="4" w:color="BFBFBF"/>
+              <w:bottom w:val="single" w:sz="4" w:color="BFBFBF"/>
+              <w:right w:val="single" w:sz="4" w:color="BFBFBF"/>
+            </w:tcBorders>
+            <w:vAlign w:val="center"/>
+          </w:tcPr>
+          <w:p>
+            <w:r/>
+            <w:r>
+              <w:rPr>
+                <w:rFonts w:ascii="Arial" w:hAnsi="Arial" w:cs="Arial"/>
+                <w:b/>
+                <w:i w:val="0"/>
+                <w:color w:val="000000"/>
+                <w:sz w:val="20"/>
+              </w:rPr>
+              <w:t>Target Parameter</w:t>
+            </w:r>
+          </w:p>
+        </w:tc>
+        <w:tc>
+          <w:tcPr>
+            <w:tcW w:type="dxa" w:w="1600"/>
+            <w:shd w:val="clear" w:color="auto" w:fill="E8EAED"/>
+            <w:tcBorders>
+              <w:top w:val="single" w:sz="4" w:color="BFBFBF"/>
+              <w:left w:val="single" w:sz="4" w:color="BFBFBF"/>
+              <w:bottom w:val="single" w:sz="4" w:color="BFBFBF"/>
+              <w:right w:val="single" w:sz="4" w:color="BFBFBF"/>
+            </w:tcBorders>
+            <w:vAlign w:val="center"/>
+          </w:tcPr>
+          <w:p>
+            <w:r/>
+            <w:r>
+              <w:rPr>
+                <w:rFonts w:ascii="Arial" w:hAnsi="Arial" w:cs="Arial"/>
+                <w:b/>
+                <w:i w:val="0"/>
+                <w:color w:val="000000"/>
+                <w:sz w:val="20"/>
+              </w:rPr>
+              <w:t>Actual Value</w:t>
+            </w:r>
+          </w:p>
+        </w:tc>
+        <w:tc>
+          <w:tcPr>
+            <w:tcW w:type="dxa" w:w="1000"/>
+            <w:shd w:val="clear" w:color="auto" w:fill="E8EAED"/>
+            <w:tcBorders>
+              <w:top w:val="single" w:sz="4" w:color="BFBFBF"/>
+              <w:left w:val="single" w:sz="4" w:color="BFBFBF"/>
+              <w:bottom w:val="single" w:sz="4" w:color="BFBFBF"/>
+              <w:right w:val="single" w:sz="4" w:color="BFBFBF"/>
+            </w:tcBorders>
+            <w:vAlign w:val="center"/>
+          </w:tcPr>
+          <w:p>
+            <w:r/>
+            <w:r>
+              <w:rPr>
+                <w:rFonts w:ascii="Arial" w:hAnsi="Arial" w:cs="Arial"/>
+                <w:b/>
+                <w:i w:val="0"/>
+                <w:color w:val="000000"/>
+                <w:sz w:val="20"/>
+              </w:rPr>
+              <w:t>Operator</w:t>
+            </w:r>
+          </w:p>
+        </w:tc>
+        <w:tc>
+          <w:tcPr>
+            <w:tcW w:type="dxa" w:w="1000"/>
+            <w:shd w:val="clear" w:color="auto" w:fill="E8EAED"/>
+            <w:tcBorders>
+              <w:top w:val="single" w:sz="4" w:color="BFBFBF"/>
+              <w:left w:val="single" w:sz="4" w:color="BFBFBF"/>
+              <w:bottom w:val="single" w:sz="4" w:color="BFBFBF"/>
+              <w:right w:val="single" w:sz="4" w:color="BFBFBF"/>
+            </w:tcBorders>
+            <w:vAlign w:val="center"/>
+          </w:tcPr>
+          <w:p>
+            <w:r/>
+            <w:r>
+              <w:rPr>
+                <w:rFonts w:ascii="Arial" w:hAnsi="Arial" w:cs="Arial"/>
+                <w:b/>
+                <w:i w:val="0"/>
+                <w:color w:val="000000"/>
+                <w:sz w:val="20"/>
+              </w:rPr>
+              <w:t>Verifier</w:t>
+            </w:r>
+          </w:p>
+        </w:tc>
+      </w:tr>
+      <w:tr>
+        <w:tc>
+          <w:tcPr>
+            <w:tcW w:type="dxa" w:w="800"/>
+            <w:tcBorders>
+              <w:top w:val="single" w:sz="4" w:color="BFBFBF"/>
+              <w:left w:val="single" w:sz="4" w:color="BFBFBF"/>
+              <w:bottom w:val="single" w:sz="4" w:color="BFBFBF"/>
+              <w:right w:val="single" w:sz="4" w:color="BFBFBF"/>
+            </w:tcBorders>
+            <w:vAlign w:val="center"/>
           </w:tcPr>
           <w:p>
             <w:pPr>
-              <w:spacing w:before="0" w:after="0"/>
               <w:jc w:val="center"/>
             </w:pPr>
             <w:r/>
             <w:r>
               <w:rPr>
-                <w:b/>
-                <w:color w:val="FFFFFF"/>
-                <w:sz w:val="16"/>
-              </w:rPr>
-              <w:t>Description</w:t>
-            </w:r>
-          </w:p>
-        </w:tc>
-        <w:tc>
-          <w:tcPr>
-            <w:tcW w:type="dxa" w:w="2016"/>
-            <w:shd w:val="clear" w:color="auto" w:fill="1E293B"/>
-          </w:tcPr>
-          <w:p>
-            <w:pPr>
-              <w:spacing w:before="0" w:after="0"/>
-              <w:jc w:val="center"/>
-            </w:pPr>
-            <w:r/>
-            <w:r>
-              <w:rPr>
-                <w:b/>
-                <w:color w:val="FFFFFF"/>
-                <w:sz w:val="16"/>
-              </w:rPr>
-              <w:t>Value / Result</w:t>
-            </w:r>
-          </w:p>
-        </w:tc>
-        <w:tc>
-          <w:tcPr>
-            <w:tcW w:type="dxa" w:w="1512"/>
-            <w:shd w:val="clear" w:color="auto" w:fill="1E293B"/>
-          </w:tcPr>
-          <w:p>
-            <w:pPr>
-              <w:spacing w:before="0" w:after="0"/>
-              <w:jc w:val="center"/>
-            </w:pPr>
-            <w:r/>
-            <w:r>
-              <w:rPr>
-                <w:b/>
-                <w:color w:val="FFFFFF"/>
-                <w:sz w:val="16"/>
-              </w:rPr>
-              <w:t>Initials</w:t>
-            </w:r>
-          </w:p>
-        </w:tc>
-      </w:tr>
-      <w:tr>
-        <w:trPr>
-          <w:trHeight w:val="680" w:hRule="atLeast"/>
-        </w:trPr>
-        <w:tc>
-          <w:tcPr>
-            <w:tcW w:type="dxa" w:w="504"/>
-          </w:tcPr>
-          <w:p>
-            <w:pPr>
-              <w:spacing w:before="0" w:after="0"/>
-            </w:pPr>
-            <w:r/>
-            <w:r>
-              <w:rPr>
-                <w:color w:val="334155"/>
-                <w:sz w:val="16"/>
+                <w:rFonts w:ascii="Arial" w:hAnsi="Arial" w:cs="Arial"/>
+                <w:b w:val="0"/>
+                <w:i w:val="0"/>
+                <w:color w:val="000000"/>
+                <w:sz w:val="20"/>
               </w:rPr>
               <w:t xml:space="preserve">1</w:t>
             </w:r>
@@ -206,17 +1117,24 @@
         </w:tc>
         <w:tc>
           <w:tcPr>
-            <w:tcW w:type="dxa" w:w="2016"/>
+            <w:tcW w:type="dxa" w:w="2600"/>
+            <w:tcBorders>
+              <w:top w:val="single" w:sz="4" w:color="BFBFBF"/>
+              <w:left w:val="single" w:sz="4" w:color="BFBFBF"/>
+              <w:bottom w:val="single" w:sz="4" w:color="BFBFBF"/>
+              <w:right w:val="single" w:sz="4" w:color="BFBFBF"/>
+            </w:tcBorders>
+            <w:vAlign w:val="center"/>
           </w:tcPr>
           <w:p>
-            <w:pPr>
-              <w:spacing w:before="0" w:after="0"/>
-            </w:pPr>
             <w:r/>
             <w:r>
               <w:rPr>
-                <w:color w:val="334155"/>
-                <w:sz w:val="16"/>
+                <w:rFonts w:ascii="Arial" w:hAnsi="Arial" w:cs="Arial"/>
+                <w:b w:val="0"/>
+                <w:i w:val="0"/>
+                <w:color w:val="000000"/>
+                <w:sz w:val="20"/>
               </w:rPr>
               <w:t xml:space="preserve">Weigh Reagents</w:t>
             </w:r>
@@ -224,98 +1142,65 @@
         </w:tc>
         <w:tc>
           <w:tcPr>
-            <w:tcW w:type="dxa" w:w="4032"/>
+            <w:tcW w:type="dxa" w:w="2600"/>
+            <w:tcBorders>
+              <w:top w:val="single" w:sz="4" w:color="BFBFBF"/>
+              <w:left w:val="single" w:sz="4" w:color="BFBFBF"/>
+              <w:bottom w:val="single" w:sz="4" w:color="BFBFBF"/>
+              <w:right w:val="single" w:sz="4" w:color="BFBFBF"/>
+            </w:tcBorders>
+            <w:vAlign w:val="center"/>
           </w:tcPr>
           <w:p>
-            <w:pPr>
-              <w:spacing w:before="0" w:after="80"/>
-            </w:pPr>
             <w:r/>
             <w:r>
               <w:rPr>
-                <w:color w:val="334155"/>
-                <w:sz w:val="16"/>
+                <w:rFonts w:ascii="Arial" w:hAnsi="Arial" w:cs="Arial"/>
+                <w:b w:val="0"/>
+                <w:i w:val="0"/>
+                <w:color w:val="000000"/>
+                <w:sz w:val="18"/>
               </w:rPr>
               <w:t xml:space="preserve">Weigh NaCl and KCl. NaCl: 8, and KCl: 0.2.</w:t>
-            </w:r>
-          </w:p>
-          <w:p>
-            <w:pPr>
-              <w:spacing w:before="40" w:after="0"/>
-            </w:pPr>
-            <w:r>
-              <w:rPr>
-                <w:i/>
-                <w:color w:val="969BA5"/>
-                <w:sz w:val="14"/>
-              </w:rPr>
-              <w:t xml:space="preserve">Notes: </w:t>
-            </w:r>
-            <w:r>
-              <w:rPr>
-                <w:color w:val="334155"/>
-                <w:sz w:val="14"/>
-              </w:rPr>
-              <w:t xml:space="preserve">See Figure 1</w:t>
             </w:r>
           </w:p>
         </w:tc>
         <w:tc>
           <w:tcPr>
-            <w:tcW w:type="dxa" w:w="2016"/>
+            <w:tcW w:type="dxa" w:w="1600"/>
+            <w:tcBorders>
+              <w:top w:val="single" w:sz="4" w:color="BFBFBF"/>
+              <w:left w:val="single" w:sz="4" w:color="BFBFBF"/>
+              <w:bottom w:val="single" w:sz="4" w:color="BFBFBF"/>
+              <w:right w:val="single" w:sz="4" w:color="BFBFBF"/>
+            </w:tcBorders>
+            <w:vAlign w:val="center"/>
           </w:tcPr>
           <w:p>
-            <w:pPr>
-              <w:spacing w:before="0" w:after="0"/>
-            </w:pPr>
             <w:r/>
             <w:r>
               <w:rPr>
-                <w:color w:val="334155"/>
-                <w:sz w:val="16"/>
+                <w:rFonts w:ascii="Arial" w:hAnsi="Arial" w:cs="Arial"/>
+                <w:b w:val="0"/>
+                <w:i w:val="0"/>
+                <w:color w:val="000000"/>
+                <w:sz w:val="20"/>
               </w:rPr>
               <w:t xml:space="preserve"/>
             </w:r>
             <w:r>
-              <w:rPr>
-                <w:sz w:val="101600"/>
-                <w:szCs w:val="101600"/>
-                <w:b/>
-              </w:rPr>
-              <w:t xml:space="preserve">NaCl (g): </w:t>
-            </w:r>
-            <w:r>
-              <w:rPr>
-                <w:sz w:val="101600"/>
-                <w:szCs w:val="101600"/>
-              </w:rPr>
-              <w:t xml:space="preserve">8.01</w:t>
+              <w:t xml:space="preserve">Recorded: 8.01</w:t>
             </w:r>
             <w:r>
               <w:t xml:space="preserve"/>
             </w:r>
           </w:p>
           <w:p>
-            <w:pPr>
-              <w:spacing w:before="0" w:after="0"/>
-            </w:pPr>
             <w:r>
               <w:t xml:space="preserve"/>
             </w:r>
             <w:r>
-              <w:rPr>
-                <w:sz w:val="101600"/>
-                <w:szCs w:val="101600"/>
-                <w:b/>
-              </w:rPr>
-              <w:t xml:space="preserve">KCl (g): </w:t>
-            </w:r>
-            <w:r>
-              <w:rPr>
-                <w:sz w:val="101600"/>
-                <w:szCs w:val="101600"/>
-              </w:rPr>
-              <w:t xml:space="preserve">0.2</w:t>
+              <w:t xml:space="preserve">2026-04-01T10:30:00Z</w:t>
             </w:r>
             <w:r>
               <w:t xml:space="preserve"/>
@@ -324,40 +1209,81 @@
         </w:tc>
         <w:tc>
           <w:tcPr>
-            <w:tcW w:type="dxa" w:w="1512"/>
+            <w:tcW w:type="dxa" w:w="1000"/>
+            <w:tcBorders>
+              <w:top w:val="single" w:sz="4" w:color="BFBFBF"/>
+              <w:left w:val="single" w:sz="4" w:color="BFBFBF"/>
+              <w:bottom w:val="single" w:sz="4" w:color="BFBFBF"/>
+              <w:right w:val="single" w:sz="4" w:color="BFBFBF"/>
+            </w:tcBorders>
+            <w:vAlign w:val="center"/>
           </w:tcPr>
           <w:p>
             <w:pPr>
-              <w:spacing w:before="0" w:after="0"/>
+              <w:jc w:val="center"/>
             </w:pPr>
             <w:r/>
             <w:r>
               <w:rPr>
-                <w:color w:val="334155"/>
-                <w:sz w:val="16"/>
+                <w:rFonts w:ascii="Arial" w:hAnsi="Arial" w:cs="Arial"/>
+                <w:b w:val="0"/>
+                <w:i w:val="0"/>
+                <w:color w:val="000000"/>
+                <w:sz w:val="20"/>
               </w:rPr>
               <w:t xml:space="preserve">D.S.C.</w:t>
             </w:r>
           </w:p>
         </w:tc>
+        <w:tc>
+          <w:tcPr>
+            <w:tcW w:type="dxa" w:w="1000"/>
+            <w:tcBorders>
+              <w:top w:val="single" w:sz="4" w:color="BFBFBF"/>
+              <w:left w:val="single" w:sz="4" w:color="BFBFBF"/>
+              <w:bottom w:val="single" w:sz="4" w:color="BFBFBF"/>
+              <w:right w:val="single" w:sz="4" w:color="BFBFBF"/>
+            </w:tcBorders>
+            <w:vAlign w:val="center"/>
+          </w:tcPr>
+          <w:p>
+            <w:r/>
+            <w:r>
+              <w:rPr>
+                <w:rFonts w:ascii="Arial" w:hAnsi="Arial" w:cs="Arial"/>
+                <w:b w:val="0"/>
+                <w:i w:val="0"/>
+                <w:color w:val="000000"/>
+                <w:sz w:val="20"/>
+              </w:rPr>
+            </w:r>
+          </w:p>
+        </w:tc>
       </w:tr>
       <w:tr>
-        <w:trPr>
-          <w:trHeight w:val="680" w:hRule="atLeast"/>
-        </w:trPr>
         <w:tc>
           <w:tcPr>
-            <w:tcW w:type="dxa" w:w="504"/>
+            <w:tcW w:type="dxa" w:w="800"/>
+            <w:tcBorders>
+              <w:top w:val="single" w:sz="4" w:color="BFBFBF"/>
+              <w:left w:val="single" w:sz="4" w:color="BFBFBF"/>
+              <w:bottom w:val="single" w:sz="4" w:color="BFBFBF"/>
+              <w:right w:val="single" w:sz="4" w:color="BFBFBF"/>
+            </w:tcBorders>
+            <w:vAlign w:val="center"/>
           </w:tcPr>
           <w:p>
             <w:pPr>
-              <w:spacing w:before="0" w:after="0"/>
+              <w:jc w:val="center"/>
             </w:pPr>
             <w:r/>
             <w:r>
               <w:rPr>
-                <w:color w:val="334155"/>
-                <w:sz w:val="16"/>
+                <w:rFonts w:ascii="Arial" w:hAnsi="Arial" w:cs="Arial"/>
+                <w:b w:val="0"/>
+                <w:i w:val="0"/>
+                <w:color w:val="000000"/>
+                <w:sz w:val="20"/>
               </w:rPr>
               <w:t xml:space="preserve">2</w:t>
             </w:r>
@@ -365,17 +1291,24 @@
         </w:tc>
         <w:tc>
           <w:tcPr>
-            <w:tcW w:type="dxa" w:w="2016"/>
+            <w:tcW w:type="dxa" w:w="2600"/>
+            <w:tcBorders>
+              <w:top w:val="single" w:sz="4" w:color="BFBFBF"/>
+              <w:left w:val="single" w:sz="4" w:color="BFBFBF"/>
+              <w:bottom w:val="single" w:sz="4" w:color="BFBFBF"/>
+              <w:right w:val="single" w:sz="4" w:color="BFBFBF"/>
+            </w:tcBorders>
+            <w:vAlign w:val="center"/>
           </w:tcPr>
           <w:p>
-            <w:pPr>
-              <w:spacing w:before="0" w:after="0"/>
-            </w:pPr>
             <w:r/>
             <w:r>
               <w:rPr>
-                <w:color w:val="334155"/>
-                <w:sz w:val="16"/>
+                <w:rFonts w:ascii="Arial" w:hAnsi="Arial" w:cs="Arial"/>
+                <w:b w:val="0"/>
+                <w:i w:val="0"/>
+                <w:color w:val="000000"/>
+                <w:sz w:val="20"/>
               </w:rPr>
               <w:t xml:space="preserve">Dissolve</w:t>
             </w:r>
@@ -383,64 +1316,65 @@
         </w:tc>
         <w:tc>
           <w:tcPr>
-            <w:tcW w:type="dxa" w:w="4032"/>
+            <w:tcW w:type="dxa" w:w="2600"/>
+            <w:tcBorders>
+              <w:top w:val="single" w:sz="4" w:color="BFBFBF"/>
+              <w:left w:val="single" w:sz="4" w:color="BFBFBF"/>
+              <w:bottom w:val="single" w:sz="4" w:color="BFBFBF"/>
+              <w:right w:val="single" w:sz="4" w:color="BFBFBF"/>
+            </w:tcBorders>
+            <w:vAlign w:val="center"/>
           </w:tcPr>
           <w:p>
-            <w:pPr>
-              <w:spacing w:before="0" w:after="80"/>
-            </w:pPr>
             <w:r/>
             <w:r>
               <w:rPr>
-                <w:color w:val="334155"/>
-                <w:sz w:val="16"/>
+                <w:rFonts w:ascii="Arial" w:hAnsi="Arial" w:cs="Arial"/>
+                <w:b w:val="0"/>
+                <w:i w:val="0"/>
+                <w:color w:val="000000"/>
+                <w:sz w:val="18"/>
               </w:rPr>
               <w:t xml:space="preserve">Add to 1000 mL water and stir.</w:t>
-            </w:r>
-          </w:p>
-          <w:p>
-            <w:pPr>
-              <w:spacing w:before="40" w:after="0"/>
-            </w:pPr>
-            <w:r>
-              <w:rPr>
-                <w:i/>
-                <w:color w:val="969BA5"/>
-                <w:sz w:val="14"/>
-              </w:rPr>
-              <w:t xml:space="preserve">Notes: </w:t>
-            </w:r>
-            <w:r>
-              <w:rPr>
-                <w:color w:val="334155"/>
-                <w:sz w:val="14"/>
-              </w:rPr>
-              <w:t xml:space="preserve">See Figure 2</w:t>
             </w:r>
           </w:p>
         </w:tc>
         <w:tc>
           <w:tcPr>
-            <w:tcW w:type="dxa" w:w="2016"/>
+            <w:tcW w:type="dxa" w:w="1600"/>
+            <w:tcBorders>
+              <w:top w:val="single" w:sz="4" w:color="BFBFBF"/>
+              <w:left w:val="single" w:sz="4" w:color="BFBFBF"/>
+              <w:bottom w:val="single" w:sz="4" w:color="BFBFBF"/>
+              <w:right w:val="single" w:sz="4" w:color="BFBFBF"/>
+            </w:tcBorders>
+            <w:vAlign w:val="center"/>
           </w:tcPr>
           <w:p>
-            <w:pPr>
-              <w:spacing w:before="0" w:after="0"/>
-            </w:pPr>
             <w:r/>
             <w:r>
               <w:rPr>
-                <w:color w:val="334155"/>
-                <w:sz w:val="16"/>
+                <w:rFonts w:ascii="Arial" w:hAnsi="Arial" w:cs="Arial"/>
+                <w:b w:val="0"/>
+                <w:i w:val="0"/>
+                <w:color w:val="000000"/>
+                <w:sz w:val="20"/>
               </w:rPr>
               <w:t xml:space="preserve"/>
             </w:r>
             <w:r>
-              <w:rPr>
-                <w:sz w:val="101600"/>
-                <w:szCs w:val="101600"/>
-              </w:rPr>
-              <w:t xml:space="preserve">1000</w:t>
+              <w:t xml:space="preserve">Recorded: 1000</w:t>
+            </w:r>
+            <w:r>
+              <w:t xml:space="preserve"/>
+            </w:r>
+          </w:p>
+          <w:p>
+            <w:r>
+              <w:t xml:space="preserve"/>
+            </w:r>
+            <w:r>
+              <w:t xml:space="preserve">2026-04-01T10:45:00Z</w:t>
             </w:r>
             <w:r>
               <w:t xml:space="preserve"/>
@@ -449,19 +1383,53 @@
         </w:tc>
         <w:tc>
           <w:tcPr>
-            <w:tcW w:type="dxa" w:w="1512"/>
+            <w:tcW w:type="dxa" w:w="1000"/>
+            <w:tcBorders>
+              <w:top w:val="single" w:sz="4" w:color="BFBFBF"/>
+              <w:left w:val="single" w:sz="4" w:color="BFBFBF"/>
+              <w:bottom w:val="single" w:sz="4" w:color="BFBFBF"/>
+              <w:right w:val="single" w:sz="4" w:color="BFBFBF"/>
+            </w:tcBorders>
+            <w:vAlign w:val="center"/>
           </w:tcPr>
           <w:p>
             <w:pPr>
-              <w:spacing w:before="0" w:after="0"/>
+              <w:jc w:val="center"/>
             </w:pPr>
             <w:r/>
             <w:r>
               <w:rPr>
-                <w:color w:val="334155"/>
-                <w:sz w:val="16"/>
+                <w:rFonts w:ascii="Arial" w:hAnsi="Arial" w:cs="Arial"/>
+                <w:b w:val="0"/>
+                <w:i w:val="0"/>
+                <w:color w:val="000000"/>
+                <w:sz w:val="20"/>
               </w:rPr>
               <w:t xml:space="preserve">D.S.C.</w:t>
+            </w:r>
+          </w:p>
+        </w:tc>
+        <w:tc>
+          <w:tcPr>
+            <w:tcW w:type="dxa" w:w="1000"/>
+            <w:tcBorders>
+              <w:top w:val="single" w:sz="4" w:color="BFBFBF"/>
+              <w:left w:val="single" w:sz="4" w:color="BFBFBF"/>
+              <w:bottom w:val="single" w:sz="4" w:color="BFBFBF"/>
+              <w:right w:val="single" w:sz="4" w:color="BFBFBF"/>
+            </w:tcBorders>
+            <w:vAlign w:val="center"/>
+          </w:tcPr>
+          <w:p>
+            <w:r/>
+            <w:r>
+              <w:rPr>
+                <w:rFonts w:ascii="Arial" w:hAnsi="Arial" w:cs="Arial"/>
+                <w:b w:val="0"/>
+                <w:i w:val="0"/>
+                <w:color w:val="000000"/>
+                <w:sz w:val="20"/>
+              </w:rPr>
             </w:r>
           </w:p>
         </w:tc>
@@ -469,78 +1437,56 @@
     </w:tbl>
     <w:p>
       <w:pPr>
-        <w:spacing w:after="120" w:before="0"/>
+        <w:keepNext/>
+        <w:spacing w:before="160" w:after="80"/>
       </w:pPr>
       <w:r>
         <w:rPr>
+          <w:rFonts w:ascii="Arial" w:hAnsi="Arial" w:cs="Arial"/>
           <w:b/>
-          <w:color w:val="0F172A"/>
-          <w:sz w:val="28"/>
+          <w:i w:val="0"/>
+          <w:color w:val="000000"/>
+          <w:sz w:val="22"/>
         </w:rPr>
-        <w:t xml:space="preserve">QC</w:t>
+        <w:t xml:space="preserve">4.2  QC</w:t>
       </w:r>
     </w:p>
     <w:tbl>
       <w:tblPr>
-        <w:tblStyle w:val="TableGrid"/>
         <w:tblW w:type="auto" w:w="0"/>
         <w:tblLook w:firstColumn="1" w:firstRow="1" w:lastColumn="0" w:lastRow="0" w:noHBand="0" w:noVBand="1" w:val="04A0"/>
-        <w:tblCellMar>
-          <w:top w:w="56" w:type="dxa"/>
-          <w:bottom w:w="56" w:type="dxa"/>
-          <w:start w:w="56" w:type="dxa"/>
-          <w:end w:w="56" w:type="dxa"/>
-        </w:tblCellMar>
         <w:tblLayout w:type="fixed"/>
       </w:tblPr>
       <w:tblGrid>
-        <w:gridCol w:w="504"/>
-        <w:gridCol w:w="2016"/>
-        <w:gridCol w:w="4032"/>
-        <w:gridCol w:w="2016"/>
-        <w:gridCol w:w="1512"/>
+        <w:gridCol w:w="1680"/>
+        <w:gridCol w:w="1680"/>
+        <w:gridCol w:w="1680"/>
+        <w:gridCol w:w="1680"/>
+        <w:gridCol w:w="1680"/>
+        <w:gridCol w:w="1680"/>
       </w:tblGrid>
       <w:tr>
-        <w:trPr>
-          <w:trHeight w:val="454" w:hRule="atLeast"/>
-        </w:trPr>
         <w:tc>
           <w:tcPr>
-            <w:tcW w:type="dxa" w:w="504"/>
-            <w:shd w:val="clear" w:color="auto" w:fill="1E293B"/>
+            <w:tcW w:type="dxa" w:w="800"/>
+            <w:shd w:val="clear" w:color="auto" w:fill="E8EAED"/>
+            <w:tcBorders>
+              <w:top w:val="single" w:sz="4" w:color="BFBFBF"/>
+              <w:left w:val="single" w:sz="4" w:color="BFBFBF"/>
+              <w:bottom w:val="single" w:sz="4" w:color="BFBFBF"/>
+              <w:right w:val="single" w:sz="4" w:color="BFBFBF"/>
+            </w:tcBorders>
+            <w:vAlign w:val="center"/>
           </w:tcPr>
           <w:p>
-            <w:pPr>
-              <w:spacing w:before="0" w:after="0"/>
-              <w:jc w:val="center"/>
-            </w:pPr>
             <w:r/>
             <w:r>
               <w:rPr>
+                <w:rFonts w:ascii="Arial" w:hAnsi="Arial" w:cs="Arial"/>
                 <w:b/>
-                <w:color w:val="FFFFFF"/>
-                <w:sz w:val="16"/>
-              </w:rPr>
-              <w:t>#</w:t>
-            </w:r>
-          </w:p>
-        </w:tc>
-        <w:tc>
-          <w:tcPr>
-            <w:tcW w:type="dxa" w:w="2016"/>
-            <w:shd w:val="clear" w:color="auto" w:fill="1E293B"/>
-          </w:tcPr>
-          <w:p>
-            <w:pPr>
-              <w:spacing w:before="0" w:after="0"/>
-              <w:jc w:val="center"/>
-            </w:pPr>
-            <w:r/>
-            <w:r>
-              <w:rPr>
-                <w:b/>
-                <w:color w:val="FFFFFF"/>
-                <w:sz w:val="16"/>
+                <w:i w:val="0"/>
+                <w:color w:val="000000"/>
+                <w:sz w:val="20"/>
               </w:rPr>
               <w:t>Step</w:t>
             </w:r>
@@ -548,85 +1494,159 @@
         </w:tc>
         <w:tc>
           <w:tcPr>
-            <w:tcW w:type="dxa" w:w="4032"/>
-            <w:shd w:val="clear" w:color="auto" w:fill="1E293B"/>
+            <w:tcW w:type="dxa" w:w="2600"/>
+            <w:shd w:val="clear" w:color="auto" w:fill="E8EAED"/>
+            <w:tcBorders>
+              <w:top w:val="single" w:sz="4" w:color="BFBFBF"/>
+              <w:left w:val="single" w:sz="4" w:color="BFBFBF"/>
+              <w:bottom w:val="single" w:sz="4" w:color="BFBFBF"/>
+              <w:right w:val="single" w:sz="4" w:color="BFBFBF"/>
+            </w:tcBorders>
+            <w:vAlign w:val="center"/>
+          </w:tcPr>
+          <w:p>
+            <w:r/>
+            <w:r>
+              <w:rPr>
+                <w:rFonts w:ascii="Arial" w:hAnsi="Arial" w:cs="Arial"/>
+                <w:b/>
+                <w:i w:val="0"/>
+                <w:color w:val="000000"/>
+                <w:sz w:val="20"/>
+              </w:rPr>
+              <w:t>Instruction</w:t>
+            </w:r>
+          </w:p>
+        </w:tc>
+        <w:tc>
+          <w:tcPr>
+            <w:tcW w:type="dxa" w:w="2600"/>
+            <w:shd w:val="clear" w:color="auto" w:fill="E8EAED"/>
+            <w:tcBorders>
+              <w:top w:val="single" w:sz="4" w:color="BFBFBF"/>
+              <w:left w:val="single" w:sz="4" w:color="BFBFBF"/>
+              <w:bottom w:val="single" w:sz="4" w:color="BFBFBF"/>
+              <w:right w:val="single" w:sz="4" w:color="BFBFBF"/>
+            </w:tcBorders>
+            <w:vAlign w:val="center"/>
+          </w:tcPr>
+          <w:p>
+            <w:r/>
+            <w:r>
+              <w:rPr>
+                <w:rFonts w:ascii="Arial" w:hAnsi="Arial" w:cs="Arial"/>
+                <w:b/>
+                <w:i w:val="0"/>
+                <w:color w:val="000000"/>
+                <w:sz w:val="20"/>
+              </w:rPr>
+              <w:t>Target Parameter</w:t>
+            </w:r>
+          </w:p>
+        </w:tc>
+        <w:tc>
+          <w:tcPr>
+            <w:tcW w:type="dxa" w:w="1600"/>
+            <w:shd w:val="clear" w:color="auto" w:fill="E8EAED"/>
+            <w:tcBorders>
+              <w:top w:val="single" w:sz="4" w:color="BFBFBF"/>
+              <w:left w:val="single" w:sz="4" w:color="BFBFBF"/>
+              <w:bottom w:val="single" w:sz="4" w:color="BFBFBF"/>
+              <w:right w:val="single" w:sz="4" w:color="BFBFBF"/>
+            </w:tcBorders>
+            <w:vAlign w:val="center"/>
+          </w:tcPr>
+          <w:p>
+            <w:r/>
+            <w:r>
+              <w:rPr>
+                <w:rFonts w:ascii="Arial" w:hAnsi="Arial" w:cs="Arial"/>
+                <w:b/>
+                <w:i w:val="0"/>
+                <w:color w:val="000000"/>
+                <w:sz w:val="20"/>
+              </w:rPr>
+              <w:t>Actual Value</w:t>
+            </w:r>
+          </w:p>
+        </w:tc>
+        <w:tc>
+          <w:tcPr>
+            <w:tcW w:type="dxa" w:w="1000"/>
+            <w:shd w:val="clear" w:color="auto" w:fill="E8EAED"/>
+            <w:tcBorders>
+              <w:top w:val="single" w:sz="4" w:color="BFBFBF"/>
+              <w:left w:val="single" w:sz="4" w:color="BFBFBF"/>
+              <w:bottom w:val="single" w:sz="4" w:color="BFBFBF"/>
+              <w:right w:val="single" w:sz="4" w:color="BFBFBF"/>
+            </w:tcBorders>
+            <w:vAlign w:val="center"/>
+          </w:tcPr>
+          <w:p>
+            <w:r/>
+            <w:r>
+              <w:rPr>
+                <w:rFonts w:ascii="Arial" w:hAnsi="Arial" w:cs="Arial"/>
+                <w:b/>
+                <w:i w:val="0"/>
+                <w:color w:val="000000"/>
+                <w:sz w:val="20"/>
+              </w:rPr>
+              <w:t>Operator</w:t>
+            </w:r>
+          </w:p>
+        </w:tc>
+        <w:tc>
+          <w:tcPr>
+            <w:tcW w:type="dxa" w:w="1000"/>
+            <w:shd w:val="clear" w:color="auto" w:fill="E8EAED"/>
+            <w:tcBorders>
+              <w:top w:val="single" w:sz="4" w:color="BFBFBF"/>
+              <w:left w:val="single" w:sz="4" w:color="BFBFBF"/>
+              <w:bottom w:val="single" w:sz="4" w:color="BFBFBF"/>
+              <w:right w:val="single" w:sz="4" w:color="BFBFBF"/>
+            </w:tcBorders>
+            <w:vAlign w:val="center"/>
+          </w:tcPr>
+          <w:p>
+            <w:r/>
+            <w:r>
+              <w:rPr>
+                <w:rFonts w:ascii="Arial" w:hAnsi="Arial" w:cs="Arial"/>
+                <w:b/>
+                <w:i w:val="0"/>
+                <w:color w:val="000000"/>
+                <w:sz w:val="20"/>
+              </w:rPr>
+              <w:t>Verifier</w:t>
+            </w:r>
+          </w:p>
+        </w:tc>
+      </w:tr>
+      <w:tr>
+        <w:tc>
+          <w:tcPr>
+            <w:tcW w:type="dxa" w:w="800"/>
+            <w:tcBorders>
+              <w:top w:val="single" w:sz="4" w:color="BFBFBF"/>
+              <w:left w:val="single" w:sz="4" w:color="BFBFBF"/>
+              <w:bottom w:val="single" w:sz="4" w:color="BFBFBF"/>
+              <w:right w:val="single" w:sz="4" w:color="BFBFBF"/>
+            </w:tcBorders>
+            <w:vAlign w:val="center"/>
           </w:tcPr>
           <w:p>
             <w:pPr>
-              <w:spacing w:before="0" w:after="0"/>
               <w:jc w:val="center"/>
             </w:pPr>
             <w:r/>
             <w:r>
               <w:rPr>
-                <w:b/>
-                <w:color w:val="FFFFFF"/>
-                <w:sz w:val="16"/>
-              </w:rPr>
-              <w:t>Description</w:t>
-            </w:r>
-          </w:p>
-        </w:tc>
-        <w:tc>
-          <w:tcPr>
-            <w:tcW w:type="dxa" w:w="2016"/>
-            <w:shd w:val="clear" w:color="auto" w:fill="1E293B"/>
-          </w:tcPr>
-          <w:p>
-            <w:pPr>
-              <w:spacing w:before="0" w:after="0"/>
-              <w:jc w:val="center"/>
-            </w:pPr>
-            <w:r/>
-            <w:r>
-              <w:rPr>
-                <w:b/>
-                <w:color w:val="FFFFFF"/>
-                <w:sz w:val="16"/>
-              </w:rPr>
-              <w:t>Value / Result</w:t>
-            </w:r>
-          </w:p>
-        </w:tc>
-        <w:tc>
-          <w:tcPr>
-            <w:tcW w:type="dxa" w:w="1512"/>
-            <w:shd w:val="clear" w:color="auto" w:fill="1E293B"/>
-          </w:tcPr>
-          <w:p>
-            <w:pPr>
-              <w:spacing w:before="0" w:after="0"/>
-              <w:jc w:val="center"/>
-            </w:pPr>
-            <w:r/>
-            <w:r>
-              <w:rPr>
-                <w:b/>
-                <w:color w:val="FFFFFF"/>
-                <w:sz w:val="16"/>
-              </w:rPr>
-              <w:t>Initials</w:t>
-            </w:r>
-          </w:p>
-        </w:tc>
-      </w:tr>
-      <w:tr>
-        <w:trPr>
-          <w:trHeight w:val="680" w:hRule="atLeast"/>
-        </w:trPr>
-        <w:tc>
-          <w:tcPr>
-            <w:tcW w:type="dxa" w:w="504"/>
-          </w:tcPr>
-          <w:p>
-            <w:pPr>
-              <w:spacing w:before="0" w:after="0"/>
-            </w:pPr>
-            <w:r/>
-            <w:r>
-              <w:rPr>
-                <w:color w:val="334155"/>
-                <w:sz w:val="16"/>
+                <w:rFonts w:ascii="Arial" w:hAnsi="Arial" w:cs="Arial"/>
+                <w:b w:val="0"/>
+                <w:i w:val="0"/>
+                <w:color w:val="000000"/>
+                <w:sz w:val="20"/>
               </w:rPr>
               <w:t xml:space="preserve">1</w:t>
             </w:r>
@@ -634,17 +1654,24 @@
         </w:tc>
         <w:tc>
           <w:tcPr>
-            <w:tcW w:type="dxa" w:w="2016"/>
+            <w:tcW w:type="dxa" w:w="2600"/>
+            <w:tcBorders>
+              <w:top w:val="single" w:sz="4" w:color="BFBFBF"/>
+              <w:left w:val="single" w:sz="4" w:color="BFBFBF"/>
+              <w:bottom w:val="single" w:sz="4" w:color="BFBFBF"/>
+              <w:right w:val="single" w:sz="4" w:color="BFBFBF"/>
+            </w:tcBorders>
+            <w:vAlign w:val="center"/>
           </w:tcPr>
           <w:p>
-            <w:pPr>
-              <w:spacing w:before="0" w:after="0"/>
-            </w:pPr>
             <w:r/>
             <w:r>
               <w:rPr>
-                <w:color w:val="334155"/>
-                <w:sz w:val="16"/>
+                <w:rFonts w:ascii="Arial" w:hAnsi="Arial" w:cs="Arial"/>
+                <w:b w:val="0"/>
+                <w:i w:val="0"/>
+                <w:color w:val="000000"/>
+                <w:sz w:val="20"/>
               </w:rPr>
               <w:t xml:space="preserve">Measure pH</w:t>
             </w:r>
@@ -652,64 +1679,65 @@
         </w:tc>
         <w:tc>
           <w:tcPr>
-            <w:tcW w:type="dxa" w:w="4032"/>
+            <w:tcW w:type="dxa" w:w="2600"/>
+            <w:tcBorders>
+              <w:top w:val="single" w:sz="4" w:color="BFBFBF"/>
+              <w:left w:val="single" w:sz="4" w:color="BFBFBF"/>
+              <w:bottom w:val="single" w:sz="4" w:color="BFBFBF"/>
+              <w:right w:val="single" w:sz="4" w:color="BFBFBF"/>
+            </w:tcBorders>
+            <w:vAlign w:val="center"/>
           </w:tcPr>
           <w:p>
-            <w:pPr>
-              <w:spacing w:before="0" w:after="80"/>
-            </w:pPr>
             <w:r/>
             <w:r>
               <w:rPr>
-                <w:color w:val="334155"/>
-                <w:sz w:val="16"/>
+                <w:rFonts w:ascii="Arial" w:hAnsi="Arial" w:cs="Arial"/>
+                <w:b w:val="0"/>
+                <w:i w:val="0"/>
+                <w:color w:val="000000"/>
+                <w:sz w:val="18"/>
               </w:rPr>
               <w:t xml:space="preserve">Measure and adjust pH. Target pH: 7.4.</w:t>
-            </w:r>
-          </w:p>
-          <w:p>
-            <w:pPr>
-              <w:spacing w:before="40" w:after="0"/>
-            </w:pPr>
-            <w:r>
-              <w:rPr>
-                <w:i/>
-                <w:color w:val="969BA5"/>
-                <w:sz w:val="14"/>
-              </w:rPr>
-              <w:t xml:space="preserve">Notes: </w:t>
-            </w:r>
-            <w:r>
-              <w:rPr>
-                <w:color w:val="334155"/>
-                <w:sz w:val="14"/>
-              </w:rPr>
-              <w:t xml:space="preserve">See Figure 3</w:t>
             </w:r>
           </w:p>
         </w:tc>
         <w:tc>
           <w:tcPr>
-            <w:tcW w:type="dxa" w:w="2016"/>
+            <w:tcW w:type="dxa" w:w="1600"/>
+            <w:tcBorders>
+              <w:top w:val="single" w:sz="4" w:color="BFBFBF"/>
+              <w:left w:val="single" w:sz="4" w:color="BFBFBF"/>
+              <w:bottom w:val="single" w:sz="4" w:color="BFBFBF"/>
+              <w:right w:val="single" w:sz="4" w:color="BFBFBF"/>
+            </w:tcBorders>
+            <w:vAlign w:val="center"/>
           </w:tcPr>
           <w:p>
-            <w:pPr>
-              <w:spacing w:before="0" w:after="0"/>
-            </w:pPr>
             <w:r/>
             <w:r>
               <w:rPr>
-                <w:color w:val="334155"/>
-                <w:sz w:val="16"/>
+                <w:rFonts w:ascii="Arial" w:hAnsi="Arial" w:cs="Arial"/>
+                <w:b w:val="0"/>
+                <w:i w:val="0"/>
+                <w:color w:val="000000"/>
+                <w:sz w:val="20"/>
               </w:rPr>
               <w:t xml:space="preserve"/>
             </w:r>
             <w:r>
-              <w:rPr>
-                <w:sz w:val="101600"/>
-                <w:szCs w:val="101600"/>
-              </w:rPr>
-              <w:t xml:space="preserve">7.38</w:t>
+              <w:t xml:space="preserve">Recorded: 7.38</w:t>
+            </w:r>
+            <w:r>
+              <w:t xml:space="preserve"/>
+            </w:r>
+          </w:p>
+          <w:p>
+            <w:r>
+              <w:t xml:space="preserve"/>
+            </w:r>
+            <w:r>
+              <w:t xml:space="preserve">2026-04-01T11:15:00Z</w:t>
             </w:r>
             <w:r>
               <w:t xml:space="preserve"/>
@@ -718,19 +1746,53 @@
         </w:tc>
         <w:tc>
           <w:tcPr>
-            <w:tcW w:type="dxa" w:w="1512"/>
+            <w:tcW w:type="dxa" w:w="1000"/>
+            <w:tcBorders>
+              <w:top w:val="single" w:sz="4" w:color="BFBFBF"/>
+              <w:left w:val="single" w:sz="4" w:color="BFBFBF"/>
+              <w:bottom w:val="single" w:sz="4" w:color="BFBFBF"/>
+              <w:right w:val="single" w:sz="4" w:color="BFBFBF"/>
+            </w:tcBorders>
+            <w:vAlign w:val="center"/>
           </w:tcPr>
           <w:p>
             <w:pPr>
-              <w:spacing w:before="0" w:after="0"/>
+              <w:jc w:val="center"/>
             </w:pPr>
             <w:r/>
             <w:r>
               <w:rPr>
-                <w:color w:val="334155"/>
-                <w:sz w:val="16"/>
+                <w:rFonts w:ascii="Arial" w:hAnsi="Arial" w:cs="Arial"/>
+                <w:b w:val="0"/>
+                <w:i w:val="0"/>
+                <w:color w:val="000000"/>
+                <w:sz w:val="20"/>
               </w:rPr>
               <w:t xml:space="preserve">J.W.</w:t>
+            </w:r>
+          </w:p>
+        </w:tc>
+        <w:tc>
+          <w:tcPr>
+            <w:tcW w:type="dxa" w:w="1000"/>
+            <w:tcBorders>
+              <w:top w:val="single" w:sz="4" w:color="BFBFBF"/>
+              <w:left w:val="single" w:sz="4" w:color="BFBFBF"/>
+              <w:bottom w:val="single" w:sz="4" w:color="BFBFBF"/>
+              <w:right w:val="single" w:sz="4" w:color="BFBFBF"/>
+            </w:tcBorders>
+            <w:vAlign w:val="center"/>
+          </w:tcPr>
+          <w:p>
+            <w:r/>
+            <w:r>
+              <w:rPr>
+                <w:rFonts w:ascii="Arial" w:hAnsi="Arial" w:cs="Arial"/>
+                <w:b w:val="0"/>
+                <w:i w:val="0"/>
+                <w:color w:val="000000"/>
+                <w:sz w:val="20"/>
+              </w:rPr>
             </w:r>
           </w:p>
         </w:tc>
@@ -738,149 +1800,984 @@
     </w:tbl>
     <w:p>
       <w:pPr>
-        <w:spacing w:after="0" w:before="0"/>
+        <w:keepNext/>
+        <w:spacing w:before="280" w:after="80"/>
       </w:pPr>
       <w:r>
         <w:rPr>
-          <w:color w:val="334155"/>
-          <w:sz w:val="2"/>
+          <w:rFonts w:ascii="Arial" w:hAnsi="Arial" w:cs="Arial"/>
+          <w:b/>
+          <w:i w:val="0"/>
+          <w:color w:val="000000"/>
+          <w:sz w:val="26"/>
         </w:rPr>
-        <w:t xml:space="preserve"/>
-      </w:r>
-      <w:r>
-        <w:t xml:space="preserve"/>
-      </w:r>
-    </w:p>
-    <w:p>
-      <w:r>
-        <w:br w:type="page"/>
+        <w:t>5. Deviations and Process Comments</w:t>
       </w:r>
     </w:p>
     <w:p>
       <w:pPr>
-        <w:spacing w:after="0" w:before="0"/>
+        <w:spacing w:after="80"/>
       </w:pPr>
       <w:r>
-        <w:t xml:space="preserve"/>
+        <w:rPr>
+          <w:rFonts w:ascii="Arial" w:hAnsi="Arial" w:cs="Arial"/>
+          <w:b w:val="0"/>
+          <w:i/>
+          <w:color w:val="5F6368"/>
+          <w:sz w:val="18"/>
+        </w:rPr>
+        <w:t>Log any deviations from target parameters or SOP. Run notes and anomalies are surfaced here.</w:t>
       </w:r>
+    </w:p>
+    <w:tbl>
+      <w:tblPr>
+        <w:tblW w:type="auto" w:w="0"/>
+        <w:tblLook w:firstColumn="1" w:firstRow="1" w:lastColumn="0" w:lastRow="0" w:noHBand="0" w:noVBand="1" w:val="04A0"/>
+        <w:tblLayout w:type="fixed"/>
+      </w:tblPr>
+      <w:tblGrid>
+        <w:gridCol w:w="2520"/>
+        <w:gridCol w:w="2520"/>
+        <w:gridCol w:w="2520"/>
+        <w:gridCol w:w="2520"/>
+      </w:tblGrid>
+      <w:tr>
+        <w:tc>
+          <w:tcPr>
+            <w:tcW w:type="dxa" w:w="1800"/>
+            <w:shd w:val="clear" w:color="auto" w:fill="E8EAED"/>
+            <w:tcBorders>
+              <w:top w:val="single" w:sz="4" w:color="BFBFBF"/>
+              <w:left w:val="single" w:sz="4" w:color="BFBFBF"/>
+              <w:bottom w:val="single" w:sz="4" w:color="BFBFBF"/>
+              <w:right w:val="single" w:sz="4" w:color="BFBFBF"/>
+            </w:tcBorders>
+            <w:vAlign w:val="center"/>
+          </w:tcPr>
+          <w:p>
+            <w:r/>
+            <w:r>
+              <w:rPr>
+                <w:rFonts w:ascii="Arial" w:hAnsi="Arial" w:cs="Arial"/>
+                <w:b/>
+                <w:i w:val="0"/>
+                <w:color w:val="000000"/>
+                <w:sz w:val="20"/>
+              </w:rPr>
+              <w:t>Step / Status Ref.</w:t>
+            </w:r>
+          </w:p>
+        </w:tc>
+        <w:tc>
+          <w:tcPr>
+            <w:tcW w:type="dxa" w:w="4400"/>
+            <w:shd w:val="clear" w:color="auto" w:fill="E8EAED"/>
+            <w:tcBorders>
+              <w:top w:val="single" w:sz="4" w:color="BFBFBF"/>
+              <w:left w:val="single" w:sz="4" w:color="BFBFBF"/>
+              <w:bottom w:val="single" w:sz="4" w:color="BFBFBF"/>
+              <w:right w:val="single" w:sz="4" w:color="BFBFBF"/>
+            </w:tcBorders>
+            <w:vAlign w:val="center"/>
+          </w:tcPr>
+          <w:p>
+            <w:r/>
+            <w:r>
+              <w:rPr>
+                <w:rFonts w:ascii="Arial" w:hAnsi="Arial" w:cs="Arial"/>
+                <w:b/>
+                <w:i w:val="0"/>
+                <w:color w:val="000000"/>
+                <w:sz w:val="20"/>
+              </w:rPr>
+              <w:t>Description of Deviation / Observation</w:t>
+            </w:r>
+          </w:p>
+        </w:tc>
+        <w:tc>
+          <w:tcPr>
+            <w:tcW w:type="dxa" w:w="1800"/>
+            <w:shd w:val="clear" w:color="auto" w:fill="E8EAED"/>
+            <w:tcBorders>
+              <w:top w:val="single" w:sz="4" w:color="BFBFBF"/>
+              <w:left w:val="single" w:sz="4" w:color="BFBFBF"/>
+              <w:bottom w:val="single" w:sz="4" w:color="BFBFBF"/>
+              <w:right w:val="single" w:sz="4" w:color="BFBFBF"/>
+            </w:tcBorders>
+            <w:vAlign w:val="center"/>
+          </w:tcPr>
+          <w:p>
+            <w:r/>
+            <w:r>
+              <w:rPr>
+                <w:rFonts w:ascii="Arial" w:hAnsi="Arial" w:cs="Arial"/>
+                <w:b/>
+                <w:i w:val="0"/>
+                <w:color w:val="000000"/>
+                <w:sz w:val="20"/>
+              </w:rPr>
+              <w:t>Impact Assessment Required? (Y/N)</w:t>
+            </w:r>
+          </w:p>
+        </w:tc>
+        <w:tc>
+          <w:tcPr>
+            <w:tcW w:type="dxa" w:w="2000"/>
+            <w:shd w:val="clear" w:color="auto" w:fill="E8EAED"/>
+            <w:tcBorders>
+              <w:top w:val="single" w:sz="4" w:color="BFBFBF"/>
+              <w:left w:val="single" w:sz="4" w:color="BFBFBF"/>
+              <w:bottom w:val="single" w:sz="4" w:color="BFBFBF"/>
+              <w:right w:val="single" w:sz="4" w:color="BFBFBF"/>
+            </w:tcBorders>
+            <w:vAlign w:val="center"/>
+          </w:tcPr>
+          <w:p>
+            <w:r/>
+            <w:r>
+              <w:rPr>
+                <w:rFonts w:ascii="Arial" w:hAnsi="Arial" w:cs="Arial"/>
+                <w:b/>
+                <w:i w:val="0"/>
+                <w:color w:val="000000"/>
+                <w:sz w:val="20"/>
+              </w:rPr>
+              <w:t>Lead Reviewer Sign-off</w:t>
+            </w:r>
+          </w:p>
+        </w:tc>
+      </w:tr>
+      <w:tr>
+        <w:tc>
+          <w:tcPr>
+            <w:tcW w:type="dxa" w:w="1800"/>
+            <w:tcBorders>
+              <w:top w:val="single" w:sz="4" w:color="BFBFBF"/>
+              <w:left w:val="single" w:sz="4" w:color="BFBFBF"/>
+              <w:bottom w:val="single" w:sz="4" w:color="BFBFBF"/>
+              <w:right w:val="single" w:sz="4" w:color="BFBFBF"/>
+            </w:tcBorders>
+            <w:vAlign w:val="center"/>
+          </w:tcPr>
+          <w:p>
+            <w:r/>
+            <w:r>
+              <w:rPr>
+                <w:rFonts w:ascii="Arial" w:hAnsi="Arial" w:cs="Arial"/>
+                <w:b w:val="0"/>
+                <w:i w:val="0"/>
+                <w:color w:val="000000"/>
+                <w:sz w:val="20"/>
+              </w:rPr>
+              <w:t xml:space="preserve">ACTIVE</w:t>
+            </w:r>
+          </w:p>
+        </w:tc>
+        <w:tc>
+          <w:tcPr>
+            <w:tcW w:type="dxa" w:w="4400"/>
+            <w:tcBorders>
+              <w:top w:val="single" w:sz="4" w:color="BFBFBF"/>
+              <w:left w:val="single" w:sz="4" w:color="BFBFBF"/>
+              <w:bottom w:val="single" w:sz="4" w:color="BFBFBF"/>
+              <w:right w:val="single" w:sz="4" w:color="BFBFBF"/>
+            </w:tcBorders>
+            <w:vAlign w:val="center"/>
+          </w:tcPr>
+          <w:p>
+            <w:r/>
+            <w:r>
+              <w:rPr>
+                <w:rFonts w:ascii="Arial" w:hAnsi="Arial" w:cs="Arial"/>
+                <w:b w:val="0"/>
+                <w:i w:val="0"/>
+                <w:color w:val="000000"/>
+                <w:sz w:val="20"/>
+              </w:rPr>
+              <w:t xml:space="preserve">Observed slight turbidity after buffer prep.</w:t>
+            </w:r>
+          </w:p>
+        </w:tc>
+        <w:tc>
+          <w:tcPr>
+            <w:tcW w:type="dxa" w:w="1800"/>
+            <w:tcBorders>
+              <w:top w:val="single" w:sz="4" w:color="BFBFBF"/>
+              <w:left w:val="single" w:sz="4" w:color="BFBFBF"/>
+              <w:bottom w:val="single" w:sz="4" w:color="BFBFBF"/>
+              <w:right w:val="single" w:sz="4" w:color="BFBFBF"/>
+            </w:tcBorders>
+            <w:vAlign w:val="center"/>
+          </w:tcPr>
+          <w:p>
+            <w:r/>
+            <w:r>
+              <w:rPr>
+                <w:rFonts w:ascii="Arial" w:hAnsi="Arial" w:cs="Arial"/>
+                <w:b w:val="0"/>
+                <w:i w:val="0"/>
+                <w:color w:val="000000"/>
+                <w:sz w:val="20"/>
+              </w:rPr>
+            </w:r>
+          </w:p>
+        </w:tc>
+        <w:tc>
+          <w:tcPr>
+            <w:tcW w:type="dxa" w:w="2000"/>
+            <w:tcBorders>
+              <w:top w:val="single" w:sz="4" w:color="BFBFBF"/>
+              <w:left w:val="single" w:sz="4" w:color="BFBFBF"/>
+              <w:bottom w:val="single" w:sz="4" w:color="BFBFBF"/>
+              <w:right w:val="single" w:sz="4" w:color="BFBFBF"/>
+            </w:tcBorders>
+            <w:vAlign w:val="center"/>
+          </w:tcPr>
+          <w:p>
+            <w:r/>
+            <w:r>
+              <w:rPr>
+                <w:rFonts w:ascii="Arial" w:hAnsi="Arial" w:cs="Arial"/>
+                <w:b w:val="0"/>
+                <w:i w:val="0"/>
+                <w:color w:val="000000"/>
+                <w:sz w:val="18"/>
+              </w:rPr>
+              <w:t xml:space="preserve">Dr. Sarah Chen</w:t>
+              <w:br/>
+              <w:t xml:space="preserve">2026-04-01 10:35:00</w:t>
+            </w:r>
+          </w:p>
+        </w:tc>
+      </w:tr>
+      <w:tr>
+        <w:tc>
+          <w:tcPr>
+            <w:tcW w:type="dxa" w:w="1800"/>
+            <w:tcBorders>
+              <w:top w:val="single" w:sz="4" w:color="BFBFBF"/>
+              <w:left w:val="single" w:sz="4" w:color="BFBFBF"/>
+              <w:bottom w:val="single" w:sz="4" w:color="BFBFBF"/>
+              <w:right w:val="single" w:sz="4" w:color="BFBFBF"/>
+            </w:tcBorders>
+            <w:vAlign w:val="center"/>
+          </w:tcPr>
+          <w:p>
+            <w:r/>
+            <w:r>
+              <w:rPr>
+                <w:rFonts w:ascii="Arial" w:hAnsi="Arial" w:cs="Arial"/>
+                <w:b w:val="0"/>
+                <w:i w:val="0"/>
+                <w:color w:val="000000"/>
+                <w:sz w:val="20"/>
+              </w:rPr>
+              <w:t xml:space="preserve">ACTIVE</w:t>
+            </w:r>
+          </w:p>
+        </w:tc>
+        <w:tc>
+          <w:tcPr>
+            <w:tcW w:type="dxa" w:w="4400"/>
+            <w:tcBorders>
+              <w:top w:val="single" w:sz="4" w:color="BFBFBF"/>
+              <w:left w:val="single" w:sz="4" w:color="BFBFBF"/>
+              <w:bottom w:val="single" w:sz="4" w:color="BFBFBF"/>
+              <w:right w:val="single" w:sz="4" w:color="BFBFBF"/>
+            </w:tcBorders>
+            <w:vAlign w:val="center"/>
+          </w:tcPr>
+          <w:p>
+            <w:r/>
+            <w:r>
+              <w:rPr>
+                <w:rFonts w:ascii="Arial" w:hAnsi="Arial" w:cs="Arial"/>
+                <w:b w:val="0"/>
+                <w:i w:val="0"/>
+                <w:color w:val="000000"/>
+                <w:sz w:val="20"/>
+              </w:rPr>
+              <w:t xml:space="preserve">[ANOMALY] ANOMALY: Cell viability below threshold at 85%.</w:t>
+            </w:r>
+          </w:p>
+        </w:tc>
+        <w:tc>
+          <w:tcPr>
+            <w:tcW w:type="dxa" w:w="1800"/>
+            <w:tcBorders>
+              <w:top w:val="single" w:sz="4" w:color="BFBFBF"/>
+              <w:left w:val="single" w:sz="4" w:color="BFBFBF"/>
+              <w:bottom w:val="single" w:sz="4" w:color="BFBFBF"/>
+              <w:right w:val="single" w:sz="4" w:color="BFBFBF"/>
+            </w:tcBorders>
+            <w:vAlign w:val="center"/>
+          </w:tcPr>
+          <w:p>
+            <w:r/>
+            <w:r>
+              <w:rPr>
+                <w:rFonts w:ascii="Arial" w:hAnsi="Arial" w:cs="Arial"/>
+                <w:b w:val="0"/>
+                <w:i w:val="0"/>
+                <w:color w:val="000000"/>
+                <w:sz w:val="20"/>
+              </w:rPr>
+            </w:r>
+          </w:p>
+        </w:tc>
+        <w:tc>
+          <w:tcPr>
+            <w:tcW w:type="dxa" w:w="2000"/>
+            <w:tcBorders>
+              <w:top w:val="single" w:sz="4" w:color="BFBFBF"/>
+              <w:left w:val="single" w:sz="4" w:color="BFBFBF"/>
+              <w:bottom w:val="single" w:sz="4" w:color="BFBFBF"/>
+              <w:right w:val="single" w:sz="4" w:color="BFBFBF"/>
+            </w:tcBorders>
+            <w:vAlign w:val="center"/>
+          </w:tcPr>
+          <w:p>
+            <w:r/>
+            <w:r>
+              <w:rPr>
+                <w:rFonts w:ascii="Arial" w:hAnsi="Arial" w:cs="Arial"/>
+                <w:b w:val="0"/>
+                <w:i w:val="0"/>
+                <w:color w:val="000000"/>
+                <w:sz w:val="18"/>
+              </w:rPr>
+              <w:t xml:space="preserve">Dr. Sarah Chen</w:t>
+              <w:br/>
+              <w:t xml:space="preserve">2026-04-01 11:20:00</w:t>
+            </w:r>
+          </w:p>
+        </w:tc>
+      </w:tr>
+      <w:tr>
+        <w:tc>
+          <w:tcPr>
+            <w:tcW w:type="dxa" w:w="1800"/>
+            <w:tcBorders>
+              <w:top w:val="single" w:sz="4" w:color="BFBFBF"/>
+              <w:left w:val="single" w:sz="4" w:color="BFBFBF"/>
+              <w:bottom w:val="single" w:sz="4" w:color="BFBFBF"/>
+              <w:right w:val="single" w:sz="4" w:color="BFBFBF"/>
+            </w:tcBorders>
+            <w:vAlign w:val="center"/>
+          </w:tcPr>
+          <w:p>
+            <w:r/>
+            <w:r>
+              <w:rPr>
+                <w:rFonts w:ascii="Arial" w:hAnsi="Arial" w:cs="Arial"/>
+                <w:b w:val="0"/>
+                <w:i w:val="0"/>
+                <w:color w:val="000000"/>
+                <w:sz w:val="20"/>
+              </w:rPr>
+            </w:r>
+          </w:p>
+        </w:tc>
+        <w:tc>
+          <w:tcPr>
+            <w:tcW w:type="dxa" w:w="4400"/>
+            <w:tcBorders>
+              <w:top w:val="single" w:sz="4" w:color="BFBFBF"/>
+              <w:left w:val="single" w:sz="4" w:color="BFBFBF"/>
+              <w:bottom w:val="single" w:sz="4" w:color="BFBFBF"/>
+              <w:right w:val="single" w:sz="4" w:color="BFBFBF"/>
+            </w:tcBorders>
+            <w:vAlign w:val="center"/>
+          </w:tcPr>
+          <w:p>
+            <w:r/>
+            <w:r>
+              <w:rPr>
+                <w:rFonts w:ascii="Arial" w:hAnsi="Arial" w:cs="Arial"/>
+                <w:b w:val="0"/>
+                <w:i w:val="0"/>
+                <w:color w:val="000000"/>
+                <w:sz w:val="20"/>
+              </w:rPr>
+            </w:r>
+          </w:p>
+        </w:tc>
+        <w:tc>
+          <w:tcPr>
+            <w:tcW w:type="dxa" w:w="1800"/>
+            <w:tcBorders>
+              <w:top w:val="single" w:sz="4" w:color="BFBFBF"/>
+              <w:left w:val="single" w:sz="4" w:color="BFBFBF"/>
+              <w:bottom w:val="single" w:sz="4" w:color="BFBFBF"/>
+              <w:right w:val="single" w:sz="4" w:color="BFBFBF"/>
+            </w:tcBorders>
+            <w:vAlign w:val="center"/>
+          </w:tcPr>
+          <w:p>
+            <w:r/>
+            <w:r>
+              <w:rPr>
+                <w:rFonts w:ascii="Arial" w:hAnsi="Arial" w:cs="Arial"/>
+                <w:b w:val="0"/>
+                <w:i w:val="0"/>
+                <w:color w:val="000000"/>
+                <w:sz w:val="20"/>
+              </w:rPr>
+            </w:r>
+          </w:p>
+        </w:tc>
+        <w:tc>
+          <w:tcPr>
+            <w:tcW w:type="dxa" w:w="2000"/>
+            <w:tcBorders>
+              <w:top w:val="single" w:sz="4" w:color="BFBFBF"/>
+              <w:left w:val="single" w:sz="4" w:color="BFBFBF"/>
+              <w:bottom w:val="single" w:sz="4" w:color="BFBFBF"/>
+              <w:right w:val="single" w:sz="4" w:color="BFBFBF"/>
+            </w:tcBorders>
+            <w:vAlign w:val="center"/>
+          </w:tcPr>
+          <w:p>
+            <w:r/>
+            <w:r>
+              <w:rPr>
+                <w:rFonts w:ascii="Arial" w:hAnsi="Arial" w:cs="Arial"/>
+                <w:b w:val="0"/>
+                <w:i w:val="0"/>
+                <w:color w:val="000000"/>
+                <w:sz w:val="20"/>
+              </w:rPr>
+            </w:r>
+          </w:p>
+        </w:tc>
+      </w:tr>
+    </w:tbl>
+    <w:p>
+      <w:pPr>
+        <w:keepNext/>
+        <w:spacing w:before="280" w:after="80"/>
+      </w:pPr>
       <w:r>
-        <w:t xml:space="preserve"/>
+        <w:rPr>
+          <w:rFonts w:ascii="Arial" w:hAnsi="Arial" w:cs="Arial"/>
+          <w:b/>
+          <w:i w:val="0"/>
+          <w:color w:val="000000"/>
+          <w:sz w:val="26"/>
+        </w:rPr>
+        <w:t>6. Final Disposition &amp; Signatures</w:t>
       </w:r>
     </w:p>
     <w:p>
       <w:pPr>
-        <w:spacing w:after="160" w:before="0"/>
+        <w:spacing w:after="120"/>
       </w:pPr>
       <w:r>
         <w:rPr>
-          <w:b/>
-          <w:color w:val="0F172A"/>
-          <w:sz w:val="22"/>
+          <w:rFonts w:ascii="Arial" w:hAnsi="Arial" w:cs="Arial"/>
+          <w:b w:val="0"/>
+          <w:i/>
+          <w:color w:val="5F6368"/>
+          <w:sz w:val="18"/>
         </w:rPr>
-        <w:t>Notes &amp; Observations</w:t>
+        <w:t>By signing below, the responsible parties certify that the material described herein was produced according to the specified process and that all deviations have been reviewed.</w:t>
       </w:r>
     </w:p>
     <w:p>
       <w:pPr>
-        <w:spacing w:after="40" w:before="0"/>
+        <w:spacing w:before="80" w:after="80"/>
       </w:pPr>
       <w:r>
         <w:rPr>
+          <w:rFonts w:ascii="Arial" w:hAnsi="Arial" w:cs="Arial"/>
           <w:b/>
-          <w:color w:val="64748B"/>
-          <w:sz w:val="18"/>
+          <w:i w:val="0"/>
+          <w:color w:val="000000"/>
+          <w:sz w:val="22"/>
         </w:rPr>
-        <w:t xml:space="preserve">Dr. Sarah Chen  |  2026-04-01 10:35:00  |  ACTIVE</w:t>
+        <w:t>Protocol Approvals</w:t>
       </w:r>
     </w:p>
     <w:p>
       <w:pPr>
-        <w:spacing w:after="160" w:before="0"/>
+        <w:spacing w:before="200" w:after="80"/>
       </w:pPr>
       <w:r>
         <w:rPr>
-          <w:color w:val="334155"/>
-          <w:sz w:val="20"/>
+          <w:rFonts w:ascii="Arial" w:hAnsi="Arial" w:cs="Arial"/>
+          <w:b/>
+          <w:i w:val="0"/>
+          <w:color w:val="000000"/>
+          <w:sz w:val="22"/>
         </w:rPr>
-        <w:t xml:space="preserve">Observed slight turbidity after buffer prep.</w:t>
+        <w:t>Run Sign-offs</w:t>
       </w:r>
     </w:p>
     <w:p>
       <w:pPr>
-        <w:spacing w:after="40" w:before="0"/>
+        <w:spacing w:before="160" w:after="80"/>
       </w:pPr>
       <w:r>
         <w:rPr>
+          <w:rFonts w:ascii="Arial" w:hAnsi="Arial" w:cs="Arial"/>
           <w:b/>
-          <w:color w:val="64748B"/>
-          <w:sz w:val="18"/>
+          <w:i w:val="0"/>
+          <w:color w:val="000000"/>
+          <w:sz w:val="22"/>
         </w:rPr>
-        <w:t xml:space="preserve">Dr. Sarah Chen  |  2026-04-01 11:20:00  |  ACTIVE</w:t>
+        <w:t>Wet-Ink Sign-Off</w:t>
+      </w:r>
+    </w:p>
+    <w:tbl>
+      <w:tblPr>
+        <w:tblW w:type="auto" w:w="0"/>
+        <w:tblLook w:firstColumn="1" w:firstRow="1" w:lastColumn="0" w:lastRow="0" w:noHBand="0" w:noVBand="1" w:val="04A0"/>
+        <w:tblLayout w:type="fixed"/>
+      </w:tblPr>
+      <w:tblGrid>
+        <w:gridCol w:w="2520"/>
+        <w:gridCol w:w="2520"/>
+        <w:gridCol w:w="2520"/>
+        <w:gridCol w:w="2520"/>
+      </w:tblGrid>
+      <w:tr>
+        <w:tc>
+          <w:tcPr>
+            <w:tcW w:type="dxa" w:w="3000"/>
+            <w:shd w:val="clear" w:color="auto" w:fill="E8EAED"/>
+            <w:tcBorders>
+              <w:top w:val="single" w:sz="4" w:color="BFBFBF"/>
+              <w:left w:val="single" w:sz="4" w:color="BFBFBF"/>
+              <w:bottom w:val="single" w:sz="4" w:color="BFBFBF"/>
+              <w:right w:val="single" w:sz="4" w:color="BFBFBF"/>
+            </w:tcBorders>
+            <w:vAlign w:val="center"/>
+          </w:tcPr>
+          <w:p>
+            <w:r/>
+            <w:r>
+              <w:rPr>
+                <w:rFonts w:ascii="Arial" w:hAnsi="Arial" w:cs="Arial"/>
+                <w:b/>
+                <w:i w:val="0"/>
+                <w:color w:val="000000"/>
+                <w:sz w:val="20"/>
+              </w:rPr>
+              <w:t>Role</w:t>
+            </w:r>
+          </w:p>
+        </w:tc>
+        <w:tc>
+          <w:tcPr>
+            <w:tcW w:type="dxa" w:w="2600"/>
+            <w:shd w:val="clear" w:color="auto" w:fill="E8EAED"/>
+            <w:tcBorders>
+              <w:top w:val="single" w:sz="4" w:color="BFBFBF"/>
+              <w:left w:val="single" w:sz="4" w:color="BFBFBF"/>
+              <w:bottom w:val="single" w:sz="4" w:color="BFBFBF"/>
+              <w:right w:val="single" w:sz="4" w:color="BFBFBF"/>
+            </w:tcBorders>
+            <w:vAlign w:val="center"/>
+          </w:tcPr>
+          <w:p>
+            <w:r/>
+            <w:r>
+              <w:rPr>
+                <w:rFonts w:ascii="Arial" w:hAnsi="Arial" w:cs="Arial"/>
+                <w:b/>
+                <w:i w:val="0"/>
+                <w:color w:val="000000"/>
+                <w:sz w:val="20"/>
+              </w:rPr>
+              <w:t>Name (Print)</w:t>
+            </w:r>
+          </w:p>
+        </w:tc>
+        <w:tc>
+          <w:tcPr>
+            <w:tcW w:type="dxa" w:w="2600"/>
+            <w:shd w:val="clear" w:color="auto" w:fill="E8EAED"/>
+            <w:tcBorders>
+              <w:top w:val="single" w:sz="4" w:color="BFBFBF"/>
+              <w:left w:val="single" w:sz="4" w:color="BFBFBF"/>
+              <w:bottom w:val="single" w:sz="4" w:color="BFBFBF"/>
+              <w:right w:val="single" w:sz="4" w:color="BFBFBF"/>
+            </w:tcBorders>
+            <w:vAlign w:val="center"/>
+          </w:tcPr>
+          <w:p>
+            <w:r/>
+            <w:r>
+              <w:rPr>
+                <w:rFonts w:ascii="Arial" w:hAnsi="Arial" w:cs="Arial"/>
+                <w:b/>
+                <w:i w:val="0"/>
+                <w:color w:val="000000"/>
+                <w:sz w:val="20"/>
+              </w:rPr>
+              <w:t>Signature</w:t>
+            </w:r>
+          </w:p>
+        </w:tc>
+        <w:tc>
+          <w:tcPr>
+            <w:tcW w:type="dxa" w:w="1800"/>
+            <w:shd w:val="clear" w:color="auto" w:fill="E8EAED"/>
+            <w:tcBorders>
+              <w:top w:val="single" w:sz="4" w:color="BFBFBF"/>
+              <w:left w:val="single" w:sz="4" w:color="BFBFBF"/>
+              <w:bottom w:val="single" w:sz="4" w:color="BFBFBF"/>
+              <w:right w:val="single" w:sz="4" w:color="BFBFBF"/>
+            </w:tcBorders>
+            <w:vAlign w:val="center"/>
+          </w:tcPr>
+          <w:p>
+            <w:r/>
+            <w:r>
+              <w:rPr>
+                <w:rFonts w:ascii="Arial" w:hAnsi="Arial" w:cs="Arial"/>
+                <w:b/>
+                <w:i w:val="0"/>
+                <w:color w:val="000000"/>
+                <w:sz w:val="20"/>
+              </w:rPr>
+              <w:t>Date</w:t>
+            </w:r>
+          </w:p>
+        </w:tc>
+      </w:tr>
+      <w:tr>
+        <w:tc>
+          <w:tcPr>
+            <w:tcW w:type="dxa" w:w="3000"/>
+            <w:shd w:val="clear" w:color="auto" w:fill="F1F3F4"/>
+            <w:tcBorders>
+              <w:top w:val="single" w:sz="4" w:color="BFBFBF"/>
+              <w:left w:val="single" w:sz="4" w:color="BFBFBF"/>
+              <w:bottom w:val="single" w:sz="4" w:color="BFBFBF"/>
+              <w:right w:val="single" w:sz="4" w:color="BFBFBF"/>
+            </w:tcBorders>
+            <w:vAlign w:val="center"/>
+          </w:tcPr>
+          <w:p>
+            <w:r/>
+            <w:r>
+              <w:rPr>
+                <w:rFonts w:ascii="Arial" w:hAnsi="Arial" w:cs="Arial"/>
+                <w:b/>
+                <w:i w:val="0"/>
+                <w:color w:val="000000"/>
+                <w:sz w:val="20"/>
+              </w:rPr>
+              <w:t>Lead Operator / Engineer</w:t>
+            </w:r>
+          </w:p>
+        </w:tc>
+        <w:tc>
+          <w:tcPr>
+            <w:tcW w:type="dxa" w:w="2600"/>
+            <w:tcBorders>
+              <w:top w:val="single" w:sz="4" w:color="BFBFBF"/>
+              <w:left w:val="single" w:sz="4" w:color="BFBFBF"/>
+              <w:bottom w:val="single" w:sz="4" w:color="BFBFBF"/>
+              <w:right w:val="single" w:sz="4" w:color="BFBFBF"/>
+            </w:tcBorders>
+            <w:vAlign w:val="center"/>
+          </w:tcPr>
+          <w:p>
+            <w:r/>
+            <w:r>
+              <w:rPr>
+                <w:rFonts w:ascii="Arial" w:hAnsi="Arial" w:cs="Arial"/>
+                <w:b w:val="0"/>
+                <w:i w:val="0"/>
+                <w:color w:val="000000"/>
+                <w:sz w:val="20"/>
+              </w:rPr>
+            </w:r>
+          </w:p>
+        </w:tc>
+        <w:tc>
+          <w:tcPr>
+            <w:tcW w:type="dxa" w:w="2600"/>
+            <w:tcBorders>
+              <w:top w:val="single" w:sz="4" w:color="BFBFBF"/>
+              <w:left w:val="single" w:sz="4" w:color="BFBFBF"/>
+              <w:bottom w:val="single" w:sz="4" w:color="BFBFBF"/>
+              <w:right w:val="single" w:sz="4" w:color="BFBFBF"/>
+            </w:tcBorders>
+            <w:vAlign w:val="center"/>
+          </w:tcPr>
+          <w:p>
+            <w:r/>
+            <w:r>
+              <w:rPr>
+                <w:rFonts w:ascii="Arial" w:hAnsi="Arial" w:cs="Arial"/>
+                <w:b w:val="0"/>
+                <w:i w:val="0"/>
+                <w:color w:val="000000"/>
+                <w:sz w:val="20"/>
+              </w:rPr>
+            </w:r>
+          </w:p>
+        </w:tc>
+        <w:tc>
+          <w:tcPr>
+            <w:tcW w:type="dxa" w:w="1800"/>
+            <w:tcBorders>
+              <w:top w:val="single" w:sz="4" w:color="BFBFBF"/>
+              <w:left w:val="single" w:sz="4" w:color="BFBFBF"/>
+              <w:bottom w:val="single" w:sz="4" w:color="BFBFBF"/>
+              <w:right w:val="single" w:sz="4" w:color="BFBFBF"/>
+            </w:tcBorders>
+            <w:vAlign w:val="center"/>
+          </w:tcPr>
+          <w:p>
+            <w:r/>
+            <w:r>
+              <w:rPr>
+                <w:rFonts w:ascii="Arial" w:hAnsi="Arial" w:cs="Arial"/>
+                <w:b w:val="0"/>
+                <w:i w:val="0"/>
+                <w:color w:val="000000"/>
+                <w:sz w:val="20"/>
+              </w:rPr>
+            </w:r>
+          </w:p>
+        </w:tc>
+      </w:tr>
+      <w:tr>
+        <w:tc>
+          <w:tcPr>
+            <w:tcW w:type="dxa" w:w="3000"/>
+            <w:shd w:val="clear" w:color="auto" w:fill="F1F3F4"/>
+            <w:tcBorders>
+              <w:top w:val="single" w:sz="4" w:color="BFBFBF"/>
+              <w:left w:val="single" w:sz="4" w:color="BFBFBF"/>
+              <w:bottom w:val="single" w:sz="4" w:color="BFBFBF"/>
+              <w:right w:val="single" w:sz="4" w:color="BFBFBF"/>
+            </w:tcBorders>
+            <w:vAlign w:val="center"/>
+          </w:tcPr>
+          <w:p>
+            <w:r/>
+            <w:r>
+              <w:rPr>
+                <w:rFonts w:ascii="Arial" w:hAnsi="Arial" w:cs="Arial"/>
+                <w:b/>
+                <w:i w:val="0"/>
+                <w:color w:val="000000"/>
+                <w:sz w:val="20"/>
+              </w:rPr>
+              <w:t>Process Development Lead</w:t>
+            </w:r>
+          </w:p>
+        </w:tc>
+        <w:tc>
+          <w:tcPr>
+            <w:tcW w:type="dxa" w:w="2600"/>
+            <w:tcBorders>
+              <w:top w:val="single" w:sz="4" w:color="BFBFBF"/>
+              <w:left w:val="single" w:sz="4" w:color="BFBFBF"/>
+              <w:bottom w:val="single" w:sz="4" w:color="BFBFBF"/>
+              <w:right w:val="single" w:sz="4" w:color="BFBFBF"/>
+            </w:tcBorders>
+            <w:vAlign w:val="center"/>
+          </w:tcPr>
+          <w:p>
+            <w:r/>
+            <w:r>
+              <w:rPr>
+                <w:rFonts w:ascii="Arial" w:hAnsi="Arial" w:cs="Arial"/>
+                <w:b w:val="0"/>
+                <w:i w:val="0"/>
+                <w:color w:val="000000"/>
+                <w:sz w:val="20"/>
+              </w:rPr>
+            </w:r>
+          </w:p>
+        </w:tc>
+        <w:tc>
+          <w:tcPr>
+            <w:tcW w:type="dxa" w:w="2600"/>
+            <w:tcBorders>
+              <w:top w:val="single" w:sz="4" w:color="BFBFBF"/>
+              <w:left w:val="single" w:sz="4" w:color="BFBFBF"/>
+              <w:bottom w:val="single" w:sz="4" w:color="BFBFBF"/>
+              <w:right w:val="single" w:sz="4" w:color="BFBFBF"/>
+            </w:tcBorders>
+            <w:vAlign w:val="center"/>
+          </w:tcPr>
+          <w:p>
+            <w:r/>
+            <w:r>
+              <w:rPr>
+                <w:rFonts w:ascii="Arial" w:hAnsi="Arial" w:cs="Arial"/>
+                <w:b w:val="0"/>
+                <w:i w:val="0"/>
+                <w:color w:val="000000"/>
+                <w:sz w:val="20"/>
+              </w:rPr>
+            </w:r>
+          </w:p>
+        </w:tc>
+        <w:tc>
+          <w:tcPr>
+            <w:tcW w:type="dxa" w:w="1800"/>
+            <w:tcBorders>
+              <w:top w:val="single" w:sz="4" w:color="BFBFBF"/>
+              <w:left w:val="single" w:sz="4" w:color="BFBFBF"/>
+              <w:bottom w:val="single" w:sz="4" w:color="BFBFBF"/>
+              <w:right w:val="single" w:sz="4" w:color="BFBFBF"/>
+            </w:tcBorders>
+            <w:vAlign w:val="center"/>
+          </w:tcPr>
+          <w:p>
+            <w:r/>
+            <w:r>
+              <w:rPr>
+                <w:rFonts w:ascii="Arial" w:hAnsi="Arial" w:cs="Arial"/>
+                <w:b w:val="0"/>
+                <w:i w:val="0"/>
+                <w:color w:val="000000"/>
+                <w:sz w:val="20"/>
+              </w:rPr>
+            </w:r>
+          </w:p>
+        </w:tc>
+      </w:tr>
+      <w:tr>
+        <w:tc>
+          <w:tcPr>
+            <w:tcW w:type="dxa" w:w="3000"/>
+            <w:shd w:val="clear" w:color="auto" w:fill="F1F3F4"/>
+            <w:tcBorders>
+              <w:top w:val="single" w:sz="4" w:color="BFBFBF"/>
+              <w:left w:val="single" w:sz="4" w:color="BFBFBF"/>
+              <w:bottom w:val="single" w:sz="4" w:color="BFBFBF"/>
+              <w:right w:val="single" w:sz="4" w:color="BFBFBF"/>
+            </w:tcBorders>
+            <w:vAlign w:val="center"/>
+          </w:tcPr>
+          <w:p>
+            <w:r/>
+            <w:r>
+              <w:rPr>
+                <w:rFonts w:ascii="Arial" w:hAnsi="Arial" w:cs="Arial"/>
+                <w:b/>
+                <w:i w:val="0"/>
+                <w:color w:val="000000"/>
+                <w:sz w:val="20"/>
+              </w:rPr>
+              <w:t>Quality / Compliance (if applicable)</w:t>
+            </w:r>
+          </w:p>
+        </w:tc>
+        <w:tc>
+          <w:tcPr>
+            <w:tcW w:type="dxa" w:w="2600"/>
+            <w:tcBorders>
+              <w:top w:val="single" w:sz="4" w:color="BFBFBF"/>
+              <w:left w:val="single" w:sz="4" w:color="BFBFBF"/>
+              <w:bottom w:val="single" w:sz="4" w:color="BFBFBF"/>
+              <w:right w:val="single" w:sz="4" w:color="BFBFBF"/>
+            </w:tcBorders>
+            <w:vAlign w:val="center"/>
+          </w:tcPr>
+          <w:p>
+            <w:r/>
+            <w:r>
+              <w:rPr>
+                <w:rFonts w:ascii="Arial" w:hAnsi="Arial" w:cs="Arial"/>
+                <w:b w:val="0"/>
+                <w:i w:val="0"/>
+                <w:color w:val="000000"/>
+                <w:sz w:val="20"/>
+              </w:rPr>
+            </w:r>
+          </w:p>
+        </w:tc>
+        <w:tc>
+          <w:tcPr>
+            <w:tcW w:type="dxa" w:w="2600"/>
+            <w:tcBorders>
+              <w:top w:val="single" w:sz="4" w:color="BFBFBF"/>
+              <w:left w:val="single" w:sz="4" w:color="BFBFBF"/>
+              <w:bottom w:val="single" w:sz="4" w:color="BFBFBF"/>
+              <w:right w:val="single" w:sz="4" w:color="BFBFBF"/>
+            </w:tcBorders>
+            <w:vAlign w:val="center"/>
+          </w:tcPr>
+          <w:p>
+            <w:r/>
+            <w:r>
+              <w:rPr>
+                <w:rFonts w:ascii="Arial" w:hAnsi="Arial" w:cs="Arial"/>
+                <w:b w:val="0"/>
+                <w:i w:val="0"/>
+                <w:color w:val="000000"/>
+                <w:sz w:val="20"/>
+              </w:rPr>
+            </w:r>
+          </w:p>
+        </w:tc>
+        <w:tc>
+          <w:tcPr>
+            <w:tcW w:type="dxa" w:w="1800"/>
+            <w:tcBorders>
+              <w:top w:val="single" w:sz="4" w:color="BFBFBF"/>
+              <w:left w:val="single" w:sz="4" w:color="BFBFBF"/>
+              <w:bottom w:val="single" w:sz="4" w:color="BFBFBF"/>
+              <w:right w:val="single" w:sz="4" w:color="BFBFBF"/>
+            </w:tcBorders>
+            <w:vAlign w:val="center"/>
+          </w:tcPr>
+          <w:p>
+            <w:r/>
+            <w:r>
+              <w:rPr>
+                <w:rFonts w:ascii="Arial" w:hAnsi="Arial" w:cs="Arial"/>
+                <w:b w:val="0"/>
+                <w:i w:val="0"/>
+                <w:color w:val="000000"/>
+                <w:sz w:val="20"/>
+              </w:rPr>
+            </w:r>
+          </w:p>
+        </w:tc>
+      </w:tr>
+    </w:tbl>
+    <w:p>
+      <w:pPr>
+        <w:keepNext/>
+        <w:spacing w:before="280" w:after="80"/>
+      </w:pPr>
+      <w:r>
+        <w:br w:type="page"/>
+      </w:r>
+      <w:r>
+        <w:rPr>
+          <w:rFonts w:ascii="Arial" w:hAnsi="Arial" w:cs="Arial"/>
+          <w:b/>
+          <w:i w:val="0"/>
+          <w:color w:val="000000"/>
+          <w:sz w:val="26"/>
+        </w:rPr>
+        <w:t>Appendix A: Figures</w:t>
       </w:r>
     </w:p>
     <w:p>
       <w:pPr>
-        <w:spacing w:after="160" w:before="0"/>
+        <w:keepNext/>
+        <w:spacing w:before="120" w:after="40"/>
+        <w:jc w:val="center"/>
       </w:pPr>
       <w:r>
         <w:rPr>
-          <w:color w:val="334155"/>
-          <w:sz w:val="20"/>
-        </w:rPr>
-        <w:t xml:space="preserve">[ANOMALY] ANOMALY: Cell viability below threshold at 85%.</w:t>
-      </w:r>
-    </w:p>
-    <w:p>
-      <w:pPr>
-        <w:spacing w:after="0" w:before="0"/>
-      </w:pPr>
-      <w:r>
-        <w:rPr>
-          <w:color w:val="334155"/>
-          <w:sz w:val="2"/>
-        </w:rPr>
-        <w:t xml:space="preserve"/>
-      </w:r>
-      <w:r>
-        <w:t xml:space="preserve"/>
-      </w:r>
-    </w:p>
-    <w:p>
-      <w:r>
-        <w:br w:type="page"/>
-      </w:r>
-    </w:p>
-    <w:p>
-      <w:pPr>
-        <w:spacing w:after="0" w:before="0"/>
-      </w:pPr>
-      <w:r>
-        <w:t xml:space="preserve"/>
-      </w:r>
-      <w:r>
-        <w:t xml:space="preserve"/>
-      </w:r>
-    </w:p>
-    <w:p>
-      <w:pPr>
-        <w:spacing w:after="160" w:before="0"/>
-      </w:pPr>
-      <w:r>
-        <w:rPr>
-          <w:b/>
-          <w:color w:val="0F172A"/>
-          <w:sz w:val="28"/>
-        </w:rPr>
-        <w:t>Figures</w:t>
-      </w:r>
-    </w:p>
-    <w:p>
-      <w:pPr>
-        <w:spacing w:after="80" w:before="0"/>
-      </w:pPr>
-      <w:r>
-        <w:rPr>
-          <w:color w:val="334155"/>
+          <w:rFonts w:ascii="Arial" w:hAnsi="Arial" w:cs="Arial"/>
+          <w:b w:val="0"/>
+          <w:i w:val="0"/>
+          <w:color w:val="000000"/>
           <w:sz w:val="20"/>
         </w:rPr>
         <w:t xml:space="preserve"/>
@@ -898,6 +2795,146 @@
                 <pic:pic>
                   <pic:nvPicPr>
                     <pic:cNvPr id="0" name="test_figure_1.png"/>
+                    <pic:cNvPicPr/>
+                  </pic:nvPicPr>
+                  <pic:blipFill>
+                    <a:blip r:embed="rId9"/>
+                    <a:stretch>
+                      <a:fillRect/>
+                    </a:stretch>
+                  </pic:blipFill>
+                  <pic:spPr>
+                    <a:xfrm>
+                      <a:off x="0" y="0"/>
+                      <a:ext cx="5400000" cy="4050000"/>
+                    </a:xfrm>
+                    <a:prstGeom prst="rect"/>
+                  </pic:spPr>
+                </pic:pic>
+              </a:graphicData>
+            </a:graphic>
+          </wp:inline>
+        </w:drawing>
+      </w:r>
+      <w:r>
+        <w:t xml:space="preserve"/>
+      </w:r>
+    </w:p>
+    <w:p>
+      <w:pPr>
+        <w:spacing w:after="160"/>
+        <w:jc w:val="center"/>
+      </w:pPr>
+      <w:r>
+        <w:rPr>
+          <w:rFonts w:ascii="Arial" w:hAnsi="Arial" w:cs="Arial"/>
+          <w:b w:val="0"/>
+          <w:i/>
+          <w:color w:val="5F6368"/>
+          <w:sz w:val="18"/>
+        </w:rPr>
+        <w:t xml:space="preserve">Figure 1: test_figure_1.png  (Weigh Reagents, uploaded 2026-04-01 10:32)</w:t>
+      </w:r>
+    </w:p>
+    <w:p>
+      <w:pPr>
+        <w:keepNext/>
+        <w:spacing w:before="120" w:after="40"/>
+        <w:jc w:val="center"/>
+      </w:pPr>
+      <w:r>
+        <w:rPr>
+          <w:rFonts w:ascii="Arial" w:hAnsi="Arial" w:cs="Arial"/>
+          <w:b w:val="0"/>
+          <w:i w:val="0"/>
+          <w:color w:val="000000"/>
+          <w:sz w:val="20"/>
+        </w:rPr>
+        <w:t xml:space="preserve"/>
+      </w:r>
+      <w:r>
+        <w:drawing>
+          <wp:inline xmlns:a="http://schemas.openxmlformats.org/drawingml/2006/main" xmlns:pic="http://schemas.openxmlformats.org/drawingml/2006/picture">
+            <wp:extent cx="5400000" cy="4050000"/>
+            <wp:docPr id="1002" name="Picture 1"/>
+            <wp:cNvGraphicFramePr>
+              <a:graphicFrameLocks noChangeAspect="1"/>
+            </wp:cNvGraphicFramePr>
+            <a:graphic>
+              <a:graphicData uri="http://schemas.openxmlformats.org/drawingml/2006/picture">
+                <pic:pic>
+                  <pic:nvPicPr>
+                    <pic:cNvPr id="0" name="test_figure_2.png"/>
+                    <pic:cNvPicPr/>
+                  </pic:nvPicPr>
+                  <pic:blipFill>
+                    <a:blip r:embed="rId10"/>
+                    <a:stretch>
+                      <a:fillRect/>
+                    </a:stretch>
+                  </pic:blipFill>
+                  <pic:spPr>
+                    <a:xfrm>
+                      <a:off x="0" y="0"/>
+                      <a:ext cx="5400000" cy="4050000"/>
+                    </a:xfrm>
+                    <a:prstGeom prst="rect"/>
+                  </pic:spPr>
+                </pic:pic>
+              </a:graphicData>
+            </a:graphic>
+          </wp:inline>
+        </w:drawing>
+      </w:r>
+      <w:r>
+        <w:t xml:space="preserve"/>
+      </w:r>
+    </w:p>
+    <w:p>
+      <w:pPr>
+        <w:spacing w:after="160"/>
+        <w:jc w:val="center"/>
+      </w:pPr>
+      <w:r>
+        <w:rPr>
+          <w:rFonts w:ascii="Arial" w:hAnsi="Arial" w:cs="Arial"/>
+          <w:b w:val="0"/>
+          <w:i/>
+          <w:color w:val="5F6368"/>
+          <w:sz w:val="18"/>
+        </w:rPr>
+        <w:t xml:space="preserve">Figure 2: test_figure_2.png  (Dissolve, uploaded 2026-04-01 10:46)</w:t>
+      </w:r>
+    </w:p>
+    <w:p>
+      <w:pPr>
+        <w:keepNext/>
+        <w:spacing w:before="120" w:after="40"/>
+        <w:jc w:val="center"/>
+      </w:pPr>
+      <w:r>
+        <w:rPr>
+          <w:rFonts w:ascii="Arial" w:hAnsi="Arial" w:cs="Arial"/>
+          <w:b w:val="0"/>
+          <w:i w:val="0"/>
+          <w:color w:val="000000"/>
+          <w:sz w:val="20"/>
+        </w:rPr>
+        <w:t xml:space="preserve"/>
+      </w:r>
+      <w:r>
+        <w:drawing>
+          <wp:inline xmlns:a="http://schemas.openxmlformats.org/drawingml/2006/main" xmlns:pic="http://schemas.openxmlformats.org/drawingml/2006/picture">
+            <wp:extent cx="5400000" cy="4050000"/>
+            <wp:docPr id="1003" name="Picture 1"/>
+            <wp:cNvGraphicFramePr>
+              <a:graphicFrameLocks noChangeAspect="1"/>
+            </wp:cNvGraphicFramePr>
+            <a:graphic>
+              <a:graphicData uri="http://schemas.openxmlformats.org/drawingml/2006/picture">
+                <pic:pic>
+                  <pic:nvPicPr>
+                    <pic:cNvPr id="0" name="test_figure_3.png"/>
                     <pic:cNvPicPr/>
                   </pic:nvPicPr>
                   <pic:blipFill>
@@ -925,377 +2962,28 @@
     </w:p>
     <w:p>
       <w:pPr>
-        <w:spacing w:after="240" w:before="0"/>
+        <w:spacing w:after="160"/>
         <w:jc w:val="center"/>
       </w:pPr>
       <w:r>
         <w:rPr>
+          <w:rFonts w:ascii="Arial" w:hAnsi="Arial" w:cs="Arial"/>
+          <w:b w:val="0"/>
           <w:i/>
-          <w:color w:val="64748B"/>
+          <w:color w:val="5F6368"/>
           <w:sz w:val="18"/>
         </w:rPr>
-        <w:t xml:space="preserve">Figure 1: test_figure_1.png</w:t>
-      </w:r>
-    </w:p>
-    <w:p>
-      <w:pPr>
-        <w:spacing w:after="80" w:before="0"/>
-      </w:pPr>
-      <w:r>
-        <w:rPr>
-          <w:color w:val="334155"/>
-          <w:sz w:val="20"/>
-        </w:rPr>
-        <w:t xml:space="preserve"/>
-      </w:r>
-      <w:r>
-        <w:drawing>
-          <wp:inline xmlns:a="http://schemas.openxmlformats.org/drawingml/2006/main" xmlns:pic="http://schemas.openxmlformats.org/drawingml/2006/picture">
-            <wp:extent cx="5400000" cy="4050000"/>
-            <wp:docPr id="1002" name="Picture 1"/>
-            <wp:cNvGraphicFramePr>
-              <a:graphicFrameLocks noChangeAspect="1"/>
-            </wp:cNvGraphicFramePr>
-            <a:graphic>
-              <a:graphicData uri="http://schemas.openxmlformats.org/drawingml/2006/picture">
-                <pic:pic>
-                  <pic:nvPicPr>
-                    <pic:cNvPr id="0" name="test_figure_2.png"/>
-                    <pic:cNvPicPr/>
-                  </pic:nvPicPr>
-                  <pic:blipFill>
-                    <a:blip r:embed="rId12"/>
-                    <a:stretch>
-                      <a:fillRect/>
-                    </a:stretch>
-                  </pic:blipFill>
-                  <pic:spPr>
-                    <a:xfrm>
-                      <a:off x="0" y="0"/>
-                      <a:ext cx="5400000" cy="4050000"/>
-                    </a:xfrm>
-                    <a:prstGeom prst="rect"/>
-                  </pic:spPr>
-                </pic:pic>
-              </a:graphicData>
-            </a:graphic>
-          </wp:inline>
-        </w:drawing>
-      </w:r>
-      <w:r>
-        <w:t xml:space="preserve"/>
-      </w:r>
-    </w:p>
-    <w:p>
-      <w:pPr>
-        <w:spacing w:after="240" w:before="0"/>
-        <w:jc w:val="center"/>
-      </w:pPr>
-      <w:r>
-        <w:rPr>
-          <w:i/>
-          <w:color w:val="64748B"/>
-          <w:sz w:val="18"/>
-        </w:rPr>
-        <w:t xml:space="preserve">Figure 2: test_figure_2.png</w:t>
-      </w:r>
-    </w:p>
-    <w:p>
-      <w:pPr>
-        <w:spacing w:after="80" w:before="0"/>
-      </w:pPr>
-      <w:r>
-        <w:rPr>
-          <w:color w:val="334155"/>
-          <w:sz w:val="20"/>
-        </w:rPr>
-        <w:t xml:space="preserve"/>
-      </w:r>
-      <w:r>
-        <w:drawing>
-          <wp:inline xmlns:a="http://schemas.openxmlformats.org/drawingml/2006/main" xmlns:pic="http://schemas.openxmlformats.org/drawingml/2006/picture">
-            <wp:extent cx="5400000" cy="4050000"/>
-            <wp:docPr id="1003" name="Picture 1"/>
-            <wp:cNvGraphicFramePr>
-              <a:graphicFrameLocks noChangeAspect="1"/>
-            </wp:cNvGraphicFramePr>
-            <a:graphic>
-              <a:graphicData uri="http://schemas.openxmlformats.org/drawingml/2006/picture">
-                <pic:pic>
-                  <pic:nvPicPr>
-                    <pic:cNvPr id="0" name="test_figure_3.png"/>
-                    <pic:cNvPicPr/>
-                  </pic:nvPicPr>
-                  <pic:blipFill>
-                    <a:blip r:embed="rId13"/>
-                    <a:stretch>
-                      <a:fillRect/>
-                    </a:stretch>
-                  </pic:blipFill>
-                  <pic:spPr>
-                    <a:xfrm>
-                      <a:off x="0" y="0"/>
-                      <a:ext cx="5400000" cy="4050000"/>
-                    </a:xfrm>
-                    <a:prstGeom prst="rect"/>
-                  </pic:spPr>
-                </pic:pic>
-              </a:graphicData>
-            </a:graphic>
-          </wp:inline>
-        </w:drawing>
-      </w:r>
-      <w:r>
-        <w:t xml:space="preserve"/>
-      </w:r>
-    </w:p>
-    <w:p>
-      <w:pPr>
-        <w:spacing w:after="240" w:before="0"/>
-        <w:jc w:val="center"/>
-      </w:pPr>
-      <w:r>
-        <w:rPr>
-          <w:i/>
-          <w:color w:val="64748B"/>
-          <w:sz w:val="18"/>
-        </w:rPr>
-        <w:t xml:space="preserve">Figure 3: test_figure_3.png</w:t>
-      </w:r>
-    </w:p>
-    <w:p>
-      <w:pPr>
-        <w:spacing w:after="0" w:before="0"/>
-      </w:pPr>
-      <w:r>
-        <w:rPr>
-          <w:color w:val="334155"/>
-          <w:sz w:val="2"/>
-        </w:rPr>
-        <w:t xml:space="preserve"/>
-      </w:r>
-      <w:r>
-        <w:t xml:space="preserve"/>
-      </w:r>
-    </w:p>
-    <w:p>
-      <w:r>
-        <w:br w:type="page"/>
-      </w:r>
-    </w:p>
-    <w:p>
-      <w:pPr>
-        <w:spacing w:after="0" w:before="0"/>
-      </w:pPr>
-      <w:r>
-        <w:t xml:space="preserve"/>
-      </w:r>
-      <w:r>
-        <w:t xml:space="preserve"/>
-      </w:r>
-    </w:p>
-    <w:p>
-      <w:pPr>
-        <w:spacing w:after="160" w:before="0"/>
-      </w:pPr>
-      <w:r>
-        <w:rPr>
-          <w:b/>
-          <w:color w:val="0F172A"/>
-          <w:sz w:val="22"/>
-        </w:rPr>
-        <w:t>Role Sign-Off</w:t>
-      </w:r>
-    </w:p>
-    <w:p>
-      <w:pPr>
-        <w:spacing w:after="240" w:before="0"/>
-      </w:pPr>
-      <w:r>
-        <w:rPr>
-          <w:b/>
-          <w:color w:val="334155"/>
-          <w:sz w:val="18"/>
-        </w:rPr>
-        <w:t xml:space="preserve"/>
-      </w:r>
-      <w:r>
-        <w:rPr>
-          <w:sz w:val="177800"/>
-          <w:szCs w:val="177800"/>
-          <w:b/>
-        </w:rPr>
-        <w:t xml:space="preserve">Media Prep</w:t>
-      </w:r>
-      <w:r>
-        <w:t xml:space="preserve"/>
-      </w:r>
-    </w:p>
-    <w:p>
-      <w:pPr>
-        <w:spacing w:after="40"/>
-      </w:pPr>
-      <w:r>
-        <w:rPr>
-          <w:color w:val="787878"/>
-          <w:sz w:val="18"/>
-        </w:rPr>
-        <w:t>____________________________</w:t>
-      </w:r>
-    </w:p>
-    <w:p>
-      <w:pPr>
-        <w:spacing w:after="240"/>
-      </w:pPr>
-      <w:r>
-        <w:rPr>
-          <w:color w:val="787878"/>
-          <w:sz w:val="14"/>
-        </w:rPr>
-        <w:t>Signature / Date</w:t>
-      </w:r>
-    </w:p>
-    <w:p>
-      <w:pPr>
-        <w:spacing w:after="240" w:before="0"/>
-      </w:pPr>
-      <w:r>
-        <w:rPr>
-          <w:b/>
-          <w:color w:val="334155"/>
-          <w:sz w:val="18"/>
-        </w:rPr>
-        <w:t xml:space="preserve"/>
-      </w:r>
-      <w:r>
-        <w:t xml:space="preserve"/>
-      </w:r>
-    </w:p>
-    <w:p>
-      <w:r>
-        <w:br w:type="page"/>
-      </w:r>
-    </w:p>
-    <w:p>
-      <w:pPr>
-        <w:spacing w:after="240" w:before="0"/>
-      </w:pPr>
-      <w:r>
-        <w:t xml:space="preserve"/>
-      </w:r>
-      <w:r>
-        <w:rPr>
-          <w:sz w:val="177800"/>
-          <w:szCs w:val="177800"/>
-          <w:b/>
-        </w:rPr>
-        <w:t xml:space="preserve">QC</w:t>
-      </w:r>
-      <w:r>
-        <w:t xml:space="preserve"/>
-      </w:r>
-    </w:p>
-    <w:p>
-      <w:pPr>
-        <w:spacing w:after="40"/>
-      </w:pPr>
-      <w:r>
-        <w:rPr>
-          <w:color w:val="787878"/>
-          <w:sz w:val="18"/>
-        </w:rPr>
-        <w:t>____________________________</w:t>
-      </w:r>
-    </w:p>
-    <w:p>
-      <w:pPr>
-        <w:spacing w:after="240"/>
-      </w:pPr>
-      <w:r>
-        <w:rPr>
-          <w:color w:val="787878"/>
-          <w:sz w:val="14"/>
-        </w:rPr>
-        <w:t>Signature / Date</w:t>
-      </w:r>
-    </w:p>
-    <w:p>
-      <w:r>
-        <w:t/>
+        <w:t xml:space="preserve">Figure 3: test_figure_3.png  (Measure pH, uploaded 2026-04-01 11:16)</w:t>
       </w:r>
     </w:p>
     <w:sectPr>
-      <w:headerReference w:type="default" r:id="rId9"/>
-      <w:footerReference w:type="default" r:id="rId10"/>
       <w:pgSz w:w="12240" w:h="15840"/>
-      <w:pgMar w:top="1440" w:right="1080" w:bottom="1440" w:left="1080" w:header="720" w:footer="720" w:gutter="0"/>
+      <w:pgMar w:top="1080" w:right="1080" w:bottom="1080" w:left="1080" w:header="720" w:footer="720" w:gutter="0"/>
       <w:cols w:space="720"/>
       <w:docGrid w:linePitch="360"/>
     </w:sectPr>
   </w:body>
 </w:document>
-</file>
-
-<file path=word/footer1.xml><?xml version="1.0" encoding="utf-8"?>
-<w:ftr xmlns:m="http://schemas.openxmlformats.org/officeDocument/2006/math" xmlns:mc="http://schemas.openxmlformats.org/markup-compatibility/2006" xmlns:mo="http://schemas.microsoft.com/office/mac/office/2008/main" xmlns:mv="urn:schemas-microsoft-com:mac:vml" xmlns:o="urn:schemas-microsoft-com:office:office" xmlns:r="http://schemas.openxmlformats.org/officeDocument/2006/relationships" xmlns:v="urn:schemas-microsoft-com:vml" xmlns:w10="urn:schemas-microsoft-com:office:word" xmlns:w14="http://schemas.microsoft.com/office/word/2010/wordml" xmlns:w="http://schemas.openxmlformats.org/wordprocessingml/2006/main" xmlns:wne="http://schemas.microsoft.com/office/word/2006/wordml" xmlns:wp14="http://schemas.microsoft.com/office/word/2010/wordprocessingDrawing" xmlns:wp="http://schemas.openxmlformats.org/drawingml/2006/wordprocessingDrawing" xmlns:wpc="http://schemas.microsoft.com/office/word/2010/wordprocessingCanvas" xmlns:wpg="http://schemas.microsoft.com/office/word/2010/wordprocessingGroup" xmlns:wpi="http://schemas.microsoft.com/office/word/2010/wordprocessingInk" xmlns:wps="http://schemas.microsoft.com/office/word/2010/wordprocessingShape" mc:Ignorable="w14 wp14">
-  <w:p>
-    <w:pPr>
-      <w:pStyle w:val="Footer"/>
-      <w:jc w:val="center"/>
-    </w:pPr>
-    <w:r>
-      <w:rPr>
-        <w:color w:val="969696"/>
-        <w:sz w:val="16"/>
-      </w:rPr>
-      <w:t xml:space="preserve">Page </w:t>
-      <w:fldChar w:fldCharType="begin"/>
-      <w:instrText> PAGE </w:instrText>
-      <w:fldChar w:fldCharType="end"/>
-    </w:r>
-    <w:r>
-      <w:rPr>
-        <w:color w:val="969696"/>
-        <w:sz w:val="16"/>
-      </w:rPr>
-      <w:t xml:space="preserve"> / </w:t>
-      <w:fldChar w:fldCharType="begin"/>
-      <w:instrText> NUMPAGES </w:instrText>
-      <w:fldChar w:fldCharType="end"/>
-    </w:r>
-  </w:p>
-</w:ftr>
-</file>
-
-<file path=word/header1.xml><?xml version="1.0" encoding="utf-8"?>
-<w:hdr xmlns:m="http://schemas.openxmlformats.org/officeDocument/2006/math" xmlns:mc="http://schemas.openxmlformats.org/markup-compatibility/2006" xmlns:mo="http://schemas.microsoft.com/office/mac/office/2008/main" xmlns:mv="urn:schemas-microsoft-com:mac:vml" xmlns:o="urn:schemas-microsoft-com:office:office" xmlns:r="http://schemas.openxmlformats.org/officeDocument/2006/relationships" xmlns:v="urn:schemas-microsoft-com:vml" xmlns:w10="urn:schemas-microsoft-com:office:word" xmlns:w14="http://schemas.microsoft.com/office/word/2010/wordml" xmlns:w="http://schemas.openxmlformats.org/wordprocessingml/2006/main" xmlns:wne="http://schemas.microsoft.com/office/word/2006/wordml" xmlns:wp14="http://schemas.microsoft.com/office/word/2010/wordprocessingDrawing" xmlns:wp="http://schemas.openxmlformats.org/drawingml/2006/wordprocessingDrawing" xmlns:wpc="http://schemas.microsoft.com/office/word/2010/wordprocessingCanvas" xmlns:wpg="http://schemas.microsoft.com/office/word/2010/wordprocessingGroup" xmlns:wpi="http://schemas.microsoft.com/office/word/2010/wordprocessingInk" xmlns:wps="http://schemas.microsoft.com/office/word/2010/wordprocessingShape" mc:Ignorable="w14 wp14">
-  <w:p>
-    <w:pPr>
-      <w:pStyle w:val="Header"/>
-      <w:tabs>
-        <w:tab w:pos="10080" w:val="right"/>
-      </w:tabs>
-      <w:jc w:val="left"/>
-    </w:pPr>
-    <w:r>
-      <w:rPr>
-        <w:i/>
-        <w:color w:val="787878"/>
-        <w:sz w:val="18"/>
-      </w:rPr>
-      <w:t xml:space="preserve">BATCH RECORD: Multi-Role Buffer Protocol</w:t>
-      <w:tab/>
-    </w:r>
-    <w:r>
-      <w:rPr>
-        <w:i/>
-        <w:color w:val="787878"/>
-        <w:sz w:val="18"/>
-      </w:rPr>
-      <w:t xml:space="preserve">v2  |  April 1, 2026</w:t>
-    </w:r>
-  </w:p>
-</w:hdr>
 </file>
 
 <file path=word/numbering.xml><?xml version="1.0" encoding="utf-8"?>
@@ -1661,6 +3349,11 @@
     <w:name w:val="Normal"/>
     <w:qFormat/>
     <w:rsid w:val="00FC693F"/>
+    <w:rPr>
+      <w:rFonts w:ascii="Arial" w:hAnsi="Arial"/>
+      <w:color w:val="000000"/>
+      <w:sz w:val="20"/>
+    </w:rPr>
   </w:style>
   <w:style w:type="paragraph" w:styleId="Header">
     <w:name w:val="header"/>
